--- a/CRV_Orientaciones_Acceso_y_Legitimacion_2026_v7.docx
+++ b/CRV_Orientaciones_Acceso_y_Legitimacion_2026_v7.docx
@@ -4729,8 +4729,6 @@
         <w:pStyle w:val="Ttulo2"/>
         <w:rPr>
           <w:rFonts w:ascii="Arial" w:hAnsi="Arial" w:cs="Arial"/>
-          <w:b/>
-          <w:bCs/>
           <w:color w:val="auto"/>
           <w:sz w:val="22"/>
           <w:szCs w:val="22"/>
@@ -4747,626 +4745,7 @@
           <w:szCs w:val="22"/>
           <w:lang w:val="es-ES"/>
         </w:rPr>
-        <w:t xml:space="preserve">2. </w:t>
-      </w:r>
-      <w:r>
-        <w:rPr>
-          <w:rFonts w:ascii="Arial" w:hAnsi="Arial" w:cs="Arial"/>
-          <w:b/>
-          <w:bCs/>
-          <w:color w:val="auto"/>
-          <w:sz w:val="22"/>
-          <w:szCs w:val="22"/>
-          <w:lang w:val="es-ES"/>
-        </w:rPr>
-        <w:t>Mapeo de gobernanza</w:t>
-      </w:r>
-      <w:r>
-        <w:rPr>
-          <w:rFonts w:ascii="Arial" w:hAnsi="Arial" w:cs="Arial"/>
-          <w:b/>
-          <w:bCs/>
-          <w:color w:val="auto"/>
-          <w:sz w:val="22"/>
-          <w:szCs w:val="22"/>
-          <w:lang w:val="es-ES"/>
-        </w:rPr>
-        <w:t>, relaciones económicas</w:t>
-      </w:r>
-      <w:r>
-        <w:rPr>
-          <w:rFonts w:ascii="Arial" w:hAnsi="Arial" w:cs="Arial"/>
-          <w:b/>
-          <w:bCs/>
-          <w:color w:val="auto"/>
-          <w:sz w:val="22"/>
-          <w:szCs w:val="22"/>
-          <w:lang w:val="es-ES"/>
-        </w:rPr>
-        <w:t xml:space="preserve"> y poder real</w:t>
-      </w:r>
-    </w:p>
-    <w:p>
-      <w:pPr>
-        <w:numPr>
-          <w:ilvl w:val="0"/>
-          <w:numId w:val="6"/>
-        </w:numPr>
-        <w:jc w:val="both"/>
-        <w:rPr>
-          <w:rFonts w:ascii="Arial" w:hAnsi="Arial" w:cs="Arial"/>
-          <w:sz w:val="22"/>
-          <w:szCs w:val="22"/>
-          <w:lang w:val="es-ES"/>
-        </w:rPr>
-      </w:pPr>
-      <w:r>
-        <w:rPr>
-          <w:rFonts w:ascii="Arial" w:hAnsi="Arial" w:cs="Arial"/>
-          <w:b/>
-          <w:bCs/>
-          <w:sz w:val="22"/>
-          <w:szCs w:val="22"/>
-          <w:lang w:val="es-ES"/>
-        </w:rPr>
-        <w:t>Acción:</w:t>
-      </w:r>
-      <w:r>
-        <w:rPr>
-          <w:rFonts w:ascii="Arial" w:hAnsi="Arial" w:cs="Arial"/>
-          <w:sz w:val="22"/>
-          <w:szCs w:val="22"/>
-          <w:lang w:val="es-ES"/>
-        </w:rPr>
-        <w:t xml:space="preserve"> </w:t>
-      </w:r>
-      <w:r>
-        <w:rPr>
-          <w:rFonts w:ascii="Arial" w:hAnsi="Arial" w:cs="Arial"/>
-          <w:sz w:val="22"/>
-          <w:szCs w:val="22"/>
-        </w:rPr>
-        <w:t>Registrar</w:t>
-      </w:r>
-      <w:r>
-        <w:rPr>
-          <w:rFonts w:ascii="Arial" w:hAnsi="Arial" w:cs="Arial"/>
-          <w:sz w:val="22"/>
-          <w:szCs w:val="22"/>
-        </w:rPr>
-        <w:t xml:space="preserve"> cómo se toman las decisiones (consensos, asambleas o jerarquías)</w:t>
-      </w:r>
-      <w:r>
-        <w:rPr>
-          <w:rFonts w:ascii="Arial" w:hAnsi="Arial" w:cs="Arial"/>
-          <w:sz w:val="22"/>
-          <w:szCs w:val="22"/>
-        </w:rPr>
-        <w:t xml:space="preserve">, </w:t>
-      </w:r>
-      <w:r>
-        <w:rPr>
-          <w:rFonts w:ascii="Arial" w:hAnsi="Arial" w:cs="Arial"/>
-          <w:sz w:val="22"/>
-          <w:szCs w:val="22"/>
-        </w:rPr>
-        <w:t xml:space="preserve">qué redes de intercambio </w:t>
-      </w:r>
-      <w:r>
-        <w:rPr>
-          <w:rFonts w:ascii="Arial" w:hAnsi="Arial" w:cs="Arial"/>
-          <w:sz w:val="22"/>
-          <w:szCs w:val="22"/>
-        </w:rPr>
-        <w:t xml:space="preserve">existen </w:t>
-      </w:r>
-      <w:r>
-        <w:rPr>
-          <w:rFonts w:ascii="Arial" w:hAnsi="Arial" w:cs="Arial"/>
-          <w:sz w:val="22"/>
-          <w:szCs w:val="22"/>
-        </w:rPr>
-        <w:t xml:space="preserve">y si las mismas están basadas en lazos </w:t>
-      </w:r>
-      <w:r>
-        <w:rPr>
-          <w:rFonts w:ascii="Arial" w:hAnsi="Arial" w:cs="Arial"/>
-          <w:sz w:val="22"/>
-          <w:szCs w:val="22"/>
-        </w:rPr>
-        <w:t xml:space="preserve">familiares </w:t>
-      </w:r>
-      <w:r>
-        <w:rPr>
-          <w:rFonts w:ascii="Arial" w:hAnsi="Arial" w:cs="Arial"/>
-          <w:sz w:val="22"/>
-          <w:szCs w:val="22"/>
-        </w:rPr>
-        <w:t>extendidos, vecinales</w:t>
-      </w:r>
-      <w:r>
-        <w:rPr>
-          <w:rFonts w:ascii="Arial" w:hAnsi="Arial" w:cs="Arial"/>
-          <w:sz w:val="22"/>
-          <w:szCs w:val="22"/>
-        </w:rPr>
-        <w:t>,</w:t>
-      </w:r>
-      <w:r>
-        <w:rPr>
-          <w:rFonts w:ascii="Arial" w:hAnsi="Arial" w:cs="Arial"/>
-          <w:sz w:val="22"/>
-          <w:szCs w:val="22"/>
-        </w:rPr>
-        <w:t xml:space="preserve"> </w:t>
-      </w:r>
-      <w:r>
-        <w:rPr>
-          <w:rFonts w:ascii="Arial" w:hAnsi="Arial" w:cs="Arial"/>
-          <w:sz w:val="22"/>
-          <w:szCs w:val="22"/>
-        </w:rPr>
-        <w:t>amistad</w:t>
-      </w:r>
-      <w:r>
-        <w:rPr>
-          <w:rFonts w:ascii="Arial" w:hAnsi="Arial" w:cs="Arial"/>
-          <w:sz w:val="22"/>
-          <w:szCs w:val="22"/>
-        </w:rPr>
-        <w:t xml:space="preserve"> o</w:t>
-      </w:r>
-      <w:r>
-        <w:rPr>
-          <w:rFonts w:ascii="Arial" w:hAnsi="Arial" w:cs="Arial"/>
-          <w:sz w:val="22"/>
-          <w:szCs w:val="22"/>
-        </w:rPr>
-        <w:t xml:space="preserve"> burocracia del Estado</w:t>
-      </w:r>
-      <w:r>
-        <w:rPr>
-          <w:rFonts w:ascii="Arial" w:hAnsi="Arial" w:cs="Arial"/>
-          <w:sz w:val="22"/>
-          <w:szCs w:val="22"/>
-        </w:rPr>
-        <w:t xml:space="preserve">. </w:t>
-      </w:r>
-    </w:p>
-    <w:p>
-      <w:pPr>
-        <w:numPr>
-          <w:ilvl w:val="0"/>
-          <w:numId w:val="6"/>
-        </w:numPr>
-        <w:jc w:val="both"/>
-        <w:rPr>
-          <w:rFonts w:ascii="Arial" w:hAnsi="Arial" w:cs="Arial"/>
-          <w:sz w:val="22"/>
-          <w:szCs w:val="22"/>
-        </w:rPr>
-      </w:pPr>
-      <w:r>
-        <w:rPr>
-          <w:rFonts w:ascii="Arial" w:hAnsi="Arial" w:cs="Arial"/>
-          <w:b/>
-          <w:bCs/>
-          <w:sz w:val="22"/>
-          <w:szCs w:val="22"/>
-        </w:rPr>
-        <w:t>Herramienta:</w:t>
-      </w:r>
-      <w:r>
-        <w:rPr>
-          <w:rFonts w:ascii="Arial" w:hAnsi="Arial" w:cs="Arial"/>
-          <w:sz w:val="22"/>
-          <w:szCs w:val="22"/>
-        </w:rPr>
-        <w:t xml:space="preserve"> </w:t>
-      </w:r>
-      <w:r>
-        <w:rPr>
-          <w:rFonts w:ascii="Arial" w:hAnsi="Arial" w:cs="Arial"/>
-          <w:sz w:val="22"/>
-          <w:szCs w:val="22"/>
-        </w:rPr>
-        <w:t xml:space="preserve">Sociograma de Redes de Influencia para mapear los flujos de poder y la autoridad moral dentro de la comunidad. </w:t>
-      </w:r>
-    </w:p>
-    <w:p>
-      <w:pPr>
-        <w:pStyle w:val="Ttulo2"/>
-        <w:rPr>
-          <w:rFonts w:ascii="Arial" w:hAnsi="Arial" w:cs="Arial"/>
-          <w:b/>
-          <w:bCs/>
-          <w:color w:val="auto"/>
-          <w:sz w:val="22"/>
-          <w:szCs w:val="22"/>
-          <w:lang w:val="es-ES"/>
-        </w:rPr>
-      </w:pPr>
-      <w:r>
-        <w:rPr>
-          <w:rFonts w:ascii="Arial" w:hAnsi="Arial" w:cs="Arial"/>
-          <w:b/>
-          <w:bCs/>
-          <w:color w:val="auto"/>
-          <w:sz w:val="22"/>
-          <w:szCs w:val="22"/>
-          <w:lang w:val="es-ES"/>
-        </w:rPr>
-        <w:t xml:space="preserve">3. </w:t>
-      </w:r>
-      <w:r>
-        <w:rPr>
-          <w:rFonts w:ascii="Arial" w:hAnsi="Arial" w:cs="Arial"/>
-          <w:b/>
-          <w:bCs/>
-          <w:color w:val="auto"/>
-          <w:sz w:val="22"/>
-          <w:szCs w:val="22"/>
-          <w:lang w:val="es-ES"/>
-        </w:rPr>
-        <w:t>Identificación y gestión de actores de poder informal</w:t>
-      </w:r>
-    </w:p>
-    <w:p>
-      <w:pPr>
-        <w:jc w:val="both"/>
-        <w:rPr>
-          <w:rFonts w:ascii="Arial" w:hAnsi="Arial" w:cs="Arial"/>
-          <w:sz w:val="22"/>
-          <w:szCs w:val="22"/>
-          <w:lang w:val="es-ES"/>
-        </w:rPr>
-      </w:pPr>
-      <w:r>
-        <w:rPr>
-          <w:rFonts w:ascii="Arial" w:hAnsi="Arial" w:cs="Arial"/>
-          <w:b/>
-          <w:bCs/>
-          <w:sz w:val="22"/>
-          <w:szCs w:val="22"/>
-          <w:lang w:val="es-ES"/>
-        </w:rPr>
-        <w:t>Acción:</w:t>
-      </w:r>
-      <w:r>
-        <w:rPr>
-          <w:rFonts w:ascii="Arial" w:hAnsi="Arial" w:cs="Arial"/>
-          <w:sz w:val="22"/>
-          <w:szCs w:val="22"/>
-          <w:lang w:val="es-ES"/>
-        </w:rPr>
-        <w:t> El mapeo de gobernanza permite identificar la estructura formal del liderazgo, pero en muchas comunidades existen actores de poder informal —grupos irregulares, líderes políticos sin cargo explícito, redes de control económico o territorial— que no aparecen en los mapeos previos y que pueden incidir directamente sobre la viabilidad del proyecto. La filial debe desarrollar sensibilidad para detectarlos desde la primera visita.</w:t>
-      </w:r>
-    </w:p>
-    <w:p>
-      <w:pPr>
-        <w:jc w:val="both"/>
-        <w:rPr>
-          <w:rFonts w:ascii="Arial" w:hAnsi="Arial" w:cs="Arial"/>
-          <w:b/>
-          <w:bCs/>
-          <w:sz w:val="22"/>
-          <w:szCs w:val="22"/>
-          <w:lang w:val="es-ES"/>
-        </w:rPr>
-      </w:pPr>
-      <w:r>
-        <w:rPr>
-          <w:rFonts w:ascii="Arial" w:hAnsi="Arial" w:cs="Arial"/>
-          <w:b/>
-          <w:bCs/>
-          <w:sz w:val="22"/>
-          <w:szCs w:val="22"/>
-          <w:lang w:val="es-ES"/>
-        </w:rPr>
-        <w:t>Señales de alerta:</w:t>
-      </w:r>
-    </w:p>
-    <w:p>
-      <w:pPr>
-        <w:numPr>
-          <w:ilvl w:val="0"/>
-          <w:numId w:val="33"/>
-        </w:numPr>
-        <w:jc w:val="both"/>
-        <w:rPr>
-          <w:rFonts w:ascii="Arial" w:hAnsi="Arial" w:cs="Arial"/>
-          <w:sz w:val="22"/>
-          <w:szCs w:val="22"/>
-          <w:lang w:val="es-ES"/>
-        </w:rPr>
-      </w:pPr>
-      <w:r>
-        <w:rPr>
-          <w:rFonts w:ascii="Arial" w:hAnsi="Arial" w:cs="Arial"/>
-          <w:sz w:val="22"/>
-          <w:szCs w:val="22"/>
-          <w:lang w:val="es-ES"/>
-        </w:rPr>
-        <w:lastRenderedPageBreak/>
-        <w:t>Personas sin cargo formal a quienes el liderazgo consulta o pide aprobación antes de tomar decisiones.</w:t>
-      </w:r>
-    </w:p>
-    <w:p>
-      <w:pPr>
-        <w:numPr>
-          <w:ilvl w:val="0"/>
-          <w:numId w:val="33"/>
-        </w:numPr>
-        <w:jc w:val="both"/>
-        <w:rPr>
-          <w:rFonts w:ascii="Arial" w:hAnsi="Arial" w:cs="Arial"/>
-          <w:sz w:val="22"/>
-          <w:szCs w:val="22"/>
-          <w:lang w:val="es-ES"/>
-        </w:rPr>
-      </w:pPr>
-      <w:r>
-        <w:rPr>
-          <w:rFonts w:ascii="Arial" w:hAnsi="Arial" w:cs="Arial"/>
-          <w:sz w:val="22"/>
-          <w:szCs w:val="22"/>
-          <w:lang w:val="es-ES"/>
-        </w:rPr>
-        <w:t>Referencias veladas a "permisos" o "acuerdos" que deben gestionarse fuera de los canales formales.</w:t>
-      </w:r>
-    </w:p>
-    <w:p>
-      <w:pPr>
-        <w:numPr>
-          <w:ilvl w:val="0"/>
-          <w:numId w:val="33"/>
-        </w:numPr>
-        <w:jc w:val="both"/>
-        <w:rPr>
-          <w:rFonts w:ascii="Arial" w:hAnsi="Arial" w:cs="Arial"/>
-          <w:sz w:val="22"/>
-          <w:szCs w:val="22"/>
-          <w:lang w:val="es-ES"/>
-        </w:rPr>
-      </w:pPr>
-      <w:r>
-        <w:rPr>
-          <w:rFonts w:ascii="Arial" w:hAnsi="Arial" w:cs="Arial"/>
-          <w:sz w:val="22"/>
-          <w:szCs w:val="22"/>
-          <w:lang w:val="es-ES"/>
-        </w:rPr>
-        <w:t>Cambios repentinos de actitud del liderazgo sin explicación aparente.</w:t>
-      </w:r>
-    </w:p>
-    <w:p>
-      <w:pPr>
-        <w:numPr>
-          <w:ilvl w:val="0"/>
-          <w:numId w:val="33"/>
-        </w:numPr>
-        <w:jc w:val="both"/>
-        <w:rPr>
-          <w:rFonts w:ascii="Arial" w:hAnsi="Arial" w:cs="Arial"/>
-          <w:sz w:val="22"/>
-          <w:szCs w:val="22"/>
-          <w:lang w:val="es-ES"/>
-        </w:rPr>
-      </w:pPr>
-      <w:r>
-        <w:rPr>
-          <w:rFonts w:ascii="Arial" w:hAnsi="Arial" w:cs="Arial"/>
-          <w:sz w:val="22"/>
-          <w:szCs w:val="22"/>
-          <w:lang w:val="es-ES"/>
-        </w:rPr>
-        <w:t>Restricciones espontáneas sobre ciertos espacios físicos, horarios o temas de conversación.</w:t>
-      </w:r>
-    </w:p>
-    <w:p>
-      <w:pPr>
-        <w:numPr>
-          <w:ilvl w:val="0"/>
-          <w:numId w:val="33"/>
-        </w:numPr>
-        <w:jc w:val="both"/>
-        <w:rPr>
-          <w:rFonts w:ascii="Arial" w:hAnsi="Arial" w:cs="Arial"/>
-          <w:sz w:val="22"/>
-          <w:szCs w:val="22"/>
-          <w:lang w:val="es-ES"/>
-        </w:rPr>
-      </w:pPr>
-      <w:r>
-        <w:rPr>
-          <w:rFonts w:ascii="Arial" w:hAnsi="Arial" w:cs="Arial"/>
-          <w:sz w:val="22"/>
-          <w:szCs w:val="22"/>
-          <w:lang w:val="es-ES"/>
-        </w:rPr>
-        <w:t>Presencia de personas no identificadas que observan las actividades sin participar.</w:t>
-      </w:r>
-    </w:p>
-    <w:p>
-      <w:pPr>
-        <w:jc w:val="both"/>
-        <w:rPr>
-          <w:rFonts w:ascii="Arial" w:hAnsi="Arial" w:cs="Arial"/>
-          <w:b/>
-          <w:bCs/>
-          <w:sz w:val="22"/>
-          <w:szCs w:val="22"/>
-          <w:lang w:val="es-ES"/>
-        </w:rPr>
-      </w:pPr>
-      <w:r>
-        <w:rPr>
-          <w:rFonts w:ascii="Arial" w:hAnsi="Arial" w:cs="Arial"/>
-          <w:b/>
-          <w:bCs/>
-          <w:sz w:val="22"/>
-          <w:szCs w:val="22"/>
-          <w:lang w:val="es-ES"/>
-        </w:rPr>
-        <w:t>Protocolo de neutralidad:</w:t>
-      </w:r>
-    </w:p>
-    <w:p>
-      <w:pPr>
-        <w:numPr>
-          <w:ilvl w:val="0"/>
-          <w:numId w:val="34"/>
-        </w:numPr>
-        <w:jc w:val="both"/>
-        <w:rPr>
-          <w:rFonts w:ascii="Arial" w:hAnsi="Arial" w:cs="Arial"/>
-          <w:sz w:val="22"/>
-          <w:szCs w:val="22"/>
-          <w:lang w:val="es-ES"/>
-        </w:rPr>
-      </w:pPr>
-      <w:r>
-        <w:rPr>
-          <w:rFonts w:ascii="Arial" w:hAnsi="Arial" w:cs="Arial"/>
-          <w:sz w:val="22"/>
-          <w:szCs w:val="22"/>
-          <w:lang w:val="es-ES"/>
-        </w:rPr>
-        <w:t>No tomar partido ni alinearse públicamente con ningún actor de poder —formal o informal— que tenga disputas internas dentro de la comunidad.</w:t>
-      </w:r>
-    </w:p>
-    <w:p>
-      <w:pPr>
-        <w:numPr>
-          <w:ilvl w:val="0"/>
-          <w:numId w:val="34"/>
-        </w:numPr>
-        <w:jc w:val="both"/>
-        <w:rPr>
-          <w:rFonts w:ascii="Arial" w:hAnsi="Arial" w:cs="Arial"/>
-          <w:sz w:val="22"/>
-          <w:szCs w:val="22"/>
-          <w:lang w:val="es-ES"/>
-        </w:rPr>
-      </w:pPr>
-      <w:r>
-        <w:rPr>
-          <w:rFonts w:ascii="Arial" w:hAnsi="Arial" w:cs="Arial"/>
-          <w:sz w:val="22"/>
-          <w:szCs w:val="22"/>
-          <w:lang w:val="es-ES"/>
-        </w:rPr>
-        <w:t>Evitar que el proyecto sea asociado con una facción política, económica o social específica.</w:t>
-      </w:r>
-    </w:p>
-    <w:p>
-      <w:pPr>
-        <w:numPr>
-          <w:ilvl w:val="0"/>
-          <w:numId w:val="34"/>
-        </w:numPr>
-        <w:jc w:val="both"/>
-        <w:rPr>
-          <w:rFonts w:ascii="Arial" w:hAnsi="Arial" w:cs="Arial"/>
-          <w:sz w:val="22"/>
-          <w:szCs w:val="22"/>
-          <w:lang w:val="es-ES"/>
-        </w:rPr>
-      </w:pPr>
-      <w:r>
-        <w:rPr>
-          <w:rFonts w:ascii="Arial" w:hAnsi="Arial" w:cs="Arial"/>
-          <w:sz w:val="22"/>
-          <w:szCs w:val="22"/>
-          <w:lang w:val="es-ES"/>
-        </w:rPr>
-        <w:t>Si un actor informal condiciona el acceso o la continuidad del proyecto, documentar el hecho internamente y escalar a la coordinación de la filial antes de tomar cualquier decisión.</w:t>
-      </w:r>
-    </w:p>
-    <w:p>
-      <w:pPr>
-        <w:jc w:val="both"/>
-        <w:rPr>
-          <w:rFonts w:ascii="Arial" w:hAnsi="Arial" w:cs="Arial"/>
-          <w:sz w:val="22"/>
-          <w:szCs w:val="22"/>
-          <w:lang w:val="es-ES"/>
-        </w:rPr>
-      </w:pPr>
-      <w:r>
-        <w:rPr>
-          <w:rFonts w:ascii="Arial" w:hAnsi="Arial" w:cs="Arial"/>
-          <w:b/>
-          <w:bCs/>
-          <w:sz w:val="22"/>
-          <w:szCs w:val="22"/>
-          <w:lang w:val="es-ES"/>
-        </w:rPr>
-        <w:t>Estrategia de campo:</w:t>
-      </w:r>
-      <w:r>
-        <w:rPr>
-          <w:rFonts w:ascii="Arial" w:hAnsi="Arial" w:cs="Arial"/>
-          <w:sz w:val="22"/>
-          <w:szCs w:val="22"/>
-          <w:lang w:val="es-ES"/>
-        </w:rPr>
-        <w:t> Ante la presencia de actores de poder informal, la postura de la filial es de observación activa y no confrontación. El objetivo es comprender su rol sin reconocerlo públicamente ni ceder ante condiciones que comprometan la neutralidad institucional o la seguridad del equipo.</w:t>
-      </w:r>
-    </w:p>
-    <w:p>
-      <w:pPr>
-        <w:jc w:val="both"/>
-        <w:rPr>
-          <w:rFonts w:ascii="Arial" w:hAnsi="Arial" w:cs="Arial"/>
-          <w:sz w:val="22"/>
-          <w:szCs w:val="22"/>
-          <w:lang w:val="es-ES"/>
-        </w:rPr>
-      </w:pPr>
-      <w:r>
-        <w:rPr>
-          <w:rFonts w:ascii="Arial" w:hAnsi="Arial" w:cs="Arial"/>
-          <w:b/>
-          <w:bCs/>
-          <w:sz w:val="22"/>
-          <w:szCs w:val="22"/>
-          <w:lang w:val="es-ES"/>
-        </w:rPr>
-        <w:t>Punto crítico:</w:t>
-      </w:r>
-      <w:r>
-        <w:rPr>
-          <w:rFonts w:ascii="Arial" w:hAnsi="Arial" w:cs="Arial"/>
-          <w:sz w:val="22"/>
-          <w:szCs w:val="22"/>
-          <w:lang w:val="es-ES"/>
-        </w:rPr>
-        <w:t> Identificar a estos actores no equivale a negociar con ellos. La CRV no reconoce como interlocutores válidos a actores cuya autoridad se basa en el control territorial por medios no legítimos. Si su presencia representa un riesgo para el equipo o la comunidad, debe activarse el protocolo de seguridad de la filial.</w:t>
-      </w:r>
-    </w:p>
-    <w:p>
-      <w:pPr>
-        <w:pStyle w:val="Ttulo2"/>
-        <w:rPr>
-          <w:rFonts w:ascii="Arial" w:hAnsi="Arial" w:cs="Arial"/>
-          <w:color w:val="auto"/>
-          <w:sz w:val="22"/>
-          <w:szCs w:val="22"/>
-          <w:lang w:val="es-ES"/>
-        </w:rPr>
-      </w:pPr>
-      <w:r>
-        <w:rPr>
-          <w:rFonts w:ascii="Arial" w:hAnsi="Arial" w:cs="Arial"/>
-          <w:b/>
-          <w:bCs/>
-          <w:color w:val="auto"/>
-          <w:sz w:val="22"/>
-          <w:szCs w:val="22"/>
-          <w:lang w:val="es-ES"/>
-        </w:rPr>
-        <w:t>4</w:t>
+        <w:t>2</w:t>
       </w:r>
       <w:r>
         <w:rPr>
@@ -6134,7 +5513,7 @@
           <w:szCs w:val="22"/>
           <w:lang w:val="es-ES"/>
         </w:rPr>
-        <w:t>5</w:t>
+        <w:t>3</w:t>
       </w:r>
       <w:r>
         <w:rPr>
@@ -6252,312 +5631,18 @@
         <w:pStyle w:val="Ttulo2"/>
         <w:rPr>
           <w:rFonts w:ascii="Arial" w:hAnsi="Arial" w:cs="Arial"/>
-          <w:b/>
-          <w:bCs/>
-          <w:color w:val="auto"/>
-          <w:sz w:val="22"/>
-          <w:szCs w:val="22"/>
-          <w:lang w:val="es-ES"/>
-        </w:rPr>
-      </w:pPr>
-      <w:r>
-        <w:rPr>
-          <w:rFonts w:ascii="Arial" w:hAnsi="Arial" w:cs="Arial"/>
-          <w:b/>
-          <w:bCs/>
-          <w:color w:val="auto"/>
-          <w:sz w:val="22"/>
-          <w:szCs w:val="22"/>
-          <w:lang w:val="es-ES"/>
-        </w:rPr>
-        <w:t>6</w:t>
-      </w:r>
-      <w:r>
-        <w:rPr>
-          <w:rFonts w:ascii="Arial" w:hAnsi="Arial" w:cs="Arial"/>
-          <w:b/>
-          <w:bCs/>
-          <w:color w:val="auto"/>
-          <w:sz w:val="22"/>
-          <w:szCs w:val="22"/>
-          <w:lang w:val="es-ES"/>
-        </w:rPr>
-        <w:t>. Planificación de la convocatoria comunitaria</w:t>
-      </w:r>
-    </w:p>
-    <w:p>
-      <w:pPr>
-        <w:jc w:val="both"/>
-        <w:rPr>
-          <w:rFonts w:ascii="Arial" w:hAnsi="Arial" w:cs="Arial"/>
-          <w:sz w:val="22"/>
-          <w:szCs w:val="22"/>
-          <w:lang w:val="es-ES"/>
-        </w:rPr>
-      </w:pPr>
-      <w:r>
-        <w:rPr>
-          <w:rFonts w:ascii="Arial" w:hAnsi="Arial" w:cs="Arial"/>
-          <w:b/>
-          <w:bCs/>
-          <w:sz w:val="22"/>
-          <w:szCs w:val="22"/>
-          <w:lang w:val="es-ES"/>
-        </w:rPr>
-        <w:t>Acción:</w:t>
-      </w:r>
-      <w:r>
-        <w:rPr>
-          <w:rFonts w:ascii="Arial" w:hAnsi="Arial" w:cs="Arial"/>
-          <w:sz w:val="22"/>
-          <w:szCs w:val="22"/>
-          <w:lang w:val="es-ES"/>
-        </w:rPr>
-        <w:t xml:space="preserve"> Una vez establecido el vínculo con el liderazgo y definido el propósito del trabajo conjunto, la filial debe planificar de manera explícita cómo se convocará a los miembros de la comunidad para las actividades del proyecto. En el área de GRD, una convocatoria sostenida de entre 15 y 30 personas debe considerarse un resultado exitoso; partir de expectativas más altas puede llevar a evaluaciones de fracaso que no reflejan la realidad del trabajo comunitario en este campo.</w:t>
-      </w:r>
-    </w:p>
-    <w:p>
-      <w:pPr>
-        <w:jc w:val="both"/>
-        <w:rPr>
-          <w:rFonts w:ascii="Arial" w:hAnsi="Arial" w:cs="Arial"/>
-          <w:sz w:val="22"/>
-          <w:szCs w:val="22"/>
-          <w:lang w:val="es-ES"/>
-        </w:rPr>
-      </w:pPr>
-      <w:r>
-        <w:rPr>
-          <w:rFonts w:ascii="Arial" w:hAnsi="Arial" w:cs="Arial"/>
-          <w:b/>
-          <w:bCs/>
-          <w:sz w:val="22"/>
-          <w:szCs w:val="22"/>
-          <w:lang w:val="es-ES"/>
-        </w:rPr>
-        <w:t>Punto crítico:</w:t>
-      </w:r>
-      <w:r>
-        <w:rPr>
-          <w:rFonts w:ascii="Arial" w:hAnsi="Arial" w:cs="Arial"/>
-          <w:sz w:val="22"/>
-          <w:szCs w:val="22"/>
-          <w:lang w:val="es-ES"/>
-        </w:rPr>
-        <w:t xml:space="preserve"> Delegar la convocatoria exclusivamente en el liderazgo comunitario es la estrategia más común, pero también la más frágil: los líderes convocan a quienes conocen, lo que puede excluir sectores de la comunidad y generar una participación desequilibrada. Además, los contextos políticos locales, la superposición de actividades y las múltiples demandas sobre el tiempo de los habitantes reducen la participación de manera impredecible.</w:t>
-      </w:r>
-    </w:p>
-    <w:p>
-      <w:pPr>
-        <w:jc w:val="both"/>
-        <w:rPr>
-          <w:rFonts w:ascii="Arial" w:hAnsi="Arial" w:cs="Arial"/>
-          <w:sz w:val="22"/>
-          <w:szCs w:val="22"/>
-          <w:lang w:val="es-ES"/>
-        </w:rPr>
-      </w:pPr>
-      <w:r>
-        <w:rPr>
-          <w:rFonts w:ascii="Arial" w:hAnsi="Arial" w:cs="Arial"/>
-          <w:b/>
-          <w:bCs/>
-          <w:sz w:val="22"/>
-          <w:szCs w:val="22"/>
-          <w:lang w:val="es-ES"/>
-        </w:rPr>
-        <w:t>Estrategias alternativas de convocatoria:</w:t>
-      </w:r>
-    </w:p>
-    <w:p>
-      <w:pPr>
-        <w:numPr>
-          <w:ilvl w:val="0"/>
-          <w:numId w:val="29"/>
-        </w:numPr>
-        <w:jc w:val="both"/>
-        <w:rPr>
-          <w:rFonts w:ascii="Arial" w:hAnsi="Arial" w:cs="Arial"/>
-          <w:sz w:val="22"/>
-          <w:szCs w:val="22"/>
-          <w:lang w:val="es-ES"/>
-        </w:rPr>
-      </w:pPr>
-      <w:r>
-        <w:rPr>
-          <w:rFonts w:ascii="Arial" w:hAnsi="Arial" w:cs="Arial"/>
-          <w:b/>
-          <w:bCs/>
-          <w:sz w:val="22"/>
-          <w:szCs w:val="22"/>
-          <w:lang w:val="es-ES"/>
-        </w:rPr>
-        <w:t>Integración programática:</w:t>
-      </w:r>
-      <w:r>
-        <w:rPr>
-          <w:rFonts w:ascii="Arial" w:hAnsi="Arial" w:cs="Arial"/>
-          <w:sz w:val="22"/>
-          <w:szCs w:val="22"/>
-          <w:lang w:val="es-ES"/>
-        </w:rPr>
-        <w:t xml:space="preserve"> Coordinar con otras áreas o programas de la filial que ya tengan presencia en la comunidad para incorporar las actividades dentro de espacios ya establecidos (ej. inducciones en salas de espera de centros de salud, actividades articuladas con equipos de salud o socorro).</w:t>
-      </w:r>
-    </w:p>
-    <w:p>
-      <w:pPr>
-        <w:numPr>
-          <w:ilvl w:val="0"/>
-          <w:numId w:val="29"/>
-        </w:numPr>
-        <w:jc w:val="both"/>
-        <w:rPr>
-          <w:rFonts w:ascii="Arial" w:hAnsi="Arial" w:cs="Arial"/>
-          <w:sz w:val="22"/>
-          <w:szCs w:val="22"/>
-          <w:lang w:val="es-ES"/>
-        </w:rPr>
-      </w:pPr>
-      <w:r>
-        <w:rPr>
-          <w:rFonts w:ascii="Arial" w:hAnsi="Arial" w:cs="Arial"/>
-          <w:b/>
-          <w:bCs/>
-          <w:sz w:val="22"/>
-          <w:szCs w:val="22"/>
-          <w:lang w:val="es-ES"/>
-        </w:rPr>
-        <w:lastRenderedPageBreak/>
-        <w:t>Redes secundarias:</w:t>
-      </w:r>
-      <w:r>
-        <w:rPr>
-          <w:rFonts w:ascii="Arial" w:hAnsi="Arial" w:cs="Arial"/>
-          <w:sz w:val="22"/>
-          <w:szCs w:val="22"/>
-          <w:lang w:val="es-ES"/>
-        </w:rPr>
-        <w:t xml:space="preserve"> Identificar, junto al liderazgo, personas con capacidad de convocatoria en sectores específicos que no dependen del líder principal: promotores de salud, docentes, líderes religiosos, representantes de grupos de jóvenes o adultos mayores.</w:t>
-      </w:r>
-    </w:p>
-    <w:p>
-      <w:pPr>
-        <w:numPr>
-          <w:ilvl w:val="0"/>
-          <w:numId w:val="29"/>
-        </w:numPr>
-        <w:jc w:val="both"/>
-        <w:rPr>
-          <w:rFonts w:ascii="Arial" w:hAnsi="Arial" w:cs="Arial"/>
-          <w:sz w:val="22"/>
-          <w:szCs w:val="22"/>
-          <w:lang w:val="es-ES"/>
-        </w:rPr>
-      </w:pPr>
-      <w:r>
-        <w:rPr>
-          <w:rFonts w:ascii="Arial" w:hAnsi="Arial" w:cs="Arial"/>
-          <w:b/>
-          <w:bCs/>
-          <w:sz w:val="22"/>
-          <w:szCs w:val="22"/>
-          <w:lang w:val="es-ES"/>
-        </w:rPr>
-        <w:t>Momentos y espacios de alta concurrencia:</w:t>
-      </w:r>
-      <w:r>
-        <w:rPr>
-          <w:rFonts w:ascii="Arial" w:hAnsi="Arial" w:cs="Arial"/>
-          <w:sz w:val="22"/>
-          <w:szCs w:val="22"/>
-          <w:lang w:val="es-ES"/>
-        </w:rPr>
-        <w:t xml:space="preserve"> Planificar actividades en horarios y lugares donde la comunidad ya se congrega de forma natural, reduciendo la barrera de asistencia.</w:t>
-      </w:r>
-    </w:p>
-    <w:p>
-      <w:pPr>
-        <w:numPr>
-          <w:ilvl w:val="0"/>
-          <w:numId w:val="29"/>
-        </w:numPr>
-        <w:jc w:val="both"/>
-        <w:rPr>
-          <w:rFonts w:ascii="Arial" w:hAnsi="Arial" w:cs="Arial"/>
-          <w:sz w:val="22"/>
-          <w:szCs w:val="22"/>
-          <w:lang w:val="es-ES"/>
-        </w:rPr>
-      </w:pPr>
-      <w:r>
-        <w:rPr>
-          <w:rFonts w:ascii="Arial" w:hAnsi="Arial" w:cs="Arial"/>
-          <w:b/>
-          <w:bCs/>
-          <w:sz w:val="22"/>
-          <w:szCs w:val="22"/>
-          <w:lang w:val="es-ES"/>
-        </w:rPr>
-        <w:t>Atractivo del proyecto:</w:t>
-      </w:r>
-      <w:r>
-        <w:rPr>
-          <w:rFonts w:ascii="Arial" w:hAnsi="Arial" w:cs="Arial"/>
-          <w:sz w:val="22"/>
-          <w:szCs w:val="22"/>
-          <w:lang w:val="es-ES"/>
-        </w:rPr>
-        <w:t xml:space="preserve"> Asegurarse de que la primera actividad ofrezca un valor tangible e inmediato para los participantes, de modo que la experiencia genere motivación para futuras convocatorias.</w:t>
-      </w:r>
-    </w:p>
-    <w:p>
-      <w:pPr>
-        <w:jc w:val="both"/>
-        <w:rPr>
-          <w:rFonts w:ascii="Arial" w:hAnsi="Arial" w:cs="Arial"/>
-          <w:sz w:val="22"/>
-          <w:szCs w:val="22"/>
-          <w:lang w:val="es-ES"/>
-        </w:rPr>
-      </w:pPr>
-      <w:r>
-        <w:rPr>
-          <w:rFonts w:ascii="Arial" w:hAnsi="Arial" w:cs="Arial"/>
-          <w:b/>
-          <w:bCs/>
-          <w:sz w:val="22"/>
-          <w:szCs w:val="22"/>
-          <w:lang w:val="es-ES"/>
-        </w:rPr>
-        <w:t>Estrategia de campo:</w:t>
-      </w:r>
-      <w:r>
-        <w:rPr>
-          <w:rFonts w:ascii="Arial" w:hAnsi="Arial" w:cs="Arial"/>
-          <w:sz w:val="22"/>
-          <w:szCs w:val="22"/>
-          <w:lang w:val="es-ES"/>
-        </w:rPr>
-        <w:t xml:space="preserve"> Si la participación cae por debajo del umbral mínimo acordado en dos o más actividades consecutivas, la filial debe evaluar si el problema es de convocatoria —resoluble con las estrategias anteriores— o si indica una limitación estructural de la comunidad como sitio de intervención. Esta evaluación debe documentarse antes de continuar.</w:t>
-      </w:r>
-    </w:p>
-    <w:p>
-      <w:pPr>
-        <w:pStyle w:val="Ttulo2"/>
-        <w:rPr>
-          <w:rFonts w:ascii="Arial" w:hAnsi="Arial" w:cs="Arial"/>
-          <w:sz w:val="22"/>
-          <w:szCs w:val="22"/>
-        </w:rPr>
-      </w:pPr>
-      <w:r>
-        <w:rPr>
-          <w:rFonts w:ascii="Arial" w:hAnsi="Arial" w:cs="Arial"/>
-          <w:b/>
-          <w:sz w:val="22"/>
-          <w:szCs w:val="22"/>
-        </w:rPr>
-        <w:t>7. Aplicación obligatoria del Cuestionario de Evaluación Rápida en Comunidades</w:t>
+          <w:sz w:val="22"/>
+          <w:szCs w:val="22"/>
+        </w:rPr>
+      </w:pPr>
+      <w:r>
+        <w:rPr>
+          <w:rFonts w:ascii="Arial" w:hAnsi="Arial" w:cs="Arial"/>
+          <w:b/>
+          <w:sz w:val="22"/>
+          <w:szCs w:val="22"/>
+        </w:rPr>
+        <w:t>4. Aplicación obligatoria del Cuestionario de Evaluación Rápida en Comunidades</w:t>
       </w:r>
     </w:p>
     <w:p>
@@ -6757,8 +5842,301 @@
           <w:szCs w:val="22"/>
           <w:lang w:val="es-ES"/>
         </w:rPr>
+        <w:t>5</w:t>
+      </w:r>
+      <w:r>
+        <w:rPr>
+          <w:rFonts w:ascii="Arial" w:hAnsi="Arial" w:cs="Arial"/>
+          <w:b/>
+          <w:bCs/>
+          <w:color w:val="auto"/>
+          <w:sz w:val="22"/>
+          <w:szCs w:val="22"/>
+          <w:lang w:val="es-ES"/>
+        </w:rPr>
+        <w:t>. Planificación de la convocatoria comunitaria</w:t>
+      </w:r>
+    </w:p>
+    <w:p>
+      <w:pPr>
+        <w:jc w:val="both"/>
+        <w:rPr>
+          <w:rFonts w:ascii="Arial" w:hAnsi="Arial" w:cs="Arial"/>
+          <w:sz w:val="22"/>
+          <w:szCs w:val="22"/>
+          <w:lang w:val="es-ES"/>
+        </w:rPr>
+      </w:pPr>
+      <w:r>
+        <w:rPr>
+          <w:rFonts w:ascii="Arial" w:hAnsi="Arial" w:cs="Arial"/>
+          <w:b/>
+          <w:bCs/>
+          <w:sz w:val="22"/>
+          <w:szCs w:val="22"/>
+          <w:lang w:val="es-ES"/>
+        </w:rPr>
+        <w:t>Acción:</w:t>
+      </w:r>
+      <w:r>
+        <w:rPr>
+          <w:rFonts w:ascii="Arial" w:hAnsi="Arial" w:cs="Arial"/>
+          <w:sz w:val="22"/>
+          <w:szCs w:val="22"/>
+          <w:lang w:val="es-ES"/>
+        </w:rPr>
+        <w:t xml:space="preserve"> Una vez establecido el vínculo con el liderazgo y definido el propósito del trabajo conjunto, la filial debe planificar de manera explícita cómo se convocará a los miembros de la comunidad para las actividades del proyecto. En el área de GRD, una convocatoria sostenida de entre 15 y 30 personas debe considerarse un resultado exitoso; partir de expectativas más altas puede llevar a evaluaciones de fracaso que no reflejan la realidad del trabajo comunitario en este campo.</w:t>
+      </w:r>
+    </w:p>
+    <w:p>
+      <w:pPr>
+        <w:jc w:val="both"/>
+        <w:rPr>
+          <w:rFonts w:ascii="Arial" w:hAnsi="Arial" w:cs="Arial"/>
+          <w:sz w:val="22"/>
+          <w:szCs w:val="22"/>
+          <w:lang w:val="es-ES"/>
+        </w:rPr>
+      </w:pPr>
+      <w:r>
+        <w:rPr>
+          <w:rFonts w:ascii="Arial" w:hAnsi="Arial" w:cs="Arial"/>
+          <w:b/>
+          <w:bCs/>
+          <w:sz w:val="22"/>
+          <w:szCs w:val="22"/>
+          <w:lang w:val="es-ES"/>
+        </w:rPr>
+        <w:t>Punto crítico:</w:t>
+      </w:r>
+      <w:r>
+        <w:rPr>
+          <w:rFonts w:ascii="Arial" w:hAnsi="Arial" w:cs="Arial"/>
+          <w:sz w:val="22"/>
+          <w:szCs w:val="22"/>
+          <w:lang w:val="es-ES"/>
+        </w:rPr>
+        <w:t xml:space="preserve"> Delegar la convocatoria exclusivamente en el liderazgo comunitario es la estrategia más común, pero también la más frágil: los líderes convocan a quienes conocen, lo que puede excluir sectores de la comunidad y generar una participación desequilibrada. Además, los contextos políticos locales, la superposición de actividades y las múltiples demandas sobre el tiempo de los habitantes reducen la participación de manera impredecible.</w:t>
+      </w:r>
+    </w:p>
+    <w:p>
+      <w:pPr>
+        <w:jc w:val="both"/>
+        <w:rPr>
+          <w:rFonts w:ascii="Arial" w:hAnsi="Arial" w:cs="Arial"/>
+          <w:sz w:val="22"/>
+          <w:szCs w:val="22"/>
+          <w:lang w:val="es-ES"/>
+        </w:rPr>
+      </w:pPr>
+      <w:r>
+        <w:rPr>
+          <w:rFonts w:ascii="Arial" w:hAnsi="Arial" w:cs="Arial"/>
+          <w:b/>
+          <w:bCs/>
+          <w:sz w:val="22"/>
+          <w:szCs w:val="22"/>
+          <w:lang w:val="es-ES"/>
+        </w:rPr>
+        <w:t>Estrategias alternativas de convocatoria:</w:t>
+      </w:r>
+    </w:p>
+    <w:p>
+      <w:pPr>
+        <w:numPr>
+          <w:ilvl w:val="0"/>
+          <w:numId w:val="29"/>
+        </w:numPr>
+        <w:jc w:val="both"/>
+        <w:rPr>
+          <w:rFonts w:ascii="Arial" w:hAnsi="Arial" w:cs="Arial"/>
+          <w:sz w:val="22"/>
+          <w:szCs w:val="22"/>
+          <w:lang w:val="es-ES"/>
+        </w:rPr>
+      </w:pPr>
+      <w:r>
+        <w:rPr>
+          <w:rFonts w:ascii="Arial" w:hAnsi="Arial" w:cs="Arial"/>
+          <w:b/>
+          <w:bCs/>
+          <w:sz w:val="22"/>
+          <w:szCs w:val="22"/>
+          <w:lang w:val="es-ES"/>
+        </w:rPr>
+        <w:t>Integración programática:</w:t>
+      </w:r>
+      <w:r>
+        <w:rPr>
+          <w:rFonts w:ascii="Arial" w:hAnsi="Arial" w:cs="Arial"/>
+          <w:sz w:val="22"/>
+          <w:szCs w:val="22"/>
+          <w:lang w:val="es-ES"/>
+        </w:rPr>
+        <w:t xml:space="preserve"> Coordinar con otras áreas o programas de la filial que ya tengan presencia en la comunidad para incorporar las actividades dentro de espacios ya establecidos (ej. inducciones en salas de espera de centros de salud, actividades articuladas con equipos de salud o socorro).</w:t>
+      </w:r>
+    </w:p>
+    <w:p>
+      <w:pPr>
+        <w:numPr>
+          <w:ilvl w:val="0"/>
+          <w:numId w:val="29"/>
+        </w:numPr>
+        <w:jc w:val="both"/>
+        <w:rPr>
+          <w:rFonts w:ascii="Arial" w:hAnsi="Arial" w:cs="Arial"/>
+          <w:sz w:val="22"/>
+          <w:szCs w:val="22"/>
+          <w:lang w:val="es-ES"/>
+        </w:rPr>
+      </w:pPr>
+      <w:r>
+        <w:rPr>
+          <w:rFonts w:ascii="Arial" w:hAnsi="Arial" w:cs="Arial"/>
+          <w:b/>
+          <w:bCs/>
+          <w:sz w:val="22"/>
+          <w:szCs w:val="22"/>
+          <w:lang w:val="es-ES"/>
+        </w:rPr>
         <w:lastRenderedPageBreak/>
-        <w:t>8</w:t>
+        <w:t>Redes secundarias:</w:t>
+      </w:r>
+      <w:r>
+        <w:rPr>
+          <w:rFonts w:ascii="Arial" w:hAnsi="Arial" w:cs="Arial"/>
+          <w:sz w:val="22"/>
+          <w:szCs w:val="22"/>
+          <w:lang w:val="es-ES"/>
+        </w:rPr>
+        <w:t xml:space="preserve"> Identificar, junto al liderazgo, personas con capacidad de convocatoria en sectores específicos que no dependen del líder principal: promotores de salud, docentes, líderes religiosos, representantes de grupos de jóvenes o adultos mayores.</w:t>
+      </w:r>
+    </w:p>
+    <w:p>
+      <w:pPr>
+        <w:numPr>
+          <w:ilvl w:val="0"/>
+          <w:numId w:val="29"/>
+        </w:numPr>
+        <w:jc w:val="both"/>
+        <w:rPr>
+          <w:rFonts w:ascii="Arial" w:hAnsi="Arial" w:cs="Arial"/>
+          <w:sz w:val="22"/>
+          <w:szCs w:val="22"/>
+          <w:lang w:val="es-ES"/>
+        </w:rPr>
+      </w:pPr>
+      <w:r>
+        <w:rPr>
+          <w:rFonts w:ascii="Arial" w:hAnsi="Arial" w:cs="Arial"/>
+          <w:b/>
+          <w:bCs/>
+          <w:sz w:val="22"/>
+          <w:szCs w:val="22"/>
+          <w:lang w:val="es-ES"/>
+        </w:rPr>
+        <w:t>Momentos y espacios de alta concurrencia:</w:t>
+      </w:r>
+      <w:r>
+        <w:rPr>
+          <w:rFonts w:ascii="Arial" w:hAnsi="Arial" w:cs="Arial"/>
+          <w:sz w:val="22"/>
+          <w:szCs w:val="22"/>
+          <w:lang w:val="es-ES"/>
+        </w:rPr>
+        <w:t xml:space="preserve"> Planificar actividades en horarios y lugares donde la comunidad ya se congrega de forma natural, reduciendo la barrera de asistencia.</w:t>
+      </w:r>
+    </w:p>
+    <w:p>
+      <w:pPr>
+        <w:numPr>
+          <w:ilvl w:val="0"/>
+          <w:numId w:val="29"/>
+        </w:numPr>
+        <w:jc w:val="both"/>
+        <w:rPr>
+          <w:rFonts w:ascii="Arial" w:hAnsi="Arial" w:cs="Arial"/>
+          <w:sz w:val="22"/>
+          <w:szCs w:val="22"/>
+          <w:lang w:val="es-ES"/>
+        </w:rPr>
+      </w:pPr>
+      <w:r>
+        <w:rPr>
+          <w:rFonts w:ascii="Arial" w:hAnsi="Arial" w:cs="Arial"/>
+          <w:b/>
+          <w:bCs/>
+          <w:sz w:val="22"/>
+          <w:szCs w:val="22"/>
+          <w:lang w:val="es-ES"/>
+        </w:rPr>
+        <w:t>Atractivo del proyecto:</w:t>
+      </w:r>
+      <w:r>
+        <w:rPr>
+          <w:rFonts w:ascii="Arial" w:hAnsi="Arial" w:cs="Arial"/>
+          <w:sz w:val="22"/>
+          <w:szCs w:val="22"/>
+          <w:lang w:val="es-ES"/>
+        </w:rPr>
+        <w:t xml:space="preserve"> Asegurarse de que la primera actividad ofrezca un valor tangible e inmediato para los participantes, de modo que la experiencia genere motivación para futuras convocatorias.</w:t>
+      </w:r>
+    </w:p>
+    <w:p>
+      <w:pPr>
+        <w:jc w:val="both"/>
+        <w:rPr>
+          <w:rFonts w:ascii="Arial" w:hAnsi="Arial" w:cs="Arial"/>
+          <w:sz w:val="22"/>
+          <w:szCs w:val="22"/>
+          <w:lang w:val="es-ES"/>
+        </w:rPr>
+      </w:pPr>
+      <w:r>
+        <w:rPr>
+          <w:rFonts w:ascii="Arial" w:hAnsi="Arial" w:cs="Arial"/>
+          <w:b/>
+          <w:bCs/>
+          <w:sz w:val="22"/>
+          <w:szCs w:val="22"/>
+          <w:lang w:val="es-ES"/>
+        </w:rPr>
+        <w:t>Estrategia de campo:</w:t>
+      </w:r>
+      <w:r>
+        <w:rPr>
+          <w:rFonts w:ascii="Arial" w:hAnsi="Arial" w:cs="Arial"/>
+          <w:sz w:val="22"/>
+          <w:szCs w:val="22"/>
+          <w:lang w:val="es-ES"/>
+        </w:rPr>
+        <w:t xml:space="preserve"> Si la participación cae por debajo del umbral mínimo acordado en dos o más actividades consecutivas, la filial debe evaluar si el problema es de convocatoria —resoluble con las estrategias anteriores— o si indica una limitación estructural de la comunidad como sitio de intervención. Esta evaluación debe documentarse antes de continuar.</w:t>
+      </w:r>
+    </w:p>
+    <w:p>
+      <w:pPr>
+        <w:pStyle w:val="Ttulo2"/>
+        <w:rPr>
+          <w:rFonts w:ascii="Arial" w:hAnsi="Arial" w:cs="Arial"/>
+          <w:b/>
+          <w:bCs/>
+          <w:color w:val="auto"/>
+          <w:sz w:val="22"/>
+          <w:szCs w:val="22"/>
+          <w:lang w:val="es-ES"/>
+        </w:rPr>
+      </w:pPr>
+      <w:r>
+        <w:rPr>
+          <w:rFonts w:ascii="Arial" w:hAnsi="Arial" w:cs="Arial"/>
+          <w:b/>
+          <w:bCs/>
+          <w:color w:val="auto"/>
+          <w:sz w:val="22"/>
+          <w:szCs w:val="22"/>
+          <w:lang w:val="es-ES"/>
+        </w:rPr>
+        <w:t>6</w:t>
       </w:r>
       <w:r>
         <w:rPr>
@@ -8010,21 +7388,642 @@
           <w:rFonts w:ascii="Arial" w:hAnsi="Arial" w:cs="Arial"/>
           <w:b/>
           <w:bCs/>
-          <w:sz w:val="22"/>
-          <w:szCs w:val="22"/>
-        </w:rPr>
-      </w:pPr>
-      <w:r>
-        <w:rPr>
-          <w:rFonts w:ascii="Arial" w:hAnsi="Arial" w:cs="Arial"/>
-          <w:b/>
-          <w:bCs/>
           <w:color w:val="auto"/>
           <w:sz w:val="22"/>
           <w:szCs w:val="22"/>
           <w:lang w:val="es-ES"/>
         </w:rPr>
-        <w:t>2</w:t>
+      </w:pPr>
+      <w:r>
+        <w:rPr>
+          <w:rFonts w:ascii="Arial" w:hAnsi="Arial" w:cs="Arial"/>
+          <w:b/>
+          <w:bCs/>
+          <w:color w:val="auto"/>
+          <w:sz w:val="22"/>
+          <w:szCs w:val="22"/>
+          <w:lang w:val="es-ES"/>
+        </w:rPr>
+        <w:t xml:space="preserve">2. </w:t>
+      </w:r>
+      <w:r>
+        <w:rPr>
+          <w:rFonts w:ascii="Arial" w:hAnsi="Arial" w:cs="Arial"/>
+          <w:b/>
+          <w:bCs/>
+          <w:color w:val="auto"/>
+          <w:sz w:val="22"/>
+          <w:szCs w:val="22"/>
+          <w:lang w:val="es-ES"/>
+        </w:rPr>
+        <w:t>Mapeo de gobernanza</w:t>
+      </w:r>
+      <w:r>
+        <w:rPr>
+          <w:rFonts w:ascii="Arial" w:hAnsi="Arial" w:cs="Arial"/>
+          <w:b/>
+          <w:bCs/>
+          <w:color w:val="auto"/>
+          <w:sz w:val="22"/>
+          <w:szCs w:val="22"/>
+          <w:lang w:val="es-ES"/>
+        </w:rPr>
+        <w:t>, relaciones económicas</w:t>
+      </w:r>
+      <w:r>
+        <w:rPr>
+          <w:rFonts w:ascii="Arial" w:hAnsi="Arial" w:cs="Arial"/>
+          <w:b/>
+          <w:bCs/>
+          <w:color w:val="auto"/>
+          <w:sz w:val="22"/>
+          <w:szCs w:val="22"/>
+          <w:lang w:val="es-ES"/>
+        </w:rPr>
+        <w:t xml:space="preserve"> y poder real</w:t>
+      </w:r>
+    </w:p>
+    <w:p>
+      <w:pPr>
+        <w:numPr>
+          <w:ilvl w:val="0"/>
+          <w:numId w:val="6"/>
+        </w:numPr>
+        <w:jc w:val="both"/>
+        <w:rPr>
+          <w:rFonts w:ascii="Arial" w:hAnsi="Arial" w:cs="Arial"/>
+          <w:sz w:val="22"/>
+          <w:szCs w:val="22"/>
+          <w:lang w:val="es-ES"/>
+        </w:rPr>
+      </w:pPr>
+      <w:r>
+        <w:rPr>
+          <w:rFonts w:ascii="Arial" w:hAnsi="Arial" w:cs="Arial"/>
+          <w:b/>
+          <w:bCs/>
+          <w:sz w:val="22"/>
+          <w:szCs w:val="22"/>
+          <w:lang w:val="es-ES"/>
+        </w:rPr>
+        <w:t>Acción:</w:t>
+      </w:r>
+      <w:r>
+        <w:rPr>
+          <w:rFonts w:ascii="Arial" w:hAnsi="Arial" w:cs="Arial"/>
+          <w:sz w:val="22"/>
+          <w:szCs w:val="22"/>
+          <w:lang w:val="es-ES"/>
+        </w:rPr>
+        <w:t xml:space="preserve"> </w:t>
+      </w:r>
+      <w:r>
+        <w:rPr>
+          <w:rFonts w:ascii="Arial" w:hAnsi="Arial" w:cs="Arial"/>
+          <w:sz w:val="22"/>
+          <w:szCs w:val="22"/>
+        </w:rPr>
+        <w:t>Registrar</w:t>
+      </w:r>
+      <w:r>
+        <w:rPr>
+          <w:rFonts w:ascii="Arial" w:hAnsi="Arial" w:cs="Arial"/>
+          <w:sz w:val="22"/>
+          <w:szCs w:val="22"/>
+        </w:rPr>
+        <w:t xml:space="preserve"> cómo se toman las decisiones (consensos, asambleas o jerarquías)</w:t>
+      </w:r>
+      <w:r>
+        <w:rPr>
+          <w:rFonts w:ascii="Arial" w:hAnsi="Arial" w:cs="Arial"/>
+          <w:sz w:val="22"/>
+          <w:szCs w:val="22"/>
+        </w:rPr>
+        <w:t xml:space="preserve">, </w:t>
+      </w:r>
+      <w:r>
+        <w:rPr>
+          <w:rFonts w:ascii="Arial" w:hAnsi="Arial" w:cs="Arial"/>
+          <w:sz w:val="22"/>
+          <w:szCs w:val="22"/>
+        </w:rPr>
+        <w:t xml:space="preserve">qué redes de intercambio </w:t>
+      </w:r>
+      <w:r>
+        <w:rPr>
+          <w:rFonts w:ascii="Arial" w:hAnsi="Arial" w:cs="Arial"/>
+          <w:sz w:val="22"/>
+          <w:szCs w:val="22"/>
+        </w:rPr>
+        <w:t xml:space="preserve">existen </w:t>
+      </w:r>
+      <w:r>
+        <w:rPr>
+          <w:rFonts w:ascii="Arial" w:hAnsi="Arial" w:cs="Arial"/>
+          <w:sz w:val="22"/>
+          <w:szCs w:val="22"/>
+        </w:rPr>
+        <w:t xml:space="preserve">y si las mismas están basadas en lazos </w:t>
+      </w:r>
+      <w:r>
+        <w:rPr>
+          <w:rFonts w:ascii="Arial" w:hAnsi="Arial" w:cs="Arial"/>
+          <w:sz w:val="22"/>
+          <w:szCs w:val="22"/>
+        </w:rPr>
+        <w:t xml:space="preserve">familiares </w:t>
+      </w:r>
+      <w:r>
+        <w:rPr>
+          <w:rFonts w:ascii="Arial" w:hAnsi="Arial" w:cs="Arial"/>
+          <w:sz w:val="22"/>
+          <w:szCs w:val="22"/>
+        </w:rPr>
+        <w:t>extendidos, vecinales</w:t>
+      </w:r>
+      <w:r>
+        <w:rPr>
+          <w:rFonts w:ascii="Arial" w:hAnsi="Arial" w:cs="Arial"/>
+          <w:sz w:val="22"/>
+          <w:szCs w:val="22"/>
+        </w:rPr>
+        <w:t>,</w:t>
+      </w:r>
+      <w:r>
+        <w:rPr>
+          <w:rFonts w:ascii="Arial" w:hAnsi="Arial" w:cs="Arial"/>
+          <w:sz w:val="22"/>
+          <w:szCs w:val="22"/>
+        </w:rPr>
+        <w:t xml:space="preserve"> </w:t>
+      </w:r>
+      <w:r>
+        <w:rPr>
+          <w:rFonts w:ascii="Arial" w:hAnsi="Arial" w:cs="Arial"/>
+          <w:sz w:val="22"/>
+          <w:szCs w:val="22"/>
+        </w:rPr>
+        <w:t>amistad</w:t>
+      </w:r>
+      <w:r>
+        <w:rPr>
+          <w:rFonts w:ascii="Arial" w:hAnsi="Arial" w:cs="Arial"/>
+          <w:sz w:val="22"/>
+          <w:szCs w:val="22"/>
+        </w:rPr>
+        <w:t xml:space="preserve"> o</w:t>
+      </w:r>
+      <w:r>
+        <w:rPr>
+          <w:rFonts w:ascii="Arial" w:hAnsi="Arial" w:cs="Arial"/>
+          <w:sz w:val="22"/>
+          <w:szCs w:val="22"/>
+        </w:rPr>
+        <w:t xml:space="preserve"> burocracia del Estado</w:t>
+      </w:r>
+      <w:r>
+        <w:rPr>
+          <w:rFonts w:ascii="Arial" w:hAnsi="Arial" w:cs="Arial"/>
+          <w:sz w:val="22"/>
+          <w:szCs w:val="22"/>
+        </w:rPr>
+        <w:t xml:space="preserve">. </w:t>
+      </w:r>
+    </w:p>
+    <w:p>
+      <w:pPr>
+        <w:numPr>
+          <w:ilvl w:val="0"/>
+          <w:numId w:val="6"/>
+        </w:numPr>
+        <w:jc w:val="both"/>
+        <w:rPr>
+          <w:rFonts w:ascii="Arial" w:hAnsi="Arial" w:cs="Arial"/>
+          <w:sz w:val="22"/>
+          <w:szCs w:val="22"/>
+        </w:rPr>
+      </w:pPr>
+      <w:r>
+        <w:rPr>
+          <w:rFonts w:ascii="Arial" w:hAnsi="Arial" w:cs="Arial"/>
+          <w:b/>
+          <w:bCs/>
+          <w:sz w:val="22"/>
+          <w:szCs w:val="22"/>
+        </w:rPr>
+        <w:t>Herramienta:</w:t>
+      </w:r>
+      <w:r>
+        <w:rPr>
+          <w:rFonts w:ascii="Arial" w:hAnsi="Arial" w:cs="Arial"/>
+          <w:sz w:val="22"/>
+          <w:szCs w:val="22"/>
+        </w:rPr>
+        <w:t xml:space="preserve"> </w:t>
+      </w:r>
+      <w:r>
+        <w:rPr>
+          <w:rFonts w:ascii="Arial" w:hAnsi="Arial" w:cs="Arial"/>
+          <w:sz w:val="22"/>
+          <w:szCs w:val="22"/>
+        </w:rPr>
+        <w:t xml:space="preserve">Sociograma de Redes de Influencia para mapear los flujos de poder y la autoridad moral dentro de la comunidad. </w:t>
+      </w:r>
+    </w:p>
+    <w:p>
+      <w:pPr>
+        <w:pStyle w:val="Ttulo2"/>
+        <w:rPr>
+          <w:rFonts w:ascii="Arial" w:hAnsi="Arial" w:cs="Arial"/>
+          <w:b/>
+          <w:bCs/>
+          <w:color w:val="auto"/>
+          <w:sz w:val="22"/>
+          <w:szCs w:val="22"/>
+          <w:lang w:val="es-ES"/>
+        </w:rPr>
+      </w:pPr>
+      <w:r>
+        <w:rPr>
+          <w:rFonts w:ascii="Arial" w:hAnsi="Arial" w:cs="Arial"/>
+          <w:b/>
+          <w:bCs/>
+          <w:color w:val="auto"/>
+          <w:sz w:val="22"/>
+          <w:szCs w:val="22"/>
+          <w:lang w:val="es-ES"/>
+        </w:rPr>
+        <w:t xml:space="preserve">3. </w:t>
+      </w:r>
+      <w:r>
+        <w:rPr>
+          <w:rFonts w:ascii="Arial" w:hAnsi="Arial" w:cs="Arial"/>
+          <w:b/>
+          <w:bCs/>
+          <w:color w:val="auto"/>
+          <w:sz w:val="22"/>
+          <w:szCs w:val="22"/>
+          <w:lang w:val="es-ES"/>
+        </w:rPr>
+        <w:t>Identificación y gestión de actores de poder informal</w:t>
+      </w:r>
+    </w:p>
+    <w:p>
+      <w:pPr>
+        <w:jc w:val="both"/>
+        <w:rPr>
+          <w:rFonts w:ascii="Arial" w:hAnsi="Arial" w:cs="Arial"/>
+          <w:sz w:val="22"/>
+          <w:szCs w:val="22"/>
+          <w:lang w:val="es-ES"/>
+        </w:rPr>
+      </w:pPr>
+      <w:r>
+        <w:rPr>
+          <w:rFonts w:ascii="Arial" w:hAnsi="Arial" w:cs="Arial"/>
+          <w:b/>
+          <w:bCs/>
+          <w:sz w:val="22"/>
+          <w:szCs w:val="22"/>
+          <w:lang w:val="es-ES"/>
+        </w:rPr>
+        <w:t>Acción:</w:t>
+      </w:r>
+      <w:r>
+        <w:rPr>
+          <w:rFonts w:ascii="Arial" w:hAnsi="Arial" w:cs="Arial"/>
+          <w:sz w:val="22"/>
+          <w:szCs w:val="22"/>
+          <w:lang w:val="es-ES"/>
+        </w:rPr>
+        <w:t> El mapeo de gobernanza permite identificar la estructura formal del liderazgo, pero en muchas comunidades existen actores de poder informal —grupos irregulares, líderes políticos sin cargo explícito, redes de control económico o territorial— que no aparecen en los mapeos previos y que pueden incidir directamente sobre la viabilidad del proyecto. La filial debe desarrollar sensibilidad para detectarlos desde la primera visita.</w:t>
+      </w:r>
+    </w:p>
+    <w:p>
+      <w:pPr>
+        <w:jc w:val="both"/>
+        <w:rPr>
+          <w:rFonts w:ascii="Arial" w:hAnsi="Arial" w:cs="Arial"/>
+          <w:b/>
+          <w:bCs/>
+          <w:sz w:val="22"/>
+          <w:szCs w:val="22"/>
+          <w:lang w:val="es-ES"/>
+        </w:rPr>
+      </w:pPr>
+      <w:r>
+        <w:rPr>
+          <w:rFonts w:ascii="Arial" w:hAnsi="Arial" w:cs="Arial"/>
+          <w:b/>
+          <w:bCs/>
+          <w:sz w:val="22"/>
+          <w:szCs w:val="22"/>
+          <w:lang w:val="es-ES"/>
+        </w:rPr>
+        <w:t>Señales de alerta:</w:t>
+      </w:r>
+    </w:p>
+    <w:p>
+      <w:pPr>
+        <w:numPr>
+          <w:ilvl w:val="0"/>
+          <w:numId w:val="33"/>
+        </w:numPr>
+        <w:jc w:val="both"/>
+        <w:rPr>
+          <w:rFonts w:ascii="Arial" w:hAnsi="Arial" w:cs="Arial"/>
+          <w:sz w:val="22"/>
+          <w:szCs w:val="22"/>
+          <w:lang w:val="es-ES"/>
+        </w:rPr>
+      </w:pPr>
+      <w:r>
+        <w:rPr>
+          <w:rFonts w:ascii="Arial" w:hAnsi="Arial" w:cs="Arial"/>
+          <w:sz w:val="22"/>
+          <w:szCs w:val="22"/>
+          <w:lang w:val="es-ES"/>
+        </w:rPr>
+        <w:lastRenderedPageBreak/>
+        <w:t>Personas sin cargo formal a quienes el liderazgo consulta o pide aprobación antes de tomar decisiones.</w:t>
+      </w:r>
+    </w:p>
+    <w:p>
+      <w:pPr>
+        <w:numPr>
+          <w:ilvl w:val="0"/>
+          <w:numId w:val="33"/>
+        </w:numPr>
+        <w:jc w:val="both"/>
+        <w:rPr>
+          <w:rFonts w:ascii="Arial" w:hAnsi="Arial" w:cs="Arial"/>
+          <w:sz w:val="22"/>
+          <w:szCs w:val="22"/>
+          <w:lang w:val="es-ES"/>
+        </w:rPr>
+      </w:pPr>
+      <w:r>
+        <w:rPr>
+          <w:rFonts w:ascii="Arial" w:hAnsi="Arial" w:cs="Arial"/>
+          <w:sz w:val="22"/>
+          <w:szCs w:val="22"/>
+          <w:lang w:val="es-ES"/>
+        </w:rPr>
+        <w:t>Referencias veladas a "permisos" o "acuerdos" que deben gestionarse fuera de los canales formales.</w:t>
+      </w:r>
+    </w:p>
+    <w:p>
+      <w:pPr>
+        <w:numPr>
+          <w:ilvl w:val="0"/>
+          <w:numId w:val="33"/>
+        </w:numPr>
+        <w:jc w:val="both"/>
+        <w:rPr>
+          <w:rFonts w:ascii="Arial" w:hAnsi="Arial" w:cs="Arial"/>
+          <w:sz w:val="22"/>
+          <w:szCs w:val="22"/>
+          <w:lang w:val="es-ES"/>
+        </w:rPr>
+      </w:pPr>
+      <w:r>
+        <w:rPr>
+          <w:rFonts w:ascii="Arial" w:hAnsi="Arial" w:cs="Arial"/>
+          <w:sz w:val="22"/>
+          <w:szCs w:val="22"/>
+          <w:lang w:val="es-ES"/>
+        </w:rPr>
+        <w:t>Cambios repentinos de actitud del liderazgo sin explicación aparente.</w:t>
+      </w:r>
+    </w:p>
+    <w:p>
+      <w:pPr>
+        <w:numPr>
+          <w:ilvl w:val="0"/>
+          <w:numId w:val="33"/>
+        </w:numPr>
+        <w:jc w:val="both"/>
+        <w:rPr>
+          <w:rFonts w:ascii="Arial" w:hAnsi="Arial" w:cs="Arial"/>
+          <w:sz w:val="22"/>
+          <w:szCs w:val="22"/>
+          <w:lang w:val="es-ES"/>
+        </w:rPr>
+      </w:pPr>
+      <w:r>
+        <w:rPr>
+          <w:rFonts w:ascii="Arial" w:hAnsi="Arial" w:cs="Arial"/>
+          <w:sz w:val="22"/>
+          <w:szCs w:val="22"/>
+          <w:lang w:val="es-ES"/>
+        </w:rPr>
+        <w:t>Restricciones espontáneas sobre ciertos espacios físicos, horarios o temas de conversación.</w:t>
+      </w:r>
+    </w:p>
+    <w:p>
+      <w:pPr>
+        <w:numPr>
+          <w:ilvl w:val="0"/>
+          <w:numId w:val="33"/>
+        </w:numPr>
+        <w:jc w:val="both"/>
+        <w:rPr>
+          <w:rFonts w:ascii="Arial" w:hAnsi="Arial" w:cs="Arial"/>
+          <w:sz w:val="22"/>
+          <w:szCs w:val="22"/>
+          <w:lang w:val="es-ES"/>
+        </w:rPr>
+      </w:pPr>
+      <w:r>
+        <w:rPr>
+          <w:rFonts w:ascii="Arial" w:hAnsi="Arial" w:cs="Arial"/>
+          <w:sz w:val="22"/>
+          <w:szCs w:val="22"/>
+          <w:lang w:val="es-ES"/>
+        </w:rPr>
+        <w:t>Presencia de personas no identificadas que observan las actividades sin participar.</w:t>
+      </w:r>
+    </w:p>
+    <w:p>
+      <w:pPr>
+        <w:jc w:val="both"/>
+        <w:rPr>
+          <w:rFonts w:ascii="Arial" w:hAnsi="Arial" w:cs="Arial"/>
+          <w:b/>
+          <w:bCs/>
+          <w:sz w:val="22"/>
+          <w:szCs w:val="22"/>
+          <w:lang w:val="es-ES"/>
+        </w:rPr>
+      </w:pPr>
+      <w:r>
+        <w:rPr>
+          <w:rFonts w:ascii="Arial" w:hAnsi="Arial" w:cs="Arial"/>
+          <w:b/>
+          <w:bCs/>
+          <w:sz w:val="22"/>
+          <w:szCs w:val="22"/>
+          <w:lang w:val="es-ES"/>
+        </w:rPr>
+        <w:t>Protocolo de neutralidad:</w:t>
+      </w:r>
+    </w:p>
+    <w:p>
+      <w:pPr>
+        <w:numPr>
+          <w:ilvl w:val="0"/>
+          <w:numId w:val="34"/>
+        </w:numPr>
+        <w:jc w:val="both"/>
+        <w:rPr>
+          <w:rFonts w:ascii="Arial" w:hAnsi="Arial" w:cs="Arial"/>
+          <w:sz w:val="22"/>
+          <w:szCs w:val="22"/>
+          <w:lang w:val="es-ES"/>
+        </w:rPr>
+      </w:pPr>
+      <w:r>
+        <w:rPr>
+          <w:rFonts w:ascii="Arial" w:hAnsi="Arial" w:cs="Arial"/>
+          <w:sz w:val="22"/>
+          <w:szCs w:val="22"/>
+          <w:lang w:val="es-ES"/>
+        </w:rPr>
+        <w:t>No tomar partido ni alinearse públicamente con ningún actor de poder —formal o informal— que tenga disputas internas dentro de la comunidad.</w:t>
+      </w:r>
+    </w:p>
+    <w:p>
+      <w:pPr>
+        <w:numPr>
+          <w:ilvl w:val="0"/>
+          <w:numId w:val="34"/>
+        </w:numPr>
+        <w:jc w:val="both"/>
+        <w:rPr>
+          <w:rFonts w:ascii="Arial" w:hAnsi="Arial" w:cs="Arial"/>
+          <w:sz w:val="22"/>
+          <w:szCs w:val="22"/>
+          <w:lang w:val="es-ES"/>
+        </w:rPr>
+      </w:pPr>
+      <w:r>
+        <w:rPr>
+          <w:rFonts w:ascii="Arial" w:hAnsi="Arial" w:cs="Arial"/>
+          <w:sz w:val="22"/>
+          <w:szCs w:val="22"/>
+          <w:lang w:val="es-ES"/>
+        </w:rPr>
+        <w:t>Evitar que el proyecto sea asociado con una facción política, económica o social específica.</w:t>
+      </w:r>
+    </w:p>
+    <w:p>
+      <w:pPr>
+        <w:numPr>
+          <w:ilvl w:val="0"/>
+          <w:numId w:val="34"/>
+        </w:numPr>
+        <w:jc w:val="both"/>
+        <w:rPr>
+          <w:rFonts w:ascii="Arial" w:hAnsi="Arial" w:cs="Arial"/>
+          <w:sz w:val="22"/>
+          <w:szCs w:val="22"/>
+          <w:lang w:val="es-ES"/>
+        </w:rPr>
+      </w:pPr>
+      <w:r>
+        <w:rPr>
+          <w:rFonts w:ascii="Arial" w:hAnsi="Arial" w:cs="Arial"/>
+          <w:sz w:val="22"/>
+          <w:szCs w:val="22"/>
+          <w:lang w:val="es-ES"/>
+        </w:rPr>
+        <w:t>Si un actor informal condiciona el acceso o la continuidad del proyecto, documentar el hecho internamente y escalar a la coordinación de la filial antes de tomar cualquier decisión.</w:t>
+      </w:r>
+    </w:p>
+    <w:p>
+      <w:pPr>
+        <w:jc w:val="both"/>
+        <w:rPr>
+          <w:rFonts w:ascii="Arial" w:hAnsi="Arial" w:cs="Arial"/>
+          <w:sz w:val="22"/>
+          <w:szCs w:val="22"/>
+          <w:lang w:val="es-ES"/>
+        </w:rPr>
+      </w:pPr>
+      <w:r>
+        <w:rPr>
+          <w:rFonts w:ascii="Arial" w:hAnsi="Arial" w:cs="Arial"/>
+          <w:b/>
+          <w:bCs/>
+          <w:sz w:val="22"/>
+          <w:szCs w:val="22"/>
+          <w:lang w:val="es-ES"/>
+        </w:rPr>
+        <w:t>Estrategia de campo:</w:t>
+      </w:r>
+      <w:r>
+        <w:rPr>
+          <w:rFonts w:ascii="Arial" w:hAnsi="Arial" w:cs="Arial"/>
+          <w:sz w:val="22"/>
+          <w:szCs w:val="22"/>
+          <w:lang w:val="es-ES"/>
+        </w:rPr>
+        <w:t> Ante la presencia de actores de poder informal, la postura de la filial es de observación activa y no confrontación. El objetivo es comprender su rol sin reconocerlo públicamente ni ceder ante condiciones que comprometan la neutralidad institucional o la seguridad del equipo.</w:t>
+      </w:r>
+    </w:p>
+    <w:p>
+      <w:pPr>
+        <w:jc w:val="both"/>
+        <w:rPr>
+          <w:rFonts w:ascii="Arial" w:hAnsi="Arial" w:cs="Arial"/>
+          <w:sz w:val="22"/>
+          <w:szCs w:val="22"/>
+          <w:lang w:val="es-ES"/>
+        </w:rPr>
+      </w:pPr>
+      <w:r>
+        <w:rPr>
+          <w:rFonts w:ascii="Arial" w:hAnsi="Arial" w:cs="Arial"/>
+          <w:b/>
+          <w:bCs/>
+          <w:sz w:val="22"/>
+          <w:szCs w:val="22"/>
+          <w:lang w:val="es-ES"/>
+        </w:rPr>
+        <w:t>Punto crítico:</w:t>
+      </w:r>
+      <w:r>
+        <w:rPr>
+          <w:rFonts w:ascii="Arial" w:hAnsi="Arial" w:cs="Arial"/>
+          <w:sz w:val="22"/>
+          <w:szCs w:val="22"/>
+          <w:lang w:val="es-ES"/>
+        </w:rPr>
+        <w:t> Identificar a estos actores no equivale a negociar con ellos. La CRV no reconoce como interlocutores válidos a actores cuya autoridad se basa en el control territorial por medios no legítimos. Si su presencia representa un riesgo para el equipo o la comunidad, debe activarse el protocolo de seguridad de la filial.</w:t>
+      </w:r>
+    </w:p>
+    <w:p>
+      <w:pPr>
+        <w:pStyle w:val="Ttulo2"/>
+        <w:rPr>
+          <w:rFonts w:ascii="Arial" w:hAnsi="Arial" w:cs="Arial"/>
+          <w:b/>
+          <w:bCs/>
+          <w:sz w:val="22"/>
+          <w:szCs w:val="22"/>
+        </w:rPr>
+      </w:pPr>
+      <w:r>
+        <w:rPr>
+          <w:rFonts w:ascii="Arial" w:hAnsi="Arial" w:cs="Arial"/>
+          <w:b/>
+          <w:bCs/>
+          <w:color w:val="auto"/>
+          <w:sz w:val="22"/>
+          <w:szCs w:val="22"/>
+          <w:lang w:val="es-ES"/>
+        </w:rPr>
+        <w:t>4</w:t>
       </w:r>
       <w:r>
         <w:rPr>
@@ -8369,7 +8368,7 @@
           <w:szCs w:val="22"/>
           <w:lang w:val="es-ES"/>
         </w:rPr>
-        <w:t>3</w:t>
+        <w:t>5</w:t>
       </w:r>
       <w:r>
         <w:rPr>
@@ -8766,7 +8765,7 @@
           <w:szCs w:val="22"/>
           <w:lang w:val="es-ES"/>
         </w:rPr>
-        <w:t>4.</w:t>
+        <w:t>6.</w:t>
       </w:r>
       <w:r>
         <w:rPr>
@@ -9079,7 +9078,7 @@
           <w:szCs w:val="22"/>
           <w:lang w:val="es-ES"/>
         </w:rPr>
-        <w:t>5</w:t>
+        <w:t>7</w:t>
       </w:r>
       <w:r>
         <w:rPr>
@@ -9291,7 +9290,7 @@
           <w:szCs w:val="22"/>
           <w:lang w:val="es-ES"/>
         </w:rPr>
-        <w:t>6.</w:t>
+        <w:t>8.</w:t>
       </w:r>
       <w:r>
         <w:rPr>
@@ -9672,7 +9671,7 @@
           <w:szCs w:val="22"/>
           <w:lang w:val="es-ES"/>
         </w:rPr>
-        <w:t>7</w:t>
+        <w:t>9</w:t>
       </w:r>
       <w:r>
         <w:rPr>
@@ -10075,7 +10074,7 @@
           <w:szCs w:val="22"/>
           <w:lang w:val="es-ES"/>
         </w:rPr>
-        <w:t xml:space="preserve">8. </w:t>
+        <w:t xml:space="preserve">10. </w:t>
       </w:r>
       <w:r>
         <w:rPr>
@@ -10443,7 +10442,7 @@
           <w:szCs w:val="22"/>
           <w:lang w:val="es-ES"/>
         </w:rPr>
-        <w:t>9</w:t>
+        <w:t>11</w:t>
       </w:r>
       <w:r>
         <w:rPr>

--- a/CRV_Orientaciones_Acceso_y_Legitimacion_2026_v7.docx
+++ b/CRV_Orientaciones_Acceso_y_Legitimacion_2026_v7.docx
@@ -6234,16 +6234,4274 @@
           <w:szCs w:val="22"/>
           <w:lang w:val="es-ES"/>
         </w:rPr>
-        <w:t>02 HOJA N:</w:t>
-      </w:r>
-      <w:r>
-        <w:rPr>
-          <w:rFonts w:ascii="Arial" w:hAnsi="Arial" w:cs="Arial"/>
-          <w:sz w:val="22"/>
-          <w:szCs w:val="22"/>
-          <w:lang w:val="es-ES"/>
-        </w:rPr>
-        <w:t xml:space="preserve"> Gestión del conocimiento e identificación de informantes.</w:t>
+        <w:t>04 HOJA O:</w:t>
+      </w:r>
+      <w:r>
+        <w:rPr>
+          <w:rFonts w:ascii="Arial" w:hAnsi="Arial" w:cs="Arial"/>
+          <w:sz w:val="22"/>
+          <w:szCs w:val="22"/>
+          <w:lang w:val="es-ES"/>
+        </w:rPr>
+        <w:t xml:space="preserve"> Cómo definir y comunicar el propósito del análisis.</w:t>
+      </w:r>
+    </w:p>
+    <w:p>
+      <w:pPr>
+        <w:pStyle w:val="Ttulo1"/>
+        <w:rPr>
+          <w:rFonts w:ascii="Arial" w:hAnsi="Arial" w:cs="Arial"/>
+          <w:color w:val="auto"/>
+          <w:sz w:val="22"/>
+          <w:szCs w:val="22"/>
+          <w:lang w:val="es-ES"/>
+        </w:rPr>
+      </w:pPr>
+      <w:r>
+        <w:rPr>
+          <w:rFonts w:ascii="Arial" w:hAnsi="Arial" w:cs="Arial"/>
+          <w:b/>
+          <w:bCs/>
+          <w:color w:val="auto"/>
+          <w:sz w:val="22"/>
+          <w:szCs w:val="22"/>
+          <w:lang w:val="es-ES"/>
+        </w:rPr>
+        <w:t>FASE 3: INMERSIÓN Y PROFUNDIZACIÓN (OPERACIÓN EN TERRENO)</w:t>
+      </w:r>
+    </w:p>
+    <w:p>
+      <w:pPr>
+        <w:jc w:val="both"/>
+        <w:rPr>
+          <w:rFonts w:ascii="Arial" w:hAnsi="Arial" w:cs="Arial"/>
+          <w:sz w:val="22"/>
+          <w:szCs w:val="22"/>
+          <w:lang w:val="es-ES"/>
+        </w:rPr>
+      </w:pPr>
+      <w:r>
+        <w:rPr>
+          <w:rFonts w:ascii="Arial" w:hAnsi="Arial" w:cs="Arial"/>
+          <w:b/>
+          <w:bCs/>
+          <w:sz w:val="22"/>
+          <w:szCs w:val="22"/>
+          <w:lang w:val="es-ES"/>
+        </w:rPr>
+        <w:t>Objetivo:</w:t>
+      </w:r>
+      <w:r>
+        <w:rPr>
+          <w:rFonts w:ascii="Arial" w:hAnsi="Arial" w:cs="Arial"/>
+          <w:sz w:val="22"/>
+          <w:szCs w:val="22"/>
+          <w:lang w:val="es-ES"/>
+        </w:rPr>
+        <w:t xml:space="preserve"> </w:t>
+      </w:r>
+      <w:r>
+        <w:rPr>
+          <w:rFonts w:ascii="Arial" w:hAnsi="Arial" w:cs="Arial"/>
+          <w:sz w:val="22"/>
+          <w:szCs w:val="22"/>
+          <w:lang w:val="es-ES"/>
+        </w:rPr>
+        <w:t xml:space="preserve">Levantar información </w:t>
+      </w:r>
+      <w:r>
+        <w:rPr>
+          <w:rFonts w:ascii="Arial" w:hAnsi="Arial" w:cs="Arial"/>
+          <w:sz w:val="22"/>
+          <w:szCs w:val="22"/>
+          <w:lang w:val="es-ES"/>
+        </w:rPr>
+        <w:t>en</w:t>
+      </w:r>
+      <w:r>
+        <w:rPr>
+          <w:rFonts w:ascii="Arial" w:hAnsi="Arial" w:cs="Arial"/>
+          <w:sz w:val="22"/>
+          <w:szCs w:val="22"/>
+          <w:lang w:val="es-ES"/>
+        </w:rPr>
+        <w:t xml:space="preserve"> campo para identificar dinámicas comunitarias.</w:t>
+      </w:r>
+    </w:p>
+    <w:p>
+      <w:pPr>
+        <w:pStyle w:val="Ttulo2"/>
+        <w:rPr>
+          <w:rFonts w:ascii="Arial" w:hAnsi="Arial" w:cs="Arial"/>
+          <w:color w:val="auto"/>
+          <w:sz w:val="22"/>
+          <w:szCs w:val="22"/>
+          <w:lang w:val="es-ES"/>
+        </w:rPr>
+      </w:pPr>
+      <w:r>
+        <w:rPr>
+          <w:rFonts w:ascii="Arial" w:hAnsi="Arial" w:cs="Arial"/>
+          <w:b/>
+          <w:bCs/>
+          <w:color w:val="auto"/>
+          <w:sz w:val="22"/>
+          <w:szCs w:val="22"/>
+          <w:lang w:val="es-ES"/>
+        </w:rPr>
+        <w:t xml:space="preserve">1. Estrategia de </w:t>
+      </w:r>
+      <w:r>
+        <w:rPr>
+          <w:rFonts w:ascii="Arial" w:hAnsi="Arial" w:cs="Arial"/>
+          <w:b/>
+          <w:bCs/>
+          <w:color w:val="auto"/>
+          <w:sz w:val="22"/>
+          <w:szCs w:val="22"/>
+          <w:lang w:val="es-ES"/>
+        </w:rPr>
+        <w:t>muestreo inclusivo y verificación de representatividad</w:t>
+      </w:r>
+    </w:p>
+    <w:p>
+      <w:pPr>
+        <w:numPr>
+          <w:ilvl w:val="0"/>
+          <w:numId w:val="9"/>
+        </w:numPr>
+        <w:jc w:val="both"/>
+        <w:rPr>
+          <w:rFonts w:ascii="Arial" w:hAnsi="Arial" w:cs="Arial"/>
+          <w:sz w:val="22"/>
+          <w:szCs w:val="22"/>
+          <w:lang w:val="es-ES"/>
+        </w:rPr>
+      </w:pPr>
+      <w:r>
+        <w:rPr>
+          <w:rFonts w:ascii="Arial" w:hAnsi="Arial" w:cs="Arial"/>
+          <w:b/>
+          <w:bCs/>
+          <w:sz w:val="22"/>
+          <w:szCs w:val="22"/>
+          <w:lang w:val="es-ES"/>
+        </w:rPr>
+        <w:t>Acción:</w:t>
+      </w:r>
+      <w:r>
+        <w:rPr>
+          <w:rFonts w:ascii="Arial" w:hAnsi="Arial" w:cs="Arial"/>
+          <w:sz w:val="22"/>
+          <w:szCs w:val="22"/>
+          <w:lang w:val="es-ES"/>
+        </w:rPr>
+        <w:t xml:space="preserve"> </w:t>
+      </w:r>
+    </w:p>
+    <w:p>
+      <w:pPr>
+        <w:numPr>
+          <w:ilvl w:val="1"/>
+          <w:numId w:val="9"/>
+        </w:numPr>
+        <w:jc w:val="both"/>
+        <w:rPr>
+          <w:rFonts w:ascii="Arial" w:hAnsi="Arial" w:cs="Arial"/>
+          <w:sz w:val="22"/>
+          <w:szCs w:val="22"/>
+          <w:lang w:val="es-ES"/>
+        </w:rPr>
+      </w:pPr>
+      <w:r>
+        <w:rPr>
+          <w:rFonts w:ascii="Arial" w:hAnsi="Arial" w:cs="Arial"/>
+          <w:sz w:val="22"/>
+          <w:szCs w:val="22"/>
+          <w:lang w:val="es-ES"/>
+        </w:rPr>
+        <w:t>Identificar</w:t>
+      </w:r>
+      <w:r>
+        <w:rPr>
+          <w:rFonts w:ascii="Arial" w:hAnsi="Arial" w:cs="Arial"/>
+          <w:sz w:val="22"/>
+          <w:szCs w:val="22"/>
+          <w:lang w:val="es-ES"/>
+        </w:rPr>
+        <w:t xml:space="preserve"> informantes</w:t>
+      </w:r>
+      <w:r>
+        <w:rPr>
+          <w:rFonts w:ascii="Arial" w:hAnsi="Arial" w:cs="Arial"/>
+          <w:sz w:val="22"/>
+          <w:szCs w:val="22"/>
+          <w:lang w:val="es-ES"/>
+        </w:rPr>
+        <w:t xml:space="preserve"> </w:t>
+      </w:r>
+      <w:r>
+        <w:rPr>
+          <w:rFonts w:ascii="Arial" w:hAnsi="Arial" w:cs="Arial"/>
+          <w:sz w:val="22"/>
+          <w:szCs w:val="22"/>
+          <w:lang w:val="es-ES"/>
+        </w:rPr>
+        <w:t>clave</w:t>
+      </w:r>
+      <w:r>
+        <w:rPr>
+          <w:rFonts w:ascii="Arial" w:hAnsi="Arial" w:cs="Arial"/>
+          <w:sz w:val="22"/>
+          <w:szCs w:val="22"/>
+          <w:lang w:val="es-ES"/>
+        </w:rPr>
+        <w:t xml:space="preserve"> </w:t>
+      </w:r>
+      <w:r>
+        <w:rPr>
+          <w:rFonts w:ascii="Arial" w:hAnsi="Arial" w:cs="Arial"/>
+          <w:sz w:val="22"/>
+          <w:szCs w:val="22"/>
+          <w:lang w:val="es-ES"/>
+        </w:rPr>
+        <w:t>que sirvan de traductores de la cultura local</w:t>
+      </w:r>
+      <w:r>
+        <w:rPr>
+          <w:rFonts w:ascii="Arial" w:hAnsi="Arial" w:cs="Arial"/>
+          <w:sz w:val="22"/>
+          <w:szCs w:val="22"/>
+          <w:lang w:val="es-ES"/>
+        </w:rPr>
+        <w:t xml:space="preserve">. </w:t>
+      </w:r>
+    </w:p>
+    <w:p>
+      <w:pPr>
+        <w:numPr>
+          <w:ilvl w:val="1"/>
+          <w:numId w:val="9"/>
+        </w:numPr>
+        <w:jc w:val="both"/>
+        <w:rPr>
+          <w:rFonts w:ascii="Arial" w:hAnsi="Arial" w:cs="Arial"/>
+          <w:sz w:val="22"/>
+          <w:szCs w:val="22"/>
+          <w:lang w:val="es-ES"/>
+        </w:rPr>
+      </w:pPr>
+      <w:r>
+        <w:rPr>
+          <w:rFonts w:ascii="Arial" w:hAnsi="Arial" w:cs="Arial"/>
+          <w:sz w:val="22"/>
+          <w:szCs w:val="22"/>
+          <w:lang w:val="es-ES"/>
+        </w:rPr>
+        <w:t xml:space="preserve">Identificar grupos </w:t>
+      </w:r>
+      <w:r>
+        <w:rPr>
+          <w:rFonts w:ascii="Arial" w:hAnsi="Arial" w:cs="Arial"/>
+          <w:sz w:val="22"/>
+          <w:szCs w:val="22"/>
+          <w:lang w:val="es-ES"/>
+        </w:rPr>
+        <w:t>de la comunidad o personas</w:t>
+      </w:r>
+      <w:r>
+        <w:rPr>
+          <w:rFonts w:ascii="Arial" w:hAnsi="Arial" w:cs="Arial"/>
+          <w:sz w:val="22"/>
+          <w:szCs w:val="22"/>
+          <w:lang w:val="es-ES"/>
+        </w:rPr>
+        <w:t xml:space="preserve"> que no suelen estar en las reuniones</w:t>
+      </w:r>
+      <w:r>
+        <w:rPr>
+          <w:rFonts w:ascii="Arial" w:hAnsi="Arial" w:cs="Arial"/>
+          <w:sz w:val="22"/>
+          <w:szCs w:val="22"/>
+          <w:lang w:val="es-ES"/>
+        </w:rPr>
+        <w:t>.</w:t>
+      </w:r>
+      <w:r>
+        <w:rPr>
+          <w:rFonts w:ascii="Arial" w:hAnsi="Arial" w:cs="Arial"/>
+          <w:sz w:val="22"/>
+          <w:szCs w:val="22"/>
+          <w:lang w:val="es-ES"/>
+        </w:rPr>
+        <w:t xml:space="preserve"> </w:t>
+      </w:r>
+    </w:p>
+    <w:p>
+      <w:pPr>
+        <w:numPr>
+          <w:ilvl w:val="1"/>
+          <w:numId w:val="9"/>
+        </w:numPr>
+        <w:jc w:val="both"/>
+        <w:rPr>
+          <w:rFonts w:ascii="Arial" w:hAnsi="Arial" w:cs="Arial"/>
+          <w:sz w:val="22"/>
+          <w:szCs w:val="22"/>
+          <w:lang w:val="es-ES"/>
+        </w:rPr>
+      </w:pPr>
+      <w:r>
+        <w:rPr>
+          <w:rFonts w:ascii="Arial" w:hAnsi="Arial" w:cs="Arial"/>
+          <w:sz w:val="22"/>
+          <w:szCs w:val="22"/>
+          <w:lang w:val="es-ES"/>
+        </w:rPr>
+        <w:t>Asegurar</w:t>
+      </w:r>
+      <w:r>
+        <w:rPr>
+          <w:rFonts w:ascii="Arial" w:hAnsi="Arial" w:cs="Arial"/>
+          <w:sz w:val="22"/>
+          <w:szCs w:val="22"/>
+          <w:lang w:val="es-ES"/>
+        </w:rPr>
+        <w:t xml:space="preserve"> </w:t>
+      </w:r>
+      <w:r>
+        <w:rPr>
+          <w:rFonts w:ascii="Arial" w:hAnsi="Arial" w:cs="Arial"/>
+          <w:sz w:val="22"/>
+          <w:szCs w:val="22"/>
+          <w:lang w:val="es-ES"/>
+        </w:rPr>
+        <w:t>q</w:t>
+      </w:r>
+      <w:r>
+        <w:rPr>
+          <w:rFonts w:ascii="Arial" w:hAnsi="Arial" w:cs="Arial"/>
+          <w:sz w:val="22"/>
+          <w:szCs w:val="22"/>
+          <w:lang w:val="es-ES"/>
+        </w:rPr>
+        <w:t>ue l</w:t>
+      </w:r>
+      <w:r>
+        <w:rPr>
+          <w:rFonts w:ascii="Arial" w:hAnsi="Arial" w:cs="Arial"/>
+          <w:sz w:val="22"/>
+          <w:szCs w:val="22"/>
+          <w:lang w:val="es-ES"/>
+        </w:rPr>
+        <w:t>os informantes</w:t>
+      </w:r>
+      <w:r>
+        <w:rPr>
+          <w:rFonts w:ascii="Arial" w:hAnsi="Arial" w:cs="Arial"/>
+          <w:sz w:val="22"/>
+          <w:szCs w:val="22"/>
+          <w:lang w:val="es-ES"/>
+        </w:rPr>
+        <w:t xml:space="preserve"> representen a todos los sectores de </w:t>
+      </w:r>
+      <w:r>
+        <w:rPr>
+          <w:rFonts w:ascii="Arial" w:hAnsi="Arial" w:cs="Arial"/>
+          <w:sz w:val="22"/>
+          <w:szCs w:val="22"/>
+          <w:lang w:val="es-ES"/>
+        </w:rPr>
+        <w:t>la comunidad.</w:t>
+      </w:r>
+    </w:p>
+    <w:p>
+      <w:pPr>
+        <w:numPr>
+          <w:ilvl w:val="0"/>
+          <w:numId w:val="9"/>
+        </w:numPr>
+        <w:jc w:val="both"/>
+        <w:rPr>
+          <w:rFonts w:ascii="Arial" w:hAnsi="Arial" w:cs="Arial"/>
+          <w:sz w:val="22"/>
+          <w:szCs w:val="22"/>
+          <w:lang w:val="es-ES"/>
+        </w:rPr>
+      </w:pPr>
+      <w:r>
+        <w:rPr>
+          <w:rFonts w:ascii="Arial" w:hAnsi="Arial" w:cs="Arial"/>
+          <w:b/>
+          <w:bCs/>
+          <w:sz w:val="22"/>
+          <w:szCs w:val="22"/>
+          <w:lang w:val="es-ES"/>
+        </w:rPr>
+        <w:t>Estrategia de campo</w:t>
+      </w:r>
+      <w:r>
+        <w:rPr>
+          <w:rFonts w:ascii="Arial" w:hAnsi="Arial" w:cs="Arial"/>
+          <w:b/>
+          <w:bCs/>
+          <w:sz w:val="22"/>
+          <w:szCs w:val="22"/>
+          <w:lang w:val="es-ES"/>
+        </w:rPr>
+        <w:t>:</w:t>
+      </w:r>
+      <w:r>
+        <w:rPr>
+          <w:rFonts w:ascii="Arial" w:hAnsi="Arial" w:cs="Arial"/>
+          <w:sz w:val="22"/>
+          <w:szCs w:val="22"/>
+          <w:lang w:val="es-ES"/>
+        </w:rPr>
+        <w:t xml:space="preserve"> </w:t>
+      </w:r>
+      <w:r>
+        <w:rPr>
+          <w:rFonts w:ascii="Arial" w:hAnsi="Arial" w:cs="Arial"/>
+          <w:sz w:val="22"/>
+          <w:szCs w:val="22"/>
+          <w:lang w:val="es-ES"/>
+        </w:rPr>
+        <w:t>Los informantes clave no son necesariamente líderes de la comunidad</w:t>
+      </w:r>
+      <w:r>
+        <w:rPr>
+          <w:rFonts w:ascii="Arial" w:hAnsi="Arial" w:cs="Arial"/>
+          <w:sz w:val="22"/>
+          <w:szCs w:val="22"/>
+          <w:lang w:val="es-ES"/>
+        </w:rPr>
+        <w:t xml:space="preserve">. Aunque pueden gozar de liderazgo, su principal atributo es </w:t>
+      </w:r>
+      <w:r>
+        <w:rPr>
+          <w:rFonts w:ascii="Arial" w:hAnsi="Arial" w:cs="Arial"/>
+          <w:sz w:val="22"/>
+          <w:szCs w:val="22"/>
+          <w:lang w:val="es-ES"/>
+        </w:rPr>
+        <w:t>su capacidad para relacionarse</w:t>
+      </w:r>
+      <w:r>
+        <w:rPr>
+          <w:rFonts w:ascii="Arial" w:hAnsi="Arial" w:cs="Arial"/>
+          <w:sz w:val="22"/>
+          <w:szCs w:val="22"/>
+          <w:lang w:val="es-ES"/>
+        </w:rPr>
+        <w:t xml:space="preserve"> con todos los sectores</w:t>
+      </w:r>
+      <w:r>
+        <w:rPr>
+          <w:rFonts w:ascii="Arial" w:hAnsi="Arial" w:cs="Arial"/>
+          <w:sz w:val="22"/>
+          <w:szCs w:val="22"/>
+          <w:lang w:val="es-ES"/>
+        </w:rPr>
+        <w:t>. Además,</w:t>
+      </w:r>
+      <w:r>
+        <w:rPr>
+          <w:rFonts w:ascii="Arial" w:hAnsi="Arial" w:cs="Arial"/>
+          <w:sz w:val="22"/>
+          <w:szCs w:val="22"/>
+          <w:lang w:val="es-ES"/>
+        </w:rPr>
+        <w:t xml:space="preserve"> entabla</w:t>
+      </w:r>
+      <w:r>
+        <w:rPr>
+          <w:rFonts w:ascii="Arial" w:hAnsi="Arial" w:cs="Arial"/>
+          <w:sz w:val="22"/>
+          <w:szCs w:val="22"/>
+          <w:lang w:val="es-ES"/>
+        </w:rPr>
+        <w:t>n</w:t>
+      </w:r>
+      <w:r>
+        <w:rPr>
+          <w:rFonts w:ascii="Arial" w:hAnsi="Arial" w:cs="Arial"/>
+          <w:sz w:val="22"/>
+          <w:szCs w:val="22"/>
+          <w:lang w:val="es-ES"/>
+        </w:rPr>
+        <w:t xml:space="preserve"> diálogos</w:t>
+      </w:r>
+      <w:r>
+        <w:rPr>
+          <w:rFonts w:ascii="Arial" w:hAnsi="Arial" w:cs="Arial"/>
+          <w:sz w:val="22"/>
+          <w:szCs w:val="22"/>
+          <w:lang w:val="es-ES"/>
+        </w:rPr>
+        <w:t xml:space="preserve"> con facilidad</w:t>
+      </w:r>
+      <w:r>
+        <w:rPr>
+          <w:rFonts w:ascii="Arial" w:hAnsi="Arial" w:cs="Arial"/>
+          <w:sz w:val="22"/>
+          <w:szCs w:val="22"/>
+          <w:lang w:val="es-ES"/>
+        </w:rPr>
+        <w:t xml:space="preserve"> </w:t>
+      </w:r>
+      <w:r>
+        <w:rPr>
+          <w:rFonts w:ascii="Arial" w:hAnsi="Arial" w:cs="Arial"/>
+          <w:sz w:val="22"/>
+          <w:szCs w:val="22"/>
+          <w:lang w:val="es-ES"/>
+        </w:rPr>
+        <w:t>y entienden</w:t>
+      </w:r>
+      <w:r>
+        <w:rPr>
+          <w:rFonts w:ascii="Arial" w:hAnsi="Arial" w:cs="Arial"/>
+          <w:sz w:val="22"/>
+          <w:szCs w:val="22"/>
+          <w:lang w:val="es-ES"/>
+        </w:rPr>
+        <w:t xml:space="preserve"> la dinámica</w:t>
+      </w:r>
+      <w:r>
+        <w:rPr>
+          <w:rFonts w:ascii="Arial" w:hAnsi="Arial" w:cs="Arial"/>
+          <w:sz w:val="22"/>
+          <w:szCs w:val="22"/>
+          <w:lang w:val="es-ES"/>
+        </w:rPr>
+        <w:t xml:space="preserve"> de trabajo de las organizaciones humanitaria</w:t>
+      </w:r>
+      <w:r>
+        <w:rPr>
+          <w:rFonts w:ascii="Arial" w:hAnsi="Arial" w:cs="Arial"/>
+          <w:sz w:val="22"/>
+          <w:szCs w:val="22"/>
+          <w:lang w:val="es-ES"/>
+        </w:rPr>
+        <w:t>s</w:t>
+      </w:r>
+      <w:r>
+        <w:rPr>
+          <w:rFonts w:ascii="Arial" w:hAnsi="Arial" w:cs="Arial"/>
+          <w:sz w:val="22"/>
+          <w:szCs w:val="22"/>
+          <w:lang w:val="es-ES"/>
+        </w:rPr>
+        <w:t>. Estos atributos los convierten</w:t>
+      </w:r>
+      <w:r>
+        <w:rPr>
+          <w:rFonts w:ascii="Arial" w:hAnsi="Arial" w:cs="Arial"/>
+          <w:sz w:val="22"/>
+          <w:szCs w:val="22"/>
+          <w:lang w:val="es-ES"/>
+        </w:rPr>
+        <w:t xml:space="preserve"> </w:t>
+      </w:r>
+      <w:r>
+        <w:rPr>
+          <w:rFonts w:ascii="Arial" w:hAnsi="Arial" w:cs="Arial"/>
+          <w:sz w:val="22"/>
+          <w:szCs w:val="22"/>
+          <w:lang w:val="es-ES"/>
+        </w:rPr>
+        <w:t>en</w:t>
+      </w:r>
+      <w:r>
+        <w:rPr>
+          <w:rFonts w:ascii="Arial" w:hAnsi="Arial" w:cs="Arial"/>
+          <w:sz w:val="22"/>
+          <w:szCs w:val="22"/>
+          <w:lang w:val="es-ES"/>
+        </w:rPr>
+        <w:t xml:space="preserve"> </w:t>
+      </w:r>
+      <w:r>
+        <w:rPr>
+          <w:rFonts w:ascii="Arial" w:hAnsi="Arial" w:cs="Arial"/>
+          <w:sz w:val="22"/>
+          <w:szCs w:val="22"/>
+          <w:lang w:val="es-ES"/>
+        </w:rPr>
+        <w:t>puente de en</w:t>
+      </w:r>
+      <w:r>
+        <w:rPr>
+          <w:rFonts w:ascii="Arial" w:hAnsi="Arial" w:cs="Arial"/>
+          <w:sz w:val="22"/>
+          <w:szCs w:val="22"/>
+          <w:lang w:val="es-ES"/>
+        </w:rPr>
+        <w:t xml:space="preserve">lace </w:t>
+      </w:r>
+      <w:r>
+        <w:rPr>
+          <w:rFonts w:ascii="Arial" w:hAnsi="Arial" w:cs="Arial"/>
+          <w:sz w:val="22"/>
+          <w:szCs w:val="22"/>
+          <w:lang w:val="es-ES"/>
+        </w:rPr>
+        <w:t xml:space="preserve">ideal </w:t>
+      </w:r>
+      <w:r>
+        <w:rPr>
+          <w:rFonts w:ascii="Arial" w:hAnsi="Arial" w:cs="Arial"/>
+          <w:sz w:val="22"/>
+          <w:szCs w:val="22"/>
+          <w:lang w:val="es-ES"/>
+        </w:rPr>
+        <w:t xml:space="preserve">entre </w:t>
+      </w:r>
+      <w:r>
+        <w:rPr>
+          <w:rFonts w:ascii="Arial" w:hAnsi="Arial" w:cs="Arial"/>
+          <w:sz w:val="22"/>
+          <w:szCs w:val="22"/>
+          <w:lang w:val="es-ES"/>
+        </w:rPr>
+        <w:t>el</w:t>
+      </w:r>
+      <w:r>
+        <w:rPr>
+          <w:rFonts w:ascii="Arial" w:hAnsi="Arial" w:cs="Arial"/>
+          <w:sz w:val="22"/>
+          <w:szCs w:val="22"/>
+          <w:lang w:val="es-ES"/>
+        </w:rPr>
+        <w:t xml:space="preserve"> acervo local de conocimiento y </w:t>
+      </w:r>
+      <w:r>
+        <w:rPr>
+          <w:rFonts w:ascii="Arial" w:hAnsi="Arial" w:cs="Arial"/>
+          <w:sz w:val="22"/>
+          <w:szCs w:val="22"/>
+        </w:rPr>
+        <w:t xml:space="preserve">los marcos técnicos de la respuesta </w:t>
+      </w:r>
+      <w:r>
+        <w:rPr>
+          <w:rFonts w:ascii="Arial" w:hAnsi="Arial" w:cs="Arial"/>
+          <w:sz w:val="22"/>
+          <w:szCs w:val="22"/>
+        </w:rPr>
+        <w:t>humanitaria</w:t>
+      </w:r>
+      <w:r>
+        <w:rPr>
+          <w:rFonts w:ascii="Arial" w:hAnsi="Arial" w:cs="Arial"/>
+          <w:sz w:val="22"/>
+          <w:szCs w:val="22"/>
+        </w:rPr>
+        <w:t>.</w:t>
+      </w:r>
+      <w:r>
+        <w:rPr>
+          <w:rFonts w:ascii="Arial" w:hAnsi="Arial" w:cs="Arial"/>
+          <w:sz w:val="22"/>
+          <w:szCs w:val="22"/>
+        </w:rPr>
+        <w:t xml:space="preserve"> A través de los informantes clave, la filial puede conocer</w:t>
+      </w:r>
+      <w:r>
+        <w:rPr>
+          <w:rFonts w:ascii="Arial" w:hAnsi="Arial" w:cs="Arial"/>
+          <w:sz w:val="22"/>
+          <w:szCs w:val="22"/>
+        </w:rPr>
+        <w:t xml:space="preserve"> si </w:t>
+      </w:r>
+      <w:r>
+        <w:rPr>
+          <w:rFonts w:ascii="Arial" w:hAnsi="Arial" w:cs="Arial"/>
+          <w:sz w:val="22"/>
+          <w:szCs w:val="22"/>
+        </w:rPr>
+        <w:t>el proyecto</w:t>
+      </w:r>
+      <w:r>
+        <w:rPr>
+          <w:rFonts w:ascii="Arial" w:hAnsi="Arial" w:cs="Arial"/>
+          <w:sz w:val="22"/>
+          <w:szCs w:val="22"/>
+        </w:rPr>
+        <w:t xml:space="preserve"> es social y culturalmente pertinente o si </w:t>
+      </w:r>
+      <w:r>
+        <w:rPr>
+          <w:rFonts w:ascii="Arial" w:hAnsi="Arial" w:cs="Arial"/>
+          <w:sz w:val="22"/>
+          <w:szCs w:val="22"/>
+        </w:rPr>
+        <w:t>existen grupos o</w:t>
+      </w:r>
+      <w:r>
+        <w:rPr>
+          <w:rFonts w:ascii="Arial" w:hAnsi="Arial" w:cs="Arial"/>
+          <w:sz w:val="22"/>
+          <w:szCs w:val="22"/>
+        </w:rPr>
+        <w:t xml:space="preserve"> personas afectadas por el problema </w:t>
+      </w:r>
+      <w:r>
+        <w:rPr>
+          <w:rFonts w:ascii="Arial" w:hAnsi="Arial" w:cs="Arial"/>
+          <w:sz w:val="22"/>
+          <w:szCs w:val="22"/>
+        </w:rPr>
+        <w:t xml:space="preserve">que estén siendo excluidas de las reuniones </w:t>
+      </w:r>
+      <w:r>
+        <w:rPr>
+          <w:rFonts w:ascii="Arial" w:hAnsi="Arial" w:cs="Arial"/>
+          <w:sz w:val="22"/>
+          <w:szCs w:val="22"/>
+        </w:rPr>
+        <w:t>del proyecto.</w:t>
+      </w:r>
+      <w:r>
+        <w:rPr>
+          <w:rFonts w:ascii="Arial" w:hAnsi="Arial" w:cs="Arial"/>
+          <w:sz w:val="22"/>
+          <w:szCs w:val="22"/>
+        </w:rPr>
+        <w:t xml:space="preserve"> </w:t>
+      </w:r>
+    </w:p>
+    <w:p>
+      <w:pPr>
+        <w:numPr>
+          <w:ilvl w:val="0"/>
+          <w:numId w:val="9"/>
+        </w:numPr>
+        <w:jc w:val="both"/>
+        <w:rPr>
+          <w:rFonts w:ascii="Arial" w:hAnsi="Arial" w:cs="Arial"/>
+          <w:sz w:val="22"/>
+          <w:szCs w:val="22"/>
+          <w:lang w:val="es-ES"/>
+        </w:rPr>
+      </w:pPr>
+      <w:r>
+        <w:rPr>
+          <w:rFonts w:ascii="Arial" w:hAnsi="Arial" w:cs="Arial"/>
+          <w:sz w:val="22"/>
+          <w:szCs w:val="22"/>
+          <w:lang w:val="es-ES"/>
+        </w:rPr>
+        <w:t>Pregunta</w:t>
+      </w:r>
+      <w:r>
+        <w:rPr>
+          <w:rFonts w:ascii="Arial" w:hAnsi="Arial" w:cs="Arial"/>
+          <w:sz w:val="22"/>
+          <w:szCs w:val="22"/>
+          <w:lang w:val="es-ES"/>
+        </w:rPr>
+        <w:t>r</w:t>
+      </w:r>
+      <w:r>
+        <w:rPr>
+          <w:rFonts w:ascii="Arial" w:hAnsi="Arial" w:cs="Arial"/>
+          <w:sz w:val="22"/>
+          <w:szCs w:val="22"/>
+          <w:lang w:val="es-ES"/>
+        </w:rPr>
+        <w:t xml:space="preserve"> si hay</w:t>
+      </w:r>
+      <w:r>
+        <w:rPr>
+          <w:rFonts w:ascii="Arial" w:hAnsi="Arial" w:cs="Arial"/>
+          <w:sz w:val="22"/>
+          <w:szCs w:val="22"/>
+          <w:lang w:val="es-ES"/>
+        </w:rPr>
+        <w:t xml:space="preserve"> algún sector o grupo de la comunidad que por su horario o ubicación no haya podido hablar con </w:t>
+      </w:r>
+      <w:r>
+        <w:rPr>
+          <w:rFonts w:ascii="Arial" w:hAnsi="Arial" w:cs="Arial"/>
+          <w:sz w:val="22"/>
+          <w:szCs w:val="22"/>
+          <w:lang w:val="es-ES"/>
+        </w:rPr>
+        <w:t>los representantes de la filial</w:t>
+      </w:r>
+      <w:r>
+        <w:rPr>
+          <w:rFonts w:ascii="Arial" w:hAnsi="Arial" w:cs="Arial"/>
+          <w:sz w:val="22"/>
+          <w:szCs w:val="22"/>
+          <w:lang w:val="es-ES"/>
+        </w:rPr>
+        <w:t>.</w:t>
+      </w:r>
+    </w:p>
+    <w:p>
+      <w:pPr>
+        <w:jc w:val="both"/>
+        <w:rPr>
+          <w:rFonts w:ascii="Arial" w:hAnsi="Arial" w:cs="Arial"/>
+          <w:sz w:val="22"/>
+          <w:szCs w:val="22"/>
+          <w:lang w:val="es-ES"/>
+        </w:rPr>
+      </w:pPr>
+      <w:r>
+        <w:rPr>
+          <w:rFonts w:ascii="Arial" w:hAnsi="Arial" w:cs="Arial"/>
+          <w:b/>
+          <w:bCs/>
+          <w:sz w:val="22"/>
+          <w:szCs w:val="22"/>
+          <w:lang w:val="es-ES"/>
+        </w:rPr>
+        <w:t>Acción:</w:t>
+      </w:r>
+      <w:r>
+        <w:rPr>
+          <w:rFonts w:ascii="Arial" w:hAnsi="Arial" w:cs="Arial"/>
+          <w:sz w:val="22"/>
+          <w:szCs w:val="22"/>
+          <w:lang w:val="es-ES"/>
+        </w:rPr>
+        <w:t> Una vez iniciadas las actividades en terreno, la filial debe verificar activamente si los grupos que participan representan la diversidad real de la comunidad. Esta verificación no depende solo de la planificación previa: es una lectura sistemática de quién está presente y quién no, que debe hacerse al inicio de cada actividad.</w:t>
+      </w:r>
+    </w:p>
+    <w:p>
+      <w:pPr>
+        <w:jc w:val="both"/>
+        <w:rPr>
+          <w:rFonts w:ascii="Arial" w:hAnsi="Arial" w:cs="Arial"/>
+          <w:b/>
+          <w:bCs/>
+          <w:sz w:val="22"/>
+          <w:szCs w:val="22"/>
+          <w:lang w:val="es-ES"/>
+        </w:rPr>
+      </w:pPr>
+      <w:r>
+        <w:rPr>
+          <w:rFonts w:ascii="Arial" w:hAnsi="Arial" w:cs="Arial"/>
+          <w:b/>
+          <w:bCs/>
+          <w:sz w:val="22"/>
+          <w:szCs w:val="22"/>
+          <w:lang w:val="es-ES"/>
+        </w:rPr>
+        <w:t>Criterios de auditoría:</w:t>
+      </w:r>
+    </w:p>
+    <w:p>
+      <w:pPr>
+        <w:numPr>
+          <w:ilvl w:val="0"/>
+          <w:numId w:val="30"/>
+        </w:numPr>
+        <w:jc w:val="both"/>
+        <w:rPr>
+          <w:rFonts w:ascii="Arial" w:hAnsi="Arial" w:cs="Arial"/>
+          <w:sz w:val="22"/>
+          <w:szCs w:val="22"/>
+          <w:lang w:val="es-ES"/>
+        </w:rPr>
+      </w:pPr>
+      <w:r>
+        <w:rPr>
+          <w:rFonts w:ascii="Arial" w:hAnsi="Arial" w:cs="Arial"/>
+          <w:sz w:val="22"/>
+          <w:szCs w:val="22"/>
+          <w:lang w:val="es-ES"/>
+        </w:rPr>
+        <w:t>Edad: ¿Están presentes adultos mayores, jóvenes y población en edad productiva?</w:t>
+      </w:r>
+    </w:p>
+    <w:p>
+      <w:pPr>
+        <w:numPr>
+          <w:ilvl w:val="0"/>
+          <w:numId w:val="30"/>
+        </w:numPr>
+        <w:jc w:val="both"/>
+        <w:rPr>
+          <w:rFonts w:ascii="Arial" w:hAnsi="Arial" w:cs="Arial"/>
+          <w:sz w:val="22"/>
+          <w:szCs w:val="22"/>
+          <w:lang w:val="es-ES"/>
+        </w:rPr>
+      </w:pPr>
+      <w:r>
+        <w:rPr>
+          <w:rFonts w:ascii="Arial" w:hAnsi="Arial" w:cs="Arial"/>
+          <w:sz w:val="22"/>
+          <w:szCs w:val="22"/>
+          <w:lang w:val="es-ES"/>
+        </w:rPr>
+        <w:t>Género: ¿La participación de mujeres y hombres es equilibrada?</w:t>
+      </w:r>
+    </w:p>
+    <w:p>
+      <w:pPr>
+        <w:numPr>
+          <w:ilvl w:val="0"/>
+          <w:numId w:val="30"/>
+        </w:numPr>
+        <w:jc w:val="both"/>
+        <w:rPr>
+          <w:rFonts w:ascii="Arial" w:hAnsi="Arial" w:cs="Arial"/>
+          <w:sz w:val="22"/>
+          <w:szCs w:val="22"/>
+          <w:lang w:val="es-ES"/>
+        </w:rPr>
+      </w:pPr>
+      <w:r>
+        <w:rPr>
+          <w:rFonts w:ascii="Arial" w:hAnsi="Arial" w:cs="Arial"/>
+          <w:sz w:val="22"/>
+          <w:szCs w:val="22"/>
+          <w:lang w:val="es-ES"/>
+        </w:rPr>
+        <w:t>Ubicación geográfica: ¿Participan personas de distintos sectores o barrios de la comunidad?</w:t>
+      </w:r>
+    </w:p>
+    <w:p>
+      <w:pPr>
+        <w:numPr>
+          <w:ilvl w:val="0"/>
+          <w:numId w:val="30"/>
+        </w:numPr>
+        <w:jc w:val="both"/>
+        <w:rPr>
+          <w:rFonts w:ascii="Arial" w:hAnsi="Arial" w:cs="Arial"/>
+          <w:sz w:val="22"/>
+          <w:szCs w:val="22"/>
+          <w:lang w:val="es-ES"/>
+        </w:rPr>
+      </w:pPr>
+      <w:r>
+        <w:rPr>
+          <w:rFonts w:ascii="Arial" w:hAnsi="Arial" w:cs="Arial"/>
+          <w:sz w:val="22"/>
+          <w:szCs w:val="22"/>
+          <w:lang w:val="es-ES"/>
+        </w:rPr>
+        <w:t>Actividad económica: ¿Están representados distintos grupos según su ocupación (comerciantes, trabajadores agrícolas, amas de casa, etc.)?</w:t>
+      </w:r>
+    </w:p>
+    <w:p>
+      <w:pPr>
+        <w:numPr>
+          <w:ilvl w:val="0"/>
+          <w:numId w:val="30"/>
+        </w:numPr>
+        <w:jc w:val="both"/>
+        <w:rPr>
+          <w:rFonts w:ascii="Arial" w:hAnsi="Arial" w:cs="Arial"/>
+          <w:sz w:val="22"/>
+          <w:szCs w:val="22"/>
+          <w:lang w:val="es-ES"/>
+        </w:rPr>
+      </w:pPr>
+      <w:r>
+        <w:rPr>
+          <w:rFonts w:ascii="Arial" w:hAnsi="Arial" w:cs="Arial"/>
+          <w:sz w:val="22"/>
+          <w:szCs w:val="22"/>
+          <w:lang w:val="es-ES"/>
+        </w:rPr>
+        <w:lastRenderedPageBreak/>
+        <w:t>Grupos en situación de vulnerabilidad: ¿Hay presencia de personas con discapacidad, migrantes, minorías u otros grupos que suelen quedar excluidos de las convocatorias ordinarias?</w:t>
+      </w:r>
+    </w:p>
+    <w:p>
+      <w:pPr>
+        <w:jc w:val="both"/>
+        <w:rPr>
+          <w:rFonts w:ascii="Arial" w:hAnsi="Arial" w:cs="Arial"/>
+          <w:sz w:val="22"/>
+          <w:szCs w:val="22"/>
+          <w:lang w:val="es-ES"/>
+        </w:rPr>
+      </w:pPr>
+      <w:r>
+        <w:rPr>
+          <w:rFonts w:ascii="Arial" w:hAnsi="Arial" w:cs="Arial"/>
+          <w:b/>
+          <w:bCs/>
+          <w:sz w:val="22"/>
+          <w:szCs w:val="22"/>
+          <w:lang w:val="es-ES"/>
+        </w:rPr>
+        <w:t>Punto crítico:</w:t>
+      </w:r>
+      <w:r>
+        <w:rPr>
+          <w:rFonts w:ascii="Arial" w:hAnsi="Arial" w:cs="Arial"/>
+          <w:sz w:val="22"/>
+          <w:szCs w:val="22"/>
+          <w:lang w:val="es-ES"/>
+        </w:rPr>
+        <w:t> La convocatoria gestionada por el liderazgo tiende a reproducir las redes sociales del líder, no la diversidad real de la comunidad. Una participación aparentemente numerosa puede encubrir la exclusión sistemática de sectores enteros.</w:t>
+      </w:r>
+    </w:p>
+    <w:p>
+      <w:pPr>
+        <w:jc w:val="both"/>
+        <w:rPr>
+          <w:rFonts w:ascii="Arial" w:hAnsi="Arial" w:cs="Arial"/>
+          <w:sz w:val="22"/>
+          <w:szCs w:val="22"/>
+          <w:lang w:val="es-ES"/>
+        </w:rPr>
+      </w:pPr>
+      <w:r>
+        <w:rPr>
+          <w:rFonts w:ascii="Arial" w:hAnsi="Arial" w:cs="Arial"/>
+          <w:b/>
+          <w:bCs/>
+          <w:sz w:val="22"/>
+          <w:szCs w:val="22"/>
+          <w:lang w:val="es-ES"/>
+        </w:rPr>
+        <w:t>Estrategia de campo:</w:t>
+      </w:r>
+      <w:r>
+        <w:rPr>
+          <w:rFonts w:ascii="Arial" w:hAnsi="Arial" w:cs="Arial"/>
+          <w:sz w:val="22"/>
+          <w:szCs w:val="22"/>
+          <w:lang w:val="es-ES"/>
+        </w:rPr>
+        <w:t> Si se detecta la ausencia de alguno de los grupos anteriores, activar las estrategias de convocatoria alternativas definidas en la Fase 2 antes de continuar con las actividades previstas. Documentar en el informe de campo qué grupos estuvieron ausentes y qué acciones se tomaron para incluirlos.</w:t>
+      </w:r>
+    </w:p>
+    <w:p>
+      <w:pPr>
+        <w:pStyle w:val="Ttulo2"/>
+        <w:rPr>
+          <w:rFonts w:ascii="Arial" w:hAnsi="Arial" w:cs="Arial"/>
+          <w:b/>
+          <w:bCs/>
+          <w:color w:val="auto"/>
+          <w:sz w:val="22"/>
+          <w:szCs w:val="22"/>
+          <w:lang w:val="es-ES"/>
+        </w:rPr>
+      </w:pPr>
+      <w:r>
+        <w:rPr>
+          <w:rFonts w:ascii="Arial" w:hAnsi="Arial" w:cs="Arial"/>
+          <w:b/>
+          <w:bCs/>
+          <w:color w:val="auto"/>
+          <w:sz w:val="22"/>
+          <w:szCs w:val="22"/>
+          <w:lang w:val="es-ES"/>
+        </w:rPr>
+        <w:t xml:space="preserve">2. </w:t>
+      </w:r>
+      <w:r>
+        <w:rPr>
+          <w:rFonts w:ascii="Arial" w:hAnsi="Arial" w:cs="Arial"/>
+          <w:b/>
+          <w:bCs/>
+          <w:color w:val="auto"/>
+          <w:sz w:val="22"/>
+          <w:szCs w:val="22"/>
+          <w:lang w:val="es-ES"/>
+        </w:rPr>
+        <w:t>Mapeo de gobernanza</w:t>
+      </w:r>
+      <w:r>
+        <w:rPr>
+          <w:rFonts w:ascii="Arial" w:hAnsi="Arial" w:cs="Arial"/>
+          <w:b/>
+          <w:bCs/>
+          <w:color w:val="auto"/>
+          <w:sz w:val="22"/>
+          <w:szCs w:val="22"/>
+          <w:lang w:val="es-ES"/>
+        </w:rPr>
+        <w:t>, relaciones económicas</w:t>
+      </w:r>
+      <w:r>
+        <w:rPr>
+          <w:rFonts w:ascii="Arial" w:hAnsi="Arial" w:cs="Arial"/>
+          <w:b/>
+          <w:bCs/>
+          <w:color w:val="auto"/>
+          <w:sz w:val="22"/>
+          <w:szCs w:val="22"/>
+          <w:lang w:val="es-ES"/>
+        </w:rPr>
+        <w:t xml:space="preserve"> y poder real</w:t>
+      </w:r>
+    </w:p>
+    <w:p>
+      <w:pPr>
+        <w:numPr>
+          <w:ilvl w:val="0"/>
+          <w:numId w:val="6"/>
+        </w:numPr>
+        <w:jc w:val="both"/>
+        <w:rPr>
+          <w:rFonts w:ascii="Arial" w:hAnsi="Arial" w:cs="Arial"/>
+          <w:sz w:val="22"/>
+          <w:szCs w:val="22"/>
+          <w:lang w:val="es-ES"/>
+        </w:rPr>
+      </w:pPr>
+      <w:r>
+        <w:rPr>
+          <w:rFonts w:ascii="Arial" w:hAnsi="Arial" w:cs="Arial"/>
+          <w:b/>
+          <w:bCs/>
+          <w:sz w:val="22"/>
+          <w:szCs w:val="22"/>
+          <w:lang w:val="es-ES"/>
+        </w:rPr>
+        <w:t>Acción:</w:t>
+      </w:r>
+      <w:r>
+        <w:rPr>
+          <w:rFonts w:ascii="Arial" w:hAnsi="Arial" w:cs="Arial"/>
+          <w:sz w:val="22"/>
+          <w:szCs w:val="22"/>
+          <w:lang w:val="es-ES"/>
+        </w:rPr>
+        <w:t xml:space="preserve"> </w:t>
+      </w:r>
+      <w:r>
+        <w:rPr>
+          <w:rFonts w:ascii="Arial" w:hAnsi="Arial" w:cs="Arial"/>
+          <w:sz w:val="22"/>
+          <w:szCs w:val="22"/>
+        </w:rPr>
+        <w:t>Registrar</w:t>
+      </w:r>
+      <w:r>
+        <w:rPr>
+          <w:rFonts w:ascii="Arial" w:hAnsi="Arial" w:cs="Arial"/>
+          <w:sz w:val="22"/>
+          <w:szCs w:val="22"/>
+        </w:rPr>
+        <w:t xml:space="preserve"> cómo se toman las decisiones (consensos, asambleas o jerarquías)</w:t>
+      </w:r>
+      <w:r>
+        <w:rPr>
+          <w:rFonts w:ascii="Arial" w:hAnsi="Arial" w:cs="Arial"/>
+          <w:sz w:val="22"/>
+          <w:szCs w:val="22"/>
+        </w:rPr>
+        <w:t xml:space="preserve">, </w:t>
+      </w:r>
+      <w:r>
+        <w:rPr>
+          <w:rFonts w:ascii="Arial" w:hAnsi="Arial" w:cs="Arial"/>
+          <w:sz w:val="22"/>
+          <w:szCs w:val="22"/>
+        </w:rPr>
+        <w:t xml:space="preserve">qué redes de intercambio </w:t>
+      </w:r>
+      <w:r>
+        <w:rPr>
+          <w:rFonts w:ascii="Arial" w:hAnsi="Arial" w:cs="Arial"/>
+          <w:sz w:val="22"/>
+          <w:szCs w:val="22"/>
+        </w:rPr>
+        <w:t xml:space="preserve">existen </w:t>
+      </w:r>
+      <w:r>
+        <w:rPr>
+          <w:rFonts w:ascii="Arial" w:hAnsi="Arial" w:cs="Arial"/>
+          <w:sz w:val="22"/>
+          <w:szCs w:val="22"/>
+        </w:rPr>
+        <w:t xml:space="preserve">y si las mismas están basadas en lazos </w:t>
+      </w:r>
+      <w:r>
+        <w:rPr>
+          <w:rFonts w:ascii="Arial" w:hAnsi="Arial" w:cs="Arial"/>
+          <w:sz w:val="22"/>
+          <w:szCs w:val="22"/>
+        </w:rPr>
+        <w:t xml:space="preserve">familiares </w:t>
+      </w:r>
+      <w:r>
+        <w:rPr>
+          <w:rFonts w:ascii="Arial" w:hAnsi="Arial" w:cs="Arial"/>
+          <w:sz w:val="22"/>
+          <w:szCs w:val="22"/>
+        </w:rPr>
+        <w:t>extendidos, vecinales</w:t>
+      </w:r>
+      <w:r>
+        <w:rPr>
+          <w:rFonts w:ascii="Arial" w:hAnsi="Arial" w:cs="Arial"/>
+          <w:sz w:val="22"/>
+          <w:szCs w:val="22"/>
+        </w:rPr>
+        <w:t>,</w:t>
+      </w:r>
+      <w:r>
+        <w:rPr>
+          <w:rFonts w:ascii="Arial" w:hAnsi="Arial" w:cs="Arial"/>
+          <w:sz w:val="22"/>
+          <w:szCs w:val="22"/>
+        </w:rPr>
+        <w:t xml:space="preserve"> </w:t>
+      </w:r>
+      <w:r>
+        <w:rPr>
+          <w:rFonts w:ascii="Arial" w:hAnsi="Arial" w:cs="Arial"/>
+          <w:sz w:val="22"/>
+          <w:szCs w:val="22"/>
+        </w:rPr>
+        <w:t>amistad</w:t>
+      </w:r>
+      <w:r>
+        <w:rPr>
+          <w:rFonts w:ascii="Arial" w:hAnsi="Arial" w:cs="Arial"/>
+          <w:sz w:val="22"/>
+          <w:szCs w:val="22"/>
+        </w:rPr>
+        <w:t xml:space="preserve"> o</w:t>
+      </w:r>
+      <w:r>
+        <w:rPr>
+          <w:rFonts w:ascii="Arial" w:hAnsi="Arial" w:cs="Arial"/>
+          <w:sz w:val="22"/>
+          <w:szCs w:val="22"/>
+        </w:rPr>
+        <w:t xml:space="preserve"> burocracia del Estado</w:t>
+      </w:r>
+      <w:r>
+        <w:rPr>
+          <w:rFonts w:ascii="Arial" w:hAnsi="Arial" w:cs="Arial"/>
+          <w:sz w:val="22"/>
+          <w:szCs w:val="22"/>
+        </w:rPr>
+        <w:t xml:space="preserve">. </w:t>
+      </w:r>
+    </w:p>
+    <w:p>
+      <w:pPr>
+        <w:numPr>
+          <w:ilvl w:val="0"/>
+          <w:numId w:val="6"/>
+        </w:numPr>
+        <w:jc w:val="both"/>
+        <w:rPr>
+          <w:rFonts w:ascii="Arial" w:hAnsi="Arial" w:cs="Arial"/>
+          <w:sz w:val="22"/>
+          <w:szCs w:val="22"/>
+        </w:rPr>
+      </w:pPr>
+      <w:r>
+        <w:rPr>
+          <w:rFonts w:ascii="Arial" w:hAnsi="Arial" w:cs="Arial"/>
+          <w:b/>
+          <w:bCs/>
+          <w:sz w:val="22"/>
+          <w:szCs w:val="22"/>
+        </w:rPr>
+        <w:t>Herramienta:</w:t>
+      </w:r>
+      <w:r>
+        <w:rPr>
+          <w:rFonts w:ascii="Arial" w:hAnsi="Arial" w:cs="Arial"/>
+          <w:sz w:val="22"/>
+          <w:szCs w:val="22"/>
+        </w:rPr>
+        <w:t xml:space="preserve"> </w:t>
+      </w:r>
+      <w:r>
+        <w:rPr>
+          <w:rFonts w:ascii="Arial" w:hAnsi="Arial" w:cs="Arial"/>
+          <w:sz w:val="22"/>
+          <w:szCs w:val="22"/>
+        </w:rPr>
+        <w:t xml:space="preserve">Sociograma de Redes de Influencia para mapear los flujos de poder y la autoridad moral dentro de la comunidad. </w:t>
+      </w:r>
+    </w:p>
+    <w:p>
+      <w:pPr>
+        <w:pStyle w:val="Ttulo2"/>
+        <w:rPr>
+          <w:rFonts w:ascii="Arial" w:hAnsi="Arial" w:cs="Arial"/>
+          <w:b/>
+          <w:bCs/>
+          <w:color w:val="auto"/>
+          <w:sz w:val="22"/>
+          <w:szCs w:val="22"/>
+          <w:lang w:val="es-ES"/>
+        </w:rPr>
+      </w:pPr>
+      <w:r>
+        <w:rPr>
+          <w:rFonts w:ascii="Arial" w:hAnsi="Arial" w:cs="Arial"/>
+          <w:b/>
+          <w:bCs/>
+          <w:color w:val="auto"/>
+          <w:sz w:val="22"/>
+          <w:szCs w:val="22"/>
+          <w:lang w:val="es-ES"/>
+        </w:rPr>
+        <w:t xml:space="preserve">3. </w:t>
+      </w:r>
+      <w:r>
+        <w:rPr>
+          <w:rFonts w:ascii="Arial" w:hAnsi="Arial" w:cs="Arial"/>
+          <w:b/>
+          <w:bCs/>
+          <w:color w:val="auto"/>
+          <w:sz w:val="22"/>
+          <w:szCs w:val="22"/>
+          <w:lang w:val="es-ES"/>
+        </w:rPr>
+        <w:t>Identificación y gestión de actores de poder informal</w:t>
+      </w:r>
+    </w:p>
+    <w:p>
+      <w:pPr>
+        <w:jc w:val="both"/>
+        <w:rPr>
+          <w:rFonts w:ascii="Arial" w:hAnsi="Arial" w:cs="Arial"/>
+          <w:sz w:val="22"/>
+          <w:szCs w:val="22"/>
+          <w:lang w:val="es-ES"/>
+        </w:rPr>
+      </w:pPr>
+      <w:r>
+        <w:rPr>
+          <w:rFonts w:ascii="Arial" w:hAnsi="Arial" w:cs="Arial"/>
+          <w:b/>
+          <w:bCs/>
+          <w:sz w:val="22"/>
+          <w:szCs w:val="22"/>
+          <w:lang w:val="es-ES"/>
+        </w:rPr>
+        <w:t>Acción:</w:t>
+      </w:r>
+      <w:r>
+        <w:rPr>
+          <w:rFonts w:ascii="Arial" w:hAnsi="Arial" w:cs="Arial"/>
+          <w:sz w:val="22"/>
+          <w:szCs w:val="22"/>
+          <w:lang w:val="es-ES"/>
+        </w:rPr>
+        <w:t> El mapeo de gobernanza permite identificar la estructura formal del liderazgo, pero en muchas comunidades existen actores de poder informal —grupos irregulares, líderes políticos sin cargo explícito, redes de control económico o territorial— que no aparecen en los mapeos previos y que pueden incidir directamente sobre la viabilidad del proyecto. La filial debe desarrollar sensibilidad para detectarlos desde la primera visita.</w:t>
+      </w:r>
+    </w:p>
+    <w:p>
+      <w:pPr>
+        <w:jc w:val="both"/>
+        <w:rPr>
+          <w:rFonts w:ascii="Arial" w:hAnsi="Arial" w:cs="Arial"/>
+          <w:b/>
+          <w:bCs/>
+          <w:sz w:val="22"/>
+          <w:szCs w:val="22"/>
+          <w:lang w:val="es-ES"/>
+        </w:rPr>
+      </w:pPr>
+      <w:r>
+        <w:rPr>
+          <w:rFonts w:ascii="Arial" w:hAnsi="Arial" w:cs="Arial"/>
+          <w:b/>
+          <w:bCs/>
+          <w:sz w:val="22"/>
+          <w:szCs w:val="22"/>
+          <w:lang w:val="es-ES"/>
+        </w:rPr>
+        <w:t>Señales de alerta:</w:t>
+      </w:r>
+    </w:p>
+    <w:p>
+      <w:pPr>
+        <w:numPr>
+          <w:ilvl w:val="0"/>
+          <w:numId w:val="33"/>
+        </w:numPr>
+        <w:jc w:val="both"/>
+        <w:rPr>
+          <w:rFonts w:ascii="Arial" w:hAnsi="Arial" w:cs="Arial"/>
+          <w:sz w:val="22"/>
+          <w:szCs w:val="22"/>
+          <w:lang w:val="es-ES"/>
+        </w:rPr>
+      </w:pPr>
+      <w:r>
+        <w:rPr>
+          <w:rFonts w:ascii="Arial" w:hAnsi="Arial" w:cs="Arial"/>
+          <w:sz w:val="22"/>
+          <w:szCs w:val="22"/>
+          <w:lang w:val="es-ES"/>
+        </w:rPr>
+        <w:lastRenderedPageBreak/>
+        <w:t>Personas sin cargo formal a quienes el liderazgo consulta o pide aprobación antes de tomar decisiones.</w:t>
+      </w:r>
+    </w:p>
+    <w:p>
+      <w:pPr>
+        <w:numPr>
+          <w:ilvl w:val="0"/>
+          <w:numId w:val="33"/>
+        </w:numPr>
+        <w:jc w:val="both"/>
+        <w:rPr>
+          <w:rFonts w:ascii="Arial" w:hAnsi="Arial" w:cs="Arial"/>
+          <w:sz w:val="22"/>
+          <w:szCs w:val="22"/>
+          <w:lang w:val="es-ES"/>
+        </w:rPr>
+      </w:pPr>
+      <w:r>
+        <w:rPr>
+          <w:rFonts w:ascii="Arial" w:hAnsi="Arial" w:cs="Arial"/>
+          <w:sz w:val="22"/>
+          <w:szCs w:val="22"/>
+          <w:lang w:val="es-ES"/>
+        </w:rPr>
+        <w:t>Referencias veladas a "permisos" o "acuerdos" que deben gestionarse fuera de los canales formales.</w:t>
+      </w:r>
+    </w:p>
+    <w:p>
+      <w:pPr>
+        <w:numPr>
+          <w:ilvl w:val="0"/>
+          <w:numId w:val="33"/>
+        </w:numPr>
+        <w:jc w:val="both"/>
+        <w:rPr>
+          <w:rFonts w:ascii="Arial" w:hAnsi="Arial" w:cs="Arial"/>
+          <w:sz w:val="22"/>
+          <w:szCs w:val="22"/>
+          <w:lang w:val="es-ES"/>
+        </w:rPr>
+      </w:pPr>
+      <w:r>
+        <w:rPr>
+          <w:rFonts w:ascii="Arial" w:hAnsi="Arial" w:cs="Arial"/>
+          <w:sz w:val="22"/>
+          <w:szCs w:val="22"/>
+          <w:lang w:val="es-ES"/>
+        </w:rPr>
+        <w:t>Cambios repentinos de actitud del liderazgo sin explicación aparente.</w:t>
+      </w:r>
+    </w:p>
+    <w:p>
+      <w:pPr>
+        <w:numPr>
+          <w:ilvl w:val="0"/>
+          <w:numId w:val="33"/>
+        </w:numPr>
+        <w:jc w:val="both"/>
+        <w:rPr>
+          <w:rFonts w:ascii="Arial" w:hAnsi="Arial" w:cs="Arial"/>
+          <w:sz w:val="22"/>
+          <w:szCs w:val="22"/>
+          <w:lang w:val="es-ES"/>
+        </w:rPr>
+      </w:pPr>
+      <w:r>
+        <w:rPr>
+          <w:rFonts w:ascii="Arial" w:hAnsi="Arial" w:cs="Arial"/>
+          <w:sz w:val="22"/>
+          <w:szCs w:val="22"/>
+          <w:lang w:val="es-ES"/>
+        </w:rPr>
+        <w:t>Restricciones espontáneas sobre ciertos espacios físicos, horarios o temas de conversación.</w:t>
+      </w:r>
+    </w:p>
+    <w:p>
+      <w:pPr>
+        <w:numPr>
+          <w:ilvl w:val="0"/>
+          <w:numId w:val="33"/>
+        </w:numPr>
+        <w:jc w:val="both"/>
+        <w:rPr>
+          <w:rFonts w:ascii="Arial" w:hAnsi="Arial" w:cs="Arial"/>
+          <w:sz w:val="22"/>
+          <w:szCs w:val="22"/>
+          <w:lang w:val="es-ES"/>
+        </w:rPr>
+      </w:pPr>
+      <w:r>
+        <w:rPr>
+          <w:rFonts w:ascii="Arial" w:hAnsi="Arial" w:cs="Arial"/>
+          <w:sz w:val="22"/>
+          <w:szCs w:val="22"/>
+          <w:lang w:val="es-ES"/>
+        </w:rPr>
+        <w:t>Presencia de personas no identificadas que observan las actividades sin participar.</w:t>
+      </w:r>
+    </w:p>
+    <w:p>
+      <w:pPr>
+        <w:jc w:val="both"/>
+        <w:rPr>
+          <w:rFonts w:ascii="Arial" w:hAnsi="Arial" w:cs="Arial"/>
+          <w:b/>
+          <w:bCs/>
+          <w:sz w:val="22"/>
+          <w:szCs w:val="22"/>
+          <w:lang w:val="es-ES"/>
+        </w:rPr>
+      </w:pPr>
+      <w:r>
+        <w:rPr>
+          <w:rFonts w:ascii="Arial" w:hAnsi="Arial" w:cs="Arial"/>
+          <w:b/>
+          <w:bCs/>
+          <w:sz w:val="22"/>
+          <w:szCs w:val="22"/>
+          <w:lang w:val="es-ES"/>
+        </w:rPr>
+        <w:t>Protocolo de neutralidad:</w:t>
+      </w:r>
+    </w:p>
+    <w:p>
+      <w:pPr>
+        <w:numPr>
+          <w:ilvl w:val="0"/>
+          <w:numId w:val="34"/>
+        </w:numPr>
+        <w:jc w:val="both"/>
+        <w:rPr>
+          <w:rFonts w:ascii="Arial" w:hAnsi="Arial" w:cs="Arial"/>
+          <w:sz w:val="22"/>
+          <w:szCs w:val="22"/>
+          <w:lang w:val="es-ES"/>
+        </w:rPr>
+      </w:pPr>
+      <w:r>
+        <w:rPr>
+          <w:rFonts w:ascii="Arial" w:hAnsi="Arial" w:cs="Arial"/>
+          <w:sz w:val="22"/>
+          <w:szCs w:val="22"/>
+          <w:lang w:val="es-ES"/>
+        </w:rPr>
+        <w:t>No tomar partido ni alinearse públicamente con ningún actor de poder —formal o informal— que tenga disputas internas dentro de la comunidad.</w:t>
+      </w:r>
+    </w:p>
+    <w:p>
+      <w:pPr>
+        <w:numPr>
+          <w:ilvl w:val="0"/>
+          <w:numId w:val="34"/>
+        </w:numPr>
+        <w:jc w:val="both"/>
+        <w:rPr>
+          <w:rFonts w:ascii="Arial" w:hAnsi="Arial" w:cs="Arial"/>
+          <w:sz w:val="22"/>
+          <w:szCs w:val="22"/>
+          <w:lang w:val="es-ES"/>
+        </w:rPr>
+      </w:pPr>
+      <w:r>
+        <w:rPr>
+          <w:rFonts w:ascii="Arial" w:hAnsi="Arial" w:cs="Arial"/>
+          <w:sz w:val="22"/>
+          <w:szCs w:val="22"/>
+          <w:lang w:val="es-ES"/>
+        </w:rPr>
+        <w:t>Evitar que el proyecto sea asociado con una facción política, económica o social específica.</w:t>
+      </w:r>
+    </w:p>
+    <w:p>
+      <w:pPr>
+        <w:numPr>
+          <w:ilvl w:val="0"/>
+          <w:numId w:val="34"/>
+        </w:numPr>
+        <w:jc w:val="both"/>
+        <w:rPr>
+          <w:rFonts w:ascii="Arial" w:hAnsi="Arial" w:cs="Arial"/>
+          <w:sz w:val="22"/>
+          <w:szCs w:val="22"/>
+          <w:lang w:val="es-ES"/>
+        </w:rPr>
+      </w:pPr>
+      <w:r>
+        <w:rPr>
+          <w:rFonts w:ascii="Arial" w:hAnsi="Arial" w:cs="Arial"/>
+          <w:sz w:val="22"/>
+          <w:szCs w:val="22"/>
+          <w:lang w:val="es-ES"/>
+        </w:rPr>
+        <w:t>Si un actor informal condiciona el acceso o la continuidad del proyecto, documentar el hecho internamente y escalar a la coordinación de la filial antes de tomar cualquier decisión.</w:t>
+      </w:r>
+    </w:p>
+    <w:p>
+      <w:pPr>
+        <w:jc w:val="both"/>
+        <w:rPr>
+          <w:rFonts w:ascii="Arial" w:hAnsi="Arial" w:cs="Arial"/>
+          <w:sz w:val="22"/>
+          <w:szCs w:val="22"/>
+          <w:lang w:val="es-ES"/>
+        </w:rPr>
+      </w:pPr>
+      <w:r>
+        <w:rPr>
+          <w:rFonts w:ascii="Arial" w:hAnsi="Arial" w:cs="Arial"/>
+          <w:b/>
+          <w:bCs/>
+          <w:sz w:val="22"/>
+          <w:szCs w:val="22"/>
+          <w:lang w:val="es-ES"/>
+        </w:rPr>
+        <w:t>Estrategia de campo:</w:t>
+      </w:r>
+      <w:r>
+        <w:rPr>
+          <w:rFonts w:ascii="Arial" w:hAnsi="Arial" w:cs="Arial"/>
+          <w:sz w:val="22"/>
+          <w:szCs w:val="22"/>
+          <w:lang w:val="es-ES"/>
+        </w:rPr>
+        <w:t> Ante la presencia de actores de poder informal, la postura de la filial es de observación activa y no confrontación. El objetivo es comprender su rol sin reconocerlo públicamente ni ceder ante condiciones que comprometan la neutralidad institucional o la seguridad del equipo.</w:t>
+      </w:r>
+    </w:p>
+    <w:p>
+      <w:pPr>
+        <w:jc w:val="both"/>
+        <w:rPr>
+          <w:rFonts w:ascii="Arial" w:hAnsi="Arial" w:cs="Arial"/>
+          <w:sz w:val="22"/>
+          <w:szCs w:val="22"/>
+          <w:lang w:val="es-ES"/>
+        </w:rPr>
+      </w:pPr>
+      <w:r>
+        <w:rPr>
+          <w:rFonts w:ascii="Arial" w:hAnsi="Arial" w:cs="Arial"/>
+          <w:b/>
+          <w:bCs/>
+          <w:sz w:val="22"/>
+          <w:szCs w:val="22"/>
+          <w:lang w:val="es-ES"/>
+        </w:rPr>
+        <w:t>Punto crítico:</w:t>
+      </w:r>
+      <w:r>
+        <w:rPr>
+          <w:rFonts w:ascii="Arial" w:hAnsi="Arial" w:cs="Arial"/>
+          <w:sz w:val="22"/>
+          <w:szCs w:val="22"/>
+          <w:lang w:val="es-ES"/>
+        </w:rPr>
+        <w:t> Identificar a estos actores no equivale a negociar con ellos. La CRV no reconoce como interlocutores válidos a actores cuya autoridad se basa en el control territorial por medios no legítimos. Si su presencia representa un riesgo para el equipo o la comunidad, debe activarse el protocolo de seguridad de la filial.</w:t>
+      </w:r>
+    </w:p>
+    <w:p>
+      <w:pPr>
+        <w:pStyle w:val="Ttulo2"/>
+        <w:rPr>
+          <w:rFonts w:ascii="Arial" w:hAnsi="Arial" w:cs="Arial"/>
+          <w:b/>
+          <w:bCs/>
+          <w:sz w:val="22"/>
+          <w:szCs w:val="22"/>
+        </w:rPr>
+      </w:pPr>
+      <w:r>
+        <w:rPr>
+          <w:rFonts w:ascii="Arial" w:hAnsi="Arial" w:cs="Arial"/>
+          <w:b/>
+          <w:bCs/>
+          <w:color w:val="auto"/>
+          <w:sz w:val="22"/>
+          <w:szCs w:val="22"/>
+          <w:lang w:val="es-ES"/>
+        </w:rPr>
+        <w:t>4</w:t>
+      </w:r>
+      <w:r>
+        <w:rPr>
+          <w:rFonts w:ascii="Arial" w:hAnsi="Arial" w:cs="Arial"/>
+          <w:b/>
+          <w:bCs/>
+          <w:color w:val="auto"/>
+          <w:sz w:val="22"/>
+          <w:szCs w:val="22"/>
+          <w:lang w:val="es-ES"/>
+        </w:rPr>
+        <w:t xml:space="preserve">. </w:t>
+      </w:r>
+      <w:r>
+        <w:rPr>
+          <w:rFonts w:ascii="Arial" w:hAnsi="Arial" w:cs="Arial"/>
+          <w:b/>
+          <w:bCs/>
+          <w:color w:val="auto"/>
+          <w:sz w:val="22"/>
+          <w:szCs w:val="22"/>
+          <w:lang w:val="es-ES"/>
+        </w:rPr>
+        <w:t>Acercamiento al problema, amenazas y análisis de contexto</w:t>
+      </w:r>
+      <w:r>
+        <w:rPr>
+          <w:rFonts w:ascii="Arial" w:hAnsi="Arial" w:cs="Arial"/>
+          <w:b/>
+          <w:bCs/>
+          <w:color w:val="auto"/>
+          <w:sz w:val="22"/>
+          <w:szCs w:val="22"/>
+          <w:lang w:val="es-ES"/>
+        </w:rPr>
+      </w:r>
+      <w:r>
+        <w:rPr>
+          <w:rFonts w:ascii="Arial" w:hAnsi="Arial" w:cs="Arial"/>
+          <w:b/>
+          <w:bCs/>
+          <w:sz w:val="22"/>
+          <w:szCs w:val="22"/>
+        </w:rPr>
+      </w:r>
+    </w:p>
+    <w:p>
+      <w:pPr>
+        <w:numPr>
+          <w:ilvl w:val="0"/>
+          <w:numId w:val="9"/>
+        </w:numPr>
+        <w:jc w:val="both"/>
+        <w:rPr>
+          <w:rFonts w:ascii="Arial" w:hAnsi="Arial" w:cs="Arial"/>
+          <w:sz w:val="22"/>
+          <w:szCs w:val="22"/>
+          <w:lang w:val="es-ES"/>
+        </w:rPr>
+      </w:pPr>
+      <w:r>
+        <w:rPr>
+          <w:rFonts w:ascii="Arial" w:hAnsi="Arial" w:cs="Arial"/>
+          <w:b/>
+          <w:bCs/>
+          <w:sz w:val="22"/>
+          <w:szCs w:val="22"/>
+          <w:lang w:val="es-ES"/>
+        </w:rPr>
+        <w:t>Acción:</w:t>
+      </w:r>
+      <w:r>
+        <w:rPr>
+          <w:rFonts w:ascii="Arial" w:hAnsi="Arial" w:cs="Arial"/>
+          <w:sz w:val="22"/>
+          <w:szCs w:val="22"/>
+          <w:lang w:val="es-ES"/>
+        </w:rPr>
+        <w:t xml:space="preserve">  </w:t>
+      </w:r>
+      <w:r>
+        <w:rPr>
+          <w:rFonts w:ascii="Arial" w:hAnsi="Arial" w:cs="Arial"/>
+          <w:sz w:val="22"/>
+          <w:szCs w:val="22"/>
+        </w:rPr>
+        <w:t xml:space="preserve">Antes de presentar cualquier propuesta, el equipo debe documentar cómo la comunidad resuelve actualmente el problema que la CRV busca </w:t>
+      </w:r>
+      <w:r>
+        <w:rPr>
+          <w:rFonts w:ascii="Arial" w:hAnsi="Arial" w:cs="Arial"/>
+          <w:sz w:val="22"/>
+          <w:szCs w:val="22"/>
+        </w:rPr>
+        <w:t>enfrentar</w:t>
+      </w:r>
+      <w:r>
+        <w:rPr>
+          <w:rFonts w:ascii="Arial" w:hAnsi="Arial" w:cs="Arial"/>
+          <w:sz w:val="22"/>
+          <w:szCs w:val="22"/>
+        </w:rPr>
+        <w:t xml:space="preserve">. Esta </w:t>
+      </w:r>
+      <w:r>
+        <w:rPr>
+          <w:rFonts w:ascii="Arial" w:hAnsi="Arial" w:cs="Arial"/>
+          <w:sz w:val="22"/>
+          <w:szCs w:val="22"/>
+        </w:rPr>
+        <w:t>acción</w:t>
+      </w:r>
+      <w:r>
+        <w:rPr>
+          <w:rFonts w:ascii="Arial" w:hAnsi="Arial" w:cs="Arial"/>
+          <w:sz w:val="22"/>
+          <w:szCs w:val="22"/>
+        </w:rPr>
+        <w:t xml:space="preserve"> </w:t>
+      </w:r>
+      <w:r>
+        <w:rPr>
+          <w:rFonts w:ascii="Arial" w:hAnsi="Arial" w:cs="Arial"/>
+          <w:sz w:val="22"/>
+          <w:szCs w:val="22"/>
+        </w:rPr>
+        <w:t>permite</w:t>
+      </w:r>
+      <w:r>
+        <w:rPr>
+          <w:rFonts w:ascii="Arial" w:hAnsi="Arial" w:cs="Arial"/>
+          <w:sz w:val="22"/>
+          <w:szCs w:val="22"/>
+        </w:rPr>
+        <w:t xml:space="preserve"> determina</w:t>
+      </w:r>
+      <w:r>
+        <w:rPr>
+          <w:rFonts w:ascii="Arial" w:hAnsi="Arial" w:cs="Arial"/>
+          <w:sz w:val="22"/>
+          <w:szCs w:val="22"/>
+        </w:rPr>
+        <w:t>r</w:t>
+      </w:r>
+      <w:r>
+        <w:rPr>
+          <w:rFonts w:ascii="Arial" w:hAnsi="Arial" w:cs="Arial"/>
+          <w:sz w:val="22"/>
+          <w:szCs w:val="22"/>
+        </w:rPr>
+        <w:t xml:space="preserve"> </w:t>
+      </w:r>
+      <w:r>
+        <w:rPr>
+          <w:rFonts w:ascii="Arial" w:hAnsi="Arial" w:cs="Arial"/>
+          <w:sz w:val="22"/>
+          <w:szCs w:val="22"/>
+        </w:rPr>
+        <w:t xml:space="preserve">qué </w:t>
+      </w:r>
+      <w:r>
+        <w:rPr>
+          <w:rFonts w:ascii="Arial" w:hAnsi="Arial" w:cs="Arial"/>
+          <w:sz w:val="22"/>
+          <w:szCs w:val="22"/>
+        </w:rPr>
+        <w:t>fortal</w:t>
+      </w:r>
+      <w:r>
+        <w:rPr>
+          <w:rFonts w:ascii="Arial" w:hAnsi="Arial" w:cs="Arial"/>
+          <w:sz w:val="22"/>
+          <w:szCs w:val="22"/>
+        </w:rPr>
+        <w:t>ezas tiene</w:t>
+      </w:r>
+      <w:r>
+        <w:rPr>
+          <w:rFonts w:ascii="Arial" w:hAnsi="Arial" w:cs="Arial"/>
+          <w:sz w:val="22"/>
+          <w:szCs w:val="22"/>
+        </w:rPr>
+        <w:t xml:space="preserve"> la práctica local que una solución externa podría no</w:t>
+      </w:r>
+      <w:r>
+        <w:rPr>
+          <w:rFonts w:ascii="Arial" w:hAnsi="Arial" w:cs="Arial"/>
+          <w:sz w:val="22"/>
+          <w:szCs w:val="22"/>
+        </w:rPr>
+        <w:t xml:space="preserve"> ser capaz de</w:t>
+      </w:r>
+      <w:r>
+        <w:rPr>
+          <w:rFonts w:ascii="Arial" w:hAnsi="Arial" w:cs="Arial"/>
+          <w:sz w:val="22"/>
+          <w:szCs w:val="22"/>
+        </w:rPr>
+        <w:t xml:space="preserve"> replica</w:t>
+      </w:r>
+      <w:r>
+        <w:rPr>
+          <w:rFonts w:ascii="Arial" w:hAnsi="Arial" w:cs="Arial"/>
+          <w:sz w:val="22"/>
+          <w:szCs w:val="22"/>
+        </w:rPr>
+        <w:t>r</w:t>
+      </w:r>
+      <w:r>
+        <w:rPr>
+          <w:rFonts w:ascii="Arial" w:hAnsi="Arial" w:cs="Arial"/>
+          <w:sz w:val="22"/>
+          <w:szCs w:val="22"/>
+        </w:rPr>
+        <w:t>.</w:t>
+      </w:r>
+      <w:r>
+        <w:rPr>
+          <w:rFonts w:ascii="Arial" w:hAnsi="Arial" w:cs="Arial"/>
+          <w:sz w:val="22"/>
+          <w:szCs w:val="22"/>
+        </w:rPr>
+        <w:t xml:space="preserve"> </w:t>
+      </w:r>
+      <w:r>
+        <w:rPr>
+          <w:rFonts w:ascii="Arial" w:hAnsi="Arial" w:cs="Arial"/>
+          <w:sz w:val="22"/>
+          <w:szCs w:val="22"/>
+        </w:rPr>
+        <w:t xml:space="preserve">Este análisis </w:t>
+      </w:r>
+      <w:r>
+        <w:rPr>
+          <w:rFonts w:ascii="Arial" w:hAnsi="Arial" w:cs="Arial"/>
+          <w:sz w:val="22"/>
+          <w:szCs w:val="22"/>
+        </w:rPr>
+        <w:t>debe</w:t>
+      </w:r>
+      <w:r>
+        <w:rPr>
+          <w:rFonts w:ascii="Arial" w:hAnsi="Arial" w:cs="Arial"/>
+          <w:sz w:val="22"/>
+          <w:szCs w:val="22"/>
+        </w:rPr>
+        <w:t xml:space="preserve"> hacerse</w:t>
+      </w:r>
+      <w:r>
+        <w:rPr>
+          <w:rFonts w:ascii="Arial" w:hAnsi="Arial" w:cs="Arial"/>
+          <w:sz w:val="22"/>
+          <w:szCs w:val="22"/>
+        </w:rPr>
+        <w:t xml:space="preserve"> </w:t>
+      </w:r>
+      <w:r>
+        <w:rPr>
+          <w:rFonts w:ascii="Arial" w:hAnsi="Arial" w:cs="Arial"/>
+          <w:sz w:val="22"/>
+          <w:szCs w:val="22"/>
+        </w:rPr>
+        <w:t>con base en</w:t>
+      </w:r>
+      <w:r>
+        <w:rPr>
+          <w:rFonts w:ascii="Arial" w:hAnsi="Arial" w:cs="Arial"/>
+          <w:sz w:val="22"/>
+          <w:szCs w:val="22"/>
+        </w:rPr>
+        <w:t xml:space="preserve"> </w:t>
+      </w:r>
+      <w:r>
+        <w:rPr>
+          <w:rFonts w:ascii="Arial" w:hAnsi="Arial" w:cs="Arial"/>
+          <w:sz w:val="22"/>
+          <w:szCs w:val="22"/>
+        </w:rPr>
+        <w:t>aquello</w:t>
+      </w:r>
+      <w:r>
+        <w:rPr>
+          <w:rFonts w:ascii="Arial" w:hAnsi="Arial" w:cs="Arial"/>
+          <w:sz w:val="22"/>
+          <w:szCs w:val="22"/>
+        </w:rPr>
+        <w:t xml:space="preserve"> que la comunidad ya hace bien, </w:t>
+      </w:r>
+      <w:r>
+        <w:rPr>
+          <w:rFonts w:ascii="Arial" w:hAnsi="Arial" w:cs="Arial"/>
+          <w:sz w:val="22"/>
+          <w:szCs w:val="22"/>
+        </w:rPr>
+        <w:t>preguntar</w:t>
+      </w:r>
+      <w:r>
+        <w:rPr>
+          <w:rFonts w:ascii="Arial" w:hAnsi="Arial" w:cs="Arial"/>
+          <w:sz w:val="22"/>
+          <w:szCs w:val="22"/>
+        </w:rPr>
+        <w:t xml:space="preserve"> por qué lo hace</w:t>
+      </w:r>
+      <w:r>
+        <w:rPr>
+          <w:rFonts w:ascii="Arial" w:hAnsi="Arial" w:cs="Arial"/>
+          <w:sz w:val="22"/>
+          <w:szCs w:val="22"/>
+        </w:rPr>
+        <w:t xml:space="preserve"> de ese modo</w:t>
+      </w:r>
+      <w:r>
+        <w:rPr>
+          <w:rFonts w:ascii="Arial" w:hAnsi="Arial" w:cs="Arial"/>
+          <w:sz w:val="22"/>
+          <w:szCs w:val="22"/>
+        </w:rPr>
+        <w:t>, y solo entonces proponer complementos o mejoras.</w:t>
+      </w:r>
+    </w:p>
+    <w:p>
+      <w:pPr>
+        <w:numPr>
+          <w:ilvl w:val="0"/>
+          <w:numId w:val="11"/>
+        </w:numPr>
+        <w:jc w:val="both"/>
+        <w:rPr>
+          <w:rFonts w:ascii="Arial" w:hAnsi="Arial" w:cs="Arial"/>
+          <w:sz w:val="22"/>
+          <w:szCs w:val="22"/>
+          <w:lang w:val="es-ES"/>
+        </w:rPr>
+      </w:pPr>
+      <w:r>
+        <w:rPr>
+          <w:rFonts w:ascii="Arial" w:hAnsi="Arial" w:cs="Arial"/>
+          <w:b/>
+          <w:bCs/>
+          <w:sz w:val="22"/>
+          <w:szCs w:val="22"/>
+          <w:lang w:val="es-ES"/>
+        </w:rPr>
+        <w:t>Acción:</w:t>
+      </w:r>
+      <w:r>
+        <w:rPr>
+          <w:rFonts w:ascii="Arial" w:hAnsi="Arial" w:cs="Arial"/>
+          <w:sz w:val="22"/>
+          <w:szCs w:val="22"/>
+          <w:lang w:val="es-ES"/>
+        </w:rPr>
+        <w:t xml:space="preserve"> </w:t>
+      </w:r>
+      <w:r>
+        <w:rPr>
+          <w:rFonts w:ascii="Arial" w:hAnsi="Arial" w:cs="Arial"/>
+          <w:sz w:val="22"/>
+          <w:szCs w:val="22"/>
+          <w:lang w:val="es-ES"/>
+        </w:rPr>
+        <w:t>I</w:t>
+      </w:r>
+      <w:r>
+        <w:rPr>
+          <w:rFonts w:ascii="Arial" w:hAnsi="Arial" w:cs="Arial"/>
+          <w:sz w:val="22"/>
+          <w:szCs w:val="22"/>
+          <w:lang w:val="es-ES"/>
+        </w:rPr>
+        <w:t xml:space="preserve">dentificar </w:t>
+      </w:r>
+      <w:r>
+        <w:rPr>
+          <w:rFonts w:ascii="Arial" w:hAnsi="Arial" w:cs="Arial"/>
+          <w:sz w:val="22"/>
+          <w:szCs w:val="22"/>
+          <w:lang w:val="es-ES"/>
+        </w:rPr>
+        <w:t>l</w:t>
+      </w:r>
+      <w:r>
+        <w:rPr>
+          <w:rFonts w:ascii="Arial" w:hAnsi="Arial" w:cs="Arial"/>
+          <w:sz w:val="22"/>
+          <w:szCs w:val="22"/>
+          <w:lang w:val="es-ES"/>
+        </w:rPr>
+        <w:t xml:space="preserve">os eventos naturales, </w:t>
+      </w:r>
+      <w:r>
+        <w:rPr>
+          <w:rFonts w:ascii="Arial" w:hAnsi="Arial" w:cs="Arial"/>
+          <w:sz w:val="22"/>
+          <w:szCs w:val="22"/>
+          <w:lang w:val="es-ES"/>
+        </w:rPr>
+        <w:t>económic</w:t>
+      </w:r>
+      <w:r>
+        <w:rPr>
+          <w:rFonts w:ascii="Arial" w:hAnsi="Arial" w:cs="Arial"/>
+          <w:sz w:val="22"/>
+          <w:szCs w:val="22"/>
+          <w:lang w:val="es-ES"/>
+        </w:rPr>
+        <w:t>o</w:t>
+      </w:r>
+      <w:r>
+        <w:rPr>
+          <w:rFonts w:ascii="Arial" w:hAnsi="Arial" w:cs="Arial"/>
+          <w:sz w:val="22"/>
+          <w:szCs w:val="22"/>
+          <w:lang w:val="es-ES"/>
+        </w:rPr>
+        <w:t>s y socioculturales que se repiten en el tiempo.</w:t>
+      </w:r>
+    </w:p>
+    <w:p>
+      <w:pPr>
+        <w:numPr>
+          <w:ilvl w:val="0"/>
+          <w:numId w:val="11"/>
+        </w:numPr>
+        <w:jc w:val="both"/>
+        <w:rPr>
+          <w:rFonts w:ascii="Arial" w:hAnsi="Arial" w:cs="Arial"/>
+          <w:sz w:val="22"/>
+          <w:szCs w:val="22"/>
+          <w:lang w:val="es-ES"/>
+        </w:rPr>
+      </w:pPr>
+      <w:r>
+        <w:rPr>
+          <w:rFonts w:ascii="Arial" w:hAnsi="Arial" w:cs="Arial"/>
+          <w:b/>
+          <w:bCs/>
+          <w:sz w:val="22"/>
+          <w:szCs w:val="22"/>
+          <w:lang w:val="es-ES"/>
+        </w:rPr>
+        <w:t>Estrategia de campo</w:t>
+      </w:r>
+      <w:r>
+        <w:rPr>
+          <w:rFonts w:ascii="Arial" w:hAnsi="Arial" w:cs="Arial"/>
+          <w:b/>
+          <w:bCs/>
+          <w:sz w:val="22"/>
+          <w:szCs w:val="22"/>
+          <w:lang w:val="es-ES"/>
+        </w:rPr>
+        <w:t>:</w:t>
+      </w:r>
+      <w:r>
+        <w:rPr>
+          <w:rFonts w:ascii="Arial" w:hAnsi="Arial" w:cs="Arial"/>
+          <w:sz w:val="22"/>
+          <w:szCs w:val="22"/>
+          <w:lang w:val="es-ES"/>
+        </w:rPr>
+        <w:t xml:space="preserve"> </w:t>
+      </w:r>
+      <w:r>
+        <w:rPr>
+          <w:rFonts w:ascii="Arial" w:hAnsi="Arial" w:cs="Arial"/>
+          <w:sz w:val="22"/>
+          <w:szCs w:val="22"/>
+          <w:lang w:val="es-ES"/>
+        </w:rPr>
+        <w:t xml:space="preserve">Ser conscientes de la historia y los ciclos estacionales de la comunidad. </w:t>
+      </w:r>
+      <w:r>
+        <w:rPr>
+          <w:rFonts w:ascii="Arial" w:hAnsi="Arial" w:cs="Arial"/>
+          <w:sz w:val="22"/>
+          <w:szCs w:val="22"/>
+          <w:lang w:val="es-ES"/>
+        </w:rPr>
+        <w:t>Usa la memoria de la comunidad para entender los peligros actuales.</w:t>
+      </w:r>
+    </w:p>
+    <w:p>
+      <w:pPr>
+        <w:pStyle w:val="Ttulo2"/>
+        <w:rPr>
+          <w:rFonts w:ascii="Arial" w:hAnsi="Arial" w:cs="Arial"/>
+          <w:color w:val="auto"/>
+          <w:sz w:val="22"/>
+          <w:szCs w:val="22"/>
+          <w:lang w:val="es-ES"/>
+        </w:rPr>
+      </w:pPr>
+      <w:r>
+        <w:rPr>
+          <w:rFonts w:ascii="Arial" w:hAnsi="Arial" w:cs="Arial"/>
+          <w:b/>
+          <w:bCs/>
+          <w:color w:val="auto"/>
+          <w:sz w:val="22"/>
+          <w:szCs w:val="22"/>
+          <w:lang w:val="es-ES"/>
+        </w:rPr>
+        <w:t>5</w:t>
+      </w:r>
+      <w:r>
+        <w:rPr>
+          <w:rFonts w:ascii="Arial" w:hAnsi="Arial" w:cs="Arial"/>
+          <w:b/>
+          <w:bCs/>
+          <w:color w:val="auto"/>
+          <w:sz w:val="22"/>
+          <w:szCs w:val="22"/>
+          <w:lang w:val="es-ES"/>
+        </w:rPr>
+        <w:t xml:space="preserve">. </w:t>
+      </w:r>
+      <w:r>
+        <w:rPr>
+          <w:rFonts w:ascii="Arial" w:hAnsi="Arial" w:cs="Arial"/>
+          <w:b/>
+          <w:bCs/>
+          <w:color w:val="auto"/>
+          <w:sz w:val="22"/>
+          <w:szCs w:val="22"/>
+          <w:lang w:val="es-ES"/>
+        </w:rPr>
+        <w:t>H</w:t>
+      </w:r>
+      <w:r>
+        <w:rPr>
+          <w:rFonts w:ascii="Arial" w:hAnsi="Arial" w:cs="Arial"/>
+          <w:b/>
+          <w:bCs/>
+          <w:color w:val="auto"/>
+          <w:sz w:val="22"/>
+          <w:szCs w:val="22"/>
+          <w:lang w:val="es-ES"/>
+        </w:rPr>
+        <w:t xml:space="preserve">erramientas </w:t>
+      </w:r>
+      <w:r>
+        <w:rPr>
+          <w:rFonts w:ascii="Arial" w:hAnsi="Arial" w:cs="Arial"/>
+          <w:b/>
+          <w:bCs/>
+          <w:color w:val="auto"/>
+          <w:sz w:val="22"/>
+          <w:szCs w:val="22"/>
+          <w:lang w:val="es-ES"/>
+        </w:rPr>
+        <w:t xml:space="preserve">de </w:t>
+      </w:r>
+      <w:r>
+        <w:rPr>
+          <w:rFonts w:ascii="Arial" w:hAnsi="Arial" w:cs="Arial"/>
+          <w:b/>
+          <w:bCs/>
+          <w:color w:val="auto"/>
+          <w:sz w:val="22"/>
+          <w:szCs w:val="22"/>
+          <w:lang w:val="es-ES"/>
+        </w:rPr>
+        <w:t>protección</w:t>
+      </w:r>
+    </w:p>
+    <w:p>
+      <w:pPr>
+        <w:numPr>
+          <w:ilvl w:val="0"/>
+          <w:numId w:val="10"/>
+        </w:numPr>
+        <w:jc w:val="both"/>
+        <w:rPr>
+          <w:rFonts w:ascii="Arial" w:hAnsi="Arial" w:cs="Arial"/>
+          <w:sz w:val="22"/>
+          <w:szCs w:val="22"/>
+          <w:lang w:val="es-ES"/>
+        </w:rPr>
+      </w:pPr>
+      <w:r>
+        <w:rPr>
+          <w:rFonts w:ascii="Arial" w:hAnsi="Arial" w:cs="Arial"/>
+          <w:b/>
+          <w:bCs/>
+          <w:sz w:val="22"/>
+          <w:szCs w:val="22"/>
+          <w:lang w:val="es-ES"/>
+        </w:rPr>
+        <w:t>Acción:</w:t>
+      </w:r>
+      <w:r>
+        <w:rPr>
+          <w:rFonts w:ascii="Arial" w:hAnsi="Arial" w:cs="Arial"/>
+          <w:sz w:val="22"/>
+          <w:szCs w:val="22"/>
+          <w:lang w:val="es-ES"/>
+        </w:rPr>
+        <w:t xml:space="preserve"> </w:t>
+      </w:r>
+      <w:r>
+        <w:rPr>
+          <w:rFonts w:ascii="Arial" w:hAnsi="Arial" w:cs="Arial"/>
+          <w:sz w:val="22"/>
+          <w:szCs w:val="22"/>
+          <w:lang w:val="es-ES"/>
+        </w:rPr>
+        <w:t>Hacer</w:t>
+      </w:r>
+      <w:r>
+        <w:rPr>
+          <w:rFonts w:ascii="Arial" w:hAnsi="Arial" w:cs="Arial"/>
+          <w:sz w:val="22"/>
+          <w:szCs w:val="22"/>
+          <w:lang w:val="es-ES"/>
+        </w:rPr>
+        <w:t xml:space="preserve"> </w:t>
+      </w:r>
+      <w:r>
+        <w:rPr>
+          <w:rFonts w:ascii="Arial" w:hAnsi="Arial" w:cs="Arial"/>
+          <w:sz w:val="22"/>
+          <w:szCs w:val="22"/>
+          <w:lang w:val="es-ES"/>
+        </w:rPr>
+        <w:t xml:space="preserve">entrevistas </w:t>
+      </w:r>
+      <w:r>
+        <w:rPr>
+          <w:rFonts w:ascii="Arial" w:hAnsi="Arial" w:cs="Arial"/>
+          <w:sz w:val="22"/>
+          <w:szCs w:val="22"/>
+          <w:lang w:val="es-ES"/>
+        </w:rPr>
+        <w:t>cara a cara</w:t>
+      </w:r>
+      <w:r>
+        <w:rPr>
+          <w:rFonts w:ascii="Arial" w:hAnsi="Arial" w:cs="Arial"/>
+          <w:sz w:val="22"/>
+          <w:szCs w:val="22"/>
+          <w:lang w:val="es-ES"/>
+        </w:rPr>
+        <w:t xml:space="preserve"> con</w:t>
+      </w:r>
+      <w:r>
+        <w:rPr>
+          <w:rFonts w:ascii="Arial" w:hAnsi="Arial" w:cs="Arial"/>
+          <w:sz w:val="22"/>
+          <w:szCs w:val="22"/>
+          <w:lang w:val="es-ES"/>
+        </w:rPr>
+        <w:t xml:space="preserve"> informantes clave para </w:t>
+      </w:r>
+      <w:r>
+        <w:rPr>
+          <w:rFonts w:ascii="Arial" w:hAnsi="Arial" w:cs="Arial"/>
+          <w:sz w:val="22"/>
+          <w:szCs w:val="22"/>
+          <w:lang w:val="es-ES"/>
+        </w:rPr>
+        <w:t xml:space="preserve">temas de </w:t>
+      </w:r>
+      <w:r>
+        <w:rPr>
+          <w:rFonts w:ascii="Arial" w:hAnsi="Arial" w:cs="Arial"/>
+          <w:sz w:val="22"/>
+          <w:szCs w:val="22"/>
+          <w:lang w:val="es-ES"/>
+        </w:rPr>
+        <w:t>migración</w:t>
+      </w:r>
+      <w:r>
+        <w:rPr>
+          <w:rFonts w:ascii="Arial" w:hAnsi="Arial" w:cs="Arial"/>
+          <w:sz w:val="22"/>
+          <w:szCs w:val="22"/>
+          <w:lang w:val="es-ES"/>
+        </w:rPr>
+        <w:t>,</w:t>
+      </w:r>
+      <w:r>
+        <w:rPr>
+          <w:rFonts w:ascii="Arial" w:hAnsi="Arial" w:cs="Arial"/>
+          <w:sz w:val="22"/>
+          <w:szCs w:val="22"/>
+          <w:lang w:val="es-ES"/>
+        </w:rPr>
+        <w:t xml:space="preserve"> violencia de género</w:t>
+      </w:r>
+      <w:r>
+        <w:rPr>
+          <w:rFonts w:ascii="Arial" w:hAnsi="Arial" w:cs="Arial"/>
+          <w:sz w:val="22"/>
+          <w:szCs w:val="22"/>
+          <w:lang w:val="es-ES"/>
+        </w:rPr>
+        <w:t xml:space="preserve">, violencia armada o temas </w:t>
+      </w:r>
+      <w:r>
+        <w:rPr>
+          <w:rFonts w:ascii="Arial" w:hAnsi="Arial" w:cs="Arial"/>
+          <w:sz w:val="22"/>
+          <w:szCs w:val="22"/>
+          <w:lang w:val="es-ES"/>
+        </w:rPr>
+        <w:t>delicados.</w:t>
+      </w:r>
+    </w:p>
+    <w:p>
+      <w:pPr>
+        <w:numPr>
+          <w:ilvl w:val="0"/>
+          <w:numId w:val="10"/>
+        </w:numPr>
+        <w:jc w:val="both"/>
+        <w:rPr>
+          <w:rFonts w:ascii="Arial" w:hAnsi="Arial" w:cs="Arial"/>
+          <w:sz w:val="22"/>
+          <w:szCs w:val="22"/>
+          <w:lang w:val="es-ES"/>
+        </w:rPr>
+      </w:pPr>
+      <w:r>
+        <w:rPr>
+          <w:rFonts w:ascii="Arial" w:hAnsi="Arial" w:cs="Arial"/>
+          <w:b/>
+          <w:bCs/>
+          <w:sz w:val="22"/>
+          <w:szCs w:val="22"/>
+          <w:lang w:val="es-ES"/>
+        </w:rPr>
+        <w:t>Restricción:</w:t>
+      </w:r>
+      <w:r>
+        <w:rPr>
+          <w:rFonts w:ascii="Arial" w:hAnsi="Arial" w:cs="Arial"/>
+          <w:sz w:val="22"/>
+          <w:szCs w:val="22"/>
+          <w:lang w:val="es-ES"/>
+        </w:rPr>
+        <w:t xml:space="preserve"> PROHIBIDO usar grupos focales para estos temas</w:t>
+      </w:r>
+      <w:r>
+        <w:rPr>
+          <w:rFonts w:ascii="Arial" w:hAnsi="Arial" w:cs="Arial"/>
+          <w:sz w:val="22"/>
+          <w:szCs w:val="22"/>
+          <w:lang w:val="es-ES"/>
+        </w:rPr>
+        <w:t xml:space="preserve"> o entrevistas sin la debida privacidad</w:t>
+      </w:r>
+      <w:r>
+        <w:rPr>
+          <w:rFonts w:ascii="Arial" w:hAnsi="Arial" w:cs="Arial"/>
+          <w:sz w:val="22"/>
+          <w:szCs w:val="22"/>
+          <w:lang w:val="es-ES"/>
+        </w:rPr>
+        <w:t>. El riesgo de revictimización o delación es alto.</w:t>
+      </w:r>
+    </w:p>
+    <w:p>
+      <w:pPr>
+        <w:numPr>
+          <w:ilvl w:val="0"/>
+          <w:numId w:val="10"/>
+        </w:numPr>
+        <w:jc w:val="both"/>
+        <w:rPr>
+          <w:rFonts w:ascii="Arial" w:hAnsi="Arial" w:cs="Arial"/>
+          <w:sz w:val="22"/>
+          <w:szCs w:val="22"/>
+          <w:lang w:val="es-ES"/>
+        </w:rPr>
+      </w:pPr>
+      <w:r>
+        <w:rPr>
+          <w:rFonts w:ascii="Arial" w:hAnsi="Arial" w:cs="Arial"/>
+          <w:b/>
+          <w:bCs/>
+          <w:sz w:val="22"/>
+          <w:szCs w:val="22"/>
+          <w:lang w:val="es-ES"/>
+        </w:rPr>
+        <w:t>Estrategia de campo:</w:t>
+      </w:r>
+      <w:r>
+        <w:rPr>
+          <w:rFonts w:ascii="Arial" w:hAnsi="Arial" w:cs="Arial"/>
+          <w:sz w:val="22"/>
+          <w:szCs w:val="22"/>
+          <w:lang w:val="es-ES"/>
+        </w:rPr>
+        <w:t xml:space="preserve"> Asegurar</w:t>
+      </w:r>
+      <w:r>
+        <w:rPr>
+          <w:rFonts w:ascii="Arial" w:hAnsi="Arial" w:cs="Arial"/>
+          <w:sz w:val="22"/>
+          <w:szCs w:val="22"/>
+          <w:lang w:val="es-ES"/>
+        </w:rPr>
+        <w:t xml:space="preserve"> la presencia de mujeres en el equipo de la </w:t>
+      </w:r>
+      <w:r>
+        <w:rPr>
+          <w:rFonts w:ascii="Arial" w:hAnsi="Arial" w:cs="Arial"/>
+          <w:sz w:val="22"/>
+          <w:szCs w:val="22"/>
+          <w:lang w:val="es-ES"/>
+        </w:rPr>
+        <w:t>filial</w:t>
+      </w:r>
+      <w:r>
+        <w:rPr>
+          <w:rFonts w:ascii="Arial" w:hAnsi="Arial" w:cs="Arial"/>
+          <w:sz w:val="22"/>
+          <w:szCs w:val="22"/>
+          <w:lang w:val="es-ES"/>
+        </w:rPr>
+        <w:t xml:space="preserve"> que visita la comunidad.</w:t>
+      </w:r>
+    </w:p>
+    <w:p>
+      <w:pPr>
+        <w:numPr>
+          <w:ilvl w:val="0"/>
+          <w:numId w:val="10"/>
+        </w:numPr>
+        <w:jc w:val="both"/>
+        <w:rPr>
+          <w:rFonts w:ascii="Arial" w:hAnsi="Arial" w:cs="Arial"/>
+          <w:sz w:val="22"/>
+          <w:szCs w:val="22"/>
+          <w:lang w:val="es-ES"/>
+        </w:rPr>
+      </w:pPr>
+      <w:r>
+        <w:rPr>
+          <w:rFonts w:ascii="Arial" w:hAnsi="Arial" w:cs="Arial"/>
+          <w:b/>
+          <w:bCs/>
+          <w:sz w:val="22"/>
+          <w:szCs w:val="22"/>
+          <w:lang w:val="es-ES"/>
+        </w:rPr>
+        <w:t>Herramienta:</w:t>
+      </w:r>
+      <w:r>
+        <w:rPr>
+          <w:rFonts w:ascii="Arial" w:hAnsi="Arial" w:cs="Arial"/>
+          <w:sz w:val="22"/>
+          <w:szCs w:val="22"/>
+          <w:lang w:val="es-ES"/>
+        </w:rPr>
+        <w:t xml:space="preserve"> Mapeo de vulnerabilidades (dónde viven </w:t>
+      </w:r>
+      <w:r>
+        <w:rPr>
+          <w:rFonts w:ascii="Arial" w:hAnsi="Arial" w:cs="Arial"/>
+          <w:sz w:val="22"/>
+          <w:szCs w:val="22"/>
+          <w:lang w:val="es-ES"/>
+        </w:rPr>
+        <w:t>las personas que ameritan los servicios de protección</w:t>
+      </w:r>
+      <w:r>
+        <w:rPr>
+          <w:rFonts w:ascii="Arial" w:hAnsi="Arial" w:cs="Arial"/>
+          <w:sz w:val="22"/>
+          <w:szCs w:val="22"/>
+          <w:lang w:val="es-ES"/>
+        </w:rPr>
+        <w:t>).</w:t>
+      </w:r>
+    </w:p>
+    <w:p>
+      <w:pPr>
+        <w:pStyle w:val="Ttulo2"/>
+        <w:rPr>
+          <w:rFonts w:ascii="Arial" w:hAnsi="Arial" w:cs="Arial"/>
+          <w:b/>
+          <w:bCs/>
+          <w:color w:val="auto"/>
+          <w:sz w:val="22"/>
+          <w:szCs w:val="22"/>
+          <w:lang w:val="es-ES"/>
+        </w:rPr>
+      </w:pPr>
+      <w:r>
+        <w:rPr>
+          <w:rFonts w:ascii="Arial" w:hAnsi="Arial" w:cs="Arial"/>
+          <w:b/>
+          <w:bCs/>
+          <w:color w:val="auto"/>
+          <w:sz w:val="22"/>
+          <w:szCs w:val="22"/>
+          <w:lang w:val="es-ES"/>
+        </w:rPr>
+        <w:t>6.</w:t>
+      </w:r>
+      <w:r>
+        <w:rPr>
+          <w:rFonts w:ascii="Arial" w:hAnsi="Arial" w:cs="Arial"/>
+          <w:b/>
+          <w:bCs/>
+          <w:color w:val="auto"/>
+          <w:sz w:val="22"/>
+          <w:szCs w:val="22"/>
+          <w:lang w:val="es-ES"/>
+        </w:rPr>
+        <w:t xml:space="preserve"> Gestión de la presencia del liderazgo en espacios grupales</w:t>
+      </w:r>
+    </w:p>
+    <w:p>
+      <w:pPr>
+        <w:jc w:val="both"/>
+        <w:rPr>
+          <w:rFonts w:ascii="Arial" w:hAnsi="Arial" w:cs="Arial"/>
+          <w:sz w:val="22"/>
+          <w:szCs w:val="22"/>
+          <w:lang w:val="es-ES"/>
+        </w:rPr>
+      </w:pPr>
+      <w:r>
+        <w:rPr>
+          <w:rFonts w:ascii="Arial" w:hAnsi="Arial" w:cs="Arial"/>
+          <w:b/>
+          <w:bCs/>
+          <w:sz w:val="22"/>
+          <w:szCs w:val="22"/>
+          <w:lang w:val="es-ES"/>
+        </w:rPr>
+        <w:t>Acción:</w:t>
+      </w:r>
+      <w:r>
+        <w:rPr>
+          <w:rFonts w:ascii="Arial" w:hAnsi="Arial" w:cs="Arial"/>
+          <w:sz w:val="22"/>
+          <w:szCs w:val="22"/>
+          <w:lang w:val="es-ES"/>
+        </w:rPr>
+        <w:t> La filial debe evaluar, en cada actividad grupal, si la presencia de líderes comunitarios o autoridades locales está favoreciendo o inhibiendo la participación libre del resto de los asistentes. No todos los temas requieren la ausencia del liderazgo, pero hay situaciones donde su presencia genera un ambiente de autocensura que reduce tanto la calidad de la información obtenida como la participación efectiva.</w:t>
+      </w:r>
+    </w:p>
+    <w:p>
+      <w:pPr>
+        <w:jc w:val="both"/>
+        <w:rPr>
+          <w:rFonts w:ascii="Arial" w:hAnsi="Arial" w:cs="Arial"/>
+          <w:b/>
+          <w:bCs/>
+          <w:sz w:val="22"/>
+          <w:szCs w:val="22"/>
+          <w:lang w:val="es-ES"/>
+        </w:rPr>
+      </w:pPr>
+      <w:r>
+        <w:rPr>
+          <w:rFonts w:ascii="Arial" w:hAnsi="Arial" w:cs="Arial"/>
+          <w:b/>
+          <w:bCs/>
+          <w:sz w:val="22"/>
+          <w:szCs w:val="22"/>
+          <w:lang w:val="es-ES"/>
+        </w:rPr>
+        <w:t>Señales de alerta:</w:t>
+      </w:r>
+    </w:p>
+    <w:p>
+      <w:pPr>
+        <w:numPr>
+          <w:ilvl w:val="0"/>
+          <w:numId w:val="31"/>
+        </w:numPr>
+        <w:jc w:val="both"/>
+        <w:rPr>
+          <w:rFonts w:ascii="Arial" w:hAnsi="Arial" w:cs="Arial"/>
+          <w:sz w:val="22"/>
+          <w:szCs w:val="22"/>
+          <w:lang w:val="es-ES"/>
+        </w:rPr>
+      </w:pPr>
+      <w:r>
+        <w:rPr>
+          <w:rFonts w:ascii="Arial" w:hAnsi="Arial" w:cs="Arial"/>
+          <w:sz w:val="22"/>
+          <w:szCs w:val="22"/>
+          <w:lang w:val="es-ES"/>
+        </w:rPr>
+        <w:t>Los participantes responden brevemente o remiten sus respuestas al líder presente.</w:t>
+      </w:r>
+    </w:p>
+    <w:p>
+      <w:pPr>
+        <w:numPr>
+          <w:ilvl w:val="0"/>
+          <w:numId w:val="31"/>
+        </w:numPr>
+        <w:jc w:val="both"/>
+        <w:rPr>
+          <w:rFonts w:ascii="Arial" w:hAnsi="Arial" w:cs="Arial"/>
+          <w:sz w:val="22"/>
+          <w:szCs w:val="22"/>
+          <w:lang w:val="es-ES"/>
+        </w:rPr>
+      </w:pPr>
+      <w:r>
+        <w:rPr>
+          <w:rFonts w:ascii="Arial" w:hAnsi="Arial" w:cs="Arial"/>
+          <w:sz w:val="22"/>
+          <w:szCs w:val="22"/>
+          <w:lang w:val="es-ES"/>
+        </w:rPr>
+        <w:t>Solo hablan las mismas personas, generalmente el líder o su entorno cercano.</w:t>
+      </w:r>
+    </w:p>
+    <w:p>
+      <w:pPr>
+        <w:numPr>
+          <w:ilvl w:val="0"/>
+          <w:numId w:val="31"/>
+        </w:numPr>
+        <w:jc w:val="both"/>
+        <w:rPr>
+          <w:rFonts w:ascii="Arial" w:hAnsi="Arial" w:cs="Arial"/>
+          <w:sz w:val="22"/>
+          <w:szCs w:val="22"/>
+          <w:lang w:val="es-ES"/>
+        </w:rPr>
+      </w:pPr>
+      <w:r>
+        <w:rPr>
+          <w:rFonts w:ascii="Arial" w:hAnsi="Arial" w:cs="Arial"/>
+          <w:sz w:val="22"/>
+          <w:szCs w:val="22"/>
+          <w:lang w:val="es-ES"/>
+        </w:rPr>
+        <w:t>El grupo muestra signos de incomodidad o evita ciertos temas cuando el líder está presente.</w:t>
+      </w:r>
+    </w:p>
+    <w:p>
+      <w:pPr>
+        <w:numPr>
+          <w:ilvl w:val="0"/>
+          <w:numId w:val="31"/>
+        </w:numPr>
+        <w:jc w:val="both"/>
+        <w:rPr>
+          <w:rFonts w:ascii="Arial" w:hAnsi="Arial" w:cs="Arial"/>
+          <w:sz w:val="22"/>
+          <w:szCs w:val="22"/>
+          <w:lang w:val="es-ES"/>
+        </w:rPr>
+      </w:pPr>
+      <w:r>
+        <w:rPr>
+          <w:rFonts w:ascii="Arial" w:hAnsi="Arial" w:cs="Arial"/>
+          <w:sz w:val="22"/>
+          <w:szCs w:val="22"/>
+          <w:lang w:val="es-ES"/>
+        </w:rPr>
+        <w:t>El líder responde en nombre del grupo sin que se lo soliciten.</w:t>
+      </w:r>
+    </w:p>
+    <w:p>
+      <w:pPr>
+        <w:jc w:val="both"/>
+        <w:rPr>
+          <w:rFonts w:ascii="Arial" w:hAnsi="Arial" w:cs="Arial"/>
+          <w:sz w:val="22"/>
+          <w:szCs w:val="22"/>
+          <w:lang w:val="es-ES"/>
+        </w:rPr>
+      </w:pPr>
+      <w:r>
+        <w:rPr>
+          <w:rFonts w:ascii="Arial" w:hAnsi="Arial" w:cs="Arial"/>
+          <w:sz w:val="22"/>
+          <w:szCs w:val="22"/>
+          <w:lang w:val="es-ES"/>
+        </w:rPr>
+        <w:lastRenderedPageBreak/>
+        <w:t>Estrategia de campo:</w:t>
+      </w:r>
+    </w:p>
+    <w:p>
+      <w:pPr>
+        <w:numPr>
+          <w:ilvl w:val="0"/>
+          <w:numId w:val="32"/>
+        </w:numPr>
+        <w:jc w:val="both"/>
+        <w:rPr>
+          <w:rFonts w:ascii="Arial" w:hAnsi="Arial" w:cs="Arial"/>
+          <w:sz w:val="22"/>
+          <w:szCs w:val="22"/>
+          <w:lang w:val="es-ES"/>
+        </w:rPr>
+      </w:pPr>
+      <w:r>
+        <w:rPr>
+          <w:rFonts w:ascii="Arial" w:hAnsi="Arial" w:cs="Arial"/>
+          <w:sz w:val="22"/>
+          <w:szCs w:val="22"/>
+          <w:lang w:val="es-ES"/>
+        </w:rPr>
+        <w:t>Para temas de presentación del proyecto o diagnóstico general, la presencia del liderazgo es válida y recomendable.</w:t>
+      </w:r>
+    </w:p>
+    <w:p>
+      <w:pPr>
+        <w:numPr>
+          <w:ilvl w:val="0"/>
+          <w:numId w:val="32"/>
+        </w:numPr>
+        <w:jc w:val="both"/>
+        <w:rPr>
+          <w:rFonts w:ascii="Arial" w:hAnsi="Arial" w:cs="Arial"/>
+          <w:sz w:val="22"/>
+          <w:szCs w:val="22"/>
+          <w:lang w:val="es-ES"/>
+        </w:rPr>
+      </w:pPr>
+      <w:r>
+        <w:rPr>
+          <w:rFonts w:ascii="Arial" w:hAnsi="Arial" w:cs="Arial"/>
+          <w:sz w:val="22"/>
+          <w:szCs w:val="22"/>
+          <w:lang w:val="es-ES"/>
+        </w:rPr>
+        <w:t>Para temas de diagnóstico de problemas internos, conflictos comunitarios, evaluación de proyectos anteriores o cualquier asunto donde puedan existir tensiones, planificar espacios de trabajo separados: un grupo con el liderazgo y otro con el resto de la comunidad, de forma simultánea o en momentos distintos.</w:t>
+      </w:r>
+    </w:p>
+    <w:p>
+      <w:pPr>
+        <w:numPr>
+          <w:ilvl w:val="0"/>
+          <w:numId w:val="32"/>
+        </w:numPr>
+        <w:jc w:val="both"/>
+        <w:rPr>
+          <w:rFonts w:ascii="Arial" w:hAnsi="Arial" w:cs="Arial"/>
+          <w:sz w:val="22"/>
+          <w:szCs w:val="22"/>
+          <w:lang w:val="es-ES"/>
+        </w:rPr>
+      </w:pPr>
+      <w:r>
+        <w:rPr>
+          <w:rFonts w:ascii="Arial" w:hAnsi="Arial" w:cs="Arial"/>
+          <w:sz w:val="22"/>
+          <w:szCs w:val="22"/>
+          <w:lang w:val="es-ES"/>
+        </w:rPr>
+        <w:t>En actividades de formación, diseñar dinámicas que permitan la expresión individual y no solo la validación colectiva mediada por el líder (ej. tarjetas de respuesta anónima, trabajo en grupos pequeños sin presencia del líder, plenarias con facilitación activa).</w:t>
+      </w:r>
+    </w:p>
+    <w:p>
+      <w:pPr>
+        <w:jc w:val="both"/>
+        <w:rPr>
+          <w:rFonts w:ascii="Arial" w:hAnsi="Arial" w:cs="Arial"/>
+          <w:sz w:val="22"/>
+          <w:szCs w:val="22"/>
+          <w:lang w:val="es-ES"/>
+        </w:rPr>
+      </w:pPr>
+      <w:r>
+        <w:rPr>
+          <w:rFonts w:ascii="Arial" w:hAnsi="Arial" w:cs="Arial"/>
+          <w:sz w:val="22"/>
+          <w:szCs w:val="22"/>
+          <w:lang w:val="es-ES"/>
+        </w:rPr>
+        <w:t>Punto crítico: El silenciamiento en presencia del liderazgo no siempre es visible. A veces el grupo parece participativo, pero los temas más relevantes nunca se abordan porque existe un acuerdo tácito sobre lo que "puede" decirse. El equipo facilitador debe distinguir entre participación real y participación performativa.</w:t>
+      </w:r>
+    </w:p>
+    <w:p>
+      <w:pPr>
+        <w:jc w:val="both"/>
+        <w:rPr>
+          <w:rFonts w:ascii="Arial" w:hAnsi="Arial" w:cs="Arial"/>
+          <w:sz w:val="22"/>
+          <w:szCs w:val="22"/>
+          <w:lang w:val="es-ES"/>
+        </w:rPr>
+      </w:pPr>
+    </w:p>
+    <w:p>
+      <w:pPr>
+        <w:pStyle w:val="Ttulo2"/>
+        <w:rPr>
+          <w:rFonts w:ascii="Arial" w:hAnsi="Arial" w:cs="Arial"/>
+          <w:b/>
+          <w:bCs/>
+          <w:color w:val="auto"/>
+          <w:sz w:val="22"/>
+          <w:szCs w:val="22"/>
+          <w:lang w:val="es-ES"/>
+        </w:rPr>
+      </w:pPr>
+      <w:r>
+        <w:rPr>
+          <w:rFonts w:ascii="Arial" w:hAnsi="Arial" w:cs="Arial"/>
+          <w:b/>
+          <w:bCs/>
+          <w:color w:val="auto"/>
+          <w:sz w:val="22"/>
+          <w:szCs w:val="22"/>
+          <w:lang w:val="es-ES"/>
+        </w:rPr>
+        <w:t>7.</w:t>
+      </w:r>
+      <w:r>
+        <w:rPr>
+          <w:rFonts w:ascii="Arial" w:hAnsi="Arial" w:cs="Arial"/>
+          <w:b/>
+          <w:bCs/>
+          <w:color w:val="auto"/>
+          <w:sz w:val="22"/>
+          <w:szCs w:val="22"/>
+          <w:lang w:val="es-ES"/>
+        </w:rPr>
+        <w:t xml:space="preserve"> Apropiación y adaptación local de herramientas técnicas</w:t>
+      </w:r>
+    </w:p>
+    <w:p>
+      <w:pPr>
+        <w:jc w:val="both"/>
+        <w:rPr>
+          <w:rFonts w:ascii="Arial" w:hAnsi="Arial" w:cs="Arial"/>
+          <w:sz w:val="22"/>
+          <w:szCs w:val="22"/>
+          <w:lang w:val="es-ES"/>
+        </w:rPr>
+      </w:pPr>
+      <w:r>
+        <w:rPr>
+          <w:rFonts w:ascii="Arial" w:hAnsi="Arial" w:cs="Arial"/>
+          <w:b/>
+          <w:bCs/>
+          <w:sz w:val="22"/>
+          <w:szCs w:val="22"/>
+          <w:lang w:val="es-ES"/>
+        </w:rPr>
+        <w:t>Acción:</w:t>
+      </w:r>
+      <w:r>
+        <w:rPr>
+          <w:rFonts w:ascii="Arial" w:hAnsi="Arial" w:cs="Arial"/>
+          <w:sz w:val="22"/>
+          <w:szCs w:val="22"/>
+          <w:lang w:val="es-ES"/>
+        </w:rPr>
+        <w:t xml:space="preserve"> Cuando el proyecto contempla la implementación de herramientas técnicas —sistemas de alerta temprana, instrumentos de medición, protocolos de respuesta u otras tecnologías de gestión del riesgo— la filial debe verificar que estas herramientas son comprensibles, operables y sostenibles en el contexto específico de la comunidad. Las herramientas diseñadas en contextos externos tienden a llegar al terreno sin adaptación, generando comprensión superficial y abandono progresivo una vez que el equipo de la filial se retira.</w:t>
+      </w:r>
+    </w:p>
+    <w:p>
+      <w:pPr>
+        <w:jc w:val="both"/>
+        <w:rPr>
+          <w:rFonts w:ascii="Arial" w:hAnsi="Arial" w:cs="Arial"/>
+          <w:sz w:val="22"/>
+          <w:szCs w:val="22"/>
+          <w:lang w:val="es-ES"/>
+        </w:rPr>
+      </w:pPr>
+      <w:r>
+        <w:rPr>
+          <w:rFonts w:ascii="Arial" w:hAnsi="Arial" w:cs="Arial"/>
+          <w:b/>
+          <w:bCs/>
+          <w:sz w:val="22"/>
+          <w:szCs w:val="22"/>
+          <w:lang w:val="es-ES"/>
+        </w:rPr>
+        <w:t>Criterios de apropiación:</w:t>
+      </w:r>
+    </w:p>
+    <w:p>
+      <w:pPr>
+        <w:numPr>
+          <w:ilvl w:val="0"/>
+          <w:numId w:val="40"/>
+        </w:numPr>
+        <w:jc w:val="both"/>
+        <w:rPr>
+          <w:rFonts w:ascii="Arial" w:hAnsi="Arial" w:cs="Arial"/>
+          <w:sz w:val="22"/>
+          <w:szCs w:val="22"/>
+          <w:lang w:val="es-ES"/>
+        </w:rPr>
+      </w:pPr>
+      <w:r>
+        <w:rPr>
+          <w:rFonts w:ascii="Arial" w:hAnsi="Arial" w:cs="Arial"/>
+          <w:b/>
+          <w:bCs/>
+          <w:sz w:val="22"/>
+          <w:szCs w:val="22"/>
+          <w:lang w:val="es-ES"/>
+        </w:rPr>
+        <w:t>Comprensión funcional:</w:t>
+      </w:r>
+      <w:r>
+        <w:rPr>
+          <w:rFonts w:ascii="Arial" w:hAnsi="Arial" w:cs="Arial"/>
+          <w:sz w:val="22"/>
+          <w:szCs w:val="22"/>
+          <w:lang w:val="es-ES"/>
+        </w:rPr>
+        <w:t xml:space="preserve"> Los participantes pueden explicar con sus propias palabras para qué sirve la herramienta y cómo se usa, sin recurrir a la terminología técnica del proyecto.</w:t>
+      </w:r>
+    </w:p>
+    <w:p>
+      <w:pPr>
+        <w:numPr>
+          <w:ilvl w:val="0"/>
+          <w:numId w:val="40"/>
+        </w:numPr>
+        <w:jc w:val="both"/>
+        <w:rPr>
+          <w:rFonts w:ascii="Arial" w:hAnsi="Arial" w:cs="Arial"/>
+          <w:sz w:val="22"/>
+          <w:szCs w:val="22"/>
+          <w:lang w:val="es-ES"/>
+        </w:rPr>
+      </w:pPr>
+      <w:r>
+        <w:rPr>
+          <w:rFonts w:ascii="Arial" w:hAnsi="Arial" w:cs="Arial"/>
+          <w:b/>
+          <w:bCs/>
+          <w:sz w:val="22"/>
+          <w:szCs w:val="22"/>
+          <w:lang w:val="es-ES"/>
+        </w:rPr>
+        <w:t>Operación autónoma:</w:t>
+      </w:r>
+      <w:r>
+        <w:rPr>
+          <w:rFonts w:ascii="Arial" w:hAnsi="Arial" w:cs="Arial"/>
+          <w:sz w:val="22"/>
+          <w:szCs w:val="22"/>
+          <w:lang w:val="es-ES"/>
+        </w:rPr>
+        <w:t xml:space="preserve"> Al menos dos personas en la comunidad son capaces de operar la herramienta sin asistencia externa.</w:t>
+      </w:r>
+    </w:p>
+    <w:p>
+      <w:pPr>
+        <w:numPr>
+          <w:ilvl w:val="0"/>
+          <w:numId w:val="40"/>
+        </w:numPr>
+        <w:jc w:val="both"/>
+        <w:rPr>
+          <w:rFonts w:ascii="Arial" w:hAnsi="Arial" w:cs="Arial"/>
+          <w:sz w:val="22"/>
+          <w:szCs w:val="22"/>
+          <w:lang w:val="es-ES"/>
+        </w:rPr>
+      </w:pPr>
+      <w:r>
+        <w:rPr>
+          <w:rFonts w:ascii="Arial" w:hAnsi="Arial" w:cs="Arial"/>
+          <w:b/>
+          <w:bCs/>
+          <w:sz w:val="22"/>
+          <w:szCs w:val="22"/>
+          <w:lang w:val="es-ES"/>
+        </w:rPr>
+        <w:t>Mantenimiento local:</w:t>
+      </w:r>
+      <w:r>
+        <w:rPr>
+          <w:rFonts w:ascii="Arial" w:hAnsi="Arial" w:cs="Arial"/>
+          <w:sz w:val="22"/>
+          <w:szCs w:val="22"/>
+          <w:lang w:val="es-ES"/>
+        </w:rPr>
+        <w:t xml:space="preserve"> La comunidad puede realizar el mantenimiento básico con los recursos y conocimientos disponibles localmente.</w:t>
+      </w:r>
+    </w:p>
+    <w:p>
+      <w:pPr>
+        <w:numPr>
+          <w:ilvl w:val="0"/>
+          <w:numId w:val="40"/>
+        </w:numPr>
+        <w:jc w:val="both"/>
+        <w:rPr>
+          <w:rFonts w:ascii="Arial" w:hAnsi="Arial" w:cs="Arial"/>
+          <w:sz w:val="22"/>
+          <w:szCs w:val="22"/>
+          <w:lang w:val="es-ES"/>
+        </w:rPr>
+      </w:pPr>
+      <w:r>
+        <w:rPr>
+          <w:rFonts w:ascii="Arial" w:hAnsi="Arial" w:cs="Arial"/>
+          <w:b/>
+          <w:bCs/>
+          <w:sz w:val="22"/>
+          <w:szCs w:val="22"/>
+          <w:lang w:val="es-ES"/>
+        </w:rPr>
+        <w:t>Pertinencia percibida:</w:t>
+      </w:r>
+      <w:r>
+        <w:rPr>
+          <w:rFonts w:ascii="Arial" w:hAnsi="Arial" w:cs="Arial"/>
+          <w:sz w:val="22"/>
+          <w:szCs w:val="22"/>
+          <w:lang w:val="es-ES"/>
+        </w:rPr>
+        <w:t xml:space="preserve"> La comunidad considera que la herramienta responde a un problema real y prioritario para ella, no solo a un requerimiento del proyecto.</w:t>
+      </w:r>
+    </w:p>
+    <w:p>
+      <w:pPr>
+        <w:jc w:val="both"/>
+        <w:rPr>
+          <w:rFonts w:ascii="Arial" w:hAnsi="Arial" w:cs="Arial"/>
+          <w:sz w:val="22"/>
+          <w:szCs w:val="22"/>
+          <w:lang w:val="es-ES"/>
+        </w:rPr>
+      </w:pPr>
+      <w:r>
+        <w:rPr>
+          <w:rFonts w:ascii="Arial" w:hAnsi="Arial" w:cs="Arial"/>
+          <w:b/>
+          <w:bCs/>
+          <w:sz w:val="22"/>
+          <w:szCs w:val="22"/>
+          <w:lang w:val="es-ES"/>
+        </w:rPr>
+        <w:lastRenderedPageBreak/>
+        <w:t xml:space="preserve">Protocolo de </w:t>
+      </w:r>
+      <w:proofErr w:type="spellStart"/>
+      <w:r>
+        <w:rPr>
+          <w:rFonts w:ascii="Arial" w:hAnsi="Arial" w:cs="Arial"/>
+          <w:b/>
+          <w:bCs/>
+          <w:sz w:val="22"/>
+          <w:szCs w:val="22"/>
+          <w:lang w:val="es-ES"/>
+        </w:rPr>
+        <w:t>co-adaptación</w:t>
+      </w:r>
+      <w:proofErr w:type="spellEnd"/>
+      <w:r>
+        <w:rPr>
+          <w:rFonts w:ascii="Arial" w:hAnsi="Arial" w:cs="Arial"/>
+          <w:b/>
+          <w:bCs/>
+          <w:sz w:val="22"/>
+          <w:szCs w:val="22"/>
+          <w:lang w:val="es-ES"/>
+        </w:rPr>
+        <w:t>:</w:t>
+      </w:r>
+    </w:p>
+    <w:p>
+      <w:pPr>
+        <w:numPr>
+          <w:ilvl w:val="0"/>
+          <w:numId w:val="41"/>
+        </w:numPr>
+        <w:jc w:val="both"/>
+        <w:rPr>
+          <w:rFonts w:ascii="Arial" w:hAnsi="Arial" w:cs="Arial"/>
+          <w:sz w:val="22"/>
+          <w:szCs w:val="22"/>
+          <w:lang w:val="es-ES"/>
+        </w:rPr>
+      </w:pPr>
+      <w:r>
+        <w:rPr>
+          <w:rFonts w:ascii="Arial" w:hAnsi="Arial" w:cs="Arial"/>
+          <w:sz w:val="22"/>
+          <w:szCs w:val="22"/>
+          <w:lang w:val="es-ES"/>
+        </w:rPr>
+        <w:t>Antes de introducir cualquier herramienta técnica, presentarla en términos del problema concreto que resuelve, usando ejemplos y lenguaje locales.</w:t>
+      </w:r>
+    </w:p>
+    <w:p>
+      <w:pPr>
+        <w:numPr>
+          <w:ilvl w:val="0"/>
+          <w:numId w:val="41"/>
+        </w:numPr>
+        <w:jc w:val="both"/>
+        <w:rPr>
+          <w:rFonts w:ascii="Arial" w:hAnsi="Arial" w:cs="Arial"/>
+          <w:sz w:val="22"/>
+          <w:szCs w:val="22"/>
+          <w:lang w:val="es-ES"/>
+        </w:rPr>
+      </w:pPr>
+      <w:r>
+        <w:rPr>
+          <w:rFonts w:ascii="Arial" w:hAnsi="Arial" w:cs="Arial"/>
+          <w:sz w:val="22"/>
+          <w:szCs w:val="22"/>
+          <w:lang w:val="es-ES"/>
+        </w:rPr>
+        <w:t>Involucrar a miembros de la comunidad en la definición de cómo se usará en su contexto: qué ajustes requiere, quién la operará, dónde se resguardará y cómo se activará.</w:t>
+      </w:r>
+    </w:p>
+    <w:p>
+      <w:pPr>
+        <w:numPr>
+          <w:ilvl w:val="0"/>
+          <w:numId w:val="41"/>
+        </w:numPr>
+        <w:jc w:val="both"/>
+        <w:rPr>
+          <w:rFonts w:ascii="Arial" w:hAnsi="Arial" w:cs="Arial"/>
+          <w:sz w:val="22"/>
+          <w:szCs w:val="22"/>
+          <w:lang w:val="es-ES"/>
+        </w:rPr>
+      </w:pPr>
+      <w:r>
+        <w:rPr>
+          <w:rFonts w:ascii="Arial" w:hAnsi="Arial" w:cs="Arial"/>
+          <w:sz w:val="22"/>
+          <w:szCs w:val="22"/>
+          <w:lang w:val="es-ES"/>
+        </w:rPr>
+        <w:t>Realizar al menos una práctica supervisada y una práctica autónoma antes de dar por transferida la herramienta.</w:t>
+      </w:r>
+    </w:p>
+    <w:p>
+      <w:pPr>
+        <w:jc w:val="both"/>
+        <w:rPr>
+          <w:rFonts w:ascii="Arial" w:hAnsi="Arial" w:cs="Arial"/>
+          <w:sz w:val="22"/>
+          <w:szCs w:val="22"/>
+          <w:lang w:val="es-ES"/>
+        </w:rPr>
+      </w:pPr>
+      <w:r>
+        <w:rPr>
+          <w:rFonts w:ascii="Arial" w:hAnsi="Arial" w:cs="Arial"/>
+          <w:b/>
+          <w:bCs/>
+          <w:sz w:val="22"/>
+          <w:szCs w:val="22"/>
+          <w:lang w:val="es-ES"/>
+        </w:rPr>
+        <w:t>Punto crítico:</w:t>
+      </w:r>
+      <w:r>
+        <w:rPr>
+          <w:rFonts w:ascii="Arial" w:hAnsi="Arial" w:cs="Arial"/>
+          <w:sz w:val="22"/>
+          <w:szCs w:val="22"/>
+          <w:lang w:val="es-ES"/>
+        </w:rPr>
+        <w:t xml:space="preserve"> Una herramienta técnica instalada pero no apropiada es un indicador formal de éxito y un fracaso operativo real. El riesgo es mayor con sistemas complejos —como los SAT— que requieren coordinación entre múltiples actores, mantenimiento continuo y comprensión de cadenas de alerta diseñadas frecuentemente fuera del contexto local.</w:t>
+      </w:r>
+    </w:p>
+    <w:p>
+      <w:pPr>
+        <w:pStyle w:val="Ttulo2"/>
+        <w:rPr>
+          <w:rFonts w:ascii="Arial" w:hAnsi="Arial" w:cs="Arial"/>
+          <w:b/>
+          <w:bCs/>
+          <w:color w:val="auto"/>
+          <w:sz w:val="22"/>
+          <w:szCs w:val="22"/>
+          <w:lang w:val="es-ES"/>
+        </w:rPr>
+      </w:pPr>
+      <w:r>
+        <w:rPr>
+          <w:rFonts w:ascii="Arial" w:hAnsi="Arial" w:cs="Arial"/>
+          <w:b/>
+          <w:bCs/>
+          <w:color w:val="auto"/>
+          <w:sz w:val="22"/>
+          <w:szCs w:val="22"/>
+          <w:lang w:val="es-ES"/>
+        </w:rPr>
+        <w:t>8</w:t>
+      </w:r>
+      <w:r>
+        <w:rPr>
+          <w:rFonts w:ascii="Arial" w:hAnsi="Arial" w:cs="Arial"/>
+          <w:b/>
+          <w:bCs/>
+          <w:color w:val="auto"/>
+          <w:sz w:val="22"/>
+          <w:szCs w:val="22"/>
+          <w:lang w:val="es-ES"/>
+        </w:rPr>
+        <w:t xml:space="preserve">. </w:t>
+      </w:r>
+      <w:r>
+        <w:rPr>
+          <w:rFonts w:ascii="Arial" w:hAnsi="Arial" w:cs="Arial"/>
+          <w:b/>
+          <w:bCs/>
+          <w:color w:val="auto"/>
+          <w:sz w:val="22"/>
+          <w:szCs w:val="22"/>
+          <w:lang w:val="es-ES"/>
+        </w:rPr>
+        <w:t>Validación cultural</w:t>
+      </w:r>
+    </w:p>
+    <w:p>
+      <w:pPr>
+        <w:numPr>
+          <w:ilvl w:val="0"/>
+          <w:numId w:val="11"/>
+        </w:numPr>
+        <w:jc w:val="both"/>
+        <w:rPr>
+          <w:rFonts w:ascii="Arial" w:hAnsi="Arial" w:cs="Arial"/>
+          <w:sz w:val="22"/>
+          <w:szCs w:val="22"/>
+          <w:lang w:val="es-ES"/>
+        </w:rPr>
+      </w:pPr>
+      <w:r>
+        <w:rPr>
+          <w:rFonts w:ascii="Arial" w:hAnsi="Arial" w:cs="Arial"/>
+          <w:b/>
+          <w:bCs/>
+          <w:sz w:val="22"/>
+          <w:szCs w:val="22"/>
+          <w:lang w:val="es-ES"/>
+        </w:rPr>
+        <w:t>Acción:</w:t>
+      </w:r>
+      <w:r>
+        <w:rPr>
+          <w:rFonts w:ascii="Arial" w:hAnsi="Arial" w:cs="Arial"/>
+          <w:sz w:val="22"/>
+          <w:szCs w:val="22"/>
+          <w:lang w:val="es-ES"/>
+        </w:rPr>
+        <w:t xml:space="preserve"> </w:t>
+      </w:r>
+      <w:r>
+        <w:rPr>
+          <w:rFonts w:ascii="Arial" w:hAnsi="Arial" w:cs="Arial"/>
+          <w:sz w:val="22"/>
+          <w:szCs w:val="22"/>
+          <w:lang w:val="es-ES"/>
+        </w:rPr>
+        <w:t>Entrevistar</w:t>
+      </w:r>
+      <w:r>
+        <w:rPr>
+          <w:rFonts w:ascii="Arial" w:hAnsi="Arial" w:cs="Arial"/>
+          <w:sz w:val="22"/>
+          <w:szCs w:val="22"/>
+          <w:lang w:val="es-ES"/>
+        </w:rPr>
+        <w:t xml:space="preserve"> </w:t>
+      </w:r>
+      <w:r>
+        <w:rPr>
+          <w:rFonts w:ascii="Arial" w:hAnsi="Arial" w:cs="Arial"/>
+          <w:sz w:val="22"/>
+          <w:szCs w:val="22"/>
+          <w:lang w:val="es-ES"/>
+        </w:rPr>
+        <w:t xml:space="preserve">a personas </w:t>
+      </w:r>
+      <w:r>
+        <w:rPr>
+          <w:rFonts w:ascii="Arial" w:hAnsi="Arial" w:cs="Arial"/>
+          <w:sz w:val="22"/>
+          <w:szCs w:val="22"/>
+          <w:lang w:val="es-ES"/>
+        </w:rPr>
+        <w:t xml:space="preserve">que habiten en </w:t>
+      </w:r>
+      <w:r>
+        <w:rPr>
+          <w:rFonts w:ascii="Arial" w:hAnsi="Arial" w:cs="Arial"/>
+          <w:sz w:val="22"/>
+          <w:szCs w:val="22"/>
+          <w:lang w:val="es-ES"/>
+        </w:rPr>
+        <w:t xml:space="preserve">distintos </w:t>
+      </w:r>
+      <w:r>
+        <w:rPr>
+          <w:rFonts w:ascii="Arial" w:hAnsi="Arial" w:cs="Arial"/>
+          <w:sz w:val="22"/>
+          <w:szCs w:val="22"/>
+          <w:lang w:val="es-ES"/>
+        </w:rPr>
+        <w:t>sectore</w:t>
+      </w:r>
+      <w:r>
+        <w:rPr>
+          <w:rFonts w:ascii="Arial" w:hAnsi="Arial" w:cs="Arial"/>
+          <w:sz w:val="22"/>
+          <w:szCs w:val="22"/>
+          <w:lang w:val="es-ES"/>
+        </w:rPr>
+        <w:t xml:space="preserve">s y que representen </w:t>
+      </w:r>
+      <w:r>
+        <w:rPr>
+          <w:rFonts w:ascii="Arial" w:hAnsi="Arial" w:cs="Arial"/>
+          <w:sz w:val="22"/>
+          <w:szCs w:val="22"/>
+          <w:lang w:val="es-ES"/>
+        </w:rPr>
+        <w:t>diversas</w:t>
+      </w:r>
+      <w:r>
+        <w:rPr>
+          <w:rFonts w:ascii="Arial" w:hAnsi="Arial" w:cs="Arial"/>
+          <w:sz w:val="22"/>
+          <w:szCs w:val="22"/>
+          <w:lang w:val="es-ES"/>
+        </w:rPr>
+        <w:t xml:space="preserve"> funciones económicas</w:t>
+      </w:r>
+      <w:r>
+        <w:rPr>
+          <w:rFonts w:ascii="Arial" w:hAnsi="Arial" w:cs="Arial"/>
+          <w:sz w:val="22"/>
+          <w:szCs w:val="22"/>
+          <w:lang w:val="es-ES"/>
+        </w:rPr>
+        <w:t xml:space="preserve"> o profesionales</w:t>
+      </w:r>
+      <w:r>
+        <w:rPr>
+          <w:rFonts w:ascii="Arial" w:hAnsi="Arial" w:cs="Arial"/>
+          <w:sz w:val="22"/>
+          <w:szCs w:val="22"/>
+          <w:lang w:val="es-ES"/>
+        </w:rPr>
+        <w:t xml:space="preserve">, </w:t>
+      </w:r>
+      <w:r>
+        <w:rPr>
+          <w:rFonts w:ascii="Arial" w:hAnsi="Arial" w:cs="Arial"/>
+          <w:sz w:val="22"/>
+          <w:szCs w:val="22"/>
+          <w:lang w:val="es-ES"/>
+        </w:rPr>
+        <w:t>que pertenezcan</w:t>
+      </w:r>
+      <w:r>
+        <w:rPr>
+          <w:rFonts w:ascii="Arial" w:hAnsi="Arial" w:cs="Arial"/>
+          <w:sz w:val="22"/>
+          <w:szCs w:val="22"/>
+          <w:lang w:val="es-ES"/>
+        </w:rPr>
+        <w:t xml:space="preserve"> a</w:t>
+      </w:r>
+      <w:r>
+        <w:rPr>
+          <w:rFonts w:ascii="Arial" w:hAnsi="Arial" w:cs="Arial"/>
+          <w:sz w:val="22"/>
+          <w:szCs w:val="22"/>
+          <w:lang w:val="es-ES"/>
+        </w:rPr>
+        <w:t xml:space="preserve"> </w:t>
+      </w:r>
+      <w:r>
+        <w:rPr>
+          <w:rFonts w:ascii="Arial" w:hAnsi="Arial" w:cs="Arial"/>
+          <w:sz w:val="22"/>
+          <w:szCs w:val="22"/>
+          <w:lang w:val="es-ES"/>
+        </w:rPr>
+        <w:t xml:space="preserve">diferentes </w:t>
+      </w:r>
+      <w:r>
+        <w:rPr>
+          <w:rFonts w:ascii="Arial" w:hAnsi="Arial" w:cs="Arial"/>
+          <w:sz w:val="22"/>
+          <w:szCs w:val="22"/>
+          <w:lang w:val="es-ES"/>
+        </w:rPr>
+        <w:t>grupos de edad</w:t>
+      </w:r>
+      <w:r>
+        <w:rPr>
+          <w:rFonts w:ascii="Arial" w:hAnsi="Arial" w:cs="Arial"/>
+          <w:sz w:val="22"/>
+          <w:szCs w:val="22"/>
+          <w:lang w:val="es-ES"/>
+        </w:rPr>
+        <w:t xml:space="preserve"> </w:t>
+      </w:r>
+      <w:r>
+        <w:rPr>
+          <w:rFonts w:ascii="Arial" w:hAnsi="Arial" w:cs="Arial"/>
+          <w:sz w:val="22"/>
+          <w:szCs w:val="22"/>
+          <w:lang w:val="es-ES"/>
+        </w:rPr>
+        <w:t>tanto hombres como mujeres</w:t>
+      </w:r>
+      <w:r>
+        <w:rPr>
+          <w:rFonts w:ascii="Arial" w:hAnsi="Arial" w:cs="Arial"/>
+          <w:sz w:val="22"/>
+          <w:szCs w:val="22"/>
+          <w:lang w:val="es-ES"/>
+        </w:rPr>
+        <w:t>.</w:t>
+      </w:r>
+    </w:p>
+    <w:p>
+      <w:pPr>
+        <w:numPr>
+          <w:ilvl w:val="0"/>
+          <w:numId w:val="11"/>
+        </w:numPr>
+        <w:jc w:val="both"/>
+        <w:rPr>
+          <w:rFonts w:ascii="Arial" w:hAnsi="Arial" w:cs="Arial"/>
+          <w:sz w:val="22"/>
+          <w:szCs w:val="22"/>
+          <w:lang w:val="es-ES"/>
+        </w:rPr>
+      </w:pPr>
+      <w:r>
+        <w:rPr>
+          <w:rFonts w:ascii="Arial" w:hAnsi="Arial" w:cs="Arial"/>
+          <w:b/>
+          <w:bCs/>
+          <w:sz w:val="22"/>
+          <w:szCs w:val="22"/>
+          <w:lang w:val="es-ES"/>
+        </w:rPr>
+        <w:t>Estrategia de campo</w:t>
+      </w:r>
+      <w:r>
+        <w:rPr>
+          <w:rFonts w:ascii="Arial" w:hAnsi="Arial" w:cs="Arial"/>
+          <w:b/>
+          <w:bCs/>
+          <w:sz w:val="22"/>
+          <w:szCs w:val="22"/>
+          <w:lang w:val="es-ES"/>
+        </w:rPr>
+        <w:t>:</w:t>
+      </w:r>
+      <w:r>
+        <w:rPr>
+          <w:rFonts w:ascii="Arial" w:hAnsi="Arial" w:cs="Arial"/>
+          <w:b/>
+          <w:bCs/>
+          <w:sz w:val="22"/>
+          <w:szCs w:val="22"/>
+          <w:lang w:val="es-ES"/>
+        </w:rPr>
+        <w:t xml:space="preserve"> </w:t>
+      </w:r>
+      <w:r>
+        <w:rPr>
+          <w:rFonts w:ascii="Arial" w:hAnsi="Arial" w:cs="Arial"/>
+          <w:sz w:val="22"/>
+          <w:szCs w:val="22"/>
+          <w:lang w:val="es-ES"/>
+        </w:rPr>
+        <w:t xml:space="preserve">Anticipar conflictos con el objetivo </w:t>
+      </w:r>
+      <w:r>
+        <w:rPr>
+          <w:rFonts w:ascii="Arial" w:hAnsi="Arial" w:cs="Arial"/>
+          <w:sz w:val="22"/>
+          <w:szCs w:val="22"/>
+          <w:lang w:val="es-ES"/>
+        </w:rPr>
+        <w:t>de e</w:t>
+      </w:r>
+      <w:r>
+        <w:rPr>
+          <w:rFonts w:ascii="Arial" w:hAnsi="Arial" w:cs="Arial"/>
+          <w:sz w:val="22"/>
+          <w:szCs w:val="22"/>
+          <w:lang w:val="es-ES"/>
+        </w:rPr>
+        <w:t>vita</w:t>
+      </w:r>
+      <w:r>
+        <w:rPr>
+          <w:rFonts w:ascii="Arial" w:hAnsi="Arial" w:cs="Arial"/>
+          <w:sz w:val="22"/>
+          <w:szCs w:val="22"/>
+          <w:lang w:val="es-ES"/>
+        </w:rPr>
+        <w:t>r</w:t>
+      </w:r>
+      <w:r>
+        <w:rPr>
+          <w:rFonts w:ascii="Arial" w:hAnsi="Arial" w:cs="Arial"/>
+          <w:sz w:val="22"/>
+          <w:szCs w:val="22"/>
+          <w:lang w:val="es-ES"/>
+        </w:rPr>
+        <w:t xml:space="preserve"> que el proyecto </w:t>
+      </w:r>
+      <w:r>
+        <w:rPr>
+          <w:rFonts w:ascii="Arial" w:hAnsi="Arial" w:cs="Arial"/>
+          <w:sz w:val="22"/>
+          <w:szCs w:val="22"/>
+          <w:lang w:val="es-ES"/>
+        </w:rPr>
+        <w:t xml:space="preserve">o la iniciativa </w:t>
+      </w:r>
+      <w:r>
+        <w:rPr>
+          <w:rFonts w:ascii="Arial" w:hAnsi="Arial" w:cs="Arial"/>
+          <w:sz w:val="22"/>
+          <w:szCs w:val="22"/>
+          <w:lang w:val="es-ES"/>
+        </w:rPr>
+        <w:t>sea bloqueado por un malentendido cultural (ej. proponer reuniones en días sagrados o usar terminología de salud que choque con creencias espirituales).</w:t>
+      </w:r>
+      <w:r>
+        <w:rPr>
+          <w:rFonts w:ascii="Arial" w:hAnsi="Arial" w:cs="Arial"/>
+          <w:sz w:val="22"/>
+          <w:szCs w:val="22"/>
+          <w:lang w:val="es-ES"/>
+        </w:rPr>
+        <w:t xml:space="preserve"> La validación cultural es especialmente </w:t>
+      </w:r>
+      <w:r>
+        <w:rPr>
+          <w:rFonts w:ascii="Arial" w:hAnsi="Arial" w:cs="Arial"/>
+          <w:sz w:val="22"/>
+          <w:szCs w:val="22"/>
+          <w:lang w:val="es-ES"/>
+        </w:rPr>
+        <w:t>útil</w:t>
+      </w:r>
+      <w:r>
+        <w:rPr>
+          <w:rFonts w:ascii="Arial" w:hAnsi="Arial" w:cs="Arial"/>
+          <w:sz w:val="22"/>
+          <w:szCs w:val="22"/>
+          <w:lang w:val="es-ES"/>
+        </w:rPr>
+        <w:t xml:space="preserve"> en comunidades indígenas y en proyectos relacionados con SSR</w:t>
+      </w:r>
+      <w:r>
+        <w:rPr>
+          <w:rFonts w:ascii="Arial" w:hAnsi="Arial" w:cs="Arial"/>
+          <w:sz w:val="22"/>
+          <w:szCs w:val="22"/>
+          <w:lang w:val="es-ES"/>
+        </w:rPr>
+        <w:t>.</w:t>
+      </w:r>
+    </w:p>
+    <w:p>
+      <w:pPr>
+        <w:pStyle w:val="Ttulo2"/>
+        <w:rPr>
+          <w:rFonts w:ascii="Arial" w:hAnsi="Arial" w:cs="Arial"/>
+          <w:b/>
+          <w:bCs/>
+          <w:color w:val="auto"/>
+          <w:sz w:val="22"/>
+          <w:szCs w:val="22"/>
+          <w:lang w:val="es-ES"/>
+        </w:rPr>
+      </w:pPr>
+      <w:r>
+        <w:rPr>
+          <w:rFonts w:ascii="Arial" w:hAnsi="Arial" w:cs="Arial"/>
+          <w:b/>
+          <w:bCs/>
+          <w:color w:val="auto"/>
+          <w:sz w:val="22"/>
+          <w:szCs w:val="22"/>
+          <w:lang w:val="es-ES"/>
+        </w:rPr>
+        <w:t xml:space="preserve">9. </w:t>
+      </w:r>
+      <w:r>
+        <w:rPr>
+          <w:rFonts w:ascii="Arial" w:hAnsi="Arial" w:cs="Arial"/>
+          <w:b/>
+          <w:bCs/>
+          <w:color w:val="auto"/>
+          <w:sz w:val="22"/>
+          <w:szCs w:val="22"/>
+          <w:lang w:val="es-ES"/>
+        </w:rPr>
+        <w:t>Protocolo de pausa o salida responsable de la comunidad</w:t>
+      </w:r>
+    </w:p>
+    <w:p>
+      <w:pPr>
+        <w:jc w:val="both"/>
+        <w:rPr>
+          <w:rFonts w:ascii="Arial" w:hAnsi="Arial" w:cs="Arial"/>
+          <w:sz w:val="22"/>
+          <w:szCs w:val="22"/>
+          <w:lang w:val="es-ES"/>
+        </w:rPr>
+      </w:pPr>
+      <w:r>
+        <w:rPr>
+          <w:rFonts w:ascii="Arial" w:hAnsi="Arial" w:cs="Arial"/>
+          <w:b/>
+          <w:bCs/>
+          <w:sz w:val="22"/>
+          <w:szCs w:val="22"/>
+          <w:lang w:val="es-ES"/>
+        </w:rPr>
+        <w:t>Acción:</w:t>
+      </w:r>
+      <w:r>
+        <w:rPr>
+          <w:rFonts w:ascii="Arial" w:hAnsi="Arial" w:cs="Arial"/>
+          <w:sz w:val="22"/>
+          <w:szCs w:val="22"/>
+          <w:lang w:val="es-ES"/>
+        </w:rPr>
+        <w:t xml:space="preserve"> La filial debe establecer, antes de iniciar el trabajo en terreno, cuáles son los umbrales mínimos de viabilidad operativa. Si estos umbrales no se cumplen de forma sostenida durante la implementación, debe evaluarse formalmente si corresponde pausar, redirigir o cerrar el trabajo en esa comunidad.</w:t>
+      </w:r>
+    </w:p>
+    <w:p>
+      <w:pPr>
+        <w:jc w:val="both"/>
+        <w:rPr>
+          <w:rFonts w:ascii="Arial" w:hAnsi="Arial" w:cs="Arial"/>
+          <w:sz w:val="22"/>
+          <w:szCs w:val="22"/>
+          <w:lang w:val="es-ES"/>
+        </w:rPr>
+      </w:pPr>
+      <w:r>
+        <w:rPr>
+          <w:rFonts w:ascii="Arial" w:hAnsi="Arial" w:cs="Arial"/>
+          <w:b/>
+          <w:bCs/>
+          <w:sz w:val="22"/>
+          <w:szCs w:val="22"/>
+          <w:lang w:val="es-ES"/>
+        </w:rPr>
+        <w:t>Criterios para activar la evaluación:</w:t>
+      </w:r>
+    </w:p>
+    <w:p>
+      <w:pPr>
+        <w:numPr>
+          <w:ilvl w:val="0"/>
+          <w:numId w:val="37"/>
+        </w:numPr>
+        <w:jc w:val="both"/>
+        <w:rPr>
+          <w:rFonts w:ascii="Arial" w:hAnsi="Arial" w:cs="Arial"/>
+          <w:sz w:val="22"/>
+          <w:szCs w:val="22"/>
+          <w:lang w:val="es-ES"/>
+        </w:rPr>
+      </w:pPr>
+      <w:r>
+        <w:rPr>
+          <w:rFonts w:ascii="Arial" w:hAnsi="Arial" w:cs="Arial"/>
+          <w:sz w:val="22"/>
+          <w:szCs w:val="22"/>
+          <w:lang w:val="es-ES"/>
+        </w:rPr>
+        <w:t>La participación cae consistentemente por debajo del umbral mínimo acordado en la Fase 2 en dos o más actividades consecutivas, sin que las estrategias alternativas de convocatoria hayan producido mejora.</w:t>
+      </w:r>
+    </w:p>
+    <w:p>
+      <w:pPr>
+        <w:numPr>
+          <w:ilvl w:val="0"/>
+          <w:numId w:val="37"/>
+        </w:numPr>
+        <w:jc w:val="both"/>
+        <w:rPr>
+          <w:rFonts w:ascii="Arial" w:hAnsi="Arial" w:cs="Arial"/>
+          <w:sz w:val="22"/>
+          <w:szCs w:val="22"/>
+          <w:lang w:val="es-ES"/>
+        </w:rPr>
+      </w:pPr>
+      <w:r>
+        <w:rPr>
+          <w:rFonts w:ascii="Arial" w:hAnsi="Arial" w:cs="Arial"/>
+          <w:sz w:val="22"/>
+          <w:szCs w:val="22"/>
+          <w:lang w:val="es-ES"/>
+        </w:rPr>
+        <w:t>El liderazgo comunitario retira su aval o adopta una postura de obstrucción activa hacia el proyecto.</w:t>
+      </w:r>
+    </w:p>
+    <w:p>
+      <w:pPr>
+        <w:numPr>
+          <w:ilvl w:val="0"/>
+          <w:numId w:val="37"/>
+        </w:numPr>
+        <w:jc w:val="both"/>
+        <w:rPr>
+          <w:rFonts w:ascii="Arial" w:hAnsi="Arial" w:cs="Arial"/>
+          <w:sz w:val="22"/>
+          <w:szCs w:val="22"/>
+          <w:lang w:val="es-ES"/>
+        </w:rPr>
+      </w:pPr>
+      <w:r>
+        <w:rPr>
+          <w:rFonts w:ascii="Arial" w:hAnsi="Arial" w:cs="Arial"/>
+          <w:sz w:val="22"/>
+          <w:szCs w:val="22"/>
+          <w:lang w:val="es-ES"/>
+        </w:rPr>
+        <w:t>Emergen condiciones de seguridad que comprometen la integridad del equipo o de los participantes.</w:t>
+      </w:r>
+    </w:p>
+    <w:p>
+      <w:pPr>
+        <w:numPr>
+          <w:ilvl w:val="0"/>
+          <w:numId w:val="37"/>
+        </w:numPr>
+        <w:jc w:val="both"/>
+        <w:rPr>
+          <w:rFonts w:ascii="Arial" w:hAnsi="Arial" w:cs="Arial"/>
+          <w:sz w:val="22"/>
+          <w:szCs w:val="22"/>
+          <w:lang w:val="es-ES"/>
+        </w:rPr>
+      </w:pPr>
+      <w:r>
+        <w:rPr>
+          <w:rFonts w:ascii="Arial" w:hAnsi="Arial" w:cs="Arial"/>
+          <w:sz w:val="22"/>
+          <w:szCs w:val="22"/>
+          <w:lang w:val="es-ES"/>
+        </w:rPr>
+        <w:t>La comunidad manifiesta de forma explícita su desinterés o rechazo hacia el proyecto.</w:t>
+      </w:r>
+    </w:p>
+    <w:p>
+      <w:pPr>
+        <w:numPr>
+          <w:ilvl w:val="0"/>
+          <w:numId w:val="37"/>
+        </w:numPr>
+        <w:jc w:val="both"/>
+        <w:rPr>
+          <w:rFonts w:ascii="Arial" w:hAnsi="Arial" w:cs="Arial"/>
+          <w:sz w:val="22"/>
+          <w:szCs w:val="22"/>
+          <w:lang w:val="es-ES"/>
+        </w:rPr>
+      </w:pPr>
+      <w:r>
+        <w:rPr>
+          <w:rFonts w:ascii="Arial" w:hAnsi="Arial" w:cs="Arial"/>
+          <w:sz w:val="22"/>
+          <w:szCs w:val="22"/>
+          <w:lang w:val="es-ES"/>
+        </w:rPr>
+        <w:t>Se identifican conflictos internos tan profundos que hacen inviable un trabajo neutral por parte de la filial.</w:t>
+      </w:r>
+    </w:p>
+    <w:p>
+      <w:pPr>
+        <w:jc w:val="both"/>
+        <w:rPr>
+          <w:rFonts w:ascii="Arial" w:hAnsi="Arial" w:cs="Arial"/>
+          <w:sz w:val="22"/>
+          <w:szCs w:val="22"/>
+          <w:lang w:val="es-ES"/>
+        </w:rPr>
+      </w:pPr>
+      <w:r>
+        <w:rPr>
+          <w:rFonts w:ascii="Arial" w:hAnsi="Arial" w:cs="Arial"/>
+          <w:b/>
+          <w:bCs/>
+          <w:sz w:val="22"/>
+          <w:szCs w:val="22"/>
+          <w:lang w:val="es-ES"/>
+        </w:rPr>
+        <w:lastRenderedPageBreak/>
+        <w:t>Opciones de respuesta:</w:t>
+      </w:r>
+    </w:p>
+    <w:p>
+      <w:pPr>
+        <w:numPr>
+          <w:ilvl w:val="0"/>
+          <w:numId w:val="38"/>
+        </w:numPr>
+        <w:jc w:val="both"/>
+        <w:rPr>
+          <w:rFonts w:ascii="Arial" w:hAnsi="Arial" w:cs="Arial"/>
+          <w:sz w:val="22"/>
+          <w:szCs w:val="22"/>
+          <w:lang w:val="es-ES"/>
+        </w:rPr>
+      </w:pPr>
+      <w:r>
+        <w:rPr>
+          <w:rFonts w:ascii="Arial" w:hAnsi="Arial" w:cs="Arial"/>
+          <w:b/>
+          <w:bCs/>
+          <w:sz w:val="22"/>
+          <w:szCs w:val="22"/>
+          <w:lang w:val="es-ES"/>
+        </w:rPr>
+        <w:t>Pausa temporal:</w:t>
+      </w:r>
+      <w:r>
+        <w:rPr>
+          <w:rFonts w:ascii="Arial" w:hAnsi="Arial" w:cs="Arial"/>
+          <w:sz w:val="22"/>
+          <w:szCs w:val="22"/>
+          <w:lang w:val="es-ES"/>
+        </w:rPr>
+        <w:t xml:space="preserve"> Si el problema es coyuntural —contexto político adverso, período de alta actividad comunitaria, conflicto transitorio— suspender las actividades por un período definido y establecer una fecha de reevaluación.</w:t>
+      </w:r>
+    </w:p>
+    <w:p>
+      <w:pPr>
+        <w:numPr>
+          <w:ilvl w:val="0"/>
+          <w:numId w:val="38"/>
+        </w:numPr>
+        <w:jc w:val="both"/>
+        <w:rPr>
+          <w:rFonts w:ascii="Arial" w:hAnsi="Arial" w:cs="Arial"/>
+          <w:sz w:val="22"/>
+          <w:szCs w:val="22"/>
+          <w:lang w:val="es-ES"/>
+        </w:rPr>
+      </w:pPr>
+      <w:r>
+        <w:rPr>
+          <w:rFonts w:ascii="Arial" w:hAnsi="Arial" w:cs="Arial"/>
+          <w:b/>
+          <w:bCs/>
+          <w:sz w:val="22"/>
+          <w:szCs w:val="22"/>
+          <w:lang w:val="es-ES"/>
+        </w:rPr>
+        <w:t>Redirección:</w:t>
+      </w:r>
+      <w:r>
+        <w:rPr>
+          <w:rFonts w:ascii="Arial" w:hAnsi="Arial" w:cs="Arial"/>
+          <w:sz w:val="22"/>
+          <w:szCs w:val="22"/>
+          <w:lang w:val="es-ES"/>
+        </w:rPr>
+        <w:t xml:space="preserve"> Si el problema es de pertinencia, explorar si la intervención puede reorientarse dentro del mandato de la filial hacia lo que la comunidad efectivamente necesita.</w:t>
+      </w:r>
+    </w:p>
+    <w:p>
+      <w:pPr>
+        <w:numPr>
+          <w:ilvl w:val="0"/>
+          <w:numId w:val="38"/>
+        </w:numPr>
+        <w:jc w:val="both"/>
+        <w:rPr>
+          <w:rFonts w:ascii="Arial" w:hAnsi="Arial" w:cs="Arial"/>
+          <w:sz w:val="22"/>
+          <w:szCs w:val="22"/>
+          <w:lang w:val="es-ES"/>
+        </w:rPr>
+      </w:pPr>
+      <w:r>
+        <w:rPr>
+          <w:rFonts w:ascii="Arial" w:hAnsi="Arial" w:cs="Arial"/>
+          <w:b/>
+          <w:bCs/>
+          <w:sz w:val="22"/>
+          <w:szCs w:val="22"/>
+          <w:lang w:val="es-ES"/>
+        </w:rPr>
+        <w:t>Cierre responsable:</w:t>
+      </w:r>
+      <w:r>
+        <w:rPr>
+          <w:rFonts w:ascii="Arial" w:hAnsi="Arial" w:cs="Arial"/>
+          <w:sz w:val="22"/>
+          <w:szCs w:val="22"/>
+          <w:lang w:val="es-ES"/>
+        </w:rPr>
+        <w:t xml:space="preserve"> Si las condiciones no permiten continuar, cerrar el trabajo de forma ordenada: informar al liderazgo, documentar los avances alcanzados, sistematizar las lecciones aprendidas y registrar los contactos establecidos para facilitar una futura reactivación.</w:t>
+      </w:r>
+    </w:p>
+    <w:p>
+      <w:pPr>
+        <w:jc w:val="both"/>
+        <w:rPr>
+          <w:rFonts w:ascii="Arial" w:hAnsi="Arial" w:cs="Arial"/>
+          <w:sz w:val="22"/>
+          <w:szCs w:val="22"/>
+          <w:lang w:val="es-ES"/>
+        </w:rPr>
+      </w:pPr>
+      <w:r>
+        <w:rPr>
+          <w:rFonts w:ascii="Arial" w:hAnsi="Arial" w:cs="Arial"/>
+          <w:b/>
+          <w:bCs/>
+          <w:sz w:val="22"/>
+          <w:szCs w:val="22"/>
+          <w:lang w:val="es-ES"/>
+        </w:rPr>
+        <w:t>Punto crítico:</w:t>
+      </w:r>
+      <w:r>
+        <w:rPr>
+          <w:rFonts w:ascii="Arial" w:hAnsi="Arial" w:cs="Arial"/>
+          <w:sz w:val="22"/>
+          <w:szCs w:val="22"/>
+          <w:lang w:val="es-ES"/>
+        </w:rPr>
+        <w:t xml:space="preserve"> Salir de una comunidad sin un protocolo de cierre puede dañar la reputación de la CRV y dificultar el acceso futuro. Una salida responsable mantiene el vínculo institucional y deja abierta la posibilidad de retomar el trabajo cuando las condiciones mejoren.</w:t>
+      </w:r>
+    </w:p>
+    <w:p>
+      <w:pPr>
+        <w:pStyle w:val="Ttulo2"/>
+        <w:rPr>
+          <w:rFonts w:ascii="Arial" w:hAnsi="Arial" w:cs="Arial"/>
+          <w:color w:val="auto"/>
+          <w:sz w:val="22"/>
+          <w:szCs w:val="22"/>
+          <w:lang w:val="es-ES"/>
+        </w:rPr>
+      </w:pPr>
+      <w:r>
+        <w:rPr>
+          <w:rFonts w:ascii="Arial" w:hAnsi="Arial" w:cs="Arial"/>
+          <w:b/>
+          <w:bCs/>
+          <w:color w:val="auto"/>
+          <w:sz w:val="22"/>
+          <w:szCs w:val="22"/>
+          <w:lang w:val="es-ES"/>
+        </w:rPr>
+        <w:t>10</w:t>
+      </w:r>
+      <w:r>
+        <w:rPr>
+          <w:rFonts w:ascii="Arial" w:hAnsi="Arial" w:cs="Arial"/>
+          <w:b/>
+          <w:bCs/>
+          <w:color w:val="auto"/>
+          <w:sz w:val="22"/>
+          <w:szCs w:val="22"/>
+          <w:lang w:val="es-ES"/>
+        </w:rPr>
+        <w:t xml:space="preserve">. </w:t>
+      </w:r>
+      <w:r>
+        <w:rPr>
+          <w:rFonts w:ascii="Arial" w:hAnsi="Arial" w:cs="Arial"/>
+          <w:b/>
+          <w:bCs/>
+          <w:color w:val="auto"/>
+          <w:sz w:val="22"/>
+          <w:szCs w:val="22"/>
+          <w:lang w:val="es-ES"/>
+        </w:rPr>
+        <w:t xml:space="preserve">Documentos de </w:t>
+      </w:r>
+      <w:r>
+        <w:rPr>
+          <w:rFonts w:ascii="Arial" w:hAnsi="Arial" w:cs="Arial"/>
+          <w:b/>
+          <w:bCs/>
+          <w:color w:val="auto"/>
+          <w:sz w:val="22"/>
+          <w:szCs w:val="22"/>
+          <w:lang w:val="es-ES"/>
+        </w:rPr>
+        <w:t>consulta para profundizar:</w:t>
+      </w:r>
+    </w:p>
+    <w:p>
+      <w:pPr>
+        <w:numPr>
+          <w:ilvl w:val="0"/>
+          <w:numId w:val="12"/>
+        </w:numPr>
+        <w:rPr>
+          <w:rFonts w:ascii="Arial" w:hAnsi="Arial" w:cs="Arial"/>
+          <w:sz w:val="22"/>
+          <w:szCs w:val="22"/>
+          <w:lang w:val="es-ES"/>
+        </w:rPr>
+      </w:pPr>
+      <w:r>
+        <w:rPr>
+          <w:rFonts w:ascii="Arial" w:hAnsi="Arial" w:cs="Arial"/>
+          <w:b/>
+          <w:bCs/>
+          <w:sz w:val="22"/>
+          <w:szCs w:val="22"/>
+          <w:lang w:val="es-ES"/>
+        </w:rPr>
+        <w:t>11 HOJA V:</w:t>
+      </w:r>
+      <w:r>
+        <w:rPr>
+          <w:rFonts w:ascii="Arial" w:hAnsi="Arial" w:cs="Arial"/>
+          <w:sz w:val="22"/>
+          <w:szCs w:val="22"/>
+          <w:lang w:val="es-ES"/>
+        </w:rPr>
+        <w:t xml:space="preserve"> Estrategias de muestreo para asegurar representatividad.</w:t>
+      </w:r>
+    </w:p>
+    <w:p>
+      <w:pPr>
+        <w:numPr>
+          <w:ilvl w:val="0"/>
+          <w:numId w:val="12"/>
+        </w:numPr>
+        <w:jc w:val="both"/>
+        <w:rPr>
+          <w:rFonts w:ascii="Arial" w:hAnsi="Arial" w:cs="Arial"/>
+          <w:sz w:val="22"/>
+          <w:szCs w:val="22"/>
+          <w:lang w:val="es-ES"/>
+        </w:rPr>
+      </w:pPr>
+      <w:r>
+        <w:rPr>
+          <w:rFonts w:ascii="Arial" w:hAnsi="Arial" w:cs="Arial"/>
+          <w:b/>
+          <w:bCs/>
+          <w:sz w:val="22"/>
+          <w:szCs w:val="22"/>
+          <w:lang w:val="es-ES"/>
+        </w:rPr>
+        <w:t>16 HOJA AA:</w:t>
+      </w:r>
+      <w:r>
+        <w:rPr>
+          <w:rFonts w:ascii="Arial" w:hAnsi="Arial" w:cs="Arial"/>
+          <w:sz w:val="22"/>
+          <w:szCs w:val="22"/>
+          <w:lang w:val="es-ES"/>
+        </w:rPr>
+        <w:t xml:space="preserve"> Protocolos para migrantes y violencia de género.</w:t>
+      </w:r>
+    </w:p>
+    <w:p>
+      <w:pPr>
+        <w:numPr>
+          <w:ilvl w:val="0"/>
+          <w:numId w:val="12"/>
+        </w:numPr>
+        <w:jc w:val="both"/>
+        <w:rPr>
+          <w:rFonts w:ascii="Arial" w:hAnsi="Arial" w:cs="Arial"/>
+          <w:sz w:val="22"/>
+          <w:szCs w:val="22"/>
+          <w:lang w:val="es-ES"/>
+        </w:rPr>
+      </w:pPr>
+      <w:r>
+        <w:rPr>
+          <w:rFonts w:ascii="Arial" w:hAnsi="Arial" w:cs="Arial"/>
+          <w:b/>
+          <w:bCs/>
+          <w:sz w:val="22"/>
+          <w:szCs w:val="22"/>
+          <w:lang w:val="es-ES"/>
+        </w:rPr>
+        <w:t>10 HOJA U:</w:t>
+      </w:r>
+      <w:r>
+        <w:rPr>
+          <w:rFonts w:ascii="Arial" w:hAnsi="Arial" w:cs="Arial"/>
+          <w:sz w:val="22"/>
+          <w:szCs w:val="22"/>
+          <w:lang w:val="es-ES"/>
+        </w:rPr>
+        <w:t xml:space="preserve"> Mapeo físico de zonas de exclusión/riesgo.</w:t>
+      </w:r>
+    </w:p>
+    <w:p>
+      <w:pPr>
+        <w:numPr>
+          <w:ilvl w:val="0"/>
+          <w:numId w:val="12"/>
+        </w:numPr>
+        <w:jc w:val="both"/>
+        <w:rPr>
+          <w:rFonts w:ascii="Arial" w:hAnsi="Arial" w:cs="Arial"/>
+          <w:b/>
+          <w:bCs/>
+          <w:sz w:val="22"/>
+          <w:szCs w:val="22"/>
+          <w:lang w:val="es-ES"/>
+        </w:rPr>
+      </w:pPr>
+      <w:r>
+        <w:rPr>
+          <w:rFonts w:ascii="Arial" w:hAnsi="Arial" w:cs="Arial"/>
+          <w:b/>
+          <w:bCs/>
+          <w:sz w:val="22"/>
+          <w:szCs w:val="22"/>
+          <w:lang w:val="es-ES"/>
+        </w:rPr>
+        <w:t>08 HOJA S &amp; 09 HOJA T:</w:t>
+      </w:r>
+      <w:r>
+        <w:rPr>
+          <w:rFonts w:ascii="Arial" w:hAnsi="Arial" w:cs="Arial"/>
+          <w:sz w:val="22"/>
+          <w:szCs w:val="22"/>
+          <w:lang w:val="es-ES"/>
+        </w:rPr>
+        <w:t xml:space="preserve"> Selección de herramientas para amenazas.</w:t>
+      </w:r>
+    </w:p>
+    <w:p>
+      <w:pPr>
+        <w:numPr>
+          <w:ilvl w:val="0"/>
+          <w:numId w:val="12"/>
+        </w:numPr>
+        <w:jc w:val="both"/>
+        <w:rPr>
+          <w:rFonts w:ascii="Arial" w:hAnsi="Arial" w:cs="Arial"/>
+          <w:b/>
+          <w:bCs/>
+          <w:sz w:val="22"/>
+          <w:szCs w:val="22"/>
+          <w:lang w:val="es-ES"/>
+        </w:rPr>
+      </w:pPr>
+      <w:r>
+        <w:rPr>
+          <w:rFonts w:ascii="Arial" w:hAnsi="Arial" w:cs="Arial"/>
+          <w:b/>
+          <w:bCs/>
+          <w:sz w:val="22"/>
+          <w:szCs w:val="22"/>
+        </w:rPr>
+        <w:t xml:space="preserve">15 HOJA Z: </w:t>
+      </w:r>
+      <w:r>
+        <w:rPr>
+          <w:rFonts w:ascii="Arial" w:hAnsi="Arial" w:cs="Arial"/>
+          <w:sz w:val="22"/>
+          <w:szCs w:val="22"/>
+        </w:rPr>
+        <w:t>Crear indicadores medibles con la comunidad.</w:t>
       </w:r>
     </w:p>
     <w:p>
@@ -6269,47 +10527,16 @@
           <w:szCs w:val="22"/>
           <w:lang w:val="es-ES"/>
         </w:rPr>
-        <w:t>14 HOJA Y</w:t>
-      </w:r>
-      <w:r>
-        <w:rPr>
-          <w:rFonts w:ascii="Arial" w:hAnsi="Arial" w:cs="Arial"/>
-          <w:b/>
-          <w:bCs/>
-          <w:sz w:val="22"/>
-          <w:szCs w:val="22"/>
-          <w:lang w:val="es-ES"/>
-        </w:rPr>
-        <w:t>1</w:t>
-      </w:r>
-      <w:r>
-        <w:rPr>
-          <w:rFonts w:ascii="Arial" w:hAnsi="Arial" w:cs="Arial"/>
-          <w:b/>
-          <w:bCs/>
-          <w:sz w:val="22"/>
-          <w:szCs w:val="22"/>
-          <w:lang w:val="es-ES"/>
-        </w:rPr>
-        <w:t>:</w:t>
-      </w:r>
-      <w:r>
-        <w:rPr>
-          <w:rFonts w:ascii="Arial" w:hAnsi="Arial" w:cs="Arial"/>
-          <w:sz w:val="22"/>
-          <w:szCs w:val="22"/>
-          <w:lang w:val="es-ES"/>
-        </w:rPr>
-        <w:t xml:space="preserve"> </w:t>
-      </w:r>
-      <w:r>
-        <w:rPr>
-          <w:rFonts w:ascii="Arial" w:hAnsi="Arial" w:cs="Arial"/>
-          <w:sz w:val="22"/>
-          <w:szCs w:val="22"/>
-          <w:lang w:val="es-ES"/>
-        </w:rPr>
-        <w:t>Sociograma de Redes de Influencia.</w:t>
+        <w:t>02 HOJA N:</w:t>
+      </w:r>
+      <w:r>
+        <w:rPr>
+          <w:rFonts w:ascii="Arial" w:hAnsi="Arial" w:cs="Arial"/>
+          <w:sz w:val="22"/>
+          <w:szCs w:val="22"/>
+          <w:lang w:val="es-ES"/>
+        </w:rPr>
+        <w:t xml:space="preserve"> Gestión del conocimiento e identificación de informantes.</w:t>
       </w:r>
     </w:p>
     <w:p>
@@ -6335,62 +10562,29 @@
           <w:szCs w:val="22"/>
           <w:lang w:val="es-ES"/>
         </w:rPr>
-        <w:t>04 HOJA O:</w:t>
-      </w:r>
-      <w:r>
-        <w:rPr>
-          <w:rFonts w:ascii="Arial" w:hAnsi="Arial" w:cs="Arial"/>
-          <w:sz w:val="22"/>
-          <w:szCs w:val="22"/>
-          <w:lang w:val="es-ES"/>
-        </w:rPr>
-        <w:t xml:space="preserve"> Cómo definir y comunicar el propósito del análisis.</w:t>
-      </w:r>
-    </w:p>
-    <w:p>
-      <w:pPr>
-        <w:pStyle w:val="Ttulo1"/>
-        <w:rPr>
-          <w:rFonts w:ascii="Arial" w:hAnsi="Arial" w:cs="Arial"/>
-          <w:color w:val="auto"/>
-          <w:sz w:val="22"/>
-          <w:szCs w:val="22"/>
-          <w:lang w:val="es-ES"/>
-        </w:rPr>
-      </w:pPr>
-      <w:r>
-        <w:rPr>
-          <w:rFonts w:ascii="Arial" w:hAnsi="Arial" w:cs="Arial"/>
-          <w:b/>
-          <w:bCs/>
-          <w:color w:val="auto"/>
-          <w:sz w:val="22"/>
-          <w:szCs w:val="22"/>
-          <w:lang w:val="es-ES"/>
-        </w:rPr>
-        <w:t>FASE 3: INMERSIÓN Y PROFUNDIZACIÓN (OPERACIÓN EN TERRENO)</w:t>
-      </w:r>
-    </w:p>
-    <w:p>
-      <w:pPr>
-        <w:jc w:val="both"/>
-        <w:rPr>
-          <w:rFonts w:ascii="Arial" w:hAnsi="Arial" w:cs="Arial"/>
-          <w:sz w:val="22"/>
-          <w:szCs w:val="22"/>
-          <w:lang w:val="es-ES"/>
-        </w:rPr>
-      </w:pPr>
-      <w:r>
-        <w:rPr>
-          <w:rFonts w:ascii="Arial" w:hAnsi="Arial" w:cs="Arial"/>
-          <w:b/>
-          <w:bCs/>
-          <w:sz w:val="22"/>
-          <w:szCs w:val="22"/>
-          <w:lang w:val="es-ES"/>
-        </w:rPr>
-        <w:t>Objetivo:</w:t>
+        <w:t>14 HOJA Y</w:t>
+      </w:r>
+      <w:r>
+        <w:rPr>
+          <w:rFonts w:ascii="Arial" w:hAnsi="Arial" w:cs="Arial"/>
+          <w:b/>
+          <w:bCs/>
+          <w:sz w:val="22"/>
+          <w:szCs w:val="22"/>
+          <w:lang w:val="es-ES"/>
+        </w:rPr>
+        <w:t>1</w:t>
+      </w:r>
+      <w:r>
+        <w:rPr>
+          <w:rFonts w:ascii="Arial" w:hAnsi="Arial" w:cs="Arial"/>
+          <w:b/>
+          <w:bCs/>
+          <w:sz w:val="22"/>
+          <w:szCs w:val="22"/>
+          <w:lang w:val="es-ES"/>
+        </w:rPr>
+        <w:t>:</w:t>
       </w:r>
       <w:r>
         <w:rPr>
@@ -6408,4253 +10602,7 @@
           <w:szCs w:val="22"/>
           <w:lang w:val="es-ES"/>
         </w:rPr>
-        <w:t xml:space="preserve">Levantar información </w:t>
-      </w:r>
-      <w:r>
-        <w:rPr>
-          <w:rFonts w:ascii="Arial" w:hAnsi="Arial" w:cs="Arial"/>
-          <w:sz w:val="22"/>
-          <w:szCs w:val="22"/>
-          <w:lang w:val="es-ES"/>
-        </w:rPr>
-        <w:t>en</w:t>
-      </w:r>
-      <w:r>
-        <w:rPr>
-          <w:rFonts w:ascii="Arial" w:hAnsi="Arial" w:cs="Arial"/>
-          <w:sz w:val="22"/>
-          <w:szCs w:val="22"/>
-          <w:lang w:val="es-ES"/>
-        </w:rPr>
-        <w:t xml:space="preserve"> campo para identificar dinámicas comunitarias.</w:t>
-      </w:r>
-    </w:p>
-    <w:p>
-      <w:pPr>
-        <w:pStyle w:val="Ttulo2"/>
-        <w:rPr>
-          <w:rFonts w:ascii="Arial" w:hAnsi="Arial" w:cs="Arial"/>
-          <w:color w:val="auto"/>
-          <w:sz w:val="22"/>
-          <w:szCs w:val="22"/>
-          <w:lang w:val="es-ES"/>
-        </w:rPr>
-      </w:pPr>
-      <w:r>
-        <w:rPr>
-          <w:rFonts w:ascii="Arial" w:hAnsi="Arial" w:cs="Arial"/>
-          <w:b/>
-          <w:bCs/>
-          <w:color w:val="auto"/>
-          <w:sz w:val="22"/>
-          <w:szCs w:val="22"/>
-          <w:lang w:val="es-ES"/>
-        </w:rPr>
-        <w:t xml:space="preserve">1. Estrategia de </w:t>
-      </w:r>
-      <w:r>
-        <w:rPr>
-          <w:rFonts w:ascii="Arial" w:hAnsi="Arial" w:cs="Arial"/>
-          <w:b/>
-          <w:bCs/>
-          <w:color w:val="auto"/>
-          <w:sz w:val="22"/>
-          <w:szCs w:val="22"/>
-          <w:lang w:val="es-ES"/>
-        </w:rPr>
-        <w:t>muestreo inclusivo y verificación de representatividad</w:t>
-      </w:r>
-    </w:p>
-    <w:p>
-      <w:pPr>
-        <w:numPr>
-          <w:ilvl w:val="0"/>
-          <w:numId w:val="9"/>
-        </w:numPr>
-        <w:jc w:val="both"/>
-        <w:rPr>
-          <w:rFonts w:ascii="Arial" w:hAnsi="Arial" w:cs="Arial"/>
-          <w:sz w:val="22"/>
-          <w:szCs w:val="22"/>
-          <w:lang w:val="es-ES"/>
-        </w:rPr>
-      </w:pPr>
-      <w:r>
-        <w:rPr>
-          <w:rFonts w:ascii="Arial" w:hAnsi="Arial" w:cs="Arial"/>
-          <w:b/>
-          <w:bCs/>
-          <w:sz w:val="22"/>
-          <w:szCs w:val="22"/>
-          <w:lang w:val="es-ES"/>
-        </w:rPr>
-        <w:t>Acción:</w:t>
-      </w:r>
-      <w:r>
-        <w:rPr>
-          <w:rFonts w:ascii="Arial" w:hAnsi="Arial" w:cs="Arial"/>
-          <w:sz w:val="22"/>
-          <w:szCs w:val="22"/>
-          <w:lang w:val="es-ES"/>
-        </w:rPr>
-        <w:t xml:space="preserve"> </w:t>
-      </w:r>
-    </w:p>
-    <w:p>
-      <w:pPr>
-        <w:numPr>
-          <w:ilvl w:val="1"/>
-          <w:numId w:val="9"/>
-        </w:numPr>
-        <w:jc w:val="both"/>
-        <w:rPr>
-          <w:rFonts w:ascii="Arial" w:hAnsi="Arial" w:cs="Arial"/>
-          <w:sz w:val="22"/>
-          <w:szCs w:val="22"/>
-          <w:lang w:val="es-ES"/>
-        </w:rPr>
-      </w:pPr>
-      <w:r>
-        <w:rPr>
-          <w:rFonts w:ascii="Arial" w:hAnsi="Arial" w:cs="Arial"/>
-          <w:sz w:val="22"/>
-          <w:szCs w:val="22"/>
-          <w:lang w:val="es-ES"/>
-        </w:rPr>
-        <w:t>Identificar</w:t>
-      </w:r>
-      <w:r>
-        <w:rPr>
-          <w:rFonts w:ascii="Arial" w:hAnsi="Arial" w:cs="Arial"/>
-          <w:sz w:val="22"/>
-          <w:szCs w:val="22"/>
-          <w:lang w:val="es-ES"/>
-        </w:rPr>
-        <w:t xml:space="preserve"> informantes</w:t>
-      </w:r>
-      <w:r>
-        <w:rPr>
-          <w:rFonts w:ascii="Arial" w:hAnsi="Arial" w:cs="Arial"/>
-          <w:sz w:val="22"/>
-          <w:szCs w:val="22"/>
-          <w:lang w:val="es-ES"/>
-        </w:rPr>
-        <w:t xml:space="preserve"> </w:t>
-      </w:r>
-      <w:r>
-        <w:rPr>
-          <w:rFonts w:ascii="Arial" w:hAnsi="Arial" w:cs="Arial"/>
-          <w:sz w:val="22"/>
-          <w:szCs w:val="22"/>
-          <w:lang w:val="es-ES"/>
-        </w:rPr>
-        <w:t>clave</w:t>
-      </w:r>
-      <w:r>
-        <w:rPr>
-          <w:rFonts w:ascii="Arial" w:hAnsi="Arial" w:cs="Arial"/>
-          <w:sz w:val="22"/>
-          <w:szCs w:val="22"/>
-          <w:lang w:val="es-ES"/>
-        </w:rPr>
-        <w:t xml:space="preserve"> </w:t>
-      </w:r>
-      <w:r>
-        <w:rPr>
-          <w:rFonts w:ascii="Arial" w:hAnsi="Arial" w:cs="Arial"/>
-          <w:sz w:val="22"/>
-          <w:szCs w:val="22"/>
-          <w:lang w:val="es-ES"/>
-        </w:rPr>
-        <w:t>que sirvan de traductores de la cultura local</w:t>
-      </w:r>
-      <w:r>
-        <w:rPr>
-          <w:rFonts w:ascii="Arial" w:hAnsi="Arial" w:cs="Arial"/>
-          <w:sz w:val="22"/>
-          <w:szCs w:val="22"/>
-          <w:lang w:val="es-ES"/>
-        </w:rPr>
-        <w:t xml:space="preserve">. </w:t>
-      </w:r>
-    </w:p>
-    <w:p>
-      <w:pPr>
-        <w:numPr>
-          <w:ilvl w:val="1"/>
-          <w:numId w:val="9"/>
-        </w:numPr>
-        <w:jc w:val="both"/>
-        <w:rPr>
-          <w:rFonts w:ascii="Arial" w:hAnsi="Arial" w:cs="Arial"/>
-          <w:sz w:val="22"/>
-          <w:szCs w:val="22"/>
-          <w:lang w:val="es-ES"/>
-        </w:rPr>
-      </w:pPr>
-      <w:r>
-        <w:rPr>
-          <w:rFonts w:ascii="Arial" w:hAnsi="Arial" w:cs="Arial"/>
-          <w:sz w:val="22"/>
-          <w:szCs w:val="22"/>
-          <w:lang w:val="es-ES"/>
-        </w:rPr>
-        <w:t xml:space="preserve">Identificar grupos </w:t>
-      </w:r>
-      <w:r>
-        <w:rPr>
-          <w:rFonts w:ascii="Arial" w:hAnsi="Arial" w:cs="Arial"/>
-          <w:sz w:val="22"/>
-          <w:szCs w:val="22"/>
-          <w:lang w:val="es-ES"/>
-        </w:rPr>
-        <w:t>de la comunidad o personas</w:t>
-      </w:r>
-      <w:r>
-        <w:rPr>
-          <w:rFonts w:ascii="Arial" w:hAnsi="Arial" w:cs="Arial"/>
-          <w:sz w:val="22"/>
-          <w:szCs w:val="22"/>
-          <w:lang w:val="es-ES"/>
-        </w:rPr>
-        <w:t xml:space="preserve"> que no suelen estar en las reuniones</w:t>
-      </w:r>
-      <w:r>
-        <w:rPr>
-          <w:rFonts w:ascii="Arial" w:hAnsi="Arial" w:cs="Arial"/>
-          <w:sz w:val="22"/>
-          <w:szCs w:val="22"/>
-          <w:lang w:val="es-ES"/>
-        </w:rPr>
-        <w:t>.</w:t>
-      </w:r>
-      <w:r>
-        <w:rPr>
-          <w:rFonts w:ascii="Arial" w:hAnsi="Arial" w:cs="Arial"/>
-          <w:sz w:val="22"/>
-          <w:szCs w:val="22"/>
-          <w:lang w:val="es-ES"/>
-        </w:rPr>
-        <w:t xml:space="preserve"> </w:t>
-      </w:r>
-    </w:p>
-    <w:p>
-      <w:pPr>
-        <w:numPr>
-          <w:ilvl w:val="1"/>
-          <w:numId w:val="9"/>
-        </w:numPr>
-        <w:jc w:val="both"/>
-        <w:rPr>
-          <w:rFonts w:ascii="Arial" w:hAnsi="Arial" w:cs="Arial"/>
-          <w:sz w:val="22"/>
-          <w:szCs w:val="22"/>
-          <w:lang w:val="es-ES"/>
-        </w:rPr>
-      </w:pPr>
-      <w:r>
-        <w:rPr>
-          <w:rFonts w:ascii="Arial" w:hAnsi="Arial" w:cs="Arial"/>
-          <w:sz w:val="22"/>
-          <w:szCs w:val="22"/>
-          <w:lang w:val="es-ES"/>
-        </w:rPr>
-        <w:t>Asegurar</w:t>
-      </w:r>
-      <w:r>
-        <w:rPr>
-          <w:rFonts w:ascii="Arial" w:hAnsi="Arial" w:cs="Arial"/>
-          <w:sz w:val="22"/>
-          <w:szCs w:val="22"/>
-          <w:lang w:val="es-ES"/>
-        </w:rPr>
-        <w:t xml:space="preserve"> </w:t>
-      </w:r>
-      <w:r>
-        <w:rPr>
-          <w:rFonts w:ascii="Arial" w:hAnsi="Arial" w:cs="Arial"/>
-          <w:sz w:val="22"/>
-          <w:szCs w:val="22"/>
-          <w:lang w:val="es-ES"/>
-        </w:rPr>
-        <w:t>q</w:t>
-      </w:r>
-      <w:r>
-        <w:rPr>
-          <w:rFonts w:ascii="Arial" w:hAnsi="Arial" w:cs="Arial"/>
-          <w:sz w:val="22"/>
-          <w:szCs w:val="22"/>
-          <w:lang w:val="es-ES"/>
-        </w:rPr>
-        <w:t>ue l</w:t>
-      </w:r>
-      <w:r>
-        <w:rPr>
-          <w:rFonts w:ascii="Arial" w:hAnsi="Arial" w:cs="Arial"/>
-          <w:sz w:val="22"/>
-          <w:szCs w:val="22"/>
-          <w:lang w:val="es-ES"/>
-        </w:rPr>
-        <w:t>os informantes</w:t>
-      </w:r>
-      <w:r>
-        <w:rPr>
-          <w:rFonts w:ascii="Arial" w:hAnsi="Arial" w:cs="Arial"/>
-          <w:sz w:val="22"/>
-          <w:szCs w:val="22"/>
-          <w:lang w:val="es-ES"/>
-        </w:rPr>
-        <w:t xml:space="preserve"> representen a todos los sectores de </w:t>
-      </w:r>
-      <w:r>
-        <w:rPr>
-          <w:rFonts w:ascii="Arial" w:hAnsi="Arial" w:cs="Arial"/>
-          <w:sz w:val="22"/>
-          <w:szCs w:val="22"/>
-          <w:lang w:val="es-ES"/>
-        </w:rPr>
-        <w:t>la comunidad.</w:t>
-      </w:r>
-    </w:p>
-    <w:p>
-      <w:pPr>
-        <w:numPr>
-          <w:ilvl w:val="0"/>
-          <w:numId w:val="9"/>
-        </w:numPr>
-        <w:jc w:val="both"/>
-        <w:rPr>
-          <w:rFonts w:ascii="Arial" w:hAnsi="Arial" w:cs="Arial"/>
-          <w:sz w:val="22"/>
-          <w:szCs w:val="22"/>
-          <w:lang w:val="es-ES"/>
-        </w:rPr>
-      </w:pPr>
-      <w:r>
-        <w:rPr>
-          <w:rFonts w:ascii="Arial" w:hAnsi="Arial" w:cs="Arial"/>
-          <w:b/>
-          <w:bCs/>
-          <w:sz w:val="22"/>
-          <w:szCs w:val="22"/>
-          <w:lang w:val="es-ES"/>
-        </w:rPr>
-        <w:t>Estrategia de campo</w:t>
-      </w:r>
-      <w:r>
-        <w:rPr>
-          <w:rFonts w:ascii="Arial" w:hAnsi="Arial" w:cs="Arial"/>
-          <w:b/>
-          <w:bCs/>
-          <w:sz w:val="22"/>
-          <w:szCs w:val="22"/>
-          <w:lang w:val="es-ES"/>
-        </w:rPr>
-        <w:t>:</w:t>
-      </w:r>
-      <w:r>
-        <w:rPr>
-          <w:rFonts w:ascii="Arial" w:hAnsi="Arial" w:cs="Arial"/>
-          <w:sz w:val="22"/>
-          <w:szCs w:val="22"/>
-          <w:lang w:val="es-ES"/>
-        </w:rPr>
-        <w:t xml:space="preserve"> </w:t>
-      </w:r>
-      <w:r>
-        <w:rPr>
-          <w:rFonts w:ascii="Arial" w:hAnsi="Arial" w:cs="Arial"/>
-          <w:sz w:val="22"/>
-          <w:szCs w:val="22"/>
-          <w:lang w:val="es-ES"/>
-        </w:rPr>
-        <w:t>Los informantes clave no son necesariamente líderes de la comunidad</w:t>
-      </w:r>
-      <w:r>
-        <w:rPr>
-          <w:rFonts w:ascii="Arial" w:hAnsi="Arial" w:cs="Arial"/>
-          <w:sz w:val="22"/>
-          <w:szCs w:val="22"/>
-          <w:lang w:val="es-ES"/>
-        </w:rPr>
-        <w:t xml:space="preserve">. Aunque pueden gozar de liderazgo, su principal atributo es </w:t>
-      </w:r>
-      <w:r>
-        <w:rPr>
-          <w:rFonts w:ascii="Arial" w:hAnsi="Arial" w:cs="Arial"/>
-          <w:sz w:val="22"/>
-          <w:szCs w:val="22"/>
-          <w:lang w:val="es-ES"/>
-        </w:rPr>
-        <w:t>su capacidad para relacionarse</w:t>
-      </w:r>
-      <w:r>
-        <w:rPr>
-          <w:rFonts w:ascii="Arial" w:hAnsi="Arial" w:cs="Arial"/>
-          <w:sz w:val="22"/>
-          <w:szCs w:val="22"/>
-          <w:lang w:val="es-ES"/>
-        </w:rPr>
-        <w:t xml:space="preserve"> con todos los sectores</w:t>
-      </w:r>
-      <w:r>
-        <w:rPr>
-          <w:rFonts w:ascii="Arial" w:hAnsi="Arial" w:cs="Arial"/>
-          <w:sz w:val="22"/>
-          <w:szCs w:val="22"/>
-          <w:lang w:val="es-ES"/>
-        </w:rPr>
-        <w:t>. Además,</w:t>
-      </w:r>
-      <w:r>
-        <w:rPr>
-          <w:rFonts w:ascii="Arial" w:hAnsi="Arial" w:cs="Arial"/>
-          <w:sz w:val="22"/>
-          <w:szCs w:val="22"/>
-          <w:lang w:val="es-ES"/>
-        </w:rPr>
-        <w:t xml:space="preserve"> entabla</w:t>
-      </w:r>
-      <w:r>
-        <w:rPr>
-          <w:rFonts w:ascii="Arial" w:hAnsi="Arial" w:cs="Arial"/>
-          <w:sz w:val="22"/>
-          <w:szCs w:val="22"/>
-          <w:lang w:val="es-ES"/>
-        </w:rPr>
-        <w:t>n</w:t>
-      </w:r>
-      <w:r>
-        <w:rPr>
-          <w:rFonts w:ascii="Arial" w:hAnsi="Arial" w:cs="Arial"/>
-          <w:sz w:val="22"/>
-          <w:szCs w:val="22"/>
-          <w:lang w:val="es-ES"/>
-        </w:rPr>
-        <w:t xml:space="preserve"> diálogos</w:t>
-      </w:r>
-      <w:r>
-        <w:rPr>
-          <w:rFonts w:ascii="Arial" w:hAnsi="Arial" w:cs="Arial"/>
-          <w:sz w:val="22"/>
-          <w:szCs w:val="22"/>
-          <w:lang w:val="es-ES"/>
-        </w:rPr>
-        <w:t xml:space="preserve"> con facilidad</w:t>
-      </w:r>
-      <w:r>
-        <w:rPr>
-          <w:rFonts w:ascii="Arial" w:hAnsi="Arial" w:cs="Arial"/>
-          <w:sz w:val="22"/>
-          <w:szCs w:val="22"/>
-          <w:lang w:val="es-ES"/>
-        </w:rPr>
-        <w:t xml:space="preserve"> </w:t>
-      </w:r>
-      <w:r>
-        <w:rPr>
-          <w:rFonts w:ascii="Arial" w:hAnsi="Arial" w:cs="Arial"/>
-          <w:sz w:val="22"/>
-          <w:szCs w:val="22"/>
-          <w:lang w:val="es-ES"/>
-        </w:rPr>
-        <w:t>y entienden</w:t>
-      </w:r>
-      <w:r>
-        <w:rPr>
-          <w:rFonts w:ascii="Arial" w:hAnsi="Arial" w:cs="Arial"/>
-          <w:sz w:val="22"/>
-          <w:szCs w:val="22"/>
-          <w:lang w:val="es-ES"/>
-        </w:rPr>
-        <w:t xml:space="preserve"> la dinámica</w:t>
-      </w:r>
-      <w:r>
-        <w:rPr>
-          <w:rFonts w:ascii="Arial" w:hAnsi="Arial" w:cs="Arial"/>
-          <w:sz w:val="22"/>
-          <w:szCs w:val="22"/>
-          <w:lang w:val="es-ES"/>
-        </w:rPr>
-        <w:t xml:space="preserve"> de trabajo de las organizaciones humanitaria</w:t>
-      </w:r>
-      <w:r>
-        <w:rPr>
-          <w:rFonts w:ascii="Arial" w:hAnsi="Arial" w:cs="Arial"/>
-          <w:sz w:val="22"/>
-          <w:szCs w:val="22"/>
-          <w:lang w:val="es-ES"/>
-        </w:rPr>
-        <w:t>s</w:t>
-      </w:r>
-      <w:r>
-        <w:rPr>
-          <w:rFonts w:ascii="Arial" w:hAnsi="Arial" w:cs="Arial"/>
-          <w:sz w:val="22"/>
-          <w:szCs w:val="22"/>
-          <w:lang w:val="es-ES"/>
-        </w:rPr>
-        <w:t>. Estos atributos los convierten</w:t>
-      </w:r>
-      <w:r>
-        <w:rPr>
-          <w:rFonts w:ascii="Arial" w:hAnsi="Arial" w:cs="Arial"/>
-          <w:sz w:val="22"/>
-          <w:szCs w:val="22"/>
-          <w:lang w:val="es-ES"/>
-        </w:rPr>
-        <w:t xml:space="preserve"> </w:t>
-      </w:r>
-      <w:r>
-        <w:rPr>
-          <w:rFonts w:ascii="Arial" w:hAnsi="Arial" w:cs="Arial"/>
-          <w:sz w:val="22"/>
-          <w:szCs w:val="22"/>
-          <w:lang w:val="es-ES"/>
-        </w:rPr>
-        <w:t>en</w:t>
-      </w:r>
-      <w:r>
-        <w:rPr>
-          <w:rFonts w:ascii="Arial" w:hAnsi="Arial" w:cs="Arial"/>
-          <w:sz w:val="22"/>
-          <w:szCs w:val="22"/>
-          <w:lang w:val="es-ES"/>
-        </w:rPr>
-        <w:t xml:space="preserve"> </w:t>
-      </w:r>
-      <w:r>
-        <w:rPr>
-          <w:rFonts w:ascii="Arial" w:hAnsi="Arial" w:cs="Arial"/>
-          <w:sz w:val="22"/>
-          <w:szCs w:val="22"/>
-          <w:lang w:val="es-ES"/>
-        </w:rPr>
-        <w:t>puente de en</w:t>
-      </w:r>
-      <w:r>
-        <w:rPr>
-          <w:rFonts w:ascii="Arial" w:hAnsi="Arial" w:cs="Arial"/>
-          <w:sz w:val="22"/>
-          <w:szCs w:val="22"/>
-          <w:lang w:val="es-ES"/>
-        </w:rPr>
-        <w:t xml:space="preserve">lace </w:t>
-      </w:r>
-      <w:r>
-        <w:rPr>
-          <w:rFonts w:ascii="Arial" w:hAnsi="Arial" w:cs="Arial"/>
-          <w:sz w:val="22"/>
-          <w:szCs w:val="22"/>
-          <w:lang w:val="es-ES"/>
-        </w:rPr>
-        <w:t xml:space="preserve">ideal </w:t>
-      </w:r>
-      <w:r>
-        <w:rPr>
-          <w:rFonts w:ascii="Arial" w:hAnsi="Arial" w:cs="Arial"/>
-          <w:sz w:val="22"/>
-          <w:szCs w:val="22"/>
-          <w:lang w:val="es-ES"/>
-        </w:rPr>
-        <w:t xml:space="preserve">entre </w:t>
-      </w:r>
-      <w:r>
-        <w:rPr>
-          <w:rFonts w:ascii="Arial" w:hAnsi="Arial" w:cs="Arial"/>
-          <w:sz w:val="22"/>
-          <w:szCs w:val="22"/>
-          <w:lang w:val="es-ES"/>
-        </w:rPr>
-        <w:t>el</w:t>
-      </w:r>
-      <w:r>
-        <w:rPr>
-          <w:rFonts w:ascii="Arial" w:hAnsi="Arial" w:cs="Arial"/>
-          <w:sz w:val="22"/>
-          <w:szCs w:val="22"/>
-          <w:lang w:val="es-ES"/>
-        </w:rPr>
-        <w:t xml:space="preserve"> acervo local de conocimiento y </w:t>
-      </w:r>
-      <w:r>
-        <w:rPr>
-          <w:rFonts w:ascii="Arial" w:hAnsi="Arial" w:cs="Arial"/>
-          <w:sz w:val="22"/>
-          <w:szCs w:val="22"/>
-        </w:rPr>
-        <w:t xml:space="preserve">los marcos técnicos de la respuesta </w:t>
-      </w:r>
-      <w:r>
-        <w:rPr>
-          <w:rFonts w:ascii="Arial" w:hAnsi="Arial" w:cs="Arial"/>
-          <w:sz w:val="22"/>
-          <w:szCs w:val="22"/>
-        </w:rPr>
-        <w:t>humanitaria</w:t>
-      </w:r>
-      <w:r>
-        <w:rPr>
-          <w:rFonts w:ascii="Arial" w:hAnsi="Arial" w:cs="Arial"/>
-          <w:sz w:val="22"/>
-          <w:szCs w:val="22"/>
-        </w:rPr>
-        <w:t>.</w:t>
-      </w:r>
-      <w:r>
-        <w:rPr>
-          <w:rFonts w:ascii="Arial" w:hAnsi="Arial" w:cs="Arial"/>
-          <w:sz w:val="22"/>
-          <w:szCs w:val="22"/>
-        </w:rPr>
-        <w:t xml:space="preserve"> A través de los informantes clave, la filial puede conocer</w:t>
-      </w:r>
-      <w:r>
-        <w:rPr>
-          <w:rFonts w:ascii="Arial" w:hAnsi="Arial" w:cs="Arial"/>
-          <w:sz w:val="22"/>
-          <w:szCs w:val="22"/>
-        </w:rPr>
-        <w:t xml:space="preserve"> si </w:t>
-      </w:r>
-      <w:r>
-        <w:rPr>
-          <w:rFonts w:ascii="Arial" w:hAnsi="Arial" w:cs="Arial"/>
-          <w:sz w:val="22"/>
-          <w:szCs w:val="22"/>
-        </w:rPr>
-        <w:t>el proyecto</w:t>
-      </w:r>
-      <w:r>
-        <w:rPr>
-          <w:rFonts w:ascii="Arial" w:hAnsi="Arial" w:cs="Arial"/>
-          <w:sz w:val="22"/>
-          <w:szCs w:val="22"/>
-        </w:rPr>
-        <w:t xml:space="preserve"> es social y culturalmente pertinente o si </w:t>
-      </w:r>
-      <w:r>
-        <w:rPr>
-          <w:rFonts w:ascii="Arial" w:hAnsi="Arial" w:cs="Arial"/>
-          <w:sz w:val="22"/>
-          <w:szCs w:val="22"/>
-        </w:rPr>
-        <w:t>existen grupos o</w:t>
-      </w:r>
-      <w:r>
-        <w:rPr>
-          <w:rFonts w:ascii="Arial" w:hAnsi="Arial" w:cs="Arial"/>
-          <w:sz w:val="22"/>
-          <w:szCs w:val="22"/>
-        </w:rPr>
-        <w:t xml:space="preserve"> personas afectadas por el problema </w:t>
-      </w:r>
-      <w:r>
-        <w:rPr>
-          <w:rFonts w:ascii="Arial" w:hAnsi="Arial" w:cs="Arial"/>
-          <w:sz w:val="22"/>
-          <w:szCs w:val="22"/>
-        </w:rPr>
-        <w:t xml:space="preserve">que estén siendo excluidas de las reuniones </w:t>
-      </w:r>
-      <w:r>
-        <w:rPr>
-          <w:rFonts w:ascii="Arial" w:hAnsi="Arial" w:cs="Arial"/>
-          <w:sz w:val="22"/>
-          <w:szCs w:val="22"/>
-        </w:rPr>
-        <w:t>del proyecto.</w:t>
-      </w:r>
-      <w:r>
-        <w:rPr>
-          <w:rFonts w:ascii="Arial" w:hAnsi="Arial" w:cs="Arial"/>
-          <w:sz w:val="22"/>
-          <w:szCs w:val="22"/>
-        </w:rPr>
-        <w:t xml:space="preserve"> </w:t>
-      </w:r>
-    </w:p>
-    <w:p>
-      <w:pPr>
-        <w:numPr>
-          <w:ilvl w:val="0"/>
-          <w:numId w:val="9"/>
-        </w:numPr>
-        <w:jc w:val="both"/>
-        <w:rPr>
-          <w:rFonts w:ascii="Arial" w:hAnsi="Arial" w:cs="Arial"/>
-          <w:sz w:val="22"/>
-          <w:szCs w:val="22"/>
-          <w:lang w:val="es-ES"/>
-        </w:rPr>
-      </w:pPr>
-      <w:r>
-        <w:rPr>
-          <w:rFonts w:ascii="Arial" w:hAnsi="Arial" w:cs="Arial"/>
-          <w:sz w:val="22"/>
-          <w:szCs w:val="22"/>
-          <w:lang w:val="es-ES"/>
-        </w:rPr>
-        <w:t>Pregunta</w:t>
-      </w:r>
-      <w:r>
-        <w:rPr>
-          <w:rFonts w:ascii="Arial" w:hAnsi="Arial" w:cs="Arial"/>
-          <w:sz w:val="22"/>
-          <w:szCs w:val="22"/>
-          <w:lang w:val="es-ES"/>
-        </w:rPr>
-        <w:t>r</w:t>
-      </w:r>
-      <w:r>
-        <w:rPr>
-          <w:rFonts w:ascii="Arial" w:hAnsi="Arial" w:cs="Arial"/>
-          <w:sz w:val="22"/>
-          <w:szCs w:val="22"/>
-          <w:lang w:val="es-ES"/>
-        </w:rPr>
-        <w:t xml:space="preserve"> si hay</w:t>
-      </w:r>
-      <w:r>
-        <w:rPr>
-          <w:rFonts w:ascii="Arial" w:hAnsi="Arial" w:cs="Arial"/>
-          <w:sz w:val="22"/>
-          <w:szCs w:val="22"/>
-          <w:lang w:val="es-ES"/>
-        </w:rPr>
-        <w:t xml:space="preserve"> algún sector o grupo de la comunidad que por su horario o ubicación no haya podido hablar con </w:t>
-      </w:r>
-      <w:r>
-        <w:rPr>
-          <w:rFonts w:ascii="Arial" w:hAnsi="Arial" w:cs="Arial"/>
-          <w:sz w:val="22"/>
-          <w:szCs w:val="22"/>
-          <w:lang w:val="es-ES"/>
-        </w:rPr>
-        <w:t>los representantes de la filial</w:t>
-      </w:r>
-      <w:r>
-        <w:rPr>
-          <w:rFonts w:ascii="Arial" w:hAnsi="Arial" w:cs="Arial"/>
-          <w:sz w:val="22"/>
-          <w:szCs w:val="22"/>
-          <w:lang w:val="es-ES"/>
-        </w:rPr>
-        <w:t>.</w:t>
-      </w:r>
-    </w:p>
-    <w:p>
-      <w:pPr>
-        <w:jc w:val="both"/>
-        <w:rPr>
-          <w:rFonts w:ascii="Arial" w:hAnsi="Arial" w:cs="Arial"/>
-          <w:sz w:val="22"/>
-          <w:szCs w:val="22"/>
-          <w:lang w:val="es-ES"/>
-        </w:rPr>
-      </w:pPr>
-      <w:r>
-        <w:rPr>
-          <w:rFonts w:ascii="Arial" w:hAnsi="Arial" w:cs="Arial"/>
-          <w:b/>
-          <w:bCs/>
-          <w:sz w:val="22"/>
-          <w:szCs w:val="22"/>
-          <w:lang w:val="es-ES"/>
-        </w:rPr>
-        <w:t>Acción:</w:t>
-      </w:r>
-      <w:r>
-        <w:rPr>
-          <w:rFonts w:ascii="Arial" w:hAnsi="Arial" w:cs="Arial"/>
-          <w:sz w:val="22"/>
-          <w:szCs w:val="22"/>
-          <w:lang w:val="es-ES"/>
-        </w:rPr>
-        <w:t> Una vez iniciadas las actividades en terreno, la filial debe verificar activamente si los grupos que participan representan la diversidad real de la comunidad. Esta verificación no depende solo de la planificación previa: es una lectura sistemática de quién está presente y quién no, que debe hacerse al inicio de cada actividad.</w:t>
-      </w:r>
-    </w:p>
-    <w:p>
-      <w:pPr>
-        <w:jc w:val="both"/>
-        <w:rPr>
-          <w:rFonts w:ascii="Arial" w:hAnsi="Arial" w:cs="Arial"/>
-          <w:b/>
-          <w:bCs/>
-          <w:sz w:val="22"/>
-          <w:szCs w:val="22"/>
-          <w:lang w:val="es-ES"/>
-        </w:rPr>
-      </w:pPr>
-      <w:r>
-        <w:rPr>
-          <w:rFonts w:ascii="Arial" w:hAnsi="Arial" w:cs="Arial"/>
-          <w:b/>
-          <w:bCs/>
-          <w:sz w:val="22"/>
-          <w:szCs w:val="22"/>
-          <w:lang w:val="es-ES"/>
-        </w:rPr>
-        <w:t>Criterios de auditoría:</w:t>
-      </w:r>
-    </w:p>
-    <w:p>
-      <w:pPr>
-        <w:numPr>
-          <w:ilvl w:val="0"/>
-          <w:numId w:val="30"/>
-        </w:numPr>
-        <w:jc w:val="both"/>
-        <w:rPr>
-          <w:rFonts w:ascii="Arial" w:hAnsi="Arial" w:cs="Arial"/>
-          <w:sz w:val="22"/>
-          <w:szCs w:val="22"/>
-          <w:lang w:val="es-ES"/>
-        </w:rPr>
-      </w:pPr>
-      <w:r>
-        <w:rPr>
-          <w:rFonts w:ascii="Arial" w:hAnsi="Arial" w:cs="Arial"/>
-          <w:sz w:val="22"/>
-          <w:szCs w:val="22"/>
-          <w:lang w:val="es-ES"/>
-        </w:rPr>
-        <w:t>Edad: ¿Están presentes adultos mayores, jóvenes y población en edad productiva?</w:t>
-      </w:r>
-    </w:p>
-    <w:p>
-      <w:pPr>
-        <w:numPr>
-          <w:ilvl w:val="0"/>
-          <w:numId w:val="30"/>
-        </w:numPr>
-        <w:jc w:val="both"/>
-        <w:rPr>
-          <w:rFonts w:ascii="Arial" w:hAnsi="Arial" w:cs="Arial"/>
-          <w:sz w:val="22"/>
-          <w:szCs w:val="22"/>
-          <w:lang w:val="es-ES"/>
-        </w:rPr>
-      </w:pPr>
-      <w:r>
-        <w:rPr>
-          <w:rFonts w:ascii="Arial" w:hAnsi="Arial" w:cs="Arial"/>
-          <w:sz w:val="22"/>
-          <w:szCs w:val="22"/>
-          <w:lang w:val="es-ES"/>
-        </w:rPr>
-        <w:t>Género: ¿La participación de mujeres y hombres es equilibrada?</w:t>
-      </w:r>
-    </w:p>
-    <w:p>
-      <w:pPr>
-        <w:numPr>
-          <w:ilvl w:val="0"/>
-          <w:numId w:val="30"/>
-        </w:numPr>
-        <w:jc w:val="both"/>
-        <w:rPr>
-          <w:rFonts w:ascii="Arial" w:hAnsi="Arial" w:cs="Arial"/>
-          <w:sz w:val="22"/>
-          <w:szCs w:val="22"/>
-          <w:lang w:val="es-ES"/>
-        </w:rPr>
-      </w:pPr>
-      <w:r>
-        <w:rPr>
-          <w:rFonts w:ascii="Arial" w:hAnsi="Arial" w:cs="Arial"/>
-          <w:sz w:val="22"/>
-          <w:szCs w:val="22"/>
-          <w:lang w:val="es-ES"/>
-        </w:rPr>
-        <w:t>Ubicación geográfica: ¿Participan personas de distintos sectores o barrios de la comunidad?</w:t>
-      </w:r>
-    </w:p>
-    <w:p>
-      <w:pPr>
-        <w:numPr>
-          <w:ilvl w:val="0"/>
-          <w:numId w:val="30"/>
-        </w:numPr>
-        <w:jc w:val="both"/>
-        <w:rPr>
-          <w:rFonts w:ascii="Arial" w:hAnsi="Arial" w:cs="Arial"/>
-          <w:sz w:val="22"/>
-          <w:szCs w:val="22"/>
-          <w:lang w:val="es-ES"/>
-        </w:rPr>
-      </w:pPr>
-      <w:r>
-        <w:rPr>
-          <w:rFonts w:ascii="Arial" w:hAnsi="Arial" w:cs="Arial"/>
-          <w:sz w:val="22"/>
-          <w:szCs w:val="22"/>
-          <w:lang w:val="es-ES"/>
-        </w:rPr>
-        <w:t>Actividad económica: ¿Están representados distintos grupos según su ocupación (comerciantes, trabajadores agrícolas, amas de casa, etc.)?</w:t>
-      </w:r>
-    </w:p>
-    <w:p>
-      <w:pPr>
-        <w:numPr>
-          <w:ilvl w:val="0"/>
-          <w:numId w:val="30"/>
-        </w:numPr>
-        <w:jc w:val="both"/>
-        <w:rPr>
-          <w:rFonts w:ascii="Arial" w:hAnsi="Arial" w:cs="Arial"/>
-          <w:sz w:val="22"/>
-          <w:szCs w:val="22"/>
-          <w:lang w:val="es-ES"/>
-        </w:rPr>
-      </w:pPr>
-      <w:r>
-        <w:rPr>
-          <w:rFonts w:ascii="Arial" w:hAnsi="Arial" w:cs="Arial"/>
-          <w:sz w:val="22"/>
-          <w:szCs w:val="22"/>
-          <w:lang w:val="es-ES"/>
-        </w:rPr>
-        <w:lastRenderedPageBreak/>
-        <w:t>Grupos en situación de vulnerabilidad: ¿Hay presencia de personas con discapacidad, migrantes, minorías u otros grupos que suelen quedar excluidos de las convocatorias ordinarias?</w:t>
-      </w:r>
-    </w:p>
-    <w:p>
-      <w:pPr>
-        <w:jc w:val="both"/>
-        <w:rPr>
-          <w:rFonts w:ascii="Arial" w:hAnsi="Arial" w:cs="Arial"/>
-          <w:sz w:val="22"/>
-          <w:szCs w:val="22"/>
-          <w:lang w:val="es-ES"/>
-        </w:rPr>
-      </w:pPr>
-      <w:r>
-        <w:rPr>
-          <w:rFonts w:ascii="Arial" w:hAnsi="Arial" w:cs="Arial"/>
-          <w:b/>
-          <w:bCs/>
-          <w:sz w:val="22"/>
-          <w:szCs w:val="22"/>
-          <w:lang w:val="es-ES"/>
-        </w:rPr>
-        <w:t>Punto crítico:</w:t>
-      </w:r>
-      <w:r>
-        <w:rPr>
-          <w:rFonts w:ascii="Arial" w:hAnsi="Arial" w:cs="Arial"/>
-          <w:sz w:val="22"/>
-          <w:szCs w:val="22"/>
-          <w:lang w:val="es-ES"/>
-        </w:rPr>
-        <w:t> La convocatoria gestionada por el liderazgo tiende a reproducir las redes sociales del líder, no la diversidad real de la comunidad. Una participación aparentemente numerosa puede encubrir la exclusión sistemática de sectores enteros.</w:t>
-      </w:r>
-    </w:p>
-    <w:p>
-      <w:pPr>
-        <w:jc w:val="both"/>
-        <w:rPr>
-          <w:rFonts w:ascii="Arial" w:hAnsi="Arial" w:cs="Arial"/>
-          <w:sz w:val="22"/>
-          <w:szCs w:val="22"/>
-          <w:lang w:val="es-ES"/>
-        </w:rPr>
-      </w:pPr>
-      <w:r>
-        <w:rPr>
-          <w:rFonts w:ascii="Arial" w:hAnsi="Arial" w:cs="Arial"/>
-          <w:b/>
-          <w:bCs/>
-          <w:sz w:val="22"/>
-          <w:szCs w:val="22"/>
-          <w:lang w:val="es-ES"/>
-        </w:rPr>
-        <w:t>Estrategia de campo:</w:t>
-      </w:r>
-      <w:r>
-        <w:rPr>
-          <w:rFonts w:ascii="Arial" w:hAnsi="Arial" w:cs="Arial"/>
-          <w:sz w:val="22"/>
-          <w:szCs w:val="22"/>
-          <w:lang w:val="es-ES"/>
-        </w:rPr>
-        <w:t> Si se detecta la ausencia de alguno de los grupos anteriores, activar las estrategias de convocatoria alternativas definidas en la Fase 2 antes de continuar con las actividades previstas. Documentar en el informe de campo qué grupos estuvieron ausentes y qué acciones se tomaron para incluirlos.</w:t>
-      </w:r>
-    </w:p>
-    <w:p>
-      <w:pPr>
-        <w:pStyle w:val="Ttulo2"/>
-        <w:rPr>
-          <w:rFonts w:ascii="Arial" w:hAnsi="Arial" w:cs="Arial"/>
-          <w:b/>
-          <w:bCs/>
-          <w:color w:val="auto"/>
-          <w:sz w:val="22"/>
-          <w:szCs w:val="22"/>
-          <w:lang w:val="es-ES"/>
-        </w:rPr>
-      </w:pPr>
-      <w:r>
-        <w:rPr>
-          <w:rFonts w:ascii="Arial" w:hAnsi="Arial" w:cs="Arial"/>
-          <w:b/>
-          <w:bCs/>
-          <w:color w:val="auto"/>
-          <w:sz w:val="22"/>
-          <w:szCs w:val="22"/>
-          <w:lang w:val="es-ES"/>
-        </w:rPr>
-        <w:t xml:space="preserve">2. </w:t>
-      </w:r>
-      <w:r>
-        <w:rPr>
-          <w:rFonts w:ascii="Arial" w:hAnsi="Arial" w:cs="Arial"/>
-          <w:b/>
-          <w:bCs/>
-          <w:color w:val="auto"/>
-          <w:sz w:val="22"/>
-          <w:szCs w:val="22"/>
-          <w:lang w:val="es-ES"/>
-        </w:rPr>
-        <w:t>Mapeo de gobernanza</w:t>
-      </w:r>
-      <w:r>
-        <w:rPr>
-          <w:rFonts w:ascii="Arial" w:hAnsi="Arial" w:cs="Arial"/>
-          <w:b/>
-          <w:bCs/>
-          <w:color w:val="auto"/>
-          <w:sz w:val="22"/>
-          <w:szCs w:val="22"/>
-          <w:lang w:val="es-ES"/>
-        </w:rPr>
-        <w:t>, relaciones económicas</w:t>
-      </w:r>
-      <w:r>
-        <w:rPr>
-          <w:rFonts w:ascii="Arial" w:hAnsi="Arial" w:cs="Arial"/>
-          <w:b/>
-          <w:bCs/>
-          <w:color w:val="auto"/>
-          <w:sz w:val="22"/>
-          <w:szCs w:val="22"/>
-          <w:lang w:val="es-ES"/>
-        </w:rPr>
-        <w:t xml:space="preserve"> y poder real</w:t>
-      </w:r>
-    </w:p>
-    <w:p>
-      <w:pPr>
-        <w:numPr>
-          <w:ilvl w:val="0"/>
-          <w:numId w:val="6"/>
-        </w:numPr>
-        <w:jc w:val="both"/>
-        <w:rPr>
-          <w:rFonts w:ascii="Arial" w:hAnsi="Arial" w:cs="Arial"/>
-          <w:sz w:val="22"/>
-          <w:szCs w:val="22"/>
-          <w:lang w:val="es-ES"/>
-        </w:rPr>
-      </w:pPr>
-      <w:r>
-        <w:rPr>
-          <w:rFonts w:ascii="Arial" w:hAnsi="Arial" w:cs="Arial"/>
-          <w:b/>
-          <w:bCs/>
-          <w:sz w:val="22"/>
-          <w:szCs w:val="22"/>
-          <w:lang w:val="es-ES"/>
-        </w:rPr>
-        <w:t>Acción:</w:t>
-      </w:r>
-      <w:r>
-        <w:rPr>
-          <w:rFonts w:ascii="Arial" w:hAnsi="Arial" w:cs="Arial"/>
-          <w:sz w:val="22"/>
-          <w:szCs w:val="22"/>
-          <w:lang w:val="es-ES"/>
-        </w:rPr>
-        <w:t xml:space="preserve"> </w:t>
-      </w:r>
-      <w:r>
-        <w:rPr>
-          <w:rFonts w:ascii="Arial" w:hAnsi="Arial" w:cs="Arial"/>
-          <w:sz w:val="22"/>
-          <w:szCs w:val="22"/>
-        </w:rPr>
-        <w:t>Registrar</w:t>
-      </w:r>
-      <w:r>
-        <w:rPr>
-          <w:rFonts w:ascii="Arial" w:hAnsi="Arial" w:cs="Arial"/>
-          <w:sz w:val="22"/>
-          <w:szCs w:val="22"/>
-        </w:rPr>
-        <w:t xml:space="preserve"> cómo se toman las decisiones (consensos, asambleas o jerarquías)</w:t>
-      </w:r>
-      <w:r>
-        <w:rPr>
-          <w:rFonts w:ascii="Arial" w:hAnsi="Arial" w:cs="Arial"/>
-          <w:sz w:val="22"/>
-          <w:szCs w:val="22"/>
-        </w:rPr>
-        <w:t xml:space="preserve">, </w:t>
-      </w:r>
-      <w:r>
-        <w:rPr>
-          <w:rFonts w:ascii="Arial" w:hAnsi="Arial" w:cs="Arial"/>
-          <w:sz w:val="22"/>
-          <w:szCs w:val="22"/>
-        </w:rPr>
-        <w:t xml:space="preserve">qué redes de intercambio </w:t>
-      </w:r>
-      <w:r>
-        <w:rPr>
-          <w:rFonts w:ascii="Arial" w:hAnsi="Arial" w:cs="Arial"/>
-          <w:sz w:val="22"/>
-          <w:szCs w:val="22"/>
-        </w:rPr>
-        <w:t xml:space="preserve">existen </w:t>
-      </w:r>
-      <w:r>
-        <w:rPr>
-          <w:rFonts w:ascii="Arial" w:hAnsi="Arial" w:cs="Arial"/>
-          <w:sz w:val="22"/>
-          <w:szCs w:val="22"/>
-        </w:rPr>
-        <w:t xml:space="preserve">y si las mismas están basadas en lazos </w:t>
-      </w:r>
-      <w:r>
-        <w:rPr>
-          <w:rFonts w:ascii="Arial" w:hAnsi="Arial" w:cs="Arial"/>
-          <w:sz w:val="22"/>
-          <w:szCs w:val="22"/>
-        </w:rPr>
-        <w:t xml:space="preserve">familiares </w:t>
-      </w:r>
-      <w:r>
-        <w:rPr>
-          <w:rFonts w:ascii="Arial" w:hAnsi="Arial" w:cs="Arial"/>
-          <w:sz w:val="22"/>
-          <w:szCs w:val="22"/>
-        </w:rPr>
-        <w:t>extendidos, vecinales</w:t>
-      </w:r>
-      <w:r>
-        <w:rPr>
-          <w:rFonts w:ascii="Arial" w:hAnsi="Arial" w:cs="Arial"/>
-          <w:sz w:val="22"/>
-          <w:szCs w:val="22"/>
-        </w:rPr>
-        <w:t>,</w:t>
-      </w:r>
-      <w:r>
-        <w:rPr>
-          <w:rFonts w:ascii="Arial" w:hAnsi="Arial" w:cs="Arial"/>
-          <w:sz w:val="22"/>
-          <w:szCs w:val="22"/>
-        </w:rPr>
-        <w:t xml:space="preserve"> </w:t>
-      </w:r>
-      <w:r>
-        <w:rPr>
-          <w:rFonts w:ascii="Arial" w:hAnsi="Arial" w:cs="Arial"/>
-          <w:sz w:val="22"/>
-          <w:szCs w:val="22"/>
-        </w:rPr>
-        <w:t>amistad</w:t>
-      </w:r>
-      <w:r>
-        <w:rPr>
-          <w:rFonts w:ascii="Arial" w:hAnsi="Arial" w:cs="Arial"/>
-          <w:sz w:val="22"/>
-          <w:szCs w:val="22"/>
-        </w:rPr>
-        <w:t xml:space="preserve"> o</w:t>
-      </w:r>
-      <w:r>
-        <w:rPr>
-          <w:rFonts w:ascii="Arial" w:hAnsi="Arial" w:cs="Arial"/>
-          <w:sz w:val="22"/>
-          <w:szCs w:val="22"/>
-        </w:rPr>
-        <w:t xml:space="preserve"> burocracia del Estado</w:t>
-      </w:r>
-      <w:r>
-        <w:rPr>
-          <w:rFonts w:ascii="Arial" w:hAnsi="Arial" w:cs="Arial"/>
-          <w:sz w:val="22"/>
-          <w:szCs w:val="22"/>
-        </w:rPr>
-        <w:t xml:space="preserve">. </w:t>
-      </w:r>
-    </w:p>
-    <w:p>
-      <w:pPr>
-        <w:numPr>
-          <w:ilvl w:val="0"/>
-          <w:numId w:val="6"/>
-        </w:numPr>
-        <w:jc w:val="both"/>
-        <w:rPr>
-          <w:rFonts w:ascii="Arial" w:hAnsi="Arial" w:cs="Arial"/>
-          <w:sz w:val="22"/>
-          <w:szCs w:val="22"/>
-        </w:rPr>
-      </w:pPr>
-      <w:r>
-        <w:rPr>
-          <w:rFonts w:ascii="Arial" w:hAnsi="Arial" w:cs="Arial"/>
-          <w:b/>
-          <w:bCs/>
-          <w:sz w:val="22"/>
-          <w:szCs w:val="22"/>
-        </w:rPr>
-        <w:t>Herramienta:</w:t>
-      </w:r>
-      <w:r>
-        <w:rPr>
-          <w:rFonts w:ascii="Arial" w:hAnsi="Arial" w:cs="Arial"/>
-          <w:sz w:val="22"/>
-          <w:szCs w:val="22"/>
-        </w:rPr>
-        <w:t xml:space="preserve"> </w:t>
-      </w:r>
-      <w:r>
-        <w:rPr>
-          <w:rFonts w:ascii="Arial" w:hAnsi="Arial" w:cs="Arial"/>
-          <w:sz w:val="22"/>
-          <w:szCs w:val="22"/>
-        </w:rPr>
-        <w:t xml:space="preserve">Sociograma de Redes de Influencia para mapear los flujos de poder y la autoridad moral dentro de la comunidad. </w:t>
-      </w:r>
-    </w:p>
-    <w:p>
-      <w:pPr>
-        <w:pStyle w:val="Ttulo2"/>
-        <w:rPr>
-          <w:rFonts w:ascii="Arial" w:hAnsi="Arial" w:cs="Arial"/>
-          <w:b/>
-          <w:bCs/>
-          <w:color w:val="auto"/>
-          <w:sz w:val="22"/>
-          <w:szCs w:val="22"/>
-          <w:lang w:val="es-ES"/>
-        </w:rPr>
-      </w:pPr>
-      <w:r>
-        <w:rPr>
-          <w:rFonts w:ascii="Arial" w:hAnsi="Arial" w:cs="Arial"/>
-          <w:b/>
-          <w:bCs/>
-          <w:color w:val="auto"/>
-          <w:sz w:val="22"/>
-          <w:szCs w:val="22"/>
-          <w:lang w:val="es-ES"/>
-        </w:rPr>
-        <w:t xml:space="preserve">3. </w:t>
-      </w:r>
-      <w:r>
-        <w:rPr>
-          <w:rFonts w:ascii="Arial" w:hAnsi="Arial" w:cs="Arial"/>
-          <w:b/>
-          <w:bCs/>
-          <w:color w:val="auto"/>
-          <w:sz w:val="22"/>
-          <w:szCs w:val="22"/>
-          <w:lang w:val="es-ES"/>
-        </w:rPr>
-        <w:t>Identificación y gestión de actores de poder informal</w:t>
-      </w:r>
-    </w:p>
-    <w:p>
-      <w:pPr>
-        <w:jc w:val="both"/>
-        <w:rPr>
-          <w:rFonts w:ascii="Arial" w:hAnsi="Arial" w:cs="Arial"/>
-          <w:sz w:val="22"/>
-          <w:szCs w:val="22"/>
-          <w:lang w:val="es-ES"/>
-        </w:rPr>
-      </w:pPr>
-      <w:r>
-        <w:rPr>
-          <w:rFonts w:ascii="Arial" w:hAnsi="Arial" w:cs="Arial"/>
-          <w:b/>
-          <w:bCs/>
-          <w:sz w:val="22"/>
-          <w:szCs w:val="22"/>
-          <w:lang w:val="es-ES"/>
-        </w:rPr>
-        <w:t>Acción:</w:t>
-      </w:r>
-      <w:r>
-        <w:rPr>
-          <w:rFonts w:ascii="Arial" w:hAnsi="Arial" w:cs="Arial"/>
-          <w:sz w:val="22"/>
-          <w:szCs w:val="22"/>
-          <w:lang w:val="es-ES"/>
-        </w:rPr>
-        <w:t> El mapeo de gobernanza permite identificar la estructura formal del liderazgo, pero en muchas comunidades existen actores de poder informal —grupos irregulares, líderes políticos sin cargo explícito, redes de control económico o territorial— que no aparecen en los mapeos previos y que pueden incidir directamente sobre la viabilidad del proyecto. La filial debe desarrollar sensibilidad para detectarlos desde la primera visita.</w:t>
-      </w:r>
-    </w:p>
-    <w:p>
-      <w:pPr>
-        <w:jc w:val="both"/>
-        <w:rPr>
-          <w:rFonts w:ascii="Arial" w:hAnsi="Arial" w:cs="Arial"/>
-          <w:b/>
-          <w:bCs/>
-          <w:sz w:val="22"/>
-          <w:szCs w:val="22"/>
-          <w:lang w:val="es-ES"/>
-        </w:rPr>
-      </w:pPr>
-      <w:r>
-        <w:rPr>
-          <w:rFonts w:ascii="Arial" w:hAnsi="Arial" w:cs="Arial"/>
-          <w:b/>
-          <w:bCs/>
-          <w:sz w:val="22"/>
-          <w:szCs w:val="22"/>
-          <w:lang w:val="es-ES"/>
-        </w:rPr>
-        <w:t>Señales de alerta:</w:t>
-      </w:r>
-    </w:p>
-    <w:p>
-      <w:pPr>
-        <w:numPr>
-          <w:ilvl w:val="0"/>
-          <w:numId w:val="33"/>
-        </w:numPr>
-        <w:jc w:val="both"/>
-        <w:rPr>
-          <w:rFonts w:ascii="Arial" w:hAnsi="Arial" w:cs="Arial"/>
-          <w:sz w:val="22"/>
-          <w:szCs w:val="22"/>
-          <w:lang w:val="es-ES"/>
-        </w:rPr>
-      </w:pPr>
-      <w:r>
-        <w:rPr>
-          <w:rFonts w:ascii="Arial" w:hAnsi="Arial" w:cs="Arial"/>
-          <w:sz w:val="22"/>
-          <w:szCs w:val="22"/>
-          <w:lang w:val="es-ES"/>
-        </w:rPr>
-        <w:lastRenderedPageBreak/>
-        <w:t>Personas sin cargo formal a quienes el liderazgo consulta o pide aprobación antes de tomar decisiones.</w:t>
-      </w:r>
-    </w:p>
-    <w:p>
-      <w:pPr>
-        <w:numPr>
-          <w:ilvl w:val="0"/>
-          <w:numId w:val="33"/>
-        </w:numPr>
-        <w:jc w:val="both"/>
-        <w:rPr>
-          <w:rFonts w:ascii="Arial" w:hAnsi="Arial" w:cs="Arial"/>
-          <w:sz w:val="22"/>
-          <w:szCs w:val="22"/>
-          <w:lang w:val="es-ES"/>
-        </w:rPr>
-      </w:pPr>
-      <w:r>
-        <w:rPr>
-          <w:rFonts w:ascii="Arial" w:hAnsi="Arial" w:cs="Arial"/>
-          <w:sz w:val="22"/>
-          <w:szCs w:val="22"/>
-          <w:lang w:val="es-ES"/>
-        </w:rPr>
-        <w:t>Referencias veladas a "permisos" o "acuerdos" que deben gestionarse fuera de los canales formales.</w:t>
-      </w:r>
-    </w:p>
-    <w:p>
-      <w:pPr>
-        <w:numPr>
-          <w:ilvl w:val="0"/>
-          <w:numId w:val="33"/>
-        </w:numPr>
-        <w:jc w:val="both"/>
-        <w:rPr>
-          <w:rFonts w:ascii="Arial" w:hAnsi="Arial" w:cs="Arial"/>
-          <w:sz w:val="22"/>
-          <w:szCs w:val="22"/>
-          <w:lang w:val="es-ES"/>
-        </w:rPr>
-      </w:pPr>
-      <w:r>
-        <w:rPr>
-          <w:rFonts w:ascii="Arial" w:hAnsi="Arial" w:cs="Arial"/>
-          <w:sz w:val="22"/>
-          <w:szCs w:val="22"/>
-          <w:lang w:val="es-ES"/>
-        </w:rPr>
-        <w:t>Cambios repentinos de actitud del liderazgo sin explicación aparente.</w:t>
-      </w:r>
-    </w:p>
-    <w:p>
-      <w:pPr>
-        <w:numPr>
-          <w:ilvl w:val="0"/>
-          <w:numId w:val="33"/>
-        </w:numPr>
-        <w:jc w:val="both"/>
-        <w:rPr>
-          <w:rFonts w:ascii="Arial" w:hAnsi="Arial" w:cs="Arial"/>
-          <w:sz w:val="22"/>
-          <w:szCs w:val="22"/>
-          <w:lang w:val="es-ES"/>
-        </w:rPr>
-      </w:pPr>
-      <w:r>
-        <w:rPr>
-          <w:rFonts w:ascii="Arial" w:hAnsi="Arial" w:cs="Arial"/>
-          <w:sz w:val="22"/>
-          <w:szCs w:val="22"/>
-          <w:lang w:val="es-ES"/>
-        </w:rPr>
-        <w:t>Restricciones espontáneas sobre ciertos espacios físicos, horarios o temas de conversación.</w:t>
-      </w:r>
-    </w:p>
-    <w:p>
-      <w:pPr>
-        <w:numPr>
-          <w:ilvl w:val="0"/>
-          <w:numId w:val="33"/>
-        </w:numPr>
-        <w:jc w:val="both"/>
-        <w:rPr>
-          <w:rFonts w:ascii="Arial" w:hAnsi="Arial" w:cs="Arial"/>
-          <w:sz w:val="22"/>
-          <w:szCs w:val="22"/>
-          <w:lang w:val="es-ES"/>
-        </w:rPr>
-      </w:pPr>
-      <w:r>
-        <w:rPr>
-          <w:rFonts w:ascii="Arial" w:hAnsi="Arial" w:cs="Arial"/>
-          <w:sz w:val="22"/>
-          <w:szCs w:val="22"/>
-          <w:lang w:val="es-ES"/>
-        </w:rPr>
-        <w:t>Presencia de personas no identificadas que observan las actividades sin participar.</w:t>
-      </w:r>
-    </w:p>
-    <w:p>
-      <w:pPr>
-        <w:jc w:val="both"/>
-        <w:rPr>
-          <w:rFonts w:ascii="Arial" w:hAnsi="Arial" w:cs="Arial"/>
-          <w:b/>
-          <w:bCs/>
-          <w:sz w:val="22"/>
-          <w:szCs w:val="22"/>
-          <w:lang w:val="es-ES"/>
-        </w:rPr>
-      </w:pPr>
-      <w:r>
-        <w:rPr>
-          <w:rFonts w:ascii="Arial" w:hAnsi="Arial" w:cs="Arial"/>
-          <w:b/>
-          <w:bCs/>
-          <w:sz w:val="22"/>
-          <w:szCs w:val="22"/>
-          <w:lang w:val="es-ES"/>
-        </w:rPr>
-        <w:t>Protocolo de neutralidad:</w:t>
-      </w:r>
-    </w:p>
-    <w:p>
-      <w:pPr>
-        <w:numPr>
-          <w:ilvl w:val="0"/>
-          <w:numId w:val="34"/>
-        </w:numPr>
-        <w:jc w:val="both"/>
-        <w:rPr>
-          <w:rFonts w:ascii="Arial" w:hAnsi="Arial" w:cs="Arial"/>
-          <w:sz w:val="22"/>
-          <w:szCs w:val="22"/>
-          <w:lang w:val="es-ES"/>
-        </w:rPr>
-      </w:pPr>
-      <w:r>
-        <w:rPr>
-          <w:rFonts w:ascii="Arial" w:hAnsi="Arial" w:cs="Arial"/>
-          <w:sz w:val="22"/>
-          <w:szCs w:val="22"/>
-          <w:lang w:val="es-ES"/>
-        </w:rPr>
-        <w:t>No tomar partido ni alinearse públicamente con ningún actor de poder —formal o informal— que tenga disputas internas dentro de la comunidad.</w:t>
-      </w:r>
-    </w:p>
-    <w:p>
-      <w:pPr>
-        <w:numPr>
-          <w:ilvl w:val="0"/>
-          <w:numId w:val="34"/>
-        </w:numPr>
-        <w:jc w:val="both"/>
-        <w:rPr>
-          <w:rFonts w:ascii="Arial" w:hAnsi="Arial" w:cs="Arial"/>
-          <w:sz w:val="22"/>
-          <w:szCs w:val="22"/>
-          <w:lang w:val="es-ES"/>
-        </w:rPr>
-      </w:pPr>
-      <w:r>
-        <w:rPr>
-          <w:rFonts w:ascii="Arial" w:hAnsi="Arial" w:cs="Arial"/>
-          <w:sz w:val="22"/>
-          <w:szCs w:val="22"/>
-          <w:lang w:val="es-ES"/>
-        </w:rPr>
-        <w:t>Evitar que el proyecto sea asociado con una facción política, económica o social específica.</w:t>
-      </w:r>
-    </w:p>
-    <w:p>
-      <w:pPr>
-        <w:numPr>
-          <w:ilvl w:val="0"/>
-          <w:numId w:val="34"/>
-        </w:numPr>
-        <w:jc w:val="both"/>
-        <w:rPr>
-          <w:rFonts w:ascii="Arial" w:hAnsi="Arial" w:cs="Arial"/>
-          <w:sz w:val="22"/>
-          <w:szCs w:val="22"/>
-          <w:lang w:val="es-ES"/>
-        </w:rPr>
-      </w:pPr>
-      <w:r>
-        <w:rPr>
-          <w:rFonts w:ascii="Arial" w:hAnsi="Arial" w:cs="Arial"/>
-          <w:sz w:val="22"/>
-          <w:szCs w:val="22"/>
-          <w:lang w:val="es-ES"/>
-        </w:rPr>
-        <w:t>Si un actor informal condiciona el acceso o la continuidad del proyecto, documentar el hecho internamente y escalar a la coordinación de la filial antes de tomar cualquier decisión.</w:t>
-      </w:r>
-    </w:p>
-    <w:p>
-      <w:pPr>
-        <w:jc w:val="both"/>
-        <w:rPr>
-          <w:rFonts w:ascii="Arial" w:hAnsi="Arial" w:cs="Arial"/>
-          <w:sz w:val="22"/>
-          <w:szCs w:val="22"/>
-          <w:lang w:val="es-ES"/>
-        </w:rPr>
-      </w:pPr>
-      <w:r>
-        <w:rPr>
-          <w:rFonts w:ascii="Arial" w:hAnsi="Arial" w:cs="Arial"/>
-          <w:b/>
-          <w:bCs/>
-          <w:sz w:val="22"/>
-          <w:szCs w:val="22"/>
-          <w:lang w:val="es-ES"/>
-        </w:rPr>
-        <w:t>Estrategia de campo:</w:t>
-      </w:r>
-      <w:r>
-        <w:rPr>
-          <w:rFonts w:ascii="Arial" w:hAnsi="Arial" w:cs="Arial"/>
-          <w:sz w:val="22"/>
-          <w:szCs w:val="22"/>
-          <w:lang w:val="es-ES"/>
-        </w:rPr>
-        <w:t> Ante la presencia de actores de poder informal, la postura de la filial es de observación activa y no confrontación. El objetivo es comprender su rol sin reconocerlo públicamente ni ceder ante condiciones que comprometan la neutralidad institucional o la seguridad del equipo.</w:t>
-      </w:r>
-    </w:p>
-    <w:p>
-      <w:pPr>
-        <w:jc w:val="both"/>
-        <w:rPr>
-          <w:rFonts w:ascii="Arial" w:hAnsi="Arial" w:cs="Arial"/>
-          <w:sz w:val="22"/>
-          <w:szCs w:val="22"/>
-          <w:lang w:val="es-ES"/>
-        </w:rPr>
-      </w:pPr>
-      <w:r>
-        <w:rPr>
-          <w:rFonts w:ascii="Arial" w:hAnsi="Arial" w:cs="Arial"/>
-          <w:b/>
-          <w:bCs/>
-          <w:sz w:val="22"/>
-          <w:szCs w:val="22"/>
-          <w:lang w:val="es-ES"/>
-        </w:rPr>
-        <w:t>Punto crítico:</w:t>
-      </w:r>
-      <w:r>
-        <w:rPr>
-          <w:rFonts w:ascii="Arial" w:hAnsi="Arial" w:cs="Arial"/>
-          <w:sz w:val="22"/>
-          <w:szCs w:val="22"/>
-          <w:lang w:val="es-ES"/>
-        </w:rPr>
-        <w:t> Identificar a estos actores no equivale a negociar con ellos. La CRV no reconoce como interlocutores válidos a actores cuya autoridad se basa en el control territorial por medios no legítimos. Si su presencia representa un riesgo para el equipo o la comunidad, debe activarse el protocolo de seguridad de la filial.</w:t>
-      </w:r>
-    </w:p>
-    <w:p>
-      <w:pPr>
-        <w:pStyle w:val="Ttulo2"/>
-        <w:rPr>
-          <w:rFonts w:ascii="Arial" w:hAnsi="Arial" w:cs="Arial"/>
-          <w:b/>
-          <w:bCs/>
-          <w:sz w:val="22"/>
-          <w:szCs w:val="22"/>
-        </w:rPr>
-      </w:pPr>
-      <w:r>
-        <w:rPr>
-          <w:rFonts w:ascii="Arial" w:hAnsi="Arial" w:cs="Arial"/>
-          <w:b/>
-          <w:bCs/>
-          <w:color w:val="auto"/>
-          <w:sz w:val="22"/>
-          <w:szCs w:val="22"/>
-          <w:lang w:val="es-ES"/>
-        </w:rPr>
-        <w:t>4</w:t>
-      </w:r>
-      <w:r>
-        <w:rPr>
-          <w:rFonts w:ascii="Arial" w:hAnsi="Arial" w:cs="Arial"/>
-          <w:b/>
-          <w:bCs/>
-          <w:color w:val="auto"/>
-          <w:sz w:val="22"/>
-          <w:szCs w:val="22"/>
-          <w:lang w:val="es-ES"/>
-        </w:rPr>
-        <w:t xml:space="preserve">. </w:t>
-      </w:r>
-      <w:r>
-        <w:rPr>
-          <w:rFonts w:ascii="Arial" w:hAnsi="Arial" w:cs="Arial"/>
-          <w:b/>
-          <w:bCs/>
-          <w:color w:val="auto"/>
-          <w:sz w:val="22"/>
-          <w:szCs w:val="22"/>
-          <w:lang w:val="es-ES"/>
-        </w:rPr>
-        <w:t>Acercamiento al problema</w:t>
-      </w:r>
-      <w:r>
-        <w:rPr>
-          <w:rFonts w:ascii="Arial" w:hAnsi="Arial" w:cs="Arial"/>
-          <w:b/>
-          <w:bCs/>
-          <w:color w:val="auto"/>
-          <w:sz w:val="22"/>
-          <w:szCs w:val="22"/>
-          <w:lang w:val="es-ES"/>
-        </w:rPr>
-        <w:t xml:space="preserve"> que se busca resolver:</w:t>
-      </w:r>
-      <w:r>
-        <w:rPr>
-          <w:rFonts w:ascii="Arial" w:hAnsi="Arial" w:cs="Arial"/>
-          <w:b/>
-          <w:bCs/>
-          <w:sz w:val="22"/>
-          <w:szCs w:val="22"/>
-        </w:rPr>
-        <w:t xml:space="preserve"> </w:t>
-      </w:r>
-    </w:p>
-    <w:p>
-      <w:pPr>
-        <w:numPr>
-          <w:ilvl w:val="0"/>
-          <w:numId w:val="9"/>
-        </w:numPr>
-        <w:jc w:val="both"/>
-        <w:rPr>
-          <w:rFonts w:ascii="Arial" w:hAnsi="Arial" w:cs="Arial"/>
-          <w:sz w:val="22"/>
-          <w:szCs w:val="22"/>
-          <w:lang w:val="es-ES"/>
-        </w:rPr>
-      </w:pPr>
-      <w:r>
-        <w:rPr>
-          <w:rFonts w:ascii="Arial" w:hAnsi="Arial" w:cs="Arial"/>
-          <w:b/>
-          <w:bCs/>
-          <w:sz w:val="22"/>
-          <w:szCs w:val="22"/>
-          <w:lang w:val="es-ES"/>
-        </w:rPr>
-        <w:t>Acción:</w:t>
-      </w:r>
-      <w:r>
-        <w:rPr>
-          <w:rFonts w:ascii="Arial" w:hAnsi="Arial" w:cs="Arial"/>
-          <w:sz w:val="22"/>
-          <w:szCs w:val="22"/>
-          <w:lang w:val="es-ES"/>
-        </w:rPr>
-        <w:t xml:space="preserve">  </w:t>
-      </w:r>
-      <w:r>
-        <w:rPr>
-          <w:rFonts w:ascii="Arial" w:hAnsi="Arial" w:cs="Arial"/>
-          <w:sz w:val="22"/>
-          <w:szCs w:val="22"/>
-        </w:rPr>
-        <w:t xml:space="preserve">Antes de presentar cualquier propuesta, el equipo debe documentar cómo la comunidad resuelve actualmente el problema que la CRV busca </w:t>
-      </w:r>
-      <w:r>
-        <w:rPr>
-          <w:rFonts w:ascii="Arial" w:hAnsi="Arial" w:cs="Arial"/>
-          <w:sz w:val="22"/>
-          <w:szCs w:val="22"/>
-        </w:rPr>
-        <w:t>enfrentar</w:t>
-      </w:r>
-      <w:r>
-        <w:rPr>
-          <w:rFonts w:ascii="Arial" w:hAnsi="Arial" w:cs="Arial"/>
-          <w:sz w:val="22"/>
-          <w:szCs w:val="22"/>
-        </w:rPr>
-        <w:t xml:space="preserve">. Esta </w:t>
-      </w:r>
-      <w:r>
-        <w:rPr>
-          <w:rFonts w:ascii="Arial" w:hAnsi="Arial" w:cs="Arial"/>
-          <w:sz w:val="22"/>
-          <w:szCs w:val="22"/>
-        </w:rPr>
-        <w:t>acción</w:t>
-      </w:r>
-      <w:r>
-        <w:rPr>
-          <w:rFonts w:ascii="Arial" w:hAnsi="Arial" w:cs="Arial"/>
-          <w:sz w:val="22"/>
-          <w:szCs w:val="22"/>
-        </w:rPr>
-        <w:t xml:space="preserve"> </w:t>
-      </w:r>
-      <w:r>
-        <w:rPr>
-          <w:rFonts w:ascii="Arial" w:hAnsi="Arial" w:cs="Arial"/>
-          <w:sz w:val="22"/>
-          <w:szCs w:val="22"/>
-        </w:rPr>
-        <w:t>permite</w:t>
-      </w:r>
-      <w:r>
-        <w:rPr>
-          <w:rFonts w:ascii="Arial" w:hAnsi="Arial" w:cs="Arial"/>
-          <w:sz w:val="22"/>
-          <w:szCs w:val="22"/>
-        </w:rPr>
-        <w:t xml:space="preserve"> determina</w:t>
-      </w:r>
-      <w:r>
-        <w:rPr>
-          <w:rFonts w:ascii="Arial" w:hAnsi="Arial" w:cs="Arial"/>
-          <w:sz w:val="22"/>
-          <w:szCs w:val="22"/>
-        </w:rPr>
-        <w:t>r</w:t>
-      </w:r>
-      <w:r>
-        <w:rPr>
-          <w:rFonts w:ascii="Arial" w:hAnsi="Arial" w:cs="Arial"/>
-          <w:sz w:val="22"/>
-          <w:szCs w:val="22"/>
-        </w:rPr>
-        <w:t xml:space="preserve"> </w:t>
-      </w:r>
-      <w:r>
-        <w:rPr>
-          <w:rFonts w:ascii="Arial" w:hAnsi="Arial" w:cs="Arial"/>
-          <w:sz w:val="22"/>
-          <w:szCs w:val="22"/>
-        </w:rPr>
-        <w:t xml:space="preserve">qué </w:t>
-      </w:r>
-      <w:r>
-        <w:rPr>
-          <w:rFonts w:ascii="Arial" w:hAnsi="Arial" w:cs="Arial"/>
-          <w:sz w:val="22"/>
-          <w:szCs w:val="22"/>
-        </w:rPr>
-        <w:t>fortal</w:t>
-      </w:r>
-      <w:r>
-        <w:rPr>
-          <w:rFonts w:ascii="Arial" w:hAnsi="Arial" w:cs="Arial"/>
-          <w:sz w:val="22"/>
-          <w:szCs w:val="22"/>
-        </w:rPr>
-        <w:t>ezas tiene</w:t>
-      </w:r>
-      <w:r>
-        <w:rPr>
-          <w:rFonts w:ascii="Arial" w:hAnsi="Arial" w:cs="Arial"/>
-          <w:sz w:val="22"/>
-          <w:szCs w:val="22"/>
-        </w:rPr>
-        <w:t xml:space="preserve"> la práctica local que una solución externa podría no</w:t>
-      </w:r>
-      <w:r>
-        <w:rPr>
-          <w:rFonts w:ascii="Arial" w:hAnsi="Arial" w:cs="Arial"/>
-          <w:sz w:val="22"/>
-          <w:szCs w:val="22"/>
-        </w:rPr>
-        <w:t xml:space="preserve"> ser capaz de</w:t>
-      </w:r>
-      <w:r>
-        <w:rPr>
-          <w:rFonts w:ascii="Arial" w:hAnsi="Arial" w:cs="Arial"/>
-          <w:sz w:val="22"/>
-          <w:szCs w:val="22"/>
-        </w:rPr>
-        <w:t xml:space="preserve"> replica</w:t>
-      </w:r>
-      <w:r>
-        <w:rPr>
-          <w:rFonts w:ascii="Arial" w:hAnsi="Arial" w:cs="Arial"/>
-          <w:sz w:val="22"/>
-          <w:szCs w:val="22"/>
-        </w:rPr>
-        <w:t>r</w:t>
-      </w:r>
-      <w:r>
-        <w:rPr>
-          <w:rFonts w:ascii="Arial" w:hAnsi="Arial" w:cs="Arial"/>
-          <w:sz w:val="22"/>
-          <w:szCs w:val="22"/>
-        </w:rPr>
-        <w:t>.</w:t>
-      </w:r>
-      <w:r>
-        <w:rPr>
-          <w:rFonts w:ascii="Arial" w:hAnsi="Arial" w:cs="Arial"/>
-          <w:sz w:val="22"/>
-          <w:szCs w:val="22"/>
-        </w:rPr>
-        <w:t xml:space="preserve"> </w:t>
-      </w:r>
-      <w:r>
-        <w:rPr>
-          <w:rFonts w:ascii="Arial" w:hAnsi="Arial" w:cs="Arial"/>
-          <w:sz w:val="22"/>
-          <w:szCs w:val="22"/>
-        </w:rPr>
-        <w:t xml:space="preserve">Este análisis </w:t>
-      </w:r>
-      <w:r>
-        <w:rPr>
-          <w:rFonts w:ascii="Arial" w:hAnsi="Arial" w:cs="Arial"/>
-          <w:sz w:val="22"/>
-          <w:szCs w:val="22"/>
-        </w:rPr>
-        <w:t>debe</w:t>
-      </w:r>
-      <w:r>
-        <w:rPr>
-          <w:rFonts w:ascii="Arial" w:hAnsi="Arial" w:cs="Arial"/>
-          <w:sz w:val="22"/>
-          <w:szCs w:val="22"/>
-        </w:rPr>
-        <w:t xml:space="preserve"> hacerse</w:t>
-      </w:r>
-      <w:r>
-        <w:rPr>
-          <w:rFonts w:ascii="Arial" w:hAnsi="Arial" w:cs="Arial"/>
-          <w:sz w:val="22"/>
-          <w:szCs w:val="22"/>
-        </w:rPr>
-        <w:t xml:space="preserve"> </w:t>
-      </w:r>
-      <w:r>
-        <w:rPr>
-          <w:rFonts w:ascii="Arial" w:hAnsi="Arial" w:cs="Arial"/>
-          <w:sz w:val="22"/>
-          <w:szCs w:val="22"/>
-        </w:rPr>
-        <w:t>con base en</w:t>
-      </w:r>
-      <w:r>
-        <w:rPr>
-          <w:rFonts w:ascii="Arial" w:hAnsi="Arial" w:cs="Arial"/>
-          <w:sz w:val="22"/>
-          <w:szCs w:val="22"/>
-        </w:rPr>
-        <w:t xml:space="preserve"> </w:t>
-      </w:r>
-      <w:r>
-        <w:rPr>
-          <w:rFonts w:ascii="Arial" w:hAnsi="Arial" w:cs="Arial"/>
-          <w:sz w:val="22"/>
-          <w:szCs w:val="22"/>
-        </w:rPr>
-        <w:t>aquello</w:t>
-      </w:r>
-      <w:r>
-        <w:rPr>
-          <w:rFonts w:ascii="Arial" w:hAnsi="Arial" w:cs="Arial"/>
-          <w:sz w:val="22"/>
-          <w:szCs w:val="22"/>
-        </w:rPr>
-        <w:t xml:space="preserve"> que la comunidad ya hace bien, </w:t>
-      </w:r>
-      <w:r>
-        <w:rPr>
-          <w:rFonts w:ascii="Arial" w:hAnsi="Arial" w:cs="Arial"/>
-          <w:sz w:val="22"/>
-          <w:szCs w:val="22"/>
-        </w:rPr>
-        <w:t>preguntar</w:t>
-      </w:r>
-      <w:r>
-        <w:rPr>
-          <w:rFonts w:ascii="Arial" w:hAnsi="Arial" w:cs="Arial"/>
-          <w:sz w:val="22"/>
-          <w:szCs w:val="22"/>
-        </w:rPr>
-        <w:t xml:space="preserve"> por qué lo hace</w:t>
-      </w:r>
-      <w:r>
-        <w:rPr>
-          <w:rFonts w:ascii="Arial" w:hAnsi="Arial" w:cs="Arial"/>
-          <w:sz w:val="22"/>
-          <w:szCs w:val="22"/>
-        </w:rPr>
-        <w:t xml:space="preserve"> de ese modo</w:t>
-      </w:r>
-      <w:r>
-        <w:rPr>
-          <w:rFonts w:ascii="Arial" w:hAnsi="Arial" w:cs="Arial"/>
-          <w:sz w:val="22"/>
-          <w:szCs w:val="22"/>
-        </w:rPr>
-        <w:t>, y solo entonces proponer complementos o mejoras.</w:t>
-      </w:r>
-    </w:p>
-    <w:p>
-      <w:pPr>
-        <w:pStyle w:val="Ttulo2"/>
-        <w:rPr>
-          <w:rFonts w:ascii="Arial" w:hAnsi="Arial" w:cs="Arial"/>
-          <w:color w:val="auto"/>
-          <w:sz w:val="22"/>
-          <w:szCs w:val="22"/>
-          <w:lang w:val="es-ES"/>
-        </w:rPr>
-      </w:pPr>
-      <w:r>
-        <w:rPr>
-          <w:rFonts w:ascii="Arial" w:hAnsi="Arial" w:cs="Arial"/>
-          <w:b/>
-          <w:bCs/>
-          <w:color w:val="auto"/>
-          <w:sz w:val="22"/>
-          <w:szCs w:val="22"/>
-          <w:lang w:val="es-ES"/>
-        </w:rPr>
-        <w:t>5</w:t>
-      </w:r>
-      <w:r>
-        <w:rPr>
-          <w:rFonts w:ascii="Arial" w:hAnsi="Arial" w:cs="Arial"/>
-          <w:b/>
-          <w:bCs/>
-          <w:color w:val="auto"/>
-          <w:sz w:val="22"/>
-          <w:szCs w:val="22"/>
-          <w:lang w:val="es-ES"/>
-        </w:rPr>
-        <w:t xml:space="preserve">. </w:t>
-      </w:r>
-      <w:r>
-        <w:rPr>
-          <w:rFonts w:ascii="Arial" w:hAnsi="Arial" w:cs="Arial"/>
-          <w:b/>
-          <w:bCs/>
-          <w:color w:val="auto"/>
-          <w:sz w:val="22"/>
-          <w:szCs w:val="22"/>
-          <w:lang w:val="es-ES"/>
-        </w:rPr>
-        <w:t>H</w:t>
-      </w:r>
-      <w:r>
-        <w:rPr>
-          <w:rFonts w:ascii="Arial" w:hAnsi="Arial" w:cs="Arial"/>
-          <w:b/>
-          <w:bCs/>
-          <w:color w:val="auto"/>
-          <w:sz w:val="22"/>
-          <w:szCs w:val="22"/>
-          <w:lang w:val="es-ES"/>
-        </w:rPr>
-        <w:t xml:space="preserve">erramientas </w:t>
-      </w:r>
-      <w:r>
-        <w:rPr>
-          <w:rFonts w:ascii="Arial" w:hAnsi="Arial" w:cs="Arial"/>
-          <w:b/>
-          <w:bCs/>
-          <w:color w:val="auto"/>
-          <w:sz w:val="22"/>
-          <w:szCs w:val="22"/>
-          <w:lang w:val="es-ES"/>
-        </w:rPr>
-        <w:t xml:space="preserve">de </w:t>
-      </w:r>
-      <w:r>
-        <w:rPr>
-          <w:rFonts w:ascii="Arial" w:hAnsi="Arial" w:cs="Arial"/>
-          <w:b/>
-          <w:bCs/>
-          <w:color w:val="auto"/>
-          <w:sz w:val="22"/>
-          <w:szCs w:val="22"/>
-          <w:lang w:val="es-ES"/>
-        </w:rPr>
-        <w:t>protección</w:t>
-      </w:r>
-    </w:p>
-    <w:p>
-      <w:pPr>
-        <w:numPr>
-          <w:ilvl w:val="0"/>
-          <w:numId w:val="10"/>
-        </w:numPr>
-        <w:jc w:val="both"/>
-        <w:rPr>
-          <w:rFonts w:ascii="Arial" w:hAnsi="Arial" w:cs="Arial"/>
-          <w:sz w:val="22"/>
-          <w:szCs w:val="22"/>
-          <w:lang w:val="es-ES"/>
-        </w:rPr>
-      </w:pPr>
-      <w:r>
-        <w:rPr>
-          <w:rFonts w:ascii="Arial" w:hAnsi="Arial" w:cs="Arial"/>
-          <w:b/>
-          <w:bCs/>
-          <w:sz w:val="22"/>
-          <w:szCs w:val="22"/>
-          <w:lang w:val="es-ES"/>
-        </w:rPr>
-        <w:t>Acción:</w:t>
-      </w:r>
-      <w:r>
-        <w:rPr>
-          <w:rFonts w:ascii="Arial" w:hAnsi="Arial" w:cs="Arial"/>
-          <w:sz w:val="22"/>
-          <w:szCs w:val="22"/>
-          <w:lang w:val="es-ES"/>
-        </w:rPr>
-        <w:t xml:space="preserve"> </w:t>
-      </w:r>
-      <w:r>
-        <w:rPr>
-          <w:rFonts w:ascii="Arial" w:hAnsi="Arial" w:cs="Arial"/>
-          <w:sz w:val="22"/>
-          <w:szCs w:val="22"/>
-          <w:lang w:val="es-ES"/>
-        </w:rPr>
-        <w:t>Hacer</w:t>
-      </w:r>
-      <w:r>
-        <w:rPr>
-          <w:rFonts w:ascii="Arial" w:hAnsi="Arial" w:cs="Arial"/>
-          <w:sz w:val="22"/>
-          <w:szCs w:val="22"/>
-          <w:lang w:val="es-ES"/>
-        </w:rPr>
-        <w:t xml:space="preserve"> </w:t>
-      </w:r>
-      <w:r>
-        <w:rPr>
-          <w:rFonts w:ascii="Arial" w:hAnsi="Arial" w:cs="Arial"/>
-          <w:sz w:val="22"/>
-          <w:szCs w:val="22"/>
-          <w:lang w:val="es-ES"/>
-        </w:rPr>
-        <w:t xml:space="preserve">entrevistas </w:t>
-      </w:r>
-      <w:r>
-        <w:rPr>
-          <w:rFonts w:ascii="Arial" w:hAnsi="Arial" w:cs="Arial"/>
-          <w:sz w:val="22"/>
-          <w:szCs w:val="22"/>
-          <w:lang w:val="es-ES"/>
-        </w:rPr>
-        <w:t>cara a cara</w:t>
-      </w:r>
-      <w:r>
-        <w:rPr>
-          <w:rFonts w:ascii="Arial" w:hAnsi="Arial" w:cs="Arial"/>
-          <w:sz w:val="22"/>
-          <w:szCs w:val="22"/>
-          <w:lang w:val="es-ES"/>
-        </w:rPr>
-        <w:t xml:space="preserve"> con</w:t>
-      </w:r>
-      <w:r>
-        <w:rPr>
-          <w:rFonts w:ascii="Arial" w:hAnsi="Arial" w:cs="Arial"/>
-          <w:sz w:val="22"/>
-          <w:szCs w:val="22"/>
-          <w:lang w:val="es-ES"/>
-        </w:rPr>
-        <w:t xml:space="preserve"> informantes clave para </w:t>
-      </w:r>
-      <w:r>
-        <w:rPr>
-          <w:rFonts w:ascii="Arial" w:hAnsi="Arial" w:cs="Arial"/>
-          <w:sz w:val="22"/>
-          <w:szCs w:val="22"/>
-          <w:lang w:val="es-ES"/>
-        </w:rPr>
-        <w:t xml:space="preserve">temas de </w:t>
-      </w:r>
-      <w:r>
-        <w:rPr>
-          <w:rFonts w:ascii="Arial" w:hAnsi="Arial" w:cs="Arial"/>
-          <w:sz w:val="22"/>
-          <w:szCs w:val="22"/>
-          <w:lang w:val="es-ES"/>
-        </w:rPr>
-        <w:t>migración</w:t>
-      </w:r>
-      <w:r>
-        <w:rPr>
-          <w:rFonts w:ascii="Arial" w:hAnsi="Arial" w:cs="Arial"/>
-          <w:sz w:val="22"/>
-          <w:szCs w:val="22"/>
-          <w:lang w:val="es-ES"/>
-        </w:rPr>
-        <w:t>,</w:t>
-      </w:r>
-      <w:r>
-        <w:rPr>
-          <w:rFonts w:ascii="Arial" w:hAnsi="Arial" w:cs="Arial"/>
-          <w:sz w:val="22"/>
-          <w:szCs w:val="22"/>
-          <w:lang w:val="es-ES"/>
-        </w:rPr>
-        <w:t xml:space="preserve"> violencia de género</w:t>
-      </w:r>
-      <w:r>
-        <w:rPr>
-          <w:rFonts w:ascii="Arial" w:hAnsi="Arial" w:cs="Arial"/>
-          <w:sz w:val="22"/>
-          <w:szCs w:val="22"/>
-          <w:lang w:val="es-ES"/>
-        </w:rPr>
-        <w:t xml:space="preserve">, violencia armada o temas </w:t>
-      </w:r>
-      <w:r>
-        <w:rPr>
-          <w:rFonts w:ascii="Arial" w:hAnsi="Arial" w:cs="Arial"/>
-          <w:sz w:val="22"/>
-          <w:szCs w:val="22"/>
-          <w:lang w:val="es-ES"/>
-        </w:rPr>
-        <w:t>delicados.</w:t>
-      </w:r>
-    </w:p>
-    <w:p>
-      <w:pPr>
-        <w:numPr>
-          <w:ilvl w:val="0"/>
-          <w:numId w:val="10"/>
-        </w:numPr>
-        <w:jc w:val="both"/>
-        <w:rPr>
-          <w:rFonts w:ascii="Arial" w:hAnsi="Arial" w:cs="Arial"/>
-          <w:sz w:val="22"/>
-          <w:szCs w:val="22"/>
-          <w:lang w:val="es-ES"/>
-        </w:rPr>
-      </w:pPr>
-      <w:r>
-        <w:rPr>
-          <w:rFonts w:ascii="Arial" w:hAnsi="Arial" w:cs="Arial"/>
-          <w:b/>
-          <w:bCs/>
-          <w:sz w:val="22"/>
-          <w:szCs w:val="22"/>
-          <w:lang w:val="es-ES"/>
-        </w:rPr>
-        <w:t>Restricción:</w:t>
-      </w:r>
-      <w:r>
-        <w:rPr>
-          <w:rFonts w:ascii="Arial" w:hAnsi="Arial" w:cs="Arial"/>
-          <w:sz w:val="22"/>
-          <w:szCs w:val="22"/>
-          <w:lang w:val="es-ES"/>
-        </w:rPr>
-        <w:t xml:space="preserve"> PROHIBIDO usar grupos focales para estos temas</w:t>
-      </w:r>
-      <w:r>
-        <w:rPr>
-          <w:rFonts w:ascii="Arial" w:hAnsi="Arial" w:cs="Arial"/>
-          <w:sz w:val="22"/>
-          <w:szCs w:val="22"/>
-          <w:lang w:val="es-ES"/>
-        </w:rPr>
-        <w:t xml:space="preserve"> o entrevistas sin la debida privacidad</w:t>
-      </w:r>
-      <w:r>
-        <w:rPr>
-          <w:rFonts w:ascii="Arial" w:hAnsi="Arial" w:cs="Arial"/>
-          <w:sz w:val="22"/>
-          <w:szCs w:val="22"/>
-          <w:lang w:val="es-ES"/>
-        </w:rPr>
-        <w:t>. El riesgo de revictimización o delación es alto.</w:t>
-      </w:r>
-    </w:p>
-    <w:p>
-      <w:pPr>
-        <w:numPr>
-          <w:ilvl w:val="0"/>
-          <w:numId w:val="10"/>
-        </w:numPr>
-        <w:jc w:val="both"/>
-        <w:rPr>
-          <w:rFonts w:ascii="Arial" w:hAnsi="Arial" w:cs="Arial"/>
-          <w:sz w:val="22"/>
-          <w:szCs w:val="22"/>
-          <w:lang w:val="es-ES"/>
-        </w:rPr>
-      </w:pPr>
-      <w:r>
-        <w:rPr>
-          <w:rFonts w:ascii="Arial" w:hAnsi="Arial" w:cs="Arial"/>
-          <w:b/>
-          <w:bCs/>
-          <w:sz w:val="22"/>
-          <w:szCs w:val="22"/>
-          <w:lang w:val="es-ES"/>
-        </w:rPr>
-        <w:t>Estrategia de campo:</w:t>
-      </w:r>
-      <w:r>
-        <w:rPr>
-          <w:rFonts w:ascii="Arial" w:hAnsi="Arial" w:cs="Arial"/>
-          <w:sz w:val="22"/>
-          <w:szCs w:val="22"/>
-          <w:lang w:val="es-ES"/>
-        </w:rPr>
-        <w:t xml:space="preserve"> Asegurar</w:t>
-      </w:r>
-      <w:r>
-        <w:rPr>
-          <w:rFonts w:ascii="Arial" w:hAnsi="Arial" w:cs="Arial"/>
-          <w:sz w:val="22"/>
-          <w:szCs w:val="22"/>
-          <w:lang w:val="es-ES"/>
-        </w:rPr>
-        <w:t xml:space="preserve"> la presencia de mujeres en el equipo de la </w:t>
-      </w:r>
-      <w:r>
-        <w:rPr>
-          <w:rFonts w:ascii="Arial" w:hAnsi="Arial" w:cs="Arial"/>
-          <w:sz w:val="22"/>
-          <w:szCs w:val="22"/>
-          <w:lang w:val="es-ES"/>
-        </w:rPr>
-        <w:t>filial</w:t>
-      </w:r>
-      <w:r>
-        <w:rPr>
-          <w:rFonts w:ascii="Arial" w:hAnsi="Arial" w:cs="Arial"/>
-          <w:sz w:val="22"/>
-          <w:szCs w:val="22"/>
-          <w:lang w:val="es-ES"/>
-        </w:rPr>
-        <w:t xml:space="preserve"> que visita la comunidad.</w:t>
-      </w:r>
-    </w:p>
-    <w:p>
-      <w:pPr>
-        <w:numPr>
-          <w:ilvl w:val="0"/>
-          <w:numId w:val="10"/>
-        </w:numPr>
-        <w:jc w:val="both"/>
-        <w:rPr>
-          <w:rFonts w:ascii="Arial" w:hAnsi="Arial" w:cs="Arial"/>
-          <w:sz w:val="22"/>
-          <w:szCs w:val="22"/>
-          <w:lang w:val="es-ES"/>
-        </w:rPr>
-      </w:pPr>
-      <w:r>
-        <w:rPr>
-          <w:rFonts w:ascii="Arial" w:hAnsi="Arial" w:cs="Arial"/>
-          <w:b/>
-          <w:bCs/>
-          <w:sz w:val="22"/>
-          <w:szCs w:val="22"/>
-          <w:lang w:val="es-ES"/>
-        </w:rPr>
-        <w:t>Herramienta:</w:t>
-      </w:r>
-      <w:r>
-        <w:rPr>
-          <w:rFonts w:ascii="Arial" w:hAnsi="Arial" w:cs="Arial"/>
-          <w:sz w:val="22"/>
-          <w:szCs w:val="22"/>
-          <w:lang w:val="es-ES"/>
-        </w:rPr>
-        <w:t xml:space="preserve"> Mapeo de vulnerabilidades (dónde viven </w:t>
-      </w:r>
-      <w:r>
-        <w:rPr>
-          <w:rFonts w:ascii="Arial" w:hAnsi="Arial" w:cs="Arial"/>
-          <w:sz w:val="22"/>
-          <w:szCs w:val="22"/>
-          <w:lang w:val="es-ES"/>
-        </w:rPr>
-        <w:t>las personas que ameritan los servicios de protección</w:t>
-      </w:r>
-      <w:r>
-        <w:rPr>
-          <w:rFonts w:ascii="Arial" w:hAnsi="Arial" w:cs="Arial"/>
-          <w:sz w:val="22"/>
-          <w:szCs w:val="22"/>
-          <w:lang w:val="es-ES"/>
-        </w:rPr>
-        <w:t>).</w:t>
-      </w:r>
-    </w:p>
-    <w:p>
-      <w:pPr>
-        <w:pStyle w:val="Ttulo2"/>
-        <w:rPr>
-          <w:rFonts w:ascii="Arial" w:hAnsi="Arial" w:cs="Arial"/>
-          <w:b/>
-          <w:bCs/>
-          <w:color w:val="auto"/>
-          <w:sz w:val="22"/>
-          <w:szCs w:val="22"/>
-          <w:lang w:val="es-ES"/>
-        </w:rPr>
-      </w:pPr>
-      <w:r>
-        <w:rPr>
-          <w:rFonts w:ascii="Arial" w:hAnsi="Arial" w:cs="Arial"/>
-          <w:b/>
-          <w:bCs/>
-          <w:color w:val="auto"/>
-          <w:sz w:val="22"/>
-          <w:szCs w:val="22"/>
-          <w:lang w:val="es-ES"/>
-        </w:rPr>
-        <w:t>6.</w:t>
-      </w:r>
-      <w:r>
-        <w:rPr>
-          <w:rFonts w:ascii="Arial" w:hAnsi="Arial" w:cs="Arial"/>
-          <w:b/>
-          <w:bCs/>
-          <w:color w:val="auto"/>
-          <w:sz w:val="22"/>
-          <w:szCs w:val="22"/>
-          <w:lang w:val="es-ES"/>
-        </w:rPr>
-        <w:t xml:space="preserve"> Gestión de la presencia del liderazgo en espacios grupales</w:t>
-      </w:r>
-    </w:p>
-    <w:p>
-      <w:pPr>
-        <w:jc w:val="both"/>
-        <w:rPr>
-          <w:rFonts w:ascii="Arial" w:hAnsi="Arial" w:cs="Arial"/>
-          <w:sz w:val="22"/>
-          <w:szCs w:val="22"/>
-          <w:lang w:val="es-ES"/>
-        </w:rPr>
-      </w:pPr>
-      <w:r>
-        <w:rPr>
-          <w:rFonts w:ascii="Arial" w:hAnsi="Arial" w:cs="Arial"/>
-          <w:b/>
-          <w:bCs/>
-          <w:sz w:val="22"/>
-          <w:szCs w:val="22"/>
-          <w:lang w:val="es-ES"/>
-        </w:rPr>
-        <w:t>Acción:</w:t>
-      </w:r>
-      <w:r>
-        <w:rPr>
-          <w:rFonts w:ascii="Arial" w:hAnsi="Arial" w:cs="Arial"/>
-          <w:sz w:val="22"/>
-          <w:szCs w:val="22"/>
-          <w:lang w:val="es-ES"/>
-        </w:rPr>
-        <w:t> La filial debe evaluar, en cada actividad grupal, si la presencia de líderes comunitarios o autoridades locales está favoreciendo o inhibiendo la participación libre del resto de los asistentes. No todos los temas requieren la ausencia del liderazgo, pero hay situaciones donde su presencia genera un ambiente de autocensura que reduce tanto la calidad de la información obtenida como la participación efectiva.</w:t>
-      </w:r>
-    </w:p>
-    <w:p>
-      <w:pPr>
-        <w:jc w:val="both"/>
-        <w:rPr>
-          <w:rFonts w:ascii="Arial" w:hAnsi="Arial" w:cs="Arial"/>
-          <w:b/>
-          <w:bCs/>
-          <w:sz w:val="22"/>
-          <w:szCs w:val="22"/>
-          <w:lang w:val="es-ES"/>
-        </w:rPr>
-      </w:pPr>
-      <w:r>
-        <w:rPr>
-          <w:rFonts w:ascii="Arial" w:hAnsi="Arial" w:cs="Arial"/>
-          <w:b/>
-          <w:bCs/>
-          <w:sz w:val="22"/>
-          <w:szCs w:val="22"/>
-          <w:lang w:val="es-ES"/>
-        </w:rPr>
-        <w:t>Señales de alerta:</w:t>
-      </w:r>
-    </w:p>
-    <w:p>
-      <w:pPr>
-        <w:numPr>
-          <w:ilvl w:val="0"/>
-          <w:numId w:val="31"/>
-        </w:numPr>
-        <w:jc w:val="both"/>
-        <w:rPr>
-          <w:rFonts w:ascii="Arial" w:hAnsi="Arial" w:cs="Arial"/>
-          <w:sz w:val="22"/>
-          <w:szCs w:val="22"/>
-          <w:lang w:val="es-ES"/>
-        </w:rPr>
-      </w:pPr>
-      <w:r>
-        <w:rPr>
-          <w:rFonts w:ascii="Arial" w:hAnsi="Arial" w:cs="Arial"/>
-          <w:sz w:val="22"/>
-          <w:szCs w:val="22"/>
-          <w:lang w:val="es-ES"/>
-        </w:rPr>
-        <w:t>Los participantes responden brevemente o remiten sus respuestas al líder presente.</w:t>
-      </w:r>
-    </w:p>
-    <w:p>
-      <w:pPr>
-        <w:numPr>
-          <w:ilvl w:val="0"/>
-          <w:numId w:val="31"/>
-        </w:numPr>
-        <w:jc w:val="both"/>
-        <w:rPr>
-          <w:rFonts w:ascii="Arial" w:hAnsi="Arial" w:cs="Arial"/>
-          <w:sz w:val="22"/>
-          <w:szCs w:val="22"/>
-          <w:lang w:val="es-ES"/>
-        </w:rPr>
-      </w:pPr>
-      <w:r>
-        <w:rPr>
-          <w:rFonts w:ascii="Arial" w:hAnsi="Arial" w:cs="Arial"/>
-          <w:sz w:val="22"/>
-          <w:szCs w:val="22"/>
-          <w:lang w:val="es-ES"/>
-        </w:rPr>
-        <w:t>Solo hablan las mismas personas, generalmente el líder o su entorno cercano.</w:t>
-      </w:r>
-    </w:p>
-    <w:p>
-      <w:pPr>
-        <w:numPr>
-          <w:ilvl w:val="0"/>
-          <w:numId w:val="31"/>
-        </w:numPr>
-        <w:jc w:val="both"/>
-        <w:rPr>
-          <w:rFonts w:ascii="Arial" w:hAnsi="Arial" w:cs="Arial"/>
-          <w:sz w:val="22"/>
-          <w:szCs w:val="22"/>
-          <w:lang w:val="es-ES"/>
-        </w:rPr>
-      </w:pPr>
-      <w:r>
-        <w:rPr>
-          <w:rFonts w:ascii="Arial" w:hAnsi="Arial" w:cs="Arial"/>
-          <w:sz w:val="22"/>
-          <w:szCs w:val="22"/>
-          <w:lang w:val="es-ES"/>
-        </w:rPr>
-        <w:t>El grupo muestra signos de incomodidad o evita ciertos temas cuando el líder está presente.</w:t>
-      </w:r>
-    </w:p>
-    <w:p>
-      <w:pPr>
-        <w:numPr>
-          <w:ilvl w:val="0"/>
-          <w:numId w:val="31"/>
-        </w:numPr>
-        <w:jc w:val="both"/>
-        <w:rPr>
-          <w:rFonts w:ascii="Arial" w:hAnsi="Arial" w:cs="Arial"/>
-          <w:sz w:val="22"/>
-          <w:szCs w:val="22"/>
-          <w:lang w:val="es-ES"/>
-        </w:rPr>
-      </w:pPr>
-      <w:r>
-        <w:rPr>
-          <w:rFonts w:ascii="Arial" w:hAnsi="Arial" w:cs="Arial"/>
-          <w:sz w:val="22"/>
-          <w:szCs w:val="22"/>
-          <w:lang w:val="es-ES"/>
-        </w:rPr>
-        <w:t>El líder responde en nombre del grupo sin que se lo soliciten.</w:t>
-      </w:r>
-    </w:p>
-    <w:p>
-      <w:pPr>
-        <w:jc w:val="both"/>
-        <w:rPr>
-          <w:rFonts w:ascii="Arial" w:hAnsi="Arial" w:cs="Arial"/>
-          <w:sz w:val="22"/>
-          <w:szCs w:val="22"/>
-          <w:lang w:val="es-ES"/>
-        </w:rPr>
-      </w:pPr>
-      <w:r>
-        <w:rPr>
-          <w:rFonts w:ascii="Arial" w:hAnsi="Arial" w:cs="Arial"/>
-          <w:sz w:val="22"/>
-          <w:szCs w:val="22"/>
-          <w:lang w:val="es-ES"/>
-        </w:rPr>
-        <w:lastRenderedPageBreak/>
-        <w:t>Estrategia de campo:</w:t>
-      </w:r>
-    </w:p>
-    <w:p>
-      <w:pPr>
-        <w:numPr>
-          <w:ilvl w:val="0"/>
-          <w:numId w:val="32"/>
-        </w:numPr>
-        <w:jc w:val="both"/>
-        <w:rPr>
-          <w:rFonts w:ascii="Arial" w:hAnsi="Arial" w:cs="Arial"/>
-          <w:sz w:val="22"/>
-          <w:szCs w:val="22"/>
-          <w:lang w:val="es-ES"/>
-        </w:rPr>
-      </w:pPr>
-      <w:r>
-        <w:rPr>
-          <w:rFonts w:ascii="Arial" w:hAnsi="Arial" w:cs="Arial"/>
-          <w:sz w:val="22"/>
-          <w:szCs w:val="22"/>
-          <w:lang w:val="es-ES"/>
-        </w:rPr>
-        <w:t>Para temas de presentación del proyecto o diagnóstico general, la presencia del liderazgo es válida y recomendable.</w:t>
-      </w:r>
-    </w:p>
-    <w:p>
-      <w:pPr>
-        <w:numPr>
-          <w:ilvl w:val="0"/>
-          <w:numId w:val="32"/>
-        </w:numPr>
-        <w:jc w:val="both"/>
-        <w:rPr>
-          <w:rFonts w:ascii="Arial" w:hAnsi="Arial" w:cs="Arial"/>
-          <w:sz w:val="22"/>
-          <w:szCs w:val="22"/>
-          <w:lang w:val="es-ES"/>
-        </w:rPr>
-      </w:pPr>
-      <w:r>
-        <w:rPr>
-          <w:rFonts w:ascii="Arial" w:hAnsi="Arial" w:cs="Arial"/>
-          <w:sz w:val="22"/>
-          <w:szCs w:val="22"/>
-          <w:lang w:val="es-ES"/>
-        </w:rPr>
-        <w:t>Para temas de diagnóstico de problemas internos, conflictos comunitarios, evaluación de proyectos anteriores o cualquier asunto donde puedan existir tensiones, planificar espacios de trabajo separados: un grupo con el liderazgo y otro con el resto de la comunidad, de forma simultánea o en momentos distintos.</w:t>
-      </w:r>
-    </w:p>
-    <w:p>
-      <w:pPr>
-        <w:numPr>
-          <w:ilvl w:val="0"/>
-          <w:numId w:val="32"/>
-        </w:numPr>
-        <w:jc w:val="both"/>
-        <w:rPr>
-          <w:rFonts w:ascii="Arial" w:hAnsi="Arial" w:cs="Arial"/>
-          <w:sz w:val="22"/>
-          <w:szCs w:val="22"/>
-          <w:lang w:val="es-ES"/>
-        </w:rPr>
-      </w:pPr>
-      <w:r>
-        <w:rPr>
-          <w:rFonts w:ascii="Arial" w:hAnsi="Arial" w:cs="Arial"/>
-          <w:sz w:val="22"/>
-          <w:szCs w:val="22"/>
-          <w:lang w:val="es-ES"/>
-        </w:rPr>
-        <w:t>En actividades de formación, diseñar dinámicas que permitan la expresión individual y no solo la validación colectiva mediada por el líder (ej. tarjetas de respuesta anónima, trabajo en grupos pequeños sin presencia del líder, plenarias con facilitación activa).</w:t>
-      </w:r>
-    </w:p>
-    <w:p>
-      <w:pPr>
-        <w:jc w:val="both"/>
-        <w:rPr>
-          <w:rFonts w:ascii="Arial" w:hAnsi="Arial" w:cs="Arial"/>
-          <w:sz w:val="22"/>
-          <w:szCs w:val="22"/>
-          <w:lang w:val="es-ES"/>
-        </w:rPr>
-      </w:pPr>
-      <w:r>
-        <w:rPr>
-          <w:rFonts w:ascii="Arial" w:hAnsi="Arial" w:cs="Arial"/>
-          <w:sz w:val="22"/>
-          <w:szCs w:val="22"/>
-          <w:lang w:val="es-ES"/>
-        </w:rPr>
-        <w:t>Punto crítico: El silenciamiento en presencia del liderazgo no siempre es visible. A veces el grupo parece participativo, pero los temas más relevantes nunca se abordan porque existe un acuerdo tácito sobre lo que "puede" decirse. El equipo facilitador debe distinguir entre participación real y participación performativa.</w:t>
-      </w:r>
-    </w:p>
-    <w:p>
-      <w:pPr>
-        <w:jc w:val="both"/>
-        <w:rPr>
-          <w:rFonts w:ascii="Arial" w:hAnsi="Arial" w:cs="Arial"/>
-          <w:sz w:val="22"/>
-          <w:szCs w:val="22"/>
-          <w:lang w:val="es-ES"/>
-        </w:rPr>
-      </w:pPr>
-    </w:p>
-    <w:p>
-      <w:pPr>
-        <w:pStyle w:val="Ttulo2"/>
-        <w:rPr>
-          <w:rFonts w:ascii="Arial" w:hAnsi="Arial" w:cs="Arial"/>
-          <w:b/>
-          <w:bCs/>
-          <w:color w:val="auto"/>
-          <w:sz w:val="22"/>
-          <w:szCs w:val="22"/>
-          <w:lang w:val="es-ES"/>
-        </w:rPr>
-      </w:pPr>
-      <w:r>
-        <w:rPr>
-          <w:rFonts w:ascii="Arial" w:hAnsi="Arial" w:cs="Arial"/>
-          <w:b/>
-          <w:bCs/>
-          <w:color w:val="auto"/>
-          <w:sz w:val="22"/>
-          <w:szCs w:val="22"/>
-          <w:lang w:val="es-ES"/>
-        </w:rPr>
-        <w:t>7</w:t>
-      </w:r>
-      <w:r>
-        <w:rPr>
-          <w:rFonts w:ascii="Arial" w:hAnsi="Arial" w:cs="Arial"/>
-          <w:b/>
-          <w:bCs/>
-          <w:color w:val="auto"/>
-          <w:sz w:val="22"/>
-          <w:szCs w:val="22"/>
-          <w:lang w:val="es-ES"/>
-        </w:rPr>
-        <w:t xml:space="preserve">. Análisis de </w:t>
-      </w:r>
-      <w:r>
-        <w:rPr>
-          <w:rFonts w:ascii="Arial" w:hAnsi="Arial" w:cs="Arial"/>
-          <w:b/>
-          <w:bCs/>
-          <w:color w:val="auto"/>
-          <w:sz w:val="22"/>
-          <w:szCs w:val="22"/>
-          <w:lang w:val="es-ES"/>
-        </w:rPr>
-        <w:t>amenazas específicas</w:t>
-      </w:r>
-    </w:p>
-    <w:p>
-      <w:pPr>
-        <w:numPr>
-          <w:ilvl w:val="0"/>
-          <w:numId w:val="11"/>
-        </w:numPr>
-        <w:jc w:val="both"/>
-        <w:rPr>
-          <w:rFonts w:ascii="Arial" w:hAnsi="Arial" w:cs="Arial"/>
-          <w:sz w:val="22"/>
-          <w:szCs w:val="22"/>
-          <w:lang w:val="es-ES"/>
-        </w:rPr>
-      </w:pPr>
-      <w:r>
-        <w:rPr>
-          <w:rFonts w:ascii="Arial" w:hAnsi="Arial" w:cs="Arial"/>
-          <w:b/>
-          <w:bCs/>
-          <w:sz w:val="22"/>
-          <w:szCs w:val="22"/>
-          <w:lang w:val="es-ES"/>
-        </w:rPr>
-        <w:t>Acción:</w:t>
-      </w:r>
-      <w:r>
-        <w:rPr>
-          <w:rFonts w:ascii="Arial" w:hAnsi="Arial" w:cs="Arial"/>
-          <w:sz w:val="22"/>
-          <w:szCs w:val="22"/>
-          <w:lang w:val="es-ES"/>
-        </w:rPr>
-        <w:t xml:space="preserve"> </w:t>
-      </w:r>
-      <w:r>
-        <w:rPr>
-          <w:rFonts w:ascii="Arial" w:hAnsi="Arial" w:cs="Arial"/>
-          <w:sz w:val="22"/>
-          <w:szCs w:val="22"/>
-          <w:lang w:val="es-ES"/>
-        </w:rPr>
-        <w:t>I</w:t>
-      </w:r>
-      <w:r>
-        <w:rPr>
-          <w:rFonts w:ascii="Arial" w:hAnsi="Arial" w:cs="Arial"/>
-          <w:sz w:val="22"/>
-          <w:szCs w:val="22"/>
-          <w:lang w:val="es-ES"/>
-        </w:rPr>
-        <w:t xml:space="preserve">dentificar </w:t>
-      </w:r>
-      <w:r>
-        <w:rPr>
-          <w:rFonts w:ascii="Arial" w:hAnsi="Arial" w:cs="Arial"/>
-          <w:sz w:val="22"/>
-          <w:szCs w:val="22"/>
-          <w:lang w:val="es-ES"/>
-        </w:rPr>
-        <w:t>l</w:t>
-      </w:r>
-      <w:r>
-        <w:rPr>
-          <w:rFonts w:ascii="Arial" w:hAnsi="Arial" w:cs="Arial"/>
-          <w:sz w:val="22"/>
-          <w:szCs w:val="22"/>
-          <w:lang w:val="es-ES"/>
-        </w:rPr>
-        <w:t xml:space="preserve">os eventos naturales, </w:t>
-      </w:r>
-      <w:r>
-        <w:rPr>
-          <w:rFonts w:ascii="Arial" w:hAnsi="Arial" w:cs="Arial"/>
-          <w:sz w:val="22"/>
-          <w:szCs w:val="22"/>
-          <w:lang w:val="es-ES"/>
-        </w:rPr>
-        <w:t>económic</w:t>
-      </w:r>
-      <w:r>
-        <w:rPr>
-          <w:rFonts w:ascii="Arial" w:hAnsi="Arial" w:cs="Arial"/>
-          <w:sz w:val="22"/>
-          <w:szCs w:val="22"/>
-          <w:lang w:val="es-ES"/>
-        </w:rPr>
-        <w:t>o</w:t>
-      </w:r>
-      <w:r>
-        <w:rPr>
-          <w:rFonts w:ascii="Arial" w:hAnsi="Arial" w:cs="Arial"/>
-          <w:sz w:val="22"/>
-          <w:szCs w:val="22"/>
-          <w:lang w:val="es-ES"/>
-        </w:rPr>
-        <w:t>s y socioculturales que se repiten en el tiempo.</w:t>
-      </w:r>
-    </w:p>
-    <w:p>
-      <w:pPr>
-        <w:numPr>
-          <w:ilvl w:val="0"/>
-          <w:numId w:val="11"/>
-        </w:numPr>
-        <w:jc w:val="both"/>
-        <w:rPr>
-          <w:rFonts w:ascii="Arial" w:hAnsi="Arial" w:cs="Arial"/>
-          <w:sz w:val="22"/>
-          <w:szCs w:val="22"/>
-          <w:lang w:val="es-ES"/>
-        </w:rPr>
-      </w:pPr>
-      <w:r>
-        <w:rPr>
-          <w:rFonts w:ascii="Arial" w:hAnsi="Arial" w:cs="Arial"/>
-          <w:b/>
-          <w:bCs/>
-          <w:sz w:val="22"/>
-          <w:szCs w:val="22"/>
-          <w:lang w:val="es-ES"/>
-        </w:rPr>
-        <w:t>Estrategia de campo</w:t>
-      </w:r>
-      <w:r>
-        <w:rPr>
-          <w:rFonts w:ascii="Arial" w:hAnsi="Arial" w:cs="Arial"/>
-          <w:b/>
-          <w:bCs/>
-          <w:sz w:val="22"/>
-          <w:szCs w:val="22"/>
-          <w:lang w:val="es-ES"/>
-        </w:rPr>
-        <w:t>:</w:t>
-      </w:r>
-      <w:r>
-        <w:rPr>
-          <w:rFonts w:ascii="Arial" w:hAnsi="Arial" w:cs="Arial"/>
-          <w:sz w:val="22"/>
-          <w:szCs w:val="22"/>
-          <w:lang w:val="es-ES"/>
-        </w:rPr>
-        <w:t xml:space="preserve"> </w:t>
-      </w:r>
-      <w:r>
-        <w:rPr>
-          <w:rFonts w:ascii="Arial" w:hAnsi="Arial" w:cs="Arial"/>
-          <w:sz w:val="22"/>
-          <w:szCs w:val="22"/>
-          <w:lang w:val="es-ES"/>
-        </w:rPr>
-        <w:t xml:space="preserve">Ser conscientes de la historia y los ciclos estacionales de la comunidad. </w:t>
-      </w:r>
-      <w:r>
-        <w:rPr>
-          <w:rFonts w:ascii="Arial" w:hAnsi="Arial" w:cs="Arial"/>
-          <w:sz w:val="22"/>
-          <w:szCs w:val="22"/>
-          <w:lang w:val="es-ES"/>
-        </w:rPr>
-        <w:t>Usa la memoria de la comunidad para entender los peligros actuales.</w:t>
-      </w:r>
-    </w:p>
-    <w:p>
-      <w:pPr>
-        <w:pStyle w:val="Ttulo2"/>
-        <w:rPr>
-          <w:rFonts w:ascii="Arial" w:hAnsi="Arial" w:cs="Arial"/>
-          <w:b/>
-          <w:bCs/>
-          <w:color w:val="auto"/>
-          <w:sz w:val="22"/>
-          <w:szCs w:val="22"/>
-          <w:lang w:val="es-ES"/>
-        </w:rPr>
-      </w:pPr>
-      <w:r>
-        <w:rPr>
-          <w:rFonts w:ascii="Arial" w:hAnsi="Arial" w:cs="Arial"/>
-          <w:b/>
-          <w:bCs/>
-          <w:color w:val="auto"/>
-          <w:sz w:val="22"/>
-          <w:szCs w:val="22"/>
-          <w:lang w:val="es-ES"/>
-        </w:rPr>
-        <w:t>8.</w:t>
-      </w:r>
-      <w:r>
-        <w:rPr>
-          <w:rFonts w:ascii="Arial" w:hAnsi="Arial" w:cs="Arial"/>
-          <w:b/>
-          <w:bCs/>
-          <w:color w:val="auto"/>
-          <w:sz w:val="22"/>
-          <w:szCs w:val="22"/>
-          <w:lang w:val="es-ES"/>
-        </w:rPr>
-        <w:t xml:space="preserve"> Apropiación y adaptación local de herramientas técnicas</w:t>
-      </w:r>
-    </w:p>
-    <w:p>
-      <w:pPr>
-        <w:jc w:val="both"/>
-        <w:rPr>
-          <w:rFonts w:ascii="Arial" w:hAnsi="Arial" w:cs="Arial"/>
-          <w:sz w:val="22"/>
-          <w:szCs w:val="22"/>
-          <w:lang w:val="es-ES"/>
-        </w:rPr>
-      </w:pPr>
-      <w:r>
-        <w:rPr>
-          <w:rFonts w:ascii="Arial" w:hAnsi="Arial" w:cs="Arial"/>
-          <w:b/>
-          <w:bCs/>
-          <w:sz w:val="22"/>
-          <w:szCs w:val="22"/>
-          <w:lang w:val="es-ES"/>
-        </w:rPr>
-        <w:t>Acción:</w:t>
-      </w:r>
-      <w:r>
-        <w:rPr>
-          <w:rFonts w:ascii="Arial" w:hAnsi="Arial" w:cs="Arial"/>
-          <w:sz w:val="22"/>
-          <w:szCs w:val="22"/>
-          <w:lang w:val="es-ES"/>
-        </w:rPr>
-        <w:t xml:space="preserve"> Cuando el proyecto contempla la implementación de herramientas técnicas —sistemas de alerta temprana, instrumentos de medición, protocolos de respuesta u otras tecnologías de gestión del riesgo— la filial debe verificar que estas herramientas son comprensibles, operables y sostenibles en el contexto específico de la comunidad. Las herramientas diseñadas en contextos externos tienden a llegar al terreno sin adaptación, generando comprensión superficial y abandono progresivo una vez que el equipo de la filial se retira.</w:t>
-      </w:r>
-    </w:p>
-    <w:p>
-      <w:pPr>
-        <w:jc w:val="both"/>
-        <w:rPr>
-          <w:rFonts w:ascii="Arial" w:hAnsi="Arial" w:cs="Arial"/>
-          <w:sz w:val="22"/>
-          <w:szCs w:val="22"/>
-          <w:lang w:val="es-ES"/>
-        </w:rPr>
-      </w:pPr>
-      <w:r>
-        <w:rPr>
-          <w:rFonts w:ascii="Arial" w:hAnsi="Arial" w:cs="Arial"/>
-          <w:b/>
-          <w:bCs/>
-          <w:sz w:val="22"/>
-          <w:szCs w:val="22"/>
-          <w:lang w:val="es-ES"/>
-        </w:rPr>
-        <w:t>Criterios de apropiación:</w:t>
-      </w:r>
-    </w:p>
-    <w:p>
-      <w:pPr>
-        <w:numPr>
-          <w:ilvl w:val="0"/>
-          <w:numId w:val="40"/>
-        </w:numPr>
-        <w:jc w:val="both"/>
-        <w:rPr>
-          <w:rFonts w:ascii="Arial" w:hAnsi="Arial" w:cs="Arial"/>
-          <w:sz w:val="22"/>
-          <w:szCs w:val="22"/>
-          <w:lang w:val="es-ES"/>
-        </w:rPr>
-      </w:pPr>
-      <w:r>
-        <w:rPr>
-          <w:rFonts w:ascii="Arial" w:hAnsi="Arial" w:cs="Arial"/>
-          <w:b/>
-          <w:bCs/>
-          <w:sz w:val="22"/>
-          <w:szCs w:val="22"/>
-          <w:lang w:val="es-ES"/>
-        </w:rPr>
-        <w:t>Comprensión funcional:</w:t>
-      </w:r>
-      <w:r>
-        <w:rPr>
-          <w:rFonts w:ascii="Arial" w:hAnsi="Arial" w:cs="Arial"/>
-          <w:sz w:val="22"/>
-          <w:szCs w:val="22"/>
-          <w:lang w:val="es-ES"/>
-        </w:rPr>
-        <w:t xml:space="preserve"> Los participantes pueden explicar con sus propias palabras para qué sirve la herramienta y cómo se usa, sin recurrir a la terminología técnica del proyecto.</w:t>
-      </w:r>
-    </w:p>
-    <w:p>
-      <w:pPr>
-        <w:numPr>
-          <w:ilvl w:val="0"/>
-          <w:numId w:val="40"/>
-        </w:numPr>
-        <w:jc w:val="both"/>
-        <w:rPr>
-          <w:rFonts w:ascii="Arial" w:hAnsi="Arial" w:cs="Arial"/>
-          <w:sz w:val="22"/>
-          <w:szCs w:val="22"/>
-          <w:lang w:val="es-ES"/>
-        </w:rPr>
-      </w:pPr>
-      <w:r>
-        <w:rPr>
-          <w:rFonts w:ascii="Arial" w:hAnsi="Arial" w:cs="Arial"/>
-          <w:b/>
-          <w:bCs/>
-          <w:sz w:val="22"/>
-          <w:szCs w:val="22"/>
-          <w:lang w:val="es-ES"/>
-        </w:rPr>
-        <w:t>Operación autónoma:</w:t>
-      </w:r>
-      <w:r>
-        <w:rPr>
-          <w:rFonts w:ascii="Arial" w:hAnsi="Arial" w:cs="Arial"/>
-          <w:sz w:val="22"/>
-          <w:szCs w:val="22"/>
-          <w:lang w:val="es-ES"/>
-        </w:rPr>
-        <w:t xml:space="preserve"> Al menos dos personas en la comunidad son capaces de operar la herramienta sin asistencia externa.</w:t>
-      </w:r>
-    </w:p>
-    <w:p>
-      <w:pPr>
-        <w:numPr>
-          <w:ilvl w:val="0"/>
-          <w:numId w:val="40"/>
-        </w:numPr>
-        <w:jc w:val="both"/>
-        <w:rPr>
-          <w:rFonts w:ascii="Arial" w:hAnsi="Arial" w:cs="Arial"/>
-          <w:sz w:val="22"/>
-          <w:szCs w:val="22"/>
-          <w:lang w:val="es-ES"/>
-        </w:rPr>
-      </w:pPr>
-      <w:r>
-        <w:rPr>
-          <w:rFonts w:ascii="Arial" w:hAnsi="Arial" w:cs="Arial"/>
-          <w:b/>
-          <w:bCs/>
-          <w:sz w:val="22"/>
-          <w:szCs w:val="22"/>
-          <w:lang w:val="es-ES"/>
-        </w:rPr>
-        <w:t>Mantenimiento local:</w:t>
-      </w:r>
-      <w:r>
-        <w:rPr>
-          <w:rFonts w:ascii="Arial" w:hAnsi="Arial" w:cs="Arial"/>
-          <w:sz w:val="22"/>
-          <w:szCs w:val="22"/>
-          <w:lang w:val="es-ES"/>
-        </w:rPr>
-        <w:t xml:space="preserve"> La comunidad puede realizar el mantenimiento básico con los recursos y conocimientos disponibles localmente.</w:t>
-      </w:r>
-    </w:p>
-    <w:p>
-      <w:pPr>
-        <w:numPr>
-          <w:ilvl w:val="0"/>
-          <w:numId w:val="40"/>
-        </w:numPr>
-        <w:jc w:val="both"/>
-        <w:rPr>
-          <w:rFonts w:ascii="Arial" w:hAnsi="Arial" w:cs="Arial"/>
-          <w:sz w:val="22"/>
-          <w:szCs w:val="22"/>
-          <w:lang w:val="es-ES"/>
-        </w:rPr>
-      </w:pPr>
-      <w:r>
-        <w:rPr>
-          <w:rFonts w:ascii="Arial" w:hAnsi="Arial" w:cs="Arial"/>
-          <w:b/>
-          <w:bCs/>
-          <w:sz w:val="22"/>
-          <w:szCs w:val="22"/>
-          <w:lang w:val="es-ES"/>
-        </w:rPr>
-        <w:t>Pertinencia percibida:</w:t>
-      </w:r>
-      <w:r>
-        <w:rPr>
-          <w:rFonts w:ascii="Arial" w:hAnsi="Arial" w:cs="Arial"/>
-          <w:sz w:val="22"/>
-          <w:szCs w:val="22"/>
-          <w:lang w:val="es-ES"/>
-        </w:rPr>
-        <w:t xml:space="preserve"> La comunidad considera que la herramienta responde a un problema real y prioritario para ella, no solo a un requerimiento del proyecto.</w:t>
-      </w:r>
-    </w:p>
-    <w:p>
-      <w:pPr>
-        <w:jc w:val="both"/>
-        <w:rPr>
-          <w:rFonts w:ascii="Arial" w:hAnsi="Arial" w:cs="Arial"/>
-          <w:sz w:val="22"/>
-          <w:szCs w:val="22"/>
-          <w:lang w:val="es-ES"/>
-        </w:rPr>
-      </w:pPr>
-      <w:r>
-        <w:rPr>
-          <w:rFonts w:ascii="Arial" w:hAnsi="Arial" w:cs="Arial"/>
-          <w:b/>
-          <w:bCs/>
-          <w:sz w:val="22"/>
-          <w:szCs w:val="22"/>
-          <w:lang w:val="es-ES"/>
-        </w:rPr>
-        <w:lastRenderedPageBreak/>
-        <w:t xml:space="preserve">Protocolo de </w:t>
-      </w:r>
-      <w:proofErr w:type="spellStart"/>
-      <w:r>
-        <w:rPr>
-          <w:rFonts w:ascii="Arial" w:hAnsi="Arial" w:cs="Arial"/>
-          <w:b/>
-          <w:bCs/>
-          <w:sz w:val="22"/>
-          <w:szCs w:val="22"/>
-          <w:lang w:val="es-ES"/>
-        </w:rPr>
-        <w:t>co-adaptación</w:t>
-      </w:r>
-      <w:proofErr w:type="spellEnd"/>
-      <w:r>
-        <w:rPr>
-          <w:rFonts w:ascii="Arial" w:hAnsi="Arial" w:cs="Arial"/>
-          <w:b/>
-          <w:bCs/>
-          <w:sz w:val="22"/>
-          <w:szCs w:val="22"/>
-          <w:lang w:val="es-ES"/>
-        </w:rPr>
-        <w:t>:</w:t>
-      </w:r>
-    </w:p>
-    <w:p>
-      <w:pPr>
-        <w:numPr>
-          <w:ilvl w:val="0"/>
-          <w:numId w:val="41"/>
-        </w:numPr>
-        <w:jc w:val="both"/>
-        <w:rPr>
-          <w:rFonts w:ascii="Arial" w:hAnsi="Arial" w:cs="Arial"/>
-          <w:sz w:val="22"/>
-          <w:szCs w:val="22"/>
-          <w:lang w:val="es-ES"/>
-        </w:rPr>
-      </w:pPr>
-      <w:r>
-        <w:rPr>
-          <w:rFonts w:ascii="Arial" w:hAnsi="Arial" w:cs="Arial"/>
-          <w:sz w:val="22"/>
-          <w:szCs w:val="22"/>
-          <w:lang w:val="es-ES"/>
-        </w:rPr>
-        <w:t>Antes de introducir cualquier herramienta técnica, presentarla en términos del problema concreto que resuelve, usando ejemplos y lenguaje locales.</w:t>
-      </w:r>
-    </w:p>
-    <w:p>
-      <w:pPr>
-        <w:numPr>
-          <w:ilvl w:val="0"/>
-          <w:numId w:val="41"/>
-        </w:numPr>
-        <w:jc w:val="both"/>
-        <w:rPr>
-          <w:rFonts w:ascii="Arial" w:hAnsi="Arial" w:cs="Arial"/>
-          <w:sz w:val="22"/>
-          <w:szCs w:val="22"/>
-          <w:lang w:val="es-ES"/>
-        </w:rPr>
-      </w:pPr>
-      <w:r>
-        <w:rPr>
-          <w:rFonts w:ascii="Arial" w:hAnsi="Arial" w:cs="Arial"/>
-          <w:sz w:val="22"/>
-          <w:szCs w:val="22"/>
-          <w:lang w:val="es-ES"/>
-        </w:rPr>
-        <w:t>Involucrar a miembros de la comunidad en la definición de cómo se usará en su contexto: qué ajustes requiere, quién la operará, dónde se resguardará y cómo se activará.</w:t>
-      </w:r>
-    </w:p>
-    <w:p>
-      <w:pPr>
-        <w:numPr>
-          <w:ilvl w:val="0"/>
-          <w:numId w:val="41"/>
-        </w:numPr>
-        <w:jc w:val="both"/>
-        <w:rPr>
-          <w:rFonts w:ascii="Arial" w:hAnsi="Arial" w:cs="Arial"/>
-          <w:sz w:val="22"/>
-          <w:szCs w:val="22"/>
-          <w:lang w:val="es-ES"/>
-        </w:rPr>
-      </w:pPr>
-      <w:r>
-        <w:rPr>
-          <w:rFonts w:ascii="Arial" w:hAnsi="Arial" w:cs="Arial"/>
-          <w:sz w:val="22"/>
-          <w:szCs w:val="22"/>
-          <w:lang w:val="es-ES"/>
-        </w:rPr>
-        <w:t>Realizar al menos una práctica supervisada y una práctica autónoma antes de dar por transferida la herramienta.</w:t>
-      </w:r>
-    </w:p>
-    <w:p>
-      <w:pPr>
-        <w:jc w:val="both"/>
-        <w:rPr>
-          <w:rFonts w:ascii="Arial" w:hAnsi="Arial" w:cs="Arial"/>
-          <w:sz w:val="22"/>
-          <w:szCs w:val="22"/>
-          <w:lang w:val="es-ES"/>
-        </w:rPr>
-      </w:pPr>
-      <w:r>
-        <w:rPr>
-          <w:rFonts w:ascii="Arial" w:hAnsi="Arial" w:cs="Arial"/>
-          <w:b/>
-          <w:bCs/>
-          <w:sz w:val="22"/>
-          <w:szCs w:val="22"/>
-          <w:lang w:val="es-ES"/>
-        </w:rPr>
-        <w:t>Punto crítico:</w:t>
-      </w:r>
-      <w:r>
-        <w:rPr>
-          <w:rFonts w:ascii="Arial" w:hAnsi="Arial" w:cs="Arial"/>
-          <w:sz w:val="22"/>
-          <w:szCs w:val="22"/>
-          <w:lang w:val="es-ES"/>
-        </w:rPr>
-        <w:t xml:space="preserve"> Una herramienta técnica instalada pero no apropiada es un indicador formal de éxito y un fracaso operativo real. El riesgo es mayor con sistemas complejos —como los SAT— que requieren coordinación entre múltiples actores, mantenimiento continuo y comprensión de cadenas de alerta diseñadas frecuentemente fuera del contexto local.</w:t>
-      </w:r>
-    </w:p>
-    <w:p>
-      <w:pPr>
-        <w:pStyle w:val="Ttulo2"/>
-        <w:rPr>
-          <w:rFonts w:ascii="Arial" w:hAnsi="Arial" w:cs="Arial"/>
-          <w:b/>
-          <w:bCs/>
-          <w:color w:val="auto"/>
-          <w:sz w:val="22"/>
-          <w:szCs w:val="22"/>
-          <w:lang w:val="es-ES"/>
-        </w:rPr>
-      </w:pPr>
-      <w:r>
-        <w:rPr>
-          <w:rFonts w:ascii="Arial" w:hAnsi="Arial" w:cs="Arial"/>
-          <w:b/>
-          <w:bCs/>
-          <w:color w:val="auto"/>
-          <w:sz w:val="22"/>
-          <w:szCs w:val="22"/>
-          <w:lang w:val="es-ES"/>
-        </w:rPr>
-        <w:t>9</w:t>
-      </w:r>
-      <w:r>
-        <w:rPr>
-          <w:rFonts w:ascii="Arial" w:hAnsi="Arial" w:cs="Arial"/>
-          <w:b/>
-          <w:bCs/>
-          <w:color w:val="auto"/>
-          <w:sz w:val="22"/>
-          <w:szCs w:val="22"/>
-          <w:lang w:val="es-ES"/>
-        </w:rPr>
-        <w:t xml:space="preserve">. </w:t>
-      </w:r>
-      <w:r>
-        <w:rPr>
-          <w:rFonts w:ascii="Arial" w:hAnsi="Arial" w:cs="Arial"/>
-          <w:b/>
-          <w:bCs/>
-          <w:color w:val="auto"/>
-          <w:sz w:val="22"/>
-          <w:szCs w:val="22"/>
-          <w:lang w:val="es-ES"/>
-        </w:rPr>
-        <w:t>Validación cultural</w:t>
-      </w:r>
-    </w:p>
-    <w:p>
-      <w:pPr>
-        <w:numPr>
-          <w:ilvl w:val="0"/>
-          <w:numId w:val="11"/>
-        </w:numPr>
-        <w:jc w:val="both"/>
-        <w:rPr>
-          <w:rFonts w:ascii="Arial" w:hAnsi="Arial" w:cs="Arial"/>
-          <w:sz w:val="22"/>
-          <w:szCs w:val="22"/>
-          <w:lang w:val="es-ES"/>
-        </w:rPr>
-      </w:pPr>
-      <w:r>
-        <w:rPr>
-          <w:rFonts w:ascii="Arial" w:hAnsi="Arial" w:cs="Arial"/>
-          <w:b/>
-          <w:bCs/>
-          <w:sz w:val="22"/>
-          <w:szCs w:val="22"/>
-          <w:lang w:val="es-ES"/>
-        </w:rPr>
-        <w:t>Acción:</w:t>
-      </w:r>
-      <w:r>
-        <w:rPr>
-          <w:rFonts w:ascii="Arial" w:hAnsi="Arial" w:cs="Arial"/>
-          <w:sz w:val="22"/>
-          <w:szCs w:val="22"/>
-          <w:lang w:val="es-ES"/>
-        </w:rPr>
-        <w:t xml:space="preserve"> </w:t>
-      </w:r>
-      <w:r>
-        <w:rPr>
-          <w:rFonts w:ascii="Arial" w:hAnsi="Arial" w:cs="Arial"/>
-          <w:sz w:val="22"/>
-          <w:szCs w:val="22"/>
-          <w:lang w:val="es-ES"/>
-        </w:rPr>
-        <w:t>Entrevistar</w:t>
-      </w:r>
-      <w:r>
-        <w:rPr>
-          <w:rFonts w:ascii="Arial" w:hAnsi="Arial" w:cs="Arial"/>
-          <w:sz w:val="22"/>
-          <w:szCs w:val="22"/>
-          <w:lang w:val="es-ES"/>
-        </w:rPr>
-        <w:t xml:space="preserve"> </w:t>
-      </w:r>
-      <w:r>
-        <w:rPr>
-          <w:rFonts w:ascii="Arial" w:hAnsi="Arial" w:cs="Arial"/>
-          <w:sz w:val="22"/>
-          <w:szCs w:val="22"/>
-          <w:lang w:val="es-ES"/>
-        </w:rPr>
-        <w:t xml:space="preserve">a personas </w:t>
-      </w:r>
-      <w:r>
-        <w:rPr>
-          <w:rFonts w:ascii="Arial" w:hAnsi="Arial" w:cs="Arial"/>
-          <w:sz w:val="22"/>
-          <w:szCs w:val="22"/>
-          <w:lang w:val="es-ES"/>
-        </w:rPr>
-        <w:t xml:space="preserve">que habiten en </w:t>
-      </w:r>
-      <w:r>
-        <w:rPr>
-          <w:rFonts w:ascii="Arial" w:hAnsi="Arial" w:cs="Arial"/>
-          <w:sz w:val="22"/>
-          <w:szCs w:val="22"/>
-          <w:lang w:val="es-ES"/>
-        </w:rPr>
-        <w:t xml:space="preserve">distintos </w:t>
-      </w:r>
-      <w:r>
-        <w:rPr>
-          <w:rFonts w:ascii="Arial" w:hAnsi="Arial" w:cs="Arial"/>
-          <w:sz w:val="22"/>
-          <w:szCs w:val="22"/>
-          <w:lang w:val="es-ES"/>
-        </w:rPr>
-        <w:t>sectore</w:t>
-      </w:r>
-      <w:r>
-        <w:rPr>
-          <w:rFonts w:ascii="Arial" w:hAnsi="Arial" w:cs="Arial"/>
-          <w:sz w:val="22"/>
-          <w:szCs w:val="22"/>
-          <w:lang w:val="es-ES"/>
-        </w:rPr>
-        <w:t xml:space="preserve">s y que representen </w:t>
-      </w:r>
-      <w:r>
-        <w:rPr>
-          <w:rFonts w:ascii="Arial" w:hAnsi="Arial" w:cs="Arial"/>
-          <w:sz w:val="22"/>
-          <w:szCs w:val="22"/>
-          <w:lang w:val="es-ES"/>
-        </w:rPr>
-        <w:t>diversas</w:t>
-      </w:r>
-      <w:r>
-        <w:rPr>
-          <w:rFonts w:ascii="Arial" w:hAnsi="Arial" w:cs="Arial"/>
-          <w:sz w:val="22"/>
-          <w:szCs w:val="22"/>
-          <w:lang w:val="es-ES"/>
-        </w:rPr>
-        <w:t xml:space="preserve"> funciones económicas</w:t>
-      </w:r>
-      <w:r>
-        <w:rPr>
-          <w:rFonts w:ascii="Arial" w:hAnsi="Arial" w:cs="Arial"/>
-          <w:sz w:val="22"/>
-          <w:szCs w:val="22"/>
-          <w:lang w:val="es-ES"/>
-        </w:rPr>
-        <w:t xml:space="preserve"> o profesionales</w:t>
-      </w:r>
-      <w:r>
-        <w:rPr>
-          <w:rFonts w:ascii="Arial" w:hAnsi="Arial" w:cs="Arial"/>
-          <w:sz w:val="22"/>
-          <w:szCs w:val="22"/>
-          <w:lang w:val="es-ES"/>
-        </w:rPr>
-        <w:t xml:space="preserve">, </w:t>
-      </w:r>
-      <w:r>
-        <w:rPr>
-          <w:rFonts w:ascii="Arial" w:hAnsi="Arial" w:cs="Arial"/>
-          <w:sz w:val="22"/>
-          <w:szCs w:val="22"/>
-          <w:lang w:val="es-ES"/>
-        </w:rPr>
-        <w:t>que pertenezcan</w:t>
-      </w:r>
-      <w:r>
-        <w:rPr>
-          <w:rFonts w:ascii="Arial" w:hAnsi="Arial" w:cs="Arial"/>
-          <w:sz w:val="22"/>
-          <w:szCs w:val="22"/>
-          <w:lang w:val="es-ES"/>
-        </w:rPr>
-        <w:t xml:space="preserve"> a</w:t>
-      </w:r>
-      <w:r>
-        <w:rPr>
-          <w:rFonts w:ascii="Arial" w:hAnsi="Arial" w:cs="Arial"/>
-          <w:sz w:val="22"/>
-          <w:szCs w:val="22"/>
-          <w:lang w:val="es-ES"/>
-        </w:rPr>
-        <w:t xml:space="preserve"> </w:t>
-      </w:r>
-      <w:r>
-        <w:rPr>
-          <w:rFonts w:ascii="Arial" w:hAnsi="Arial" w:cs="Arial"/>
-          <w:sz w:val="22"/>
-          <w:szCs w:val="22"/>
-          <w:lang w:val="es-ES"/>
-        </w:rPr>
-        <w:t xml:space="preserve">diferentes </w:t>
-      </w:r>
-      <w:r>
-        <w:rPr>
-          <w:rFonts w:ascii="Arial" w:hAnsi="Arial" w:cs="Arial"/>
-          <w:sz w:val="22"/>
-          <w:szCs w:val="22"/>
-          <w:lang w:val="es-ES"/>
-        </w:rPr>
-        <w:t>grupos de edad</w:t>
-      </w:r>
-      <w:r>
-        <w:rPr>
-          <w:rFonts w:ascii="Arial" w:hAnsi="Arial" w:cs="Arial"/>
-          <w:sz w:val="22"/>
-          <w:szCs w:val="22"/>
-          <w:lang w:val="es-ES"/>
-        </w:rPr>
-        <w:t xml:space="preserve"> </w:t>
-      </w:r>
-      <w:r>
-        <w:rPr>
-          <w:rFonts w:ascii="Arial" w:hAnsi="Arial" w:cs="Arial"/>
-          <w:sz w:val="22"/>
-          <w:szCs w:val="22"/>
-          <w:lang w:val="es-ES"/>
-        </w:rPr>
-        <w:t>tanto hombres como mujeres</w:t>
-      </w:r>
-      <w:r>
-        <w:rPr>
-          <w:rFonts w:ascii="Arial" w:hAnsi="Arial" w:cs="Arial"/>
-          <w:sz w:val="22"/>
-          <w:szCs w:val="22"/>
-          <w:lang w:val="es-ES"/>
-        </w:rPr>
-        <w:t>.</w:t>
-      </w:r>
-    </w:p>
-    <w:p>
-      <w:pPr>
-        <w:numPr>
-          <w:ilvl w:val="0"/>
-          <w:numId w:val="11"/>
-        </w:numPr>
-        <w:jc w:val="both"/>
-        <w:rPr>
-          <w:rFonts w:ascii="Arial" w:hAnsi="Arial" w:cs="Arial"/>
-          <w:sz w:val="22"/>
-          <w:szCs w:val="22"/>
-          <w:lang w:val="es-ES"/>
-        </w:rPr>
-      </w:pPr>
-      <w:r>
-        <w:rPr>
-          <w:rFonts w:ascii="Arial" w:hAnsi="Arial" w:cs="Arial"/>
-          <w:b/>
-          <w:bCs/>
-          <w:sz w:val="22"/>
-          <w:szCs w:val="22"/>
-          <w:lang w:val="es-ES"/>
-        </w:rPr>
-        <w:t>Estrategia de campo</w:t>
-      </w:r>
-      <w:r>
-        <w:rPr>
-          <w:rFonts w:ascii="Arial" w:hAnsi="Arial" w:cs="Arial"/>
-          <w:b/>
-          <w:bCs/>
-          <w:sz w:val="22"/>
-          <w:szCs w:val="22"/>
-          <w:lang w:val="es-ES"/>
-        </w:rPr>
-        <w:t>:</w:t>
-      </w:r>
-      <w:r>
-        <w:rPr>
-          <w:rFonts w:ascii="Arial" w:hAnsi="Arial" w:cs="Arial"/>
-          <w:b/>
-          <w:bCs/>
-          <w:sz w:val="22"/>
-          <w:szCs w:val="22"/>
-          <w:lang w:val="es-ES"/>
-        </w:rPr>
-        <w:t xml:space="preserve"> </w:t>
-      </w:r>
-      <w:r>
-        <w:rPr>
-          <w:rFonts w:ascii="Arial" w:hAnsi="Arial" w:cs="Arial"/>
-          <w:sz w:val="22"/>
-          <w:szCs w:val="22"/>
-          <w:lang w:val="es-ES"/>
-        </w:rPr>
-        <w:t xml:space="preserve">Anticipar conflictos con el objetivo </w:t>
-      </w:r>
-      <w:r>
-        <w:rPr>
-          <w:rFonts w:ascii="Arial" w:hAnsi="Arial" w:cs="Arial"/>
-          <w:sz w:val="22"/>
-          <w:szCs w:val="22"/>
-          <w:lang w:val="es-ES"/>
-        </w:rPr>
-        <w:t>de e</w:t>
-      </w:r>
-      <w:r>
-        <w:rPr>
-          <w:rFonts w:ascii="Arial" w:hAnsi="Arial" w:cs="Arial"/>
-          <w:sz w:val="22"/>
-          <w:szCs w:val="22"/>
-          <w:lang w:val="es-ES"/>
-        </w:rPr>
-        <w:t>vita</w:t>
-      </w:r>
-      <w:r>
-        <w:rPr>
-          <w:rFonts w:ascii="Arial" w:hAnsi="Arial" w:cs="Arial"/>
-          <w:sz w:val="22"/>
-          <w:szCs w:val="22"/>
-          <w:lang w:val="es-ES"/>
-        </w:rPr>
-        <w:t>r</w:t>
-      </w:r>
-      <w:r>
-        <w:rPr>
-          <w:rFonts w:ascii="Arial" w:hAnsi="Arial" w:cs="Arial"/>
-          <w:sz w:val="22"/>
-          <w:szCs w:val="22"/>
-          <w:lang w:val="es-ES"/>
-        </w:rPr>
-        <w:t xml:space="preserve"> que el proyecto </w:t>
-      </w:r>
-      <w:r>
-        <w:rPr>
-          <w:rFonts w:ascii="Arial" w:hAnsi="Arial" w:cs="Arial"/>
-          <w:sz w:val="22"/>
-          <w:szCs w:val="22"/>
-          <w:lang w:val="es-ES"/>
-        </w:rPr>
-        <w:t xml:space="preserve">o la iniciativa </w:t>
-      </w:r>
-      <w:r>
-        <w:rPr>
-          <w:rFonts w:ascii="Arial" w:hAnsi="Arial" w:cs="Arial"/>
-          <w:sz w:val="22"/>
-          <w:szCs w:val="22"/>
-          <w:lang w:val="es-ES"/>
-        </w:rPr>
-        <w:t>sea bloqueado por un malentendido cultural (ej. proponer reuniones en días sagrados o usar terminología de salud que choque con creencias espirituales).</w:t>
-      </w:r>
-      <w:r>
-        <w:rPr>
-          <w:rFonts w:ascii="Arial" w:hAnsi="Arial" w:cs="Arial"/>
-          <w:sz w:val="22"/>
-          <w:szCs w:val="22"/>
-          <w:lang w:val="es-ES"/>
-        </w:rPr>
-        <w:t xml:space="preserve"> La validación cultural es especialmente </w:t>
-      </w:r>
-      <w:r>
-        <w:rPr>
-          <w:rFonts w:ascii="Arial" w:hAnsi="Arial" w:cs="Arial"/>
-          <w:sz w:val="22"/>
-          <w:szCs w:val="22"/>
-          <w:lang w:val="es-ES"/>
-        </w:rPr>
-        <w:t>útil</w:t>
-      </w:r>
-      <w:r>
-        <w:rPr>
-          <w:rFonts w:ascii="Arial" w:hAnsi="Arial" w:cs="Arial"/>
-          <w:sz w:val="22"/>
-          <w:szCs w:val="22"/>
-          <w:lang w:val="es-ES"/>
-        </w:rPr>
-        <w:t xml:space="preserve"> en comunidades indígenas y en proyectos relacionados con SSR</w:t>
-      </w:r>
-      <w:r>
-        <w:rPr>
-          <w:rFonts w:ascii="Arial" w:hAnsi="Arial" w:cs="Arial"/>
-          <w:sz w:val="22"/>
-          <w:szCs w:val="22"/>
-          <w:lang w:val="es-ES"/>
-        </w:rPr>
-        <w:t>.</w:t>
-      </w:r>
-    </w:p>
-    <w:p>
-      <w:pPr>
-        <w:pStyle w:val="Ttulo2"/>
-        <w:rPr>
-          <w:rFonts w:ascii="Arial" w:hAnsi="Arial" w:cs="Arial"/>
-          <w:b/>
-          <w:bCs/>
-          <w:color w:val="auto"/>
-          <w:sz w:val="22"/>
-          <w:szCs w:val="22"/>
-          <w:lang w:val="es-ES"/>
-        </w:rPr>
-      </w:pPr>
-      <w:r>
-        <w:rPr>
-          <w:rFonts w:ascii="Arial" w:hAnsi="Arial" w:cs="Arial"/>
-          <w:b/>
-          <w:bCs/>
-          <w:color w:val="auto"/>
-          <w:sz w:val="22"/>
-          <w:szCs w:val="22"/>
-          <w:lang w:val="es-ES"/>
-        </w:rPr>
-        <w:t xml:space="preserve">10. </w:t>
-      </w:r>
-      <w:r>
-        <w:rPr>
-          <w:rFonts w:ascii="Arial" w:hAnsi="Arial" w:cs="Arial"/>
-          <w:b/>
-          <w:bCs/>
-          <w:color w:val="auto"/>
-          <w:sz w:val="22"/>
-          <w:szCs w:val="22"/>
-          <w:lang w:val="es-ES"/>
-        </w:rPr>
-        <w:t>Protocolo de pausa o salida responsable de la comunidad</w:t>
-      </w:r>
-    </w:p>
-    <w:p>
-      <w:pPr>
-        <w:jc w:val="both"/>
-        <w:rPr>
-          <w:rFonts w:ascii="Arial" w:hAnsi="Arial" w:cs="Arial"/>
-          <w:sz w:val="22"/>
-          <w:szCs w:val="22"/>
-          <w:lang w:val="es-ES"/>
-        </w:rPr>
-      </w:pPr>
-      <w:r>
-        <w:rPr>
-          <w:rFonts w:ascii="Arial" w:hAnsi="Arial" w:cs="Arial"/>
-          <w:b/>
-          <w:bCs/>
-          <w:sz w:val="22"/>
-          <w:szCs w:val="22"/>
-          <w:lang w:val="es-ES"/>
-        </w:rPr>
-        <w:t>Acción:</w:t>
-      </w:r>
-      <w:r>
-        <w:rPr>
-          <w:rFonts w:ascii="Arial" w:hAnsi="Arial" w:cs="Arial"/>
-          <w:sz w:val="22"/>
-          <w:szCs w:val="22"/>
-          <w:lang w:val="es-ES"/>
-        </w:rPr>
-        <w:t xml:space="preserve"> La filial debe establecer, antes de iniciar el trabajo en terreno, cuáles son los umbrales mínimos de viabilidad operativa. Si estos umbrales no se cumplen de forma sostenida durante la implementación, debe evaluarse formalmente si corresponde pausar, redirigir o cerrar el trabajo en esa comunidad.</w:t>
-      </w:r>
-    </w:p>
-    <w:p>
-      <w:pPr>
-        <w:jc w:val="both"/>
-        <w:rPr>
-          <w:rFonts w:ascii="Arial" w:hAnsi="Arial" w:cs="Arial"/>
-          <w:sz w:val="22"/>
-          <w:szCs w:val="22"/>
-          <w:lang w:val="es-ES"/>
-        </w:rPr>
-      </w:pPr>
-      <w:r>
-        <w:rPr>
-          <w:rFonts w:ascii="Arial" w:hAnsi="Arial" w:cs="Arial"/>
-          <w:b/>
-          <w:bCs/>
-          <w:sz w:val="22"/>
-          <w:szCs w:val="22"/>
-          <w:lang w:val="es-ES"/>
-        </w:rPr>
-        <w:t>Criterios para activar la evaluación:</w:t>
-      </w:r>
-    </w:p>
-    <w:p>
-      <w:pPr>
-        <w:numPr>
-          <w:ilvl w:val="0"/>
-          <w:numId w:val="37"/>
-        </w:numPr>
-        <w:jc w:val="both"/>
-        <w:rPr>
-          <w:rFonts w:ascii="Arial" w:hAnsi="Arial" w:cs="Arial"/>
-          <w:sz w:val="22"/>
-          <w:szCs w:val="22"/>
-          <w:lang w:val="es-ES"/>
-        </w:rPr>
-      </w:pPr>
-      <w:r>
-        <w:rPr>
-          <w:rFonts w:ascii="Arial" w:hAnsi="Arial" w:cs="Arial"/>
-          <w:sz w:val="22"/>
-          <w:szCs w:val="22"/>
-          <w:lang w:val="es-ES"/>
-        </w:rPr>
-        <w:t>La participación cae consistentemente por debajo del umbral mínimo acordado en la Fase 2 en dos o más actividades consecutivas, sin que las estrategias alternativas de convocatoria hayan producido mejora.</w:t>
-      </w:r>
-    </w:p>
-    <w:p>
-      <w:pPr>
-        <w:numPr>
-          <w:ilvl w:val="0"/>
-          <w:numId w:val="37"/>
-        </w:numPr>
-        <w:jc w:val="both"/>
-        <w:rPr>
-          <w:rFonts w:ascii="Arial" w:hAnsi="Arial" w:cs="Arial"/>
-          <w:sz w:val="22"/>
-          <w:szCs w:val="22"/>
-          <w:lang w:val="es-ES"/>
-        </w:rPr>
-      </w:pPr>
-      <w:r>
-        <w:rPr>
-          <w:rFonts w:ascii="Arial" w:hAnsi="Arial" w:cs="Arial"/>
-          <w:sz w:val="22"/>
-          <w:szCs w:val="22"/>
-          <w:lang w:val="es-ES"/>
-        </w:rPr>
-        <w:t>El liderazgo comunitario retira su aval o adopta una postura de obstrucción activa hacia el proyecto.</w:t>
-      </w:r>
-    </w:p>
-    <w:p>
-      <w:pPr>
-        <w:numPr>
-          <w:ilvl w:val="0"/>
-          <w:numId w:val="37"/>
-        </w:numPr>
-        <w:jc w:val="both"/>
-        <w:rPr>
-          <w:rFonts w:ascii="Arial" w:hAnsi="Arial" w:cs="Arial"/>
-          <w:sz w:val="22"/>
-          <w:szCs w:val="22"/>
-          <w:lang w:val="es-ES"/>
-        </w:rPr>
-      </w:pPr>
-      <w:r>
-        <w:rPr>
-          <w:rFonts w:ascii="Arial" w:hAnsi="Arial" w:cs="Arial"/>
-          <w:sz w:val="22"/>
-          <w:szCs w:val="22"/>
-          <w:lang w:val="es-ES"/>
-        </w:rPr>
-        <w:t>Emergen condiciones de seguridad que comprometen la integridad del equipo o de los participantes.</w:t>
-      </w:r>
-    </w:p>
-    <w:p>
-      <w:pPr>
-        <w:numPr>
-          <w:ilvl w:val="0"/>
-          <w:numId w:val="37"/>
-        </w:numPr>
-        <w:jc w:val="both"/>
-        <w:rPr>
-          <w:rFonts w:ascii="Arial" w:hAnsi="Arial" w:cs="Arial"/>
-          <w:sz w:val="22"/>
-          <w:szCs w:val="22"/>
-          <w:lang w:val="es-ES"/>
-        </w:rPr>
-      </w:pPr>
-      <w:r>
-        <w:rPr>
-          <w:rFonts w:ascii="Arial" w:hAnsi="Arial" w:cs="Arial"/>
-          <w:sz w:val="22"/>
-          <w:szCs w:val="22"/>
-          <w:lang w:val="es-ES"/>
-        </w:rPr>
-        <w:t>La comunidad manifiesta de forma explícita su desinterés o rechazo hacia el proyecto.</w:t>
-      </w:r>
-    </w:p>
-    <w:p>
-      <w:pPr>
-        <w:numPr>
-          <w:ilvl w:val="0"/>
-          <w:numId w:val="37"/>
-        </w:numPr>
-        <w:jc w:val="both"/>
-        <w:rPr>
-          <w:rFonts w:ascii="Arial" w:hAnsi="Arial" w:cs="Arial"/>
-          <w:sz w:val="22"/>
-          <w:szCs w:val="22"/>
-          <w:lang w:val="es-ES"/>
-        </w:rPr>
-      </w:pPr>
-      <w:r>
-        <w:rPr>
-          <w:rFonts w:ascii="Arial" w:hAnsi="Arial" w:cs="Arial"/>
-          <w:sz w:val="22"/>
-          <w:szCs w:val="22"/>
-          <w:lang w:val="es-ES"/>
-        </w:rPr>
-        <w:t>Se identifican conflictos internos tan profundos que hacen inviable un trabajo neutral por parte de la filial.</w:t>
-      </w:r>
-    </w:p>
-    <w:p>
-      <w:pPr>
-        <w:jc w:val="both"/>
-        <w:rPr>
-          <w:rFonts w:ascii="Arial" w:hAnsi="Arial" w:cs="Arial"/>
-          <w:sz w:val="22"/>
-          <w:szCs w:val="22"/>
-          <w:lang w:val="es-ES"/>
-        </w:rPr>
-      </w:pPr>
-      <w:r>
-        <w:rPr>
-          <w:rFonts w:ascii="Arial" w:hAnsi="Arial" w:cs="Arial"/>
-          <w:b/>
-          <w:bCs/>
-          <w:sz w:val="22"/>
-          <w:szCs w:val="22"/>
-          <w:lang w:val="es-ES"/>
-        </w:rPr>
-        <w:lastRenderedPageBreak/>
-        <w:t>Opciones de respuesta:</w:t>
-      </w:r>
-    </w:p>
-    <w:p>
-      <w:pPr>
-        <w:numPr>
-          <w:ilvl w:val="0"/>
-          <w:numId w:val="38"/>
-        </w:numPr>
-        <w:jc w:val="both"/>
-        <w:rPr>
-          <w:rFonts w:ascii="Arial" w:hAnsi="Arial" w:cs="Arial"/>
-          <w:sz w:val="22"/>
-          <w:szCs w:val="22"/>
-          <w:lang w:val="es-ES"/>
-        </w:rPr>
-      </w:pPr>
-      <w:r>
-        <w:rPr>
-          <w:rFonts w:ascii="Arial" w:hAnsi="Arial" w:cs="Arial"/>
-          <w:b/>
-          <w:bCs/>
-          <w:sz w:val="22"/>
-          <w:szCs w:val="22"/>
-          <w:lang w:val="es-ES"/>
-        </w:rPr>
-        <w:t>Pausa temporal:</w:t>
-      </w:r>
-      <w:r>
-        <w:rPr>
-          <w:rFonts w:ascii="Arial" w:hAnsi="Arial" w:cs="Arial"/>
-          <w:sz w:val="22"/>
-          <w:szCs w:val="22"/>
-          <w:lang w:val="es-ES"/>
-        </w:rPr>
-        <w:t xml:space="preserve"> Si el problema es coyuntural —contexto político adverso, período de alta actividad comunitaria, conflicto transitorio— suspender las actividades por un período definido y establecer una fecha de reevaluación.</w:t>
-      </w:r>
-    </w:p>
-    <w:p>
-      <w:pPr>
-        <w:numPr>
-          <w:ilvl w:val="0"/>
-          <w:numId w:val="38"/>
-        </w:numPr>
-        <w:jc w:val="both"/>
-        <w:rPr>
-          <w:rFonts w:ascii="Arial" w:hAnsi="Arial" w:cs="Arial"/>
-          <w:sz w:val="22"/>
-          <w:szCs w:val="22"/>
-          <w:lang w:val="es-ES"/>
-        </w:rPr>
-      </w:pPr>
-      <w:r>
-        <w:rPr>
-          <w:rFonts w:ascii="Arial" w:hAnsi="Arial" w:cs="Arial"/>
-          <w:b/>
-          <w:bCs/>
-          <w:sz w:val="22"/>
-          <w:szCs w:val="22"/>
-          <w:lang w:val="es-ES"/>
-        </w:rPr>
-        <w:t>Redirección:</w:t>
-      </w:r>
-      <w:r>
-        <w:rPr>
-          <w:rFonts w:ascii="Arial" w:hAnsi="Arial" w:cs="Arial"/>
-          <w:sz w:val="22"/>
-          <w:szCs w:val="22"/>
-          <w:lang w:val="es-ES"/>
-        </w:rPr>
-        <w:t xml:space="preserve"> Si el problema es de pertinencia, explorar si la intervención puede reorientarse dentro del mandato de la filial hacia lo que la comunidad efectivamente necesita.</w:t>
-      </w:r>
-    </w:p>
-    <w:p>
-      <w:pPr>
-        <w:numPr>
-          <w:ilvl w:val="0"/>
-          <w:numId w:val="38"/>
-        </w:numPr>
-        <w:jc w:val="both"/>
-        <w:rPr>
-          <w:rFonts w:ascii="Arial" w:hAnsi="Arial" w:cs="Arial"/>
-          <w:sz w:val="22"/>
-          <w:szCs w:val="22"/>
-          <w:lang w:val="es-ES"/>
-        </w:rPr>
-      </w:pPr>
-      <w:r>
-        <w:rPr>
-          <w:rFonts w:ascii="Arial" w:hAnsi="Arial" w:cs="Arial"/>
-          <w:b/>
-          <w:bCs/>
-          <w:sz w:val="22"/>
-          <w:szCs w:val="22"/>
-          <w:lang w:val="es-ES"/>
-        </w:rPr>
-        <w:t>Cierre responsable:</w:t>
-      </w:r>
-      <w:r>
-        <w:rPr>
-          <w:rFonts w:ascii="Arial" w:hAnsi="Arial" w:cs="Arial"/>
-          <w:sz w:val="22"/>
-          <w:szCs w:val="22"/>
-          <w:lang w:val="es-ES"/>
-        </w:rPr>
-        <w:t xml:space="preserve"> Si las condiciones no permiten continuar, cerrar el trabajo de forma ordenada: informar al liderazgo, documentar los avances alcanzados, sistematizar las lecciones aprendidas y registrar los contactos establecidos para facilitar una futura reactivación.</w:t>
-      </w:r>
-    </w:p>
-    <w:p>
-      <w:pPr>
-        <w:jc w:val="both"/>
-        <w:rPr>
-          <w:rFonts w:ascii="Arial" w:hAnsi="Arial" w:cs="Arial"/>
-          <w:sz w:val="22"/>
-          <w:szCs w:val="22"/>
-          <w:lang w:val="es-ES"/>
-        </w:rPr>
-      </w:pPr>
-      <w:r>
-        <w:rPr>
-          <w:rFonts w:ascii="Arial" w:hAnsi="Arial" w:cs="Arial"/>
-          <w:b/>
-          <w:bCs/>
-          <w:sz w:val="22"/>
-          <w:szCs w:val="22"/>
-          <w:lang w:val="es-ES"/>
-        </w:rPr>
-        <w:t>Punto crítico:</w:t>
-      </w:r>
-      <w:r>
-        <w:rPr>
-          <w:rFonts w:ascii="Arial" w:hAnsi="Arial" w:cs="Arial"/>
-          <w:sz w:val="22"/>
-          <w:szCs w:val="22"/>
-          <w:lang w:val="es-ES"/>
-        </w:rPr>
-        <w:t xml:space="preserve"> Salir de una comunidad sin un protocolo de cierre puede dañar la reputación de la CRV y dificultar el acceso futuro. Una salida responsable mantiene el vínculo institucional y deja abierta la posibilidad de retomar el trabajo cuando las condiciones mejoren.</w:t>
-      </w:r>
-    </w:p>
-    <w:p>
-      <w:pPr>
-        <w:pStyle w:val="Ttulo2"/>
-        <w:rPr>
-          <w:rFonts w:ascii="Arial" w:hAnsi="Arial" w:cs="Arial"/>
-          <w:color w:val="auto"/>
-          <w:sz w:val="22"/>
-          <w:szCs w:val="22"/>
-          <w:lang w:val="es-ES"/>
-        </w:rPr>
-      </w:pPr>
-      <w:r>
-        <w:rPr>
-          <w:rFonts w:ascii="Arial" w:hAnsi="Arial" w:cs="Arial"/>
-          <w:b/>
-          <w:bCs/>
-          <w:color w:val="auto"/>
-          <w:sz w:val="22"/>
-          <w:szCs w:val="22"/>
-          <w:lang w:val="es-ES"/>
-        </w:rPr>
-        <w:t>11</w:t>
-      </w:r>
-      <w:r>
-        <w:rPr>
-          <w:rFonts w:ascii="Arial" w:hAnsi="Arial" w:cs="Arial"/>
-          <w:b/>
-          <w:bCs/>
-          <w:color w:val="auto"/>
-          <w:sz w:val="22"/>
-          <w:szCs w:val="22"/>
-          <w:lang w:val="es-ES"/>
-        </w:rPr>
-        <w:t xml:space="preserve">. </w:t>
-      </w:r>
-      <w:r>
-        <w:rPr>
-          <w:rFonts w:ascii="Arial" w:hAnsi="Arial" w:cs="Arial"/>
-          <w:b/>
-          <w:bCs/>
-          <w:color w:val="auto"/>
-          <w:sz w:val="22"/>
-          <w:szCs w:val="22"/>
-          <w:lang w:val="es-ES"/>
-        </w:rPr>
-        <w:t xml:space="preserve">Documentos de </w:t>
-      </w:r>
-      <w:r>
-        <w:rPr>
-          <w:rFonts w:ascii="Arial" w:hAnsi="Arial" w:cs="Arial"/>
-          <w:b/>
-          <w:bCs/>
-          <w:color w:val="auto"/>
-          <w:sz w:val="22"/>
-          <w:szCs w:val="22"/>
-          <w:lang w:val="es-ES"/>
-        </w:rPr>
-        <w:t>consulta para profundizar:</w:t>
-      </w:r>
-    </w:p>
-    <w:p>
-      <w:pPr>
-        <w:numPr>
-          <w:ilvl w:val="0"/>
-          <w:numId w:val="12"/>
-        </w:numPr>
-        <w:rPr>
-          <w:rFonts w:ascii="Arial" w:hAnsi="Arial" w:cs="Arial"/>
-          <w:sz w:val="22"/>
-          <w:szCs w:val="22"/>
-          <w:lang w:val="es-ES"/>
-        </w:rPr>
-      </w:pPr>
-      <w:r>
-        <w:rPr>
-          <w:rFonts w:ascii="Arial" w:hAnsi="Arial" w:cs="Arial"/>
-          <w:b/>
-          <w:bCs/>
-          <w:sz w:val="22"/>
-          <w:szCs w:val="22"/>
-          <w:lang w:val="es-ES"/>
-        </w:rPr>
-        <w:t>11 HOJA V:</w:t>
-      </w:r>
-      <w:r>
-        <w:rPr>
-          <w:rFonts w:ascii="Arial" w:hAnsi="Arial" w:cs="Arial"/>
-          <w:sz w:val="22"/>
-          <w:szCs w:val="22"/>
-          <w:lang w:val="es-ES"/>
-        </w:rPr>
-        <w:t xml:space="preserve"> Estrategias de muestreo para asegurar representatividad.</w:t>
-      </w:r>
-    </w:p>
-    <w:p>
-      <w:pPr>
-        <w:numPr>
-          <w:ilvl w:val="0"/>
-          <w:numId w:val="12"/>
-        </w:numPr>
-        <w:jc w:val="both"/>
-        <w:rPr>
-          <w:rFonts w:ascii="Arial" w:hAnsi="Arial" w:cs="Arial"/>
-          <w:sz w:val="22"/>
-          <w:szCs w:val="22"/>
-          <w:lang w:val="es-ES"/>
-        </w:rPr>
-      </w:pPr>
-      <w:r>
-        <w:rPr>
-          <w:rFonts w:ascii="Arial" w:hAnsi="Arial" w:cs="Arial"/>
-          <w:b/>
-          <w:bCs/>
-          <w:sz w:val="22"/>
-          <w:szCs w:val="22"/>
-          <w:lang w:val="es-ES"/>
-        </w:rPr>
-        <w:t>16 HOJA AA:</w:t>
-      </w:r>
-      <w:r>
-        <w:rPr>
-          <w:rFonts w:ascii="Arial" w:hAnsi="Arial" w:cs="Arial"/>
-          <w:sz w:val="22"/>
-          <w:szCs w:val="22"/>
-          <w:lang w:val="es-ES"/>
-        </w:rPr>
-        <w:t xml:space="preserve"> Protocolos para migrantes y violencia de género.</w:t>
-      </w:r>
-    </w:p>
-    <w:p>
-      <w:pPr>
-        <w:numPr>
-          <w:ilvl w:val="0"/>
-          <w:numId w:val="12"/>
-        </w:numPr>
-        <w:jc w:val="both"/>
-        <w:rPr>
-          <w:rFonts w:ascii="Arial" w:hAnsi="Arial" w:cs="Arial"/>
-          <w:sz w:val="22"/>
-          <w:szCs w:val="22"/>
-          <w:lang w:val="es-ES"/>
-        </w:rPr>
-      </w:pPr>
-      <w:r>
-        <w:rPr>
-          <w:rFonts w:ascii="Arial" w:hAnsi="Arial" w:cs="Arial"/>
-          <w:b/>
-          <w:bCs/>
-          <w:sz w:val="22"/>
-          <w:szCs w:val="22"/>
-          <w:lang w:val="es-ES"/>
-        </w:rPr>
-        <w:t>10 HOJA U:</w:t>
-      </w:r>
-      <w:r>
-        <w:rPr>
-          <w:rFonts w:ascii="Arial" w:hAnsi="Arial" w:cs="Arial"/>
-          <w:sz w:val="22"/>
-          <w:szCs w:val="22"/>
-          <w:lang w:val="es-ES"/>
-        </w:rPr>
-        <w:t xml:space="preserve"> Mapeo físico de zonas de exclusión/riesgo.</w:t>
-      </w:r>
-    </w:p>
-    <w:p>
-      <w:pPr>
-        <w:numPr>
-          <w:ilvl w:val="0"/>
-          <w:numId w:val="12"/>
-        </w:numPr>
-        <w:jc w:val="both"/>
-        <w:rPr>
-          <w:rFonts w:ascii="Arial" w:hAnsi="Arial" w:cs="Arial"/>
-          <w:b/>
-          <w:bCs/>
-          <w:sz w:val="22"/>
-          <w:szCs w:val="22"/>
-          <w:lang w:val="es-ES"/>
-        </w:rPr>
-      </w:pPr>
-      <w:r>
-        <w:rPr>
-          <w:rFonts w:ascii="Arial" w:hAnsi="Arial" w:cs="Arial"/>
-          <w:b/>
-          <w:bCs/>
-          <w:sz w:val="22"/>
-          <w:szCs w:val="22"/>
-          <w:lang w:val="es-ES"/>
-        </w:rPr>
-        <w:t>08 HOJA S &amp; 09 HOJA T:</w:t>
-      </w:r>
-      <w:r>
-        <w:rPr>
-          <w:rFonts w:ascii="Arial" w:hAnsi="Arial" w:cs="Arial"/>
-          <w:sz w:val="22"/>
-          <w:szCs w:val="22"/>
-          <w:lang w:val="es-ES"/>
-        </w:rPr>
-        <w:t xml:space="preserve"> Selección de herramientas para amenazas.</w:t>
-      </w:r>
-    </w:p>
-    <w:p>
-      <w:pPr>
-        <w:numPr>
-          <w:ilvl w:val="0"/>
-          <w:numId w:val="12"/>
-        </w:numPr>
-        <w:jc w:val="both"/>
-        <w:rPr>
-          <w:rFonts w:ascii="Arial" w:hAnsi="Arial" w:cs="Arial"/>
-          <w:b/>
-          <w:bCs/>
-          <w:sz w:val="22"/>
-          <w:szCs w:val="22"/>
-          <w:lang w:val="es-ES"/>
-        </w:rPr>
-      </w:pPr>
-      <w:r>
-        <w:rPr>
-          <w:rFonts w:ascii="Arial" w:hAnsi="Arial" w:cs="Arial"/>
-          <w:b/>
-          <w:bCs/>
-          <w:sz w:val="22"/>
-          <w:szCs w:val="22"/>
-        </w:rPr>
-        <w:t xml:space="preserve">15 HOJA Z: </w:t>
-      </w:r>
-      <w:r>
-        <w:rPr>
-          <w:rFonts w:ascii="Arial" w:hAnsi="Arial" w:cs="Arial"/>
-          <w:sz w:val="22"/>
-          <w:szCs w:val="22"/>
-        </w:rPr>
-        <w:t>Crear indicadores medibles con la comunidad.</w:t>
+        <w:t>Sociograma de Redes de Influencia.</w:t>
       </w:r>
     </w:p>
     <w:p>
